--- a/docs/report/NakhonSawanFlood_รายงานฉบับละเอียด.docx
+++ b/docs/report/NakhonSawanFlood_รายงานฉบับละเอียด.docx
@@ -104,7 +104,7 @@
           <w:sz w:val="22"/>
           <w:szCs w:val="22"/>
         </w:rPr>
-        <w:t xml:space="preserve">ฉบับวันที่</w:t>
+        <w:t xml:space="preserve">ฉบับปรับปรุง</w:t>
       </w:r>
       <w:r>
         <w:rPr>
@@ -112,7 +112,7 @@
           <w:sz w:val="22"/>
           <w:szCs w:val="22"/>
         </w:rPr>
-        <w:t xml:space="preserve"> 28 กันยายน 2569</w:t>
+        <w:t xml:space="preserve"> 30 กันยายน 2569 (ฉบับแรก 28 กันยายน 2569)</w:t>
       </w:r>
     </w:p>
     <w:p>
@@ -160,7 +160,7 @@
           <w:sz w:val="22"/>
           <w:szCs w:val="22"/>
         </w:rPr>
-        <w:t xml:space="preserve"> hex-network v3 + น้ำหลากจาก 4 จังหวัดต้นน้ำ + recession สถานี + แบบจำลอง 2 มิติจุดวิกฤต</w:t>
+        <w:t xml:space="preserve"> hex-network v3 + น้ำหลากจาก 4 จังหวัดต้นน้ำ + recession สถานี + แบบจำลอง 2 มิติจุดวิกฤต + แอ่งท่าตะโกเทียบ Sentinel-1</w:t>
       </w:r>
     </w:p>
     <w:p>
@@ -250,7 +250,7 @@
         <w:rPr>
           <w:rFonts w:ascii="Prompt" w:cs="Prompt" w:eastAsia="Prompt" w:hAnsi="Prompt"/>
         </w:rPr>
-        <w:t xml:space="preserve">ระบบพัฒนาเป็น 4 ระยะ ได้แก่ (1) ระบบพื้นฐานวิเคราะห์น้ำฝนขัง (2) เพิ่มน้ำหลากจากกำแพงเพชร พิจิตร พิษณุโลก และเพชรบูรณ์ (3) แบบจำลอง v3 ที่มีการไหลจากที่สูงลงที่ต่ำหลายทิศ การล้นข้ามแอ่ง (fill-spill) โครงสร้างระบายน้ำ แบบจำลอง 2 มิติ และการสอบเทียบ และ (4) การวิเคราะห์ระยะเวลาท่วมที่ใช้อัตราน้ำลดจริงของสถานีวัดน้ำ</w:t>
+        <w:t xml:space="preserve">ระบบพัฒนาเป็น 5 ระยะ ได้แก่ (1) ระบบพื้นฐานวิเคราะห์น้ำฝนขัง (2) เพิ่มน้ำหลากจากกำแพงเพชร พิจิตร พิษณุโลก และเพชรบูรณ์ (3) แบบจำลอง v3 ที่มีการไหลจากที่สูงลงที่ต่ำหลายทิศ การล้นข้ามแอ่ง (fill-spill) โครงสร้างระบายน้ำ แบบจำลอง 2 มิติ และการสอบเทียบ (4) การวิเคราะห์ระยะเวลาท่วมที่ใช้อัตราน้ำลดจริงของสถานีวัดน้ำ และ (5) การตรวจสอบกับน้ำท่วมจริงจากภาพเรดาร์ Sentinel-1 และการจำลองเหตุการณ์ปี 2564 / 2565 / 2568 ในแอ่งท่าตะโก (หัวข้อ 12)</w:t>
       </w:r>
     </w:p>
     <w:p>
@@ -923,7 +923,7 @@
         <w:rPr>
           <w:rFonts w:ascii="Prompt" w:cs="Prompt" w:eastAsia="Prompt" w:hAnsi="Prompt"/>
         </w:rPr>
-        <w:t xml:space="preserve">70% ของพื้นที่คาดว่าน้ำลดภายใน 3 วัน · 22 ตร.กม. ต้องใช้ 3–7 วัน (ส่วนใหญ่ลาดยาว) · 2.8 ตร.กม. ขึ้นว่าเกิน 14 วัน ซึ่งน่าจะนานเกินจริง (ดูหัวข้อ 13)</w:t>
+        <w:t xml:space="preserve">70% ของพื้นที่คาดว่าน้ำลดภายใน 3 วัน · 22 ตร.กม. ต้องใช้ 3–7 วัน (ส่วนใหญ่ลาดยาว) · 2.8 ตร.กม. ขึ้นว่าเกิน 14 วัน ซึ่งน่าจะนานเกินจริง (ดูหัวข้อ 14)</w:t>
       </w:r>
     </w:p>
     <w:p>
@@ -947,13 +947,85 @@
           <w:b/>
           <w:bCs/>
         </w:rPr>
-        <w:t xml:space="preserve">ยังไม่ได้ตรวจสอบกับพื้นที่ท่วมจริง</w:t>
-      </w:r>
-      <w:r>
-        <w:rPr>
-          <w:rFonts w:ascii="Prompt" w:cs="Prompt" w:eastAsia="Prompt" w:hAnsi="Prompt"/>
-        </w:rPr>
-        <w:t xml:space="preserve"> จากดาวเทียมหรือภาคสนาม</w:t>
+        <w:t xml:space="preserve">โมเดล hex ทั้งจังหวัดยังไม่ได้เทียบกับพื้นที่ท่วมจริง</w:t>
+      </w:r>
+      <w:r>
+        <w:rPr>
+          <w:rFonts w:ascii="Prompt" w:cs="Prompt" w:eastAsia="Prompt" w:hAnsi="Prompt"/>
+        </w:rPr>
+        <w:t xml:space="preserve"> — ระบบเริ่มสะสมภาพ Sentinel-1 วันละ 2 รอบเพื่อใช้สอบเทียบ</w:t>
+      </w:r>
+    </w:p>
+    <w:p>
+      <w:pPr>
+        <w:pStyle w:val="ListParagraph"/>
+        <w:numPr>
+          <w:ilvl w:val="0"/>
+          <w:numId w:val="2"/>
+        </w:numPr>
+        <w:spacing w:after="60" w:line="290"/>
+      </w:pPr>
+      <w:r>
+        <w:rPr>
+          <w:rFonts w:ascii="Prompt" w:cs="Prompt" w:eastAsia="Prompt" w:hAnsi="Prompt"/>
+          <w:b/>
+          <w:bCs/>
+        </w:rPr>
+        <w:t xml:space="preserve">แอ่งท่าตะโกท่วมซ้ำซากและนาน 2–3 เดือนจริง</w:t>
+      </w:r>
+      <w:r>
+        <w:rPr>
+          <w:rFonts w:ascii="Prompt" w:cs="Prompt" w:eastAsia="Prompt" w:hAnsi="Prompt"/>
+        </w:rPr>
+        <w:t xml:space="preserve"> ภาพเรดาร์ Sentinel-1 ปี 2560–2568 พบพื้นที่ท่วมต่อเนื่อง 30 วันขึ้นไปอย่างน้อย 3 ใน 9 ปี 173 ตร.กม. กระจุกที่ตำบลรอบบึงบอระเพ็ด (ทับกฤช 70 ตร.กม. ท่วมนานมัธยฐาน 72–84 วัน วังมหากร พนมเศษ พระนอน)</w:t>
+      </w:r>
+    </w:p>
+    <w:p>
+      <w:pPr>
+        <w:pStyle w:val="ListParagraph"/>
+        <w:numPr>
+          <w:ilvl w:val="0"/>
+          <w:numId w:val="2"/>
+        </w:numPr>
+        <w:spacing w:after="60" w:line="290"/>
+      </w:pPr>
+      <w:r>
+        <w:rPr>
+          <w:rFonts w:ascii="Prompt" w:cs="Prompt" w:eastAsia="Prompt" w:hAnsi="Prompt"/>
+          <w:b/>
+          <w:bCs/>
+        </w:rPr>
+        <w:t xml:space="preserve">กลไกหลักคือน้ำจากแม่น้ำ ไม่ใช่ฝนในแอ่ง</w:t>
+      </w:r>
+      <w:r>
+        <w:rPr>
+          <w:rFonts w:ascii="Prompt" w:cs="Prompt" w:eastAsia="Prompt" w:hAnsi="Prompt"/>
+        </w:rPr>
+        <w:t xml:space="preserve"> สถานการณ์ที่มีเฉพาะฝนจับพื้นที่ท่วมนานได้ 29% เพิ่มน้ำเท้อได้ 42% และเมื่อมีน้ำล้นตลิ่งเข้าบึงได้ 81%</w:t>
+      </w:r>
+    </w:p>
+    <w:p>
+      <w:pPr>
+        <w:pStyle w:val="ListParagraph"/>
+        <w:numPr>
+          <w:ilvl w:val="0"/>
+          <w:numId w:val="2"/>
+        </w:numPr>
+        <w:spacing w:after="60" w:line="290"/>
+      </w:pPr>
+      <w:r>
+        <w:rPr>
+          <w:rFonts w:ascii="Prompt" w:cs="Prompt" w:eastAsia="Prompt" w:hAnsi="Prompt"/>
+          <w:b/>
+          <w:bCs/>
+        </w:rPr>
+        <w:t xml:space="preserve">จำลองเหตุการณ์จริงได้ใกล้เคียงดาวเทียม</w:t>
+      </w:r>
+      <w:r>
+        <w:rPr>
+          <w:rFonts w:ascii="Prompt" w:cs="Prompt" w:eastAsia="Prompt" w:hAnsi="Prompt"/>
+        </w:rPr>
+        <w:t xml:space="preserve"> ปี 2564 / 2565 / 2568 CSI ของพื้นที่ท่วม 30 วันขึ้นไป 0.54 / 0.49 / 0.54 ; ระดับน้ำ N.67 ชุมแสงไม่ถึงตลิ่งทั้ง 3 ปี แต่น้ำเข้าทุ่งผ่านคลองและประตูน้ำ ; ยังช้ากว่าจริง 1–2 สัปดาห์ในปี 2565 และ 2568</w:t>
       </w:r>
     </w:p>
     <w:tbl>
@@ -14162,7 +14234,7 @@
         <w:rPr>
           <w:rFonts w:ascii="Prompt" w:cs="Prompt" w:eastAsia="Prompt" w:hAnsi="Prompt"/>
         </w:rPr>
-        <w:t xml:space="preserve">ข้อควรระวัง: สอบเทียบจากเหตุการณ์เดียว (ส่วนใหญ่น้ำฝน + น้ำล้นตลิ่งแม่วงก์) และเป้าหมายเป็นแบบจำลอง 2D ไม่ใช่พื้นที่ท่วมจริง</w:t>
+        <w:t xml:space="preserve">ข้อควรระวัง: สอบเทียบจากเหตุการณ์เดียว (ส่วนใหญ่น้ำฝน + น้ำล้นตลิ่งแม่วงก์) และเป้าหมายเป็นแบบจำลอง 2D — การเทียบกับพื้นที่ท่วมจริงทำแล้วที่แอ่งท่าตะโก (หัวข้อ 12) ส่วนทั้งจังหวัดรอข้อมูลสะสม</w:t>
       </w:r>
     </w:p>
     <w:p>
@@ -14178,7 +14250,102 @@
         <w:rPr>
           <w:rFonts w:ascii="Prompt" w:cs="Prompt" w:eastAsia="Prompt" w:hAnsi="Prompt"/>
         </w:rPr>
-        <w:t xml:space="preserve">weir_c ที่ได้จากโดเมนที่ราบทำให้ hex บนพื้นลาดระบายช้าเกินจริง (ดูหัวข้อ 13.7)</w:t>
+        <w:t xml:space="preserve">weir_c ที่ได้จากโดเมนที่ราบทำให้ hex บนพื้นลาดระบายช้าเกินจริง (ดูหัวข้อ 14.7)</w:t>
+      </w:r>
+    </w:p>
+    <w:p>
+      <w:pPr>
+        <w:pStyle w:val="Heading3"/>
+      </w:pPr>
+      <w:r>
+        <w:rPr>
+          <w:rFonts w:ascii="Prompt" w:cs="Prompt" w:eastAsia="Prompt" w:hAnsi="Prompt"/>
+        </w:rPr>
+        <w:t xml:space="preserve">เป้าหมายจากดาวเทียม: GISTDA และ Sentinel-1</w:t>
+      </w:r>
+    </w:p>
+    <w:p>
+      <w:pPr>
+        <w:spacing w:after="120" w:line="300"/>
+        <w:jc w:val="left"/>
+      </w:pPr>
+      <w:r>
+        <w:rPr>
+          <w:rFonts w:ascii="Prompt" w:cs="Prompt" w:eastAsia="Prompt" w:hAnsi="Prompt"/>
+        </w:rPr>
+        <w:t xml:space="preserve">นอกจากแบบจำลอง 2D แล้ว calibrate.py รองรับพื้นที่ท่วมจากดาวเทียมเป็นเป้าหมายที่สอง: score = คะแนน 2D + w × [(1 − CSI ราย hex) + 0.25 × |A_model − A_obs| / A_obs] โดย w = min(จำนวนระเบียน, 3) / 3</w:t>
+      </w:r>
+    </w:p>
+    <w:p>
+      <w:pPr>
+        <w:pStyle w:val="ListParagraph"/>
+        <w:numPr>
+          <w:ilvl w:val="0"/>
+          <w:numId w:val="2"/>
+        </w:numPr>
+        <w:spacing w:after="60" w:line="290"/>
+      </w:pPr>
+      <w:r>
+        <w:rPr>
+          <w:rFonts w:ascii="Prompt" w:cs="Prompt" w:eastAsia="Prompt" w:hAnsi="Prompt"/>
+          <w:b/>
+          <w:bCs/>
+        </w:rPr>
+        <w:t xml:space="preserve">GISTDA</w:t>
+      </w:r>
+      <w:r>
+        <w:rPr>
+          <w:rFonts w:ascii="Prompt" w:cs="Prompt" w:eastAsia="Prompt" w:hAnsi="Prompt"/>
+        </w:rPr>
+        <w:t xml:space="preserve"> (ต้องมี API key) ดึงพื้นที่ท่วม 3 วัน แปลง polygon เป็นสัดส่วนท่วมราย hex และสะสมรายวันใน gistda_obs.json ; เทียบกับค่าสูงสุดของโมเดลในหน้าต่าง 48–72 ชม. เพราะไม่ทราบเวลาที่ดาวเทียมผ่าน</w:t>
+      </w:r>
+    </w:p>
+    <w:p>
+      <w:pPr>
+        <w:pStyle w:val="ListParagraph"/>
+        <w:numPr>
+          <w:ilvl w:val="0"/>
+          <w:numId w:val="2"/>
+        </w:numPr>
+        <w:spacing w:after="60" w:line="290"/>
+      </w:pPr>
+      <w:r>
+        <w:rPr>
+          <w:rFonts w:ascii="Prompt" w:cs="Prompt" w:eastAsia="Prompt" w:hAnsi="Prompt"/>
+          <w:b/>
+          <w:bCs/>
+        </w:rPr>
+        <w:t xml:space="preserve">Sentinel-1 (pipeline/s1_obs.py)</w:t>
+      </w:r>
+      <w:r>
+        <w:rPr>
+          <w:rFonts w:ascii="Prompt" w:cs="Prompt" w:eastAsia="Prompt" w:hAnsi="Prompt"/>
+        </w:rPr>
+        <w:t xml:space="preserve"> ไม่ต้องใช้ key: ดึงภาพ sentinel-1-rtc จาก Microsoft Planetary Computer วันละ 2 รอบ จำแนกน้ำด้วย VV &lt; เกณฑ์ Otsu (−20…−13 dB) และลดลงมากกว่า 3 dB จากภาพอ้างอิง orbit เดียวกัน 12–60 วันก่อน แล้วสรุปราย hex ; ตัด hex ที่ลาดชัน เงาเรดาร์ และเขตเมือง ; รู้เวลาถ่ายแน่นอนจึงเทียบกับโมเดล 6 ชม. ก่อนภาพ</w:t>
+      </w:r>
+    </w:p>
+    <w:p>
+      <w:pPr>
+        <w:pStyle w:val="ListParagraph"/>
+        <w:numPr>
+          <w:ilvl w:val="0"/>
+          <w:numId w:val="2"/>
+        </w:numPr>
+        <w:spacing w:after="60" w:line="290"/>
+      </w:pPr>
+      <w:r>
+        <w:rPr>
+          <w:rFonts w:ascii="Prompt" w:cs="Prompt" w:eastAsia="Prompt" w:hAnsi="Prompt"/>
+          <w:b/>
+          <w:bCs/>
+        </w:rPr>
+        <w:t xml:space="preserve">ข้อจำกัด</w:t>
+      </w:r>
+      <w:r>
+        <w:rPr>
+          <w:rFonts w:ascii="Prompt" w:cs="Prompt" w:eastAsia="Prompt" w:hAnsi="Prompt"/>
+        </w:rPr>
+        <w:t xml:space="preserve"> รอบโคจร 6–12 วัน น้ำใต้ต้นข้าว/พืชสูงตรวจไม่พบ ระเบียนที่พบน้ำท่วมรวมน้อยกว่า 5 ตร.กม. ไม่ใช้ และ “ไม่พบ” ไม่ถือเป็นหลักฐานว่าไม่ท่วม</w:t>
       </w:r>
     </w:p>
     <w:p>
@@ -23085,7 +23252,6082 @@
         <w:rPr>
           <w:rFonts w:ascii="Prompt" w:cs="Prompt" w:eastAsia="Prompt" w:hAnsi="Prompt"/>
         </w:rPr>
-        <w:t xml:space="preserve">12. เว็บแอปพลิเคชันและการใช้งาน</w:t>
+        <w:t xml:space="preserve">12. แอ่งท่าตะโก: น้ำท่วมซ้ำซาก ท่วมนาน และการตรวจสอบกับน้ำท่วมจริง</w:t>
+      </w:r>
+    </w:p>
+    <w:p>
+      <w:pPr>
+        <w:spacing w:after="120" w:line="300"/>
+        <w:jc w:val="left"/>
+      </w:pPr>
+      <w:r>
+        <w:rPr>
+          <w:rFonts w:ascii="Prompt" w:cs="Prompt" w:eastAsia="Prompt" w:hAnsi="Prompt"/>
+        </w:rPr>
+        <w:t xml:space="preserve">ผู้ใช้งานในพื้นที่รายงานว่า อ.ท่าตะโก และตำบลรอบบึงบอระเพ็ดมีน้ำท่วมขังซ้ำทุกปีน้ำมากและขังนาน 2–3 เดือน ซึ่งโดเมน 2D เดิม (ชุมแสง) ครอบคลุมเพียงบางส่วน บทนี้สรุปการวิเคราะห์เพิ่มเติม 3 ส่วน ได้แก่ (1) โดเมน 2D แอ่งท่าตะโกและสถานการณ์สมมติ (2) พื้นที่ท่วมจริงจากภาพเรดาร์ Sentinel-1 ย้อนหลัง 9 ปี และ (3) การจำลองเหตุการณ์จริงปี 2564 / 2565 / 2568 ด้วยระดับน้ำที่วัดได้ แล้วเทียบกับภาพเรดาร์วันเดียวกัน</w:t>
+      </w:r>
+    </w:p>
+    <w:p>
+      <w:pPr>
+        <w:pStyle w:val="Heading2"/>
+      </w:pPr>
+      <w:r>
+        <w:rPr>
+          <w:rFonts w:ascii="Prompt" w:cs="Prompt" w:eastAsia="Prompt" w:hAnsi="Prompt"/>
+        </w:rPr>
+        <w:t xml:space="preserve">12.1 พื้นที่ศึกษาและโดเมนแบบจำลอง</w:t>
+      </w:r>
+    </w:p>
+    <w:p>
+      <w:pPr>
+        <w:pStyle w:val="ListParagraph"/>
+        <w:numPr>
+          <w:ilvl w:val="0"/>
+          <w:numId w:val="2"/>
+        </w:numPr>
+        <w:spacing w:after="60" w:line="290"/>
+      </w:pPr>
+      <w:r>
+        <w:rPr>
+          <w:rFonts w:ascii="Prompt" w:cs="Prompt" w:eastAsia="Prompt" w:hAnsi="Prompt"/>
+          <w:b/>
+          <w:bCs/>
+        </w:rPr>
+        <w:t xml:space="preserve">พื้นที่ศึกษา (AOI)</w:t>
+      </w:r>
+      <w:r>
+        <w:rPr>
+          <w:rFonts w:ascii="Prompt" w:cs="Prompt" w:eastAsia="Prompt" w:hAnsi="Prompt"/>
+        </w:rPr>
+        <w:t xml:space="preserve"> อ.ท่าตะโก ทั้ง 10 ตำบล (837 ตร.กม.) + ต.พระนอน (อ.เมือง) + ต.ทับกฤช (อ.ชุมแสง) รวม 1,072 ตร.กม. ขอบเขตตำบลจาก OCHA COD-AB ; ต.ไผ่สิงห์อยู่ในโดเมนชุมแสง 95% จึงรายงานแยก</w:t>
+      </w:r>
+    </w:p>
+    <w:p>
+      <w:pPr>
+        <w:pStyle w:val="ListParagraph"/>
+        <w:numPr>
+          <w:ilvl w:val="0"/>
+          <w:numId w:val="2"/>
+        </w:numPr>
+        <w:spacing w:after="60" w:line="290"/>
+      </w:pPr>
+      <w:r>
+        <w:rPr>
+          <w:rFonts w:ascii="Prompt" w:cs="Prompt" w:eastAsia="Prompt" w:hAnsi="Prompt"/>
+          <w:b/>
+          <w:bCs/>
+        </w:rPr>
+        <w:t xml:space="preserve">พื้นที่รับน้ำ</w:t>
+      </w:r>
+      <w:r>
+        <w:rPr>
+          <w:rFonts w:ascii="Prompt" w:cs="Prompt" w:eastAsia="Prompt" w:hAnsi="Prompt"/>
+        </w:rPr>
+        <w:t xml:space="preserve"> Watershed ใน ArcGIS Pro (D8) ได้ 3,741 ตร.กม. — นอก AOI ราว 2,670 ตร.กม. (ไพศาลี ~1,000 หนองบัว ~770 ชุมแสง ~265 พยุหะคีรี ~190 ตากฟ้า ~185 ตร.กม.)</w:t>
+      </w:r>
+    </w:p>
+    <w:p>
+      <w:pPr>
+        <w:pStyle w:val="ListParagraph"/>
+        <w:numPr>
+          <w:ilvl w:val="0"/>
+          <w:numId w:val="2"/>
+        </w:numPr>
+        <w:spacing w:after="60" w:line="290"/>
+      </w:pPr>
+      <w:r>
+        <w:rPr>
+          <w:rFonts w:ascii="Prompt" w:cs="Prompt" w:eastAsia="Prompt" w:hAnsi="Prompt"/>
+          <w:b/>
+          <w:bCs/>
+        </w:rPr>
+        <w:t xml:space="preserve">โดเมน thatako</w:t>
+      </w:r>
+      <w:r>
+        <w:rPr>
+          <w:rFonts w:ascii="Prompt" w:cs="Prompt" w:eastAsia="Prompt" w:hAnsi="Prompt"/>
+        </w:rPr>
+        <w:t xml:space="preserve"> กริด 180 ม. (408 × 452) ครอบพื้นที่รับน้ำทั้งหมดและแม่น้ำน่านช่วงชุมแสง–ปากน้ำโพ ขอบเขตแม่น้ำ N.67 / NAN008 และ C.2 / CPY001</w:t>
+      </w:r>
+    </w:p>
+    <w:p>
+      <w:pPr>
+        <w:pStyle w:val="ListParagraph"/>
+        <w:numPr>
+          <w:ilvl w:val="0"/>
+          <w:numId w:val="2"/>
+        </w:numPr>
+        <w:spacing w:after="60" w:line="290"/>
+      </w:pPr>
+      <w:r>
+        <w:rPr>
+          <w:rFonts w:ascii="Prompt" w:cs="Prompt" w:eastAsia="Prompt" w:hAnsi="Prompt"/>
+          <w:b/>
+          <w:bCs/>
+        </w:rPr>
+        <w:t xml:space="preserve">ระยะเวลาท่วมขังรายวัน</w:t>
+      </w:r>
+      <w:r>
+        <w:rPr>
+          <w:rFonts w:ascii="Prompt" w:cs="Prompt" w:eastAsia="Prompt" w:hAnsi="Prompt"/>
+        </w:rPr>
+        <w:t xml:space="preserve"> run_hotspots.py --long จำลองต่อจากพยากรณ์ 72 ชม. อีก 14 วันโดยไม่มีฝนและแม่น้ำลดตาม recession ของสถานี แล้วสรุปรายตำบล (ท่วมตอนนี้ ขัง 7 วันขึ้นไป ยังไม่ลดใน 14 วัน เวลาน้ำลดมัธยฐาน/P90) นับเฉพาะผืนน้ำตั้งแต่ 0.25 ตร.กม. และไม่รวมแหล่งน้ำถาวร</w:t>
+      </w:r>
+    </w:p>
+    <w:p>
+      <w:pPr>
+        <w:pStyle w:val="Heading2"/>
+      </w:pPr>
+      <w:r>
+        <w:rPr>
+          <w:rFonts w:ascii="Prompt" w:cs="Prompt" w:eastAsia="Prompt" w:hAnsi="Prompt"/>
+        </w:rPr>
+        <w:t xml:space="preserve">12.2 สถานการณ์สมมติ ฝน × ระดับแม่น้ำ</w:t>
+      </w:r>
+    </w:p>
+    <w:p>
+      <w:pPr>
+        <w:spacing w:after="120" w:line="300"/>
+        <w:jc w:val="left"/>
+      </w:pPr>
+      <w:r>
+        <w:rPr>
+          <w:rFonts w:ascii="Prompt" w:cs="Prompt" w:eastAsia="Prompt" w:hAnsi="Prompt"/>
+        </w:rPr>
+        <w:t xml:space="preserve">scenario_2d.py จำลอง 21 วันเริ่มจากแห้ง คันนาเก็บน้ำ 100 มม. (เริ่มครึ่งหนึ่ง) เพื่อแยกผลของฝนในพื้นที่ออกจากน้ำเท้อ/น้ำล้นตลิ่งจากแม่น้ำน่านและเจ้าพระยา</w:t>
+      </w:r>
+    </w:p>
+    <w:p>
+      <w:pPr>
+        <w:keepNext/>
+        <w:spacing w:after="80" w:before="120"/>
+      </w:pPr>
+      <w:r>
+        <w:rPr>
+          <w:rFonts w:ascii="Prompt" w:cs="Prompt" w:eastAsia="Prompt" w:hAnsi="Prompt"/>
+          <w:b/>
+          <w:bCs/>
+          <w:color w:val="0B3C5D"/>
+          <w:sz w:val="20"/>
+          <w:szCs w:val="20"/>
+        </w:rPr>
+        <w:t xml:space="preserve">ตารางที่ 20</w:t>
+      </w:r>
+      <w:r>
+        <w:rPr>
+          <w:rFonts w:ascii="Prompt" w:cs="Prompt" w:eastAsia="Prompt" w:hAnsi="Prompt"/>
+          <w:color w:val="0B3C5D"/>
+          <w:sz w:val="20"/>
+          <w:szCs w:val="20"/>
+        </w:rPr>
+        <w:t xml:space="preserve"> สถานการณ์สมมติแอ่งท่าตะโก (12 ตำบล ไม่รวมไผ่สิงห์, ตร.กม.)</w:t>
+      </w:r>
+    </w:p>
+    <w:tbl>
+      <w:tblPr>
+        <w:tblW w:type="dxa" w:w="9638"/>
+        <w:tblBorders>
+          <w:top w:val="single" w:color="C9D4DE" w:sz="4"/>
+          <w:left w:val="single" w:color="C9D4DE" w:sz="4"/>
+          <w:bottom w:val="single" w:color="C9D4DE" w:sz="4"/>
+          <w:right w:val="single" w:color="C9D4DE" w:sz="4"/>
+          <w:insideH w:val="single" w:color="C9D4DE" w:sz="4"/>
+          <w:insideV w:val="single" w:color="C9D4DE" w:sz="4"/>
+        </w:tblBorders>
+      </w:tblPr>
+      <w:tblGrid>
+        <w:gridCol w:w="1177"/>
+        <w:gridCol w:w="1499"/>
+        <w:gridCol w:w="2784"/>
+        <w:gridCol w:w="1392"/>
+        <w:gridCol w:w="1392"/>
+        <w:gridCol w:w="1394"/>
+      </w:tblGrid>
+      <w:tr>
+        <w:trPr>
+          <w:cantSplit/>
+          <w:tblHeader/>
+        </w:trPr>
+        <w:tc>
+          <w:tcPr>
+            <w:tcW w:type="dxa" w:w="1177"/>
+            <w:shd w:fill="0B3C5D" w:color="auto" w:val="clear"/>
+            <w:tcMar>
+              <w:top w:type="dxa" w:w="60"/>
+              <w:left w:type="dxa" w:w="100"/>
+              <w:bottom w:type="dxa" w:w="60"/>
+              <w:right w:type="dxa" w:w="100"/>
+            </w:tcMar>
+            <w:vAlign w:val="center"/>
+          </w:tcPr>
+          <w:p>
+            <w:pPr>
+              <w:spacing w:after="0" w:line="260"/>
+            </w:pPr>
+            <w:r>
+              <w:rPr>
+                <w:rFonts w:ascii="Prompt" w:cs="Prompt" w:eastAsia="Prompt" w:hAnsi="Prompt"/>
+                <w:b/>
+                <w:bCs/>
+                <w:color w:val="FFFFFF"/>
+                <w:sz w:val="17"/>
+                <w:szCs w:val="17"/>
+              </w:rPr>
+              <w:t xml:space="preserve">สถานการณ์</w:t>
+            </w:r>
+          </w:p>
+        </w:tc>
+        <w:tc>
+          <w:tcPr>
+            <w:tcW w:type="dxa" w:w="1499"/>
+            <w:shd w:fill="0B3C5D" w:color="auto" w:val="clear"/>
+            <w:tcMar>
+              <w:top w:type="dxa" w:w="60"/>
+              <w:left w:type="dxa" w:w="100"/>
+              <w:bottom w:type="dxa" w:w="60"/>
+              <w:right w:type="dxa" w:w="100"/>
+            </w:tcMar>
+            <w:vAlign w:val="center"/>
+          </w:tcPr>
+          <w:p>
+            <w:pPr>
+              <w:spacing w:after="0" w:line="260"/>
+            </w:pPr>
+            <w:r>
+              <w:rPr>
+                <w:rFonts w:ascii="Prompt" w:cs="Prompt" w:eastAsia="Prompt" w:hAnsi="Prompt"/>
+                <w:b/>
+                <w:bCs/>
+                <w:color w:val="FFFFFF"/>
+                <w:sz w:val="17"/>
+                <w:szCs w:val="17"/>
+              </w:rPr>
+              <w:t xml:space="preserve">ฝน</w:t>
+            </w:r>
+          </w:p>
+        </w:tc>
+        <w:tc>
+          <w:tcPr>
+            <w:tcW w:type="dxa" w:w="2784"/>
+            <w:shd w:fill="0B3C5D" w:color="auto" w:val="clear"/>
+            <w:tcMar>
+              <w:top w:type="dxa" w:w="60"/>
+              <w:left w:type="dxa" w:w="100"/>
+              <w:bottom w:type="dxa" w:w="60"/>
+              <w:right w:type="dxa" w:w="100"/>
+            </w:tcMar>
+            <w:vAlign w:val="center"/>
+          </w:tcPr>
+          <w:p>
+            <w:pPr>
+              <w:spacing w:after="0" w:line="260"/>
+            </w:pPr>
+            <w:r>
+              <w:rPr>
+                <w:rFonts w:ascii="Prompt" w:cs="Prompt" w:eastAsia="Prompt" w:hAnsi="Prompt"/>
+                <w:b/>
+                <w:bCs/>
+                <w:color w:val="FFFFFF"/>
+                <w:sz w:val="17"/>
+                <w:szCs w:val="17"/>
+              </w:rPr>
+              <w:t xml:space="preserve">ระดับแม่น้ำ</w:t>
+            </w:r>
+          </w:p>
+        </w:tc>
+        <w:tc>
+          <w:tcPr>
+            <w:tcW w:type="dxa" w:w="1392"/>
+            <w:shd w:fill="0B3C5D" w:color="auto" w:val="clear"/>
+            <w:tcMar>
+              <w:top w:type="dxa" w:w="60"/>
+              <w:left w:type="dxa" w:w="100"/>
+              <w:bottom w:type="dxa" w:w="60"/>
+              <w:right w:type="dxa" w:w="100"/>
+            </w:tcMar>
+            <w:vAlign w:val="center"/>
+          </w:tcPr>
+          <w:p>
+            <w:pPr>
+              <w:spacing w:after="0" w:line="260"/>
+            </w:pPr>
+            <w:r>
+              <w:rPr>
+                <w:rFonts w:ascii="Prompt" w:cs="Prompt" w:eastAsia="Prompt" w:hAnsi="Prompt"/>
+                <w:b/>
+                <w:bCs/>
+                <w:color w:val="FFFFFF"/>
+                <w:sz w:val="17"/>
+                <w:szCs w:val="17"/>
+              </w:rPr>
+              <w:t xml:space="preserve">ผืนท่วมสูงสุด</w:t>
+            </w:r>
+          </w:p>
+        </w:tc>
+        <w:tc>
+          <w:tcPr>
+            <w:tcW w:type="dxa" w:w="1392"/>
+            <w:shd w:fill="0B3C5D" w:color="auto" w:val="clear"/>
+            <w:tcMar>
+              <w:top w:type="dxa" w:w="60"/>
+              <w:left w:type="dxa" w:w="100"/>
+              <w:bottom w:type="dxa" w:w="60"/>
+              <w:right w:type="dxa" w:w="100"/>
+            </w:tcMar>
+            <w:vAlign w:val="center"/>
+          </w:tcPr>
+          <w:p>
+            <w:pPr>
+              <w:spacing w:after="0" w:line="260"/>
+            </w:pPr>
+            <w:r>
+              <w:rPr>
+                <w:rFonts w:ascii="Prompt" w:cs="Prompt" w:eastAsia="Prompt" w:hAnsi="Prompt"/>
+                <w:b/>
+                <w:bCs/>
+                <w:color w:val="FFFFFF"/>
+                <w:sz w:val="17"/>
+                <w:szCs w:val="17"/>
+              </w:rPr>
+              <w:t xml:space="preserve">ขัง 7 วันขึ้นไป</w:t>
+            </w:r>
+          </w:p>
+        </w:tc>
+        <w:tc>
+          <w:tcPr>
+            <w:tcW w:type="dxa" w:w="1394"/>
+            <w:shd w:fill="0B3C5D" w:color="auto" w:val="clear"/>
+            <w:tcMar>
+              <w:top w:type="dxa" w:w="60"/>
+              <w:left w:type="dxa" w:w="100"/>
+              <w:bottom w:type="dxa" w:w="60"/>
+              <w:right w:type="dxa" w:w="100"/>
+            </w:tcMar>
+            <w:vAlign w:val="center"/>
+          </w:tcPr>
+          <w:p>
+            <w:pPr>
+              <w:spacing w:after="0" w:line="260"/>
+            </w:pPr>
+            <w:r>
+              <w:rPr>
+                <w:rFonts w:ascii="Prompt" w:cs="Prompt" w:eastAsia="Prompt" w:hAnsi="Prompt"/>
+                <w:b/>
+                <w:bCs/>
+                <w:color w:val="FFFFFF"/>
+                <w:sz w:val="17"/>
+                <w:szCs w:val="17"/>
+              </w:rPr>
+              <w:t xml:space="preserve">ยังไม่ลดวันที่ 21</w:t>
+            </w:r>
+          </w:p>
+        </w:tc>
+      </w:tr>
+      <w:tr>
+        <w:trPr>
+          <w:cantSplit/>
+          <w:tblHeader w:val="false"/>
+        </w:trPr>
+        <w:tc>
+          <w:tcPr>
+            <w:tcW w:type="dxa" w:w="1177"/>
+            <w:tcMar>
+              <w:top w:type="dxa" w:w="60"/>
+              <w:left w:type="dxa" w:w="100"/>
+              <w:bottom w:type="dxa" w:w="60"/>
+              <w:right w:type="dxa" w:w="100"/>
+            </w:tcMar>
+            <w:vAlign w:val="center"/>
+          </w:tcPr>
+          <w:p>
+            <w:pPr>
+              <w:spacing w:after="0" w:line="260"/>
+            </w:pPr>
+            <w:r>
+              <w:rPr>
+                <w:rFonts w:ascii="Prompt" w:cs="Prompt" w:eastAsia="Prompt" w:hAnsi="Prompt"/>
+                <w:b w:val="false"/>
+                <w:sz w:val="17"/>
+                <w:szCs w:val="17"/>
+              </w:rPr>
+              <w:t xml:space="preserve">A</w:t>
+            </w:r>
+          </w:p>
+        </w:tc>
+        <w:tc>
+          <w:tcPr>
+            <w:tcW w:type="dxa" w:w="1499"/>
+            <w:tcMar>
+              <w:top w:type="dxa" w:w="60"/>
+              <w:left w:type="dxa" w:w="100"/>
+              <w:bottom w:type="dxa" w:w="60"/>
+              <w:right w:type="dxa" w:w="100"/>
+            </w:tcMar>
+            <w:vAlign w:val="center"/>
+          </w:tcPr>
+          <w:p>
+            <w:pPr>
+              <w:spacing w:after="0" w:line="260"/>
+            </w:pPr>
+            <w:r>
+              <w:rPr>
+                <w:rFonts w:ascii="Prompt" w:cs="Prompt" w:eastAsia="Prompt" w:hAnsi="Prompt"/>
+                <w:b w:val="false"/>
+                <w:sz w:val="17"/>
+                <w:szCs w:val="17"/>
+              </w:rPr>
+              <w:t xml:space="preserve">150 มม. / 3 วัน</w:t>
+            </w:r>
+          </w:p>
+        </w:tc>
+        <w:tc>
+          <w:tcPr>
+            <w:tcW w:type="dxa" w:w="2784"/>
+            <w:tcMar>
+              <w:top w:type="dxa" w:w="60"/>
+              <w:left w:type="dxa" w:w="100"/>
+              <w:bottom w:type="dxa" w:w="60"/>
+              <w:right w:type="dxa" w:w="100"/>
+            </w:tcMar>
+            <w:vAlign w:val="center"/>
+          </w:tcPr>
+          <w:p>
+            <w:pPr>
+              <w:spacing w:after="0" w:line="260"/>
+            </w:pPr>
+            <w:r>
+              <w:rPr>
+                <w:rFonts w:ascii="Prompt" w:cs="Prompt" w:eastAsia="Prompt" w:hAnsi="Prompt"/>
+                <w:b w:val="false"/>
+                <w:sz w:val="17"/>
+                <w:szCs w:val="17"/>
+              </w:rPr>
+              <w:t xml:space="preserve">ต่ำ (ลึก 40% ของตลิ่ง)</w:t>
+            </w:r>
+          </w:p>
+        </w:tc>
+        <w:tc>
+          <w:tcPr>
+            <w:tcW w:type="dxa" w:w="1392"/>
+            <w:tcMar>
+              <w:top w:type="dxa" w:w="60"/>
+              <w:left w:type="dxa" w:w="100"/>
+              <w:bottom w:type="dxa" w:w="60"/>
+              <w:right w:type="dxa" w:w="100"/>
+            </w:tcMar>
+            <w:vAlign w:val="center"/>
+          </w:tcPr>
+          <w:p>
+            <w:pPr>
+              <w:spacing w:after="0" w:line="260"/>
+            </w:pPr>
+            <w:r>
+              <w:rPr>
+                <w:rFonts w:ascii="Prompt" w:cs="Prompt" w:eastAsia="Prompt" w:hAnsi="Prompt"/>
+                <w:b w:val="false"/>
+                <w:sz w:val="17"/>
+                <w:szCs w:val="17"/>
+              </w:rPr>
+              <w:t xml:space="preserve">6</w:t>
+            </w:r>
+          </w:p>
+        </w:tc>
+        <w:tc>
+          <w:tcPr>
+            <w:tcW w:type="dxa" w:w="1392"/>
+            <w:tcMar>
+              <w:top w:type="dxa" w:w="60"/>
+              <w:left w:type="dxa" w:w="100"/>
+              <w:bottom w:type="dxa" w:w="60"/>
+              <w:right w:type="dxa" w:w="100"/>
+            </w:tcMar>
+            <w:vAlign w:val="center"/>
+          </w:tcPr>
+          <w:p>
+            <w:pPr>
+              <w:spacing w:after="0" w:line="260"/>
+            </w:pPr>
+            <w:r>
+              <w:rPr>
+                <w:rFonts w:ascii="Prompt" w:cs="Prompt" w:eastAsia="Prompt" w:hAnsi="Prompt"/>
+                <w:b w:val="false"/>
+                <w:sz w:val="17"/>
+                <w:szCs w:val="17"/>
+              </w:rPr>
+              <w:t xml:space="preserve">2</w:t>
+            </w:r>
+          </w:p>
+        </w:tc>
+        <w:tc>
+          <w:tcPr>
+            <w:tcW w:type="dxa" w:w="1394"/>
+            <w:tcMar>
+              <w:top w:type="dxa" w:w="60"/>
+              <w:left w:type="dxa" w:w="100"/>
+              <w:bottom w:type="dxa" w:w="60"/>
+              <w:right w:type="dxa" w:w="100"/>
+            </w:tcMar>
+            <w:vAlign w:val="center"/>
+          </w:tcPr>
+          <w:p>
+            <w:pPr>
+              <w:spacing w:after="0" w:line="260"/>
+            </w:pPr>
+            <w:r>
+              <w:rPr>
+                <w:rFonts w:ascii="Prompt" w:cs="Prompt" w:eastAsia="Prompt" w:hAnsi="Prompt"/>
+                <w:b w:val="false"/>
+                <w:sz w:val="17"/>
+                <w:szCs w:val="17"/>
+              </w:rPr>
+              <w:t xml:space="preserve">1</w:t>
+            </w:r>
+          </w:p>
+        </w:tc>
+      </w:tr>
+      <w:tr>
+        <w:trPr>
+          <w:cantSplit/>
+          <w:tblHeader w:val="false"/>
+        </w:trPr>
+        <w:tc>
+          <w:tcPr>
+            <w:tcW w:type="dxa" w:w="1177"/>
+            <w:shd w:fill="F5F8FB" w:color="auto" w:val="clear"/>
+            <w:tcMar>
+              <w:top w:type="dxa" w:w="60"/>
+              <w:left w:type="dxa" w:w="100"/>
+              <w:bottom w:type="dxa" w:w="60"/>
+              <w:right w:type="dxa" w:w="100"/>
+            </w:tcMar>
+            <w:vAlign w:val="center"/>
+          </w:tcPr>
+          <w:p>
+            <w:pPr>
+              <w:spacing w:after="0" w:line="260"/>
+            </w:pPr>
+            <w:r>
+              <w:rPr>
+                <w:rFonts w:ascii="Prompt" w:cs="Prompt" w:eastAsia="Prompt" w:hAnsi="Prompt"/>
+                <w:b w:val="false"/>
+                <w:sz w:val="17"/>
+                <w:szCs w:val="17"/>
+              </w:rPr>
+              <w:t xml:space="preserve">B</w:t>
+            </w:r>
+          </w:p>
+        </w:tc>
+        <w:tc>
+          <w:tcPr>
+            <w:tcW w:type="dxa" w:w="1499"/>
+            <w:shd w:fill="F5F8FB" w:color="auto" w:val="clear"/>
+            <w:tcMar>
+              <w:top w:type="dxa" w:w="60"/>
+              <w:left w:type="dxa" w:w="100"/>
+              <w:bottom w:type="dxa" w:w="60"/>
+              <w:right w:type="dxa" w:w="100"/>
+            </w:tcMar>
+            <w:vAlign w:val="center"/>
+          </w:tcPr>
+          <w:p>
+            <w:pPr>
+              <w:spacing w:after="0" w:line="260"/>
+            </w:pPr>
+            <w:r>
+              <w:rPr>
+                <w:rFonts w:ascii="Prompt" w:cs="Prompt" w:eastAsia="Prompt" w:hAnsi="Prompt"/>
+                <w:b w:val="false"/>
+                <w:sz w:val="17"/>
+                <w:szCs w:val="17"/>
+              </w:rPr>
+              <w:t xml:space="preserve">150 มม. / 3 วัน</w:t>
+            </w:r>
+          </w:p>
+        </w:tc>
+        <w:tc>
+          <w:tcPr>
+            <w:tcW w:type="dxa" w:w="2784"/>
+            <w:shd w:fill="F5F8FB" w:color="auto" w:val="clear"/>
+            <w:tcMar>
+              <w:top w:type="dxa" w:w="60"/>
+              <w:left w:type="dxa" w:w="100"/>
+              <w:bottom w:type="dxa" w:w="60"/>
+              <w:right w:type="dxa" w:w="100"/>
+            </w:tcMar>
+            <w:vAlign w:val="center"/>
+          </w:tcPr>
+          <w:p>
+            <w:pPr>
+              <w:spacing w:after="0" w:line="260"/>
+            </w:pPr>
+            <w:r>
+              <w:rPr>
+                <w:rFonts w:ascii="Prompt" w:cs="Prompt" w:eastAsia="Prompt" w:hAnsi="Prompt"/>
+                <w:b w:val="false"/>
+                <w:sz w:val="17"/>
+                <w:szCs w:val="17"/>
+              </w:rPr>
+              <w:t xml:space="preserve">เต็มตลิ่ง 10 วัน</w:t>
+            </w:r>
+          </w:p>
+        </w:tc>
+        <w:tc>
+          <w:tcPr>
+            <w:tcW w:type="dxa" w:w="1392"/>
+            <w:shd w:fill="F5F8FB" w:color="auto" w:val="clear"/>
+            <w:tcMar>
+              <w:top w:type="dxa" w:w="60"/>
+              <w:left w:type="dxa" w:w="100"/>
+              <w:bottom w:type="dxa" w:w="60"/>
+              <w:right w:type="dxa" w:w="100"/>
+            </w:tcMar>
+            <w:vAlign w:val="center"/>
+          </w:tcPr>
+          <w:p>
+            <w:pPr>
+              <w:spacing w:after="0" w:line="260"/>
+            </w:pPr>
+            <w:r>
+              <w:rPr>
+                <w:rFonts w:ascii="Prompt" w:cs="Prompt" w:eastAsia="Prompt" w:hAnsi="Prompt"/>
+                <w:b w:val="false"/>
+                <w:sz w:val="17"/>
+                <w:szCs w:val="17"/>
+              </w:rPr>
+              <w:t xml:space="preserve">6</w:t>
+            </w:r>
+          </w:p>
+        </w:tc>
+        <w:tc>
+          <w:tcPr>
+            <w:tcW w:type="dxa" w:w="1392"/>
+            <w:shd w:fill="F5F8FB" w:color="auto" w:val="clear"/>
+            <w:tcMar>
+              <w:top w:type="dxa" w:w="60"/>
+              <w:left w:type="dxa" w:w="100"/>
+              <w:bottom w:type="dxa" w:w="60"/>
+              <w:right w:type="dxa" w:w="100"/>
+            </w:tcMar>
+            <w:vAlign w:val="center"/>
+          </w:tcPr>
+          <w:p>
+            <w:pPr>
+              <w:spacing w:after="0" w:line="260"/>
+            </w:pPr>
+            <w:r>
+              <w:rPr>
+                <w:rFonts w:ascii="Prompt" w:cs="Prompt" w:eastAsia="Prompt" w:hAnsi="Prompt"/>
+                <w:b w:val="false"/>
+                <w:sz w:val="17"/>
+                <w:szCs w:val="17"/>
+              </w:rPr>
+              <w:t xml:space="preserve">2</w:t>
+            </w:r>
+          </w:p>
+        </w:tc>
+        <w:tc>
+          <w:tcPr>
+            <w:tcW w:type="dxa" w:w="1394"/>
+            <w:shd w:fill="F5F8FB" w:color="auto" w:val="clear"/>
+            <w:tcMar>
+              <w:top w:type="dxa" w:w="60"/>
+              <w:left w:type="dxa" w:w="100"/>
+              <w:bottom w:type="dxa" w:w="60"/>
+              <w:right w:type="dxa" w:w="100"/>
+            </w:tcMar>
+            <w:vAlign w:val="center"/>
+          </w:tcPr>
+          <w:p>
+            <w:pPr>
+              <w:spacing w:after="0" w:line="260"/>
+            </w:pPr>
+            <w:r>
+              <w:rPr>
+                <w:rFonts w:ascii="Prompt" w:cs="Prompt" w:eastAsia="Prompt" w:hAnsi="Prompt"/>
+                <w:b w:val="false"/>
+                <w:sz w:val="17"/>
+                <w:szCs w:val="17"/>
+              </w:rPr>
+              <w:t xml:space="preserve">1</w:t>
+            </w:r>
+          </w:p>
+        </w:tc>
+      </w:tr>
+      <w:tr>
+        <w:trPr>
+          <w:cantSplit/>
+          <w:tblHeader w:val="false"/>
+        </w:trPr>
+        <w:tc>
+          <w:tcPr>
+            <w:tcW w:type="dxa" w:w="1177"/>
+            <w:tcMar>
+              <w:top w:type="dxa" w:w="60"/>
+              <w:left w:type="dxa" w:w="100"/>
+              <w:bottom w:type="dxa" w:w="60"/>
+              <w:right w:type="dxa" w:w="100"/>
+            </w:tcMar>
+            <w:vAlign w:val="center"/>
+          </w:tcPr>
+          <w:p>
+            <w:pPr>
+              <w:spacing w:after="0" w:line="260"/>
+            </w:pPr>
+            <w:r>
+              <w:rPr>
+                <w:rFonts w:ascii="Prompt" w:cs="Prompt" w:eastAsia="Prompt" w:hAnsi="Prompt"/>
+                <w:b w:val="false"/>
+                <w:sz w:val="17"/>
+                <w:szCs w:val="17"/>
+              </w:rPr>
+              <w:t xml:space="preserve">C</w:t>
+            </w:r>
+          </w:p>
+        </w:tc>
+        <w:tc>
+          <w:tcPr>
+            <w:tcW w:type="dxa" w:w="1499"/>
+            <w:tcMar>
+              <w:top w:type="dxa" w:w="60"/>
+              <w:left w:type="dxa" w:w="100"/>
+              <w:bottom w:type="dxa" w:w="60"/>
+              <w:right w:type="dxa" w:w="100"/>
+            </w:tcMar>
+            <w:vAlign w:val="center"/>
+          </w:tcPr>
+          <w:p>
+            <w:pPr>
+              <w:spacing w:after="0" w:line="260"/>
+            </w:pPr>
+            <w:r>
+              <w:rPr>
+                <w:rFonts w:ascii="Prompt" w:cs="Prompt" w:eastAsia="Prompt" w:hAnsi="Prompt"/>
+                <w:b w:val="false"/>
+                <w:sz w:val="17"/>
+                <w:szCs w:val="17"/>
+              </w:rPr>
+              <w:t xml:space="preserve">250 มม. / 5 วัน</w:t>
+            </w:r>
+          </w:p>
+        </w:tc>
+        <w:tc>
+          <w:tcPr>
+            <w:tcW w:type="dxa" w:w="2784"/>
+            <w:tcMar>
+              <w:top w:type="dxa" w:w="60"/>
+              <w:left w:type="dxa" w:w="100"/>
+              <w:bottom w:type="dxa" w:w="60"/>
+              <w:right w:type="dxa" w:w="100"/>
+            </w:tcMar>
+            <w:vAlign w:val="center"/>
+          </w:tcPr>
+          <w:p>
+            <w:pPr>
+              <w:spacing w:after="0" w:line="260"/>
+            </w:pPr>
+            <w:r>
+              <w:rPr>
+                <w:rFonts w:ascii="Prompt" w:cs="Prompt" w:eastAsia="Prompt" w:hAnsi="Prompt"/>
+                <w:b w:val="false"/>
+                <w:sz w:val="17"/>
+                <w:szCs w:val="17"/>
+              </w:rPr>
+              <w:t xml:space="preserve">ต่ำ</w:t>
+            </w:r>
+          </w:p>
+        </w:tc>
+        <w:tc>
+          <w:tcPr>
+            <w:tcW w:type="dxa" w:w="1392"/>
+            <w:tcMar>
+              <w:top w:type="dxa" w:w="60"/>
+              <w:left w:type="dxa" w:w="100"/>
+              <w:bottom w:type="dxa" w:w="60"/>
+              <w:right w:type="dxa" w:w="100"/>
+            </w:tcMar>
+            <w:vAlign w:val="center"/>
+          </w:tcPr>
+          <w:p>
+            <w:pPr>
+              <w:spacing w:after="0" w:line="260"/>
+            </w:pPr>
+            <w:r>
+              <w:rPr>
+                <w:rFonts w:ascii="Prompt" w:cs="Prompt" w:eastAsia="Prompt" w:hAnsi="Prompt"/>
+                <w:b w:val="false"/>
+                <w:sz w:val="17"/>
+                <w:szCs w:val="17"/>
+              </w:rPr>
+              <w:t xml:space="preserve">327</w:t>
+            </w:r>
+          </w:p>
+        </w:tc>
+        <w:tc>
+          <w:tcPr>
+            <w:tcW w:type="dxa" w:w="1392"/>
+            <w:tcMar>
+              <w:top w:type="dxa" w:w="60"/>
+              <w:left w:type="dxa" w:w="100"/>
+              <w:bottom w:type="dxa" w:w="60"/>
+              <w:right w:type="dxa" w:w="100"/>
+            </w:tcMar>
+            <w:vAlign w:val="center"/>
+          </w:tcPr>
+          <w:p>
+            <w:pPr>
+              <w:spacing w:after="0" w:line="260"/>
+            </w:pPr>
+            <w:r>
+              <w:rPr>
+                <w:rFonts w:ascii="Prompt" w:cs="Prompt" w:eastAsia="Prompt" w:hAnsi="Prompt"/>
+                <w:b w:val="false"/>
+                <w:sz w:val="17"/>
+                <w:szCs w:val="17"/>
+              </w:rPr>
+              <w:t xml:space="preserve">118</w:t>
+            </w:r>
+          </w:p>
+        </w:tc>
+        <w:tc>
+          <w:tcPr>
+            <w:tcW w:type="dxa" w:w="1394"/>
+            <w:tcMar>
+              <w:top w:type="dxa" w:w="60"/>
+              <w:left w:type="dxa" w:w="100"/>
+              <w:bottom w:type="dxa" w:w="60"/>
+              <w:right w:type="dxa" w:w="100"/>
+            </w:tcMar>
+            <w:vAlign w:val="center"/>
+          </w:tcPr>
+          <w:p>
+            <w:pPr>
+              <w:spacing w:after="0" w:line="260"/>
+            </w:pPr>
+            <w:r>
+              <w:rPr>
+                <w:rFonts w:ascii="Prompt" w:cs="Prompt" w:eastAsia="Prompt" w:hAnsi="Prompt"/>
+                <w:b w:val="false"/>
+                <w:sz w:val="17"/>
+                <w:szCs w:val="17"/>
+              </w:rPr>
+              <w:t xml:space="preserve">65</w:t>
+            </w:r>
+          </w:p>
+        </w:tc>
+      </w:tr>
+      <w:tr>
+        <w:trPr>
+          <w:cantSplit/>
+          <w:tblHeader w:val="false"/>
+        </w:trPr>
+        <w:tc>
+          <w:tcPr>
+            <w:tcW w:type="dxa" w:w="1177"/>
+            <w:shd w:fill="F5F8FB" w:color="auto" w:val="clear"/>
+            <w:tcMar>
+              <w:top w:type="dxa" w:w="60"/>
+              <w:left w:type="dxa" w:w="100"/>
+              <w:bottom w:type="dxa" w:w="60"/>
+              <w:right w:type="dxa" w:w="100"/>
+            </w:tcMar>
+            <w:vAlign w:val="center"/>
+          </w:tcPr>
+          <w:p>
+            <w:pPr>
+              <w:spacing w:after="0" w:line="260"/>
+            </w:pPr>
+            <w:r>
+              <w:rPr>
+                <w:rFonts w:ascii="Prompt" w:cs="Prompt" w:eastAsia="Prompt" w:hAnsi="Prompt"/>
+                <w:b w:val="false"/>
+                <w:sz w:val="17"/>
+                <w:szCs w:val="17"/>
+              </w:rPr>
+              <w:t xml:space="preserve">D</w:t>
+            </w:r>
+          </w:p>
+        </w:tc>
+        <w:tc>
+          <w:tcPr>
+            <w:tcW w:type="dxa" w:w="1499"/>
+            <w:shd w:fill="F5F8FB" w:color="auto" w:val="clear"/>
+            <w:tcMar>
+              <w:top w:type="dxa" w:w="60"/>
+              <w:left w:type="dxa" w:w="100"/>
+              <w:bottom w:type="dxa" w:w="60"/>
+              <w:right w:type="dxa" w:w="100"/>
+            </w:tcMar>
+            <w:vAlign w:val="center"/>
+          </w:tcPr>
+          <w:p>
+            <w:pPr>
+              <w:spacing w:after="0" w:line="260"/>
+            </w:pPr>
+            <w:r>
+              <w:rPr>
+                <w:rFonts w:ascii="Prompt" w:cs="Prompt" w:eastAsia="Prompt" w:hAnsi="Prompt"/>
+                <w:b w:val="false"/>
+                <w:sz w:val="17"/>
+                <w:szCs w:val="17"/>
+              </w:rPr>
+              <w:t xml:space="preserve">250 มม. / 5 วัน</w:t>
+            </w:r>
+          </w:p>
+        </w:tc>
+        <w:tc>
+          <w:tcPr>
+            <w:tcW w:type="dxa" w:w="2784"/>
+            <w:shd w:fill="F5F8FB" w:color="auto" w:val="clear"/>
+            <w:tcMar>
+              <w:top w:type="dxa" w:w="60"/>
+              <w:left w:type="dxa" w:w="100"/>
+              <w:bottom w:type="dxa" w:w="60"/>
+              <w:right w:type="dxa" w:w="100"/>
+            </w:tcMar>
+            <w:vAlign w:val="center"/>
+          </w:tcPr>
+          <w:p>
+            <w:pPr>
+              <w:spacing w:after="0" w:line="260"/>
+            </w:pPr>
+            <w:r>
+              <w:rPr>
+                <w:rFonts w:ascii="Prompt" w:cs="Prompt" w:eastAsia="Prompt" w:hAnsi="Prompt"/>
+                <w:b w:val="false"/>
+                <w:sz w:val="17"/>
+                <w:szCs w:val="17"/>
+              </w:rPr>
+              <w:t xml:space="preserve">เต็มตลิ่ง 10 วัน</w:t>
+            </w:r>
+          </w:p>
+        </w:tc>
+        <w:tc>
+          <w:tcPr>
+            <w:tcW w:type="dxa" w:w="1392"/>
+            <w:shd w:fill="F5F8FB" w:color="auto" w:val="clear"/>
+            <w:tcMar>
+              <w:top w:type="dxa" w:w="60"/>
+              <w:left w:type="dxa" w:w="100"/>
+              <w:bottom w:type="dxa" w:w="60"/>
+              <w:right w:type="dxa" w:w="100"/>
+            </w:tcMar>
+            <w:vAlign w:val="center"/>
+          </w:tcPr>
+          <w:p>
+            <w:pPr>
+              <w:spacing w:after="0" w:line="260"/>
+            </w:pPr>
+            <w:r>
+              <w:rPr>
+                <w:rFonts w:ascii="Prompt" w:cs="Prompt" w:eastAsia="Prompt" w:hAnsi="Prompt"/>
+                <w:b w:val="false"/>
+                <w:sz w:val="17"/>
+                <w:szCs w:val="17"/>
+              </w:rPr>
+              <w:t xml:space="preserve">368</w:t>
+            </w:r>
+          </w:p>
+        </w:tc>
+        <w:tc>
+          <w:tcPr>
+            <w:tcW w:type="dxa" w:w="1392"/>
+            <w:shd w:fill="F5F8FB" w:color="auto" w:val="clear"/>
+            <w:tcMar>
+              <w:top w:type="dxa" w:w="60"/>
+              <w:left w:type="dxa" w:w="100"/>
+              <w:bottom w:type="dxa" w:w="60"/>
+              <w:right w:type="dxa" w:w="100"/>
+            </w:tcMar>
+            <w:vAlign w:val="center"/>
+          </w:tcPr>
+          <w:p>
+            <w:pPr>
+              <w:spacing w:after="0" w:line="260"/>
+            </w:pPr>
+            <w:r>
+              <w:rPr>
+                <w:rFonts w:ascii="Prompt" w:cs="Prompt" w:eastAsia="Prompt" w:hAnsi="Prompt"/>
+                <w:b w:val="false"/>
+                <w:sz w:val="17"/>
+                <w:szCs w:val="17"/>
+              </w:rPr>
+              <w:t xml:space="preserve">160</w:t>
+            </w:r>
+          </w:p>
+        </w:tc>
+        <w:tc>
+          <w:tcPr>
+            <w:tcW w:type="dxa" w:w="1394"/>
+            <w:shd w:fill="F5F8FB" w:color="auto" w:val="clear"/>
+            <w:tcMar>
+              <w:top w:type="dxa" w:w="60"/>
+              <w:left w:type="dxa" w:w="100"/>
+              <w:bottom w:type="dxa" w:w="60"/>
+              <w:right w:type="dxa" w:w="100"/>
+            </w:tcMar>
+            <w:vAlign w:val="center"/>
+          </w:tcPr>
+          <w:p>
+            <w:pPr>
+              <w:spacing w:after="0" w:line="260"/>
+            </w:pPr>
+            <w:r>
+              <w:rPr>
+                <w:rFonts w:ascii="Prompt" w:cs="Prompt" w:eastAsia="Prompt" w:hAnsi="Prompt"/>
+                <w:b w:val="false"/>
+                <w:sz w:val="17"/>
+                <w:szCs w:val="17"/>
+              </w:rPr>
+              <w:t xml:space="preserve">95</w:t>
+            </w:r>
+          </w:p>
+        </w:tc>
+      </w:tr>
+      <w:tr>
+        <w:trPr>
+          <w:cantSplit/>
+          <w:tblHeader w:val="false"/>
+        </w:trPr>
+        <w:tc>
+          <w:tcPr>
+            <w:tcW w:type="dxa" w:w="1177"/>
+            <w:tcMar>
+              <w:top w:type="dxa" w:w="60"/>
+              <w:left w:type="dxa" w:w="100"/>
+              <w:bottom w:type="dxa" w:w="60"/>
+              <w:right w:type="dxa" w:w="100"/>
+            </w:tcMar>
+            <w:vAlign w:val="center"/>
+          </w:tcPr>
+          <w:p>
+            <w:pPr>
+              <w:spacing w:after="0" w:line="260"/>
+            </w:pPr>
+            <w:r>
+              <w:rPr>
+                <w:rFonts w:ascii="Prompt" w:cs="Prompt" w:eastAsia="Prompt" w:hAnsi="Prompt"/>
+                <w:b w:val="false"/>
+                <w:sz w:val="17"/>
+                <w:szCs w:val="17"/>
+              </w:rPr>
+              <w:t xml:space="preserve">E</w:t>
+            </w:r>
+          </w:p>
+        </w:tc>
+        <w:tc>
+          <w:tcPr>
+            <w:tcW w:type="dxa" w:w="1499"/>
+            <w:tcMar>
+              <w:top w:type="dxa" w:w="60"/>
+              <w:left w:type="dxa" w:w="100"/>
+              <w:bottom w:type="dxa" w:w="60"/>
+              <w:right w:type="dxa" w:w="100"/>
+            </w:tcMar>
+            <w:vAlign w:val="center"/>
+          </w:tcPr>
+          <w:p>
+            <w:pPr>
+              <w:spacing w:after="0" w:line="260"/>
+            </w:pPr>
+            <w:r>
+              <w:rPr>
+                <w:rFonts w:ascii="Prompt" w:cs="Prompt" w:eastAsia="Prompt" w:hAnsi="Prompt"/>
+                <w:b w:val="false"/>
+                <w:sz w:val="17"/>
+                <w:szCs w:val="17"/>
+              </w:rPr>
+              <w:t xml:space="preserve">250 มม. / 5 วัน</w:t>
+            </w:r>
+          </w:p>
+        </w:tc>
+        <w:tc>
+          <w:tcPr>
+            <w:tcW w:type="dxa" w:w="2784"/>
+            <w:tcMar>
+              <w:top w:type="dxa" w:w="60"/>
+              <w:left w:type="dxa" w:w="100"/>
+              <w:bottom w:type="dxa" w:w="60"/>
+              <w:right w:type="dxa" w:w="100"/>
+            </w:tcMar>
+            <w:vAlign w:val="center"/>
+          </w:tcPr>
+          <w:p>
+            <w:pPr>
+              <w:spacing w:after="0" w:line="260"/>
+            </w:pPr>
+            <w:r>
+              <w:rPr>
+                <w:rFonts w:ascii="Prompt" w:cs="Prompt" w:eastAsia="Prompt" w:hAnsi="Prompt"/>
+                <w:b w:val="false"/>
+                <w:sz w:val="17"/>
+                <w:szCs w:val="17"/>
+              </w:rPr>
+              <w:t xml:space="preserve">ล้นตลิ่ง +0.5 ม. 7 วัน (≤ 500 ลบ.ม./วิ)</w:t>
+            </w:r>
+          </w:p>
+        </w:tc>
+        <w:tc>
+          <w:tcPr>
+            <w:tcW w:type="dxa" w:w="1392"/>
+            <w:tcMar>
+              <w:top w:type="dxa" w:w="60"/>
+              <w:left w:type="dxa" w:w="100"/>
+              <w:bottom w:type="dxa" w:w="60"/>
+              <w:right w:type="dxa" w:w="100"/>
+            </w:tcMar>
+            <w:vAlign w:val="center"/>
+          </w:tcPr>
+          <w:p>
+            <w:pPr>
+              <w:spacing w:after="0" w:line="260"/>
+            </w:pPr>
+            <w:r>
+              <w:rPr>
+                <w:rFonts w:ascii="Prompt" w:cs="Prompt" w:eastAsia="Prompt" w:hAnsi="Prompt"/>
+                <w:b w:val="false"/>
+                <w:sz w:val="17"/>
+                <w:szCs w:val="17"/>
+              </w:rPr>
+              <w:t xml:space="preserve">448</w:t>
+            </w:r>
+          </w:p>
+        </w:tc>
+        <w:tc>
+          <w:tcPr>
+            <w:tcW w:type="dxa" w:w="1392"/>
+            <w:tcMar>
+              <w:top w:type="dxa" w:w="60"/>
+              <w:left w:type="dxa" w:w="100"/>
+              <w:bottom w:type="dxa" w:w="60"/>
+              <w:right w:type="dxa" w:w="100"/>
+            </w:tcMar>
+            <w:vAlign w:val="center"/>
+          </w:tcPr>
+          <w:p>
+            <w:pPr>
+              <w:spacing w:after="0" w:line="260"/>
+            </w:pPr>
+            <w:r>
+              <w:rPr>
+                <w:rFonts w:ascii="Prompt" w:cs="Prompt" w:eastAsia="Prompt" w:hAnsi="Prompt"/>
+                <w:b w:val="false"/>
+                <w:sz w:val="17"/>
+                <w:szCs w:val="17"/>
+              </w:rPr>
+              <w:t xml:space="preserve">278</w:t>
+            </w:r>
+          </w:p>
+        </w:tc>
+        <w:tc>
+          <w:tcPr>
+            <w:tcW w:type="dxa" w:w="1394"/>
+            <w:tcMar>
+              <w:top w:type="dxa" w:w="60"/>
+              <w:left w:type="dxa" w:w="100"/>
+              <w:bottom w:type="dxa" w:w="60"/>
+              <w:right w:type="dxa" w:w="100"/>
+            </w:tcMar>
+            <w:vAlign w:val="center"/>
+          </w:tcPr>
+          <w:p>
+            <w:pPr>
+              <w:spacing w:after="0" w:line="260"/>
+            </w:pPr>
+            <w:r>
+              <w:rPr>
+                <w:rFonts w:ascii="Prompt" w:cs="Prompt" w:eastAsia="Prompt" w:hAnsi="Prompt"/>
+                <w:b w:val="false"/>
+                <w:sz w:val="17"/>
+                <w:szCs w:val="17"/>
+              </w:rPr>
+              <w:t xml:space="preserve">164</w:t>
+            </w:r>
+          </w:p>
+        </w:tc>
+      </w:tr>
+    </w:tbl>
+    <w:p>
+      <w:pPr>
+        <w:spacing w:after="120"/>
+      </w:pPr>
+    </w:p>
+    <w:p>
+      <w:pPr>
+        <w:keepNext/>
+        <w:spacing w:after="60" w:before="120"/>
+        <w:jc w:val="center"/>
+      </w:pPr>
+      <w:r>
+        <w:drawing>
+          <wp:inline distT="0" distB="0" distL="0" distR="0">
+            <wp:extent cx="4206240" cy="3680460"/>
+            <wp:effectExtent t="0" r="0" b="0" l="0"/>
+            <wp:docPr id="101" name="thatako_101.png" descr="map_scnE.png" title=""/>
+            <wp:cNvGraphicFramePr>
+              <a:graphicFrameLocks xmlns:a="http://schemas.openxmlformats.org/drawingml/2006/main" noChangeAspect="1"/>
+            </wp:cNvGraphicFramePr>
+            <a:graphic xmlns:a="http://schemas.openxmlformats.org/drawingml/2006/main">
+              <a:graphicData uri="http://schemas.openxmlformats.org/drawingml/2006/picture">
+                <pic:pic xmlns:pic="http://schemas.openxmlformats.org/drawingml/2006/picture">
+                  <pic:nvPicPr>
+                    <pic:cNvPr id="0" name="" descr=""/>
+                    <pic:cNvPicPr>
+                      <a:picLocks noChangeAspect="1" noChangeArrowheads="1"/>
+                    </pic:cNvPicPr>
+                  </pic:nvPicPr>
+                  <pic:blipFill>
+                    <a:blip r:embed="rId101" cstate="none"/>
+                    <a:srcRect/>
+                    <a:stretch>
+                      <a:fillRect/>
+                    </a:stretch>
+                  </pic:blipFill>
+                  <pic:spPr bwMode="auto">
+                    <a:xfrm>
+                      <a:off x="0" y="0"/>
+                      <a:ext cx="4206240" cy="3680460"/>
+                    </a:xfrm>
+                    <a:prstGeom prst="rect">
+                      <a:avLst/>
+                    </a:prstGeom>
+                  </pic:spPr>
+                </pic:pic>
+              </a:graphicData>
+            </a:graphic>
+          </wp:inline>
+        </w:drawing>
+      </w:r>
+    </w:p>
+    <w:p>
+      <w:pPr>
+        <w:spacing w:after="200"/>
+        <w:jc w:val="center"/>
+      </w:pPr>
+      <w:r>
+        <w:rPr>
+          <w:rFonts w:ascii="Prompt" w:cs="Prompt" w:eastAsia="Prompt" w:hAnsi="Prompt"/>
+          <w:b/>
+          <w:bCs/>
+          <w:color w:val="64748B"/>
+          <w:sz w:val="19"/>
+          <w:szCs w:val="19"/>
+        </w:rPr>
+        <w:t xml:space="preserve">รูปที่ 11</w:t>
+      </w:r>
+      <w:r>
+        <w:rPr>
+          <w:rFonts w:ascii="Prompt" w:cs="Prompt" w:eastAsia="Prompt" w:hAnsi="Prompt"/>
+          <w:color w:val="64748B"/>
+          <w:sz w:val="19"/>
+          <w:szCs w:val="19"/>
+        </w:rPr>
+        <w:t xml:space="preserve"> สถานการณ์ E (ฝน 250 มม./5 วัน + น้ำล้นตลิ่ง): เวลาที่น้ำลดนับจากฝนเริ่มตก</w:t>
+      </w:r>
+    </w:p>
+    <w:p>
+      <w:pPr>
+        <w:pStyle w:val="ListParagraph"/>
+        <w:numPr>
+          <w:ilvl w:val="0"/>
+          <w:numId w:val="2"/>
+        </w:numPr>
+        <w:spacing w:after="60" w:line="290"/>
+      </w:pPr>
+      <w:r>
+        <w:rPr>
+          <w:rFonts w:ascii="Prompt" w:cs="Prompt" w:eastAsia="Prompt" w:hAnsi="Prompt"/>
+          <w:b/>
+          <w:bCs/>
+        </w:rPr>
+        <w:t xml:space="preserve">ขึ้นกับปริมาณฝนแบบไม่เป็นเส้นตรง</w:t>
+      </w:r>
+      <w:r>
+        <w:rPr>
+          <w:rFonts w:ascii="Prompt" w:cs="Prompt" w:eastAsia="Prompt" w:hAnsi="Prompt"/>
+        </w:rPr>
+        <w:t xml:space="preserve"> ฝน 150 มม. เกือบทั้งหมดถูกเก็บในคันนา ; เกินความจุคันนาเมื่อไร น้ำจากที่สูงไพศาลี/หนองบัวไหลลงแนวร่องกลาง อ.ท่าตะโก แล้วไปรวมที่ขอบบึงบอระเพ็ด</w:t>
+      </w:r>
+    </w:p>
+    <w:p>
+      <w:pPr>
+        <w:pStyle w:val="ListParagraph"/>
+        <w:numPr>
+          <w:ilvl w:val="0"/>
+          <w:numId w:val="2"/>
+        </w:numPr>
+        <w:spacing w:after="60" w:line="290"/>
+      </w:pPr>
+      <w:r>
+        <w:rPr>
+          <w:rFonts w:ascii="Prompt" w:cs="Prompt" w:eastAsia="Prompt" w:hAnsi="Prompt"/>
+          <w:b/>
+          <w:bCs/>
+        </w:rPr>
+        <w:t xml:space="preserve">จุดที่ท่วมนานที่สุด</w:t>
+      </w:r>
+      <w:r>
+        <w:rPr>
+          <w:rFonts w:ascii="Prompt" w:cs="Prompt" w:eastAsia="Prompt" w:hAnsi="Prompt"/>
+        </w:rPr>
+        <w:t xml:space="preserve"> ตำบลรอบบึงบอระเพ็ด: ทับกฤช พระนอน วังมหากร พนมเศษ ; ตำบลต้นแนวร่อง (ดอนคา ทำนบ สายลำโพง) ท่วมกว้างแต่ลดใน 7–14 วัน</w:t>
+      </w:r>
+    </w:p>
+    <w:p>
+      <w:pPr>
+        <w:pStyle w:val="ListParagraph"/>
+        <w:numPr>
+          <w:ilvl w:val="0"/>
+          <w:numId w:val="2"/>
+        </w:numPr>
+        <w:spacing w:after="60" w:line="290"/>
+      </w:pPr>
+      <w:r>
+        <w:rPr>
+          <w:rFonts w:ascii="Prompt" w:cs="Prompt" w:eastAsia="Prompt" w:hAnsi="Prompt"/>
+          <w:b/>
+          <w:bCs/>
+        </w:rPr>
+        <w:t xml:space="preserve">น้ำเท้อและน้ำล้นตลิ่ง</w:t>
+      </w:r>
+      <w:r>
+        <w:rPr>
+          <w:rFonts w:ascii="Prompt" w:cs="Prompt" w:eastAsia="Prompt" w:hAnsi="Prompt"/>
+        </w:rPr>
+        <w:t xml:space="preserve"> น้ำเท้อ (C → D) เพิ่มพื้นที่ขัง 7 วันขึ้นไปราว 35% เฉพาะตำบลริมบึง ; น้ำล้นตลิ่ง (D → E) ขยายอีกเท่าตัว (ทับกฤช 87 ตร.กม. ≈ 77% ของตำบล)</w:t>
+      </w:r>
+    </w:p>
+    <w:p>
+      <w:pPr>
+        <w:pStyle w:val="Heading2"/>
+      </w:pPr>
+      <w:r>
+        <w:rPr>
+          <w:rFonts w:ascii="Prompt" w:cs="Prompt" w:eastAsia="Prompt" w:hAnsi="Prompt"/>
+        </w:rPr>
+        <w:t xml:space="preserve">12.3 น้ำท่วมจริงจาก Sentinel-1 ปี 2560–2568</w:t>
+      </w:r>
+    </w:p>
+    <w:p>
+      <w:pPr>
+        <w:spacing w:after="120" w:line="300"/>
+        <w:jc w:val="left"/>
+      </w:pPr>
+      <w:r>
+        <w:rPr>
+          <w:rFonts w:ascii="Prompt" w:cs="Prompt" w:eastAsia="Prompt" w:hAnsi="Prompt"/>
+        </w:rPr>
+        <w:t xml:space="preserve">pipeline/s1_history.py ใช้ภาพ Sentinel-1 RTC VV จาก Microsoft Planetary Computer วงโคจร 62 (ขาลง ภาพเดียวครอบแอ่ง) 261 ภาพ ใช้ 148 ภาพในช่วง 1 ส.ค.–15 ธ.ค. และภาพฤดูแล้งเป็นภาพอ้างอิง ดึงผ่าน Python ของ ArcGIS Pro (ให้ data API ตัดภาพที่ server ~4 วินาที/ภาพ) จำแนกน้ำด้วย VV ต่ำกว่าจุดหุบของ histogram (−17…−13 dB ; Otsu ถูกดึงไป −11.8 dB เพราะพิกเซลบกมากกว่า) และลดลงมากกว่า 3 dB จากค่ามัธยฐานฤดูแล้งปีเดียวกัน แล้วกรอง majority 3×3 ระยะเวลาท่วมคิดจากผลรวมของช่วงห่างระหว่างภาพ</w:t>
+      </w:r>
+    </w:p>
+    <w:p>
+      <w:pPr>
+        <w:keepNext/>
+        <w:spacing w:after="80" w:before="120"/>
+      </w:pPr>
+      <w:r>
+        <w:rPr>
+          <w:rFonts w:ascii="Prompt" w:cs="Prompt" w:eastAsia="Prompt" w:hAnsi="Prompt"/>
+          <w:b/>
+          <w:bCs/>
+          <w:color w:val="0B3C5D"/>
+          <w:sz w:val="20"/>
+          <w:szCs w:val="20"/>
+        </w:rPr>
+        <w:t xml:space="preserve">ตารางที่ 21</w:t>
+      </w:r>
+      <w:r>
+        <w:rPr>
+          <w:rFonts w:ascii="Prompt" w:cs="Prompt" w:eastAsia="Prompt" w:hAnsi="Prompt"/>
+          <w:color w:val="0B3C5D"/>
+          <w:sz w:val="20"/>
+          <w:szCs w:val="20"/>
+        </w:rPr>
+        <w:t xml:space="preserve"> พื้นที่ท่วมจาก Sentinel-1 ในตำบลที่ศึกษา รายปี (ตร.กม.)</w:t>
+      </w:r>
+    </w:p>
+    <w:tbl>
+      <w:tblPr>
+        <w:tblW w:type="dxa" w:w="9638"/>
+        <w:tblBorders>
+          <w:top w:val="single" w:color="C9D4DE" w:sz="4"/>
+          <w:left w:val="single" w:color="C9D4DE" w:sz="4"/>
+          <w:bottom w:val="single" w:color="C9D4DE" w:sz="4"/>
+          <w:right w:val="single" w:color="C9D4DE" w:sz="4"/>
+          <w:insideH w:val="single" w:color="C9D4DE" w:sz="4"/>
+          <w:insideV w:val="single" w:color="C9D4DE" w:sz="4"/>
+        </w:tblBorders>
+      </w:tblPr>
+      <w:tblGrid>
+        <w:gridCol w:w="1917"/>
+        <w:gridCol w:w="857"/>
+        <w:gridCol w:w="857"/>
+        <w:gridCol w:w="857"/>
+        <w:gridCol w:w="857"/>
+        <w:gridCol w:w="857"/>
+        <w:gridCol w:w="857"/>
+        <w:gridCol w:w="857"/>
+        <w:gridCol w:w="857"/>
+        <w:gridCol w:w="865"/>
+      </w:tblGrid>
+      <w:tr>
+        <w:trPr>
+          <w:cantSplit/>
+          <w:tblHeader/>
+        </w:trPr>
+        <w:tc>
+          <w:tcPr>
+            <w:tcW w:type="dxa" w:w="1917"/>
+            <w:shd w:fill="0B3C5D" w:color="auto" w:val="clear"/>
+            <w:tcMar>
+              <w:top w:type="dxa" w:w="60"/>
+              <w:left w:type="dxa" w:w="100"/>
+              <w:bottom w:type="dxa" w:w="60"/>
+              <w:right w:type="dxa" w:w="100"/>
+            </w:tcMar>
+            <w:vAlign w:val="center"/>
+          </w:tcPr>
+          <w:p>
+            <w:pPr>
+              <w:spacing w:after="0" w:line="260"/>
+            </w:pPr>
+            <w:r>
+              <w:rPr>
+                <w:rFonts w:ascii="Prompt" w:cs="Prompt" w:eastAsia="Prompt" w:hAnsi="Prompt"/>
+                <w:b/>
+                <w:bCs/>
+                <w:color w:val="FFFFFF"/>
+                <w:sz w:val="17"/>
+                <w:szCs w:val="17"/>
+              </w:rPr>
+              <w:t xml:space="preserve">ปี (พ.ศ.)</w:t>
+            </w:r>
+          </w:p>
+        </w:tc>
+        <w:tc>
+          <w:tcPr>
+            <w:tcW w:type="dxa" w:w="857"/>
+            <w:shd w:fill="0B3C5D" w:color="auto" w:val="clear"/>
+            <w:tcMar>
+              <w:top w:type="dxa" w:w="60"/>
+              <w:left w:type="dxa" w:w="100"/>
+              <w:bottom w:type="dxa" w:w="60"/>
+              <w:right w:type="dxa" w:w="100"/>
+            </w:tcMar>
+            <w:vAlign w:val="center"/>
+          </w:tcPr>
+          <w:p>
+            <w:pPr>
+              <w:spacing w:after="0" w:line="260"/>
+            </w:pPr>
+            <w:r>
+              <w:rPr>
+                <w:rFonts w:ascii="Prompt" w:cs="Prompt" w:eastAsia="Prompt" w:hAnsi="Prompt"/>
+                <w:b/>
+                <w:bCs/>
+                <w:color w:val="FFFFFF"/>
+                <w:sz w:val="17"/>
+                <w:szCs w:val="17"/>
+              </w:rPr>
+              <w:t xml:space="preserve">2560</w:t>
+            </w:r>
+          </w:p>
+        </w:tc>
+        <w:tc>
+          <w:tcPr>
+            <w:tcW w:type="dxa" w:w="857"/>
+            <w:shd w:fill="0B3C5D" w:color="auto" w:val="clear"/>
+            <w:tcMar>
+              <w:top w:type="dxa" w:w="60"/>
+              <w:left w:type="dxa" w:w="100"/>
+              <w:bottom w:type="dxa" w:w="60"/>
+              <w:right w:type="dxa" w:w="100"/>
+            </w:tcMar>
+            <w:vAlign w:val="center"/>
+          </w:tcPr>
+          <w:p>
+            <w:pPr>
+              <w:spacing w:after="0" w:line="260"/>
+            </w:pPr>
+            <w:r>
+              <w:rPr>
+                <w:rFonts w:ascii="Prompt" w:cs="Prompt" w:eastAsia="Prompt" w:hAnsi="Prompt"/>
+                <w:b/>
+                <w:bCs/>
+                <w:color w:val="FFFFFF"/>
+                <w:sz w:val="17"/>
+                <w:szCs w:val="17"/>
+              </w:rPr>
+              <w:t xml:space="preserve">2561</w:t>
+            </w:r>
+          </w:p>
+        </w:tc>
+        <w:tc>
+          <w:tcPr>
+            <w:tcW w:type="dxa" w:w="857"/>
+            <w:shd w:fill="0B3C5D" w:color="auto" w:val="clear"/>
+            <w:tcMar>
+              <w:top w:type="dxa" w:w="60"/>
+              <w:left w:type="dxa" w:w="100"/>
+              <w:bottom w:type="dxa" w:w="60"/>
+              <w:right w:type="dxa" w:w="100"/>
+            </w:tcMar>
+            <w:vAlign w:val="center"/>
+          </w:tcPr>
+          <w:p>
+            <w:pPr>
+              <w:spacing w:after="0" w:line="260"/>
+            </w:pPr>
+            <w:r>
+              <w:rPr>
+                <w:rFonts w:ascii="Prompt" w:cs="Prompt" w:eastAsia="Prompt" w:hAnsi="Prompt"/>
+                <w:b/>
+                <w:bCs/>
+                <w:color w:val="FFFFFF"/>
+                <w:sz w:val="17"/>
+                <w:szCs w:val="17"/>
+              </w:rPr>
+              <w:t xml:space="preserve">2562</w:t>
+            </w:r>
+          </w:p>
+        </w:tc>
+        <w:tc>
+          <w:tcPr>
+            <w:tcW w:type="dxa" w:w="857"/>
+            <w:shd w:fill="0B3C5D" w:color="auto" w:val="clear"/>
+            <w:tcMar>
+              <w:top w:type="dxa" w:w="60"/>
+              <w:left w:type="dxa" w:w="100"/>
+              <w:bottom w:type="dxa" w:w="60"/>
+              <w:right w:type="dxa" w:w="100"/>
+            </w:tcMar>
+            <w:vAlign w:val="center"/>
+          </w:tcPr>
+          <w:p>
+            <w:pPr>
+              <w:spacing w:after="0" w:line="260"/>
+            </w:pPr>
+            <w:r>
+              <w:rPr>
+                <w:rFonts w:ascii="Prompt" w:cs="Prompt" w:eastAsia="Prompt" w:hAnsi="Prompt"/>
+                <w:b/>
+                <w:bCs/>
+                <w:color w:val="FFFFFF"/>
+                <w:sz w:val="17"/>
+                <w:szCs w:val="17"/>
+              </w:rPr>
+              <w:t xml:space="preserve">2563</w:t>
+            </w:r>
+          </w:p>
+        </w:tc>
+        <w:tc>
+          <w:tcPr>
+            <w:tcW w:type="dxa" w:w="857"/>
+            <w:shd w:fill="0B3C5D" w:color="auto" w:val="clear"/>
+            <w:tcMar>
+              <w:top w:type="dxa" w:w="60"/>
+              <w:left w:type="dxa" w:w="100"/>
+              <w:bottom w:type="dxa" w:w="60"/>
+              <w:right w:type="dxa" w:w="100"/>
+            </w:tcMar>
+            <w:vAlign w:val="center"/>
+          </w:tcPr>
+          <w:p>
+            <w:pPr>
+              <w:spacing w:after="0" w:line="260"/>
+            </w:pPr>
+            <w:r>
+              <w:rPr>
+                <w:rFonts w:ascii="Prompt" w:cs="Prompt" w:eastAsia="Prompt" w:hAnsi="Prompt"/>
+                <w:b/>
+                <w:bCs/>
+                <w:color w:val="FFFFFF"/>
+                <w:sz w:val="17"/>
+                <w:szCs w:val="17"/>
+              </w:rPr>
+              <w:t xml:space="preserve">2564</w:t>
+            </w:r>
+          </w:p>
+        </w:tc>
+        <w:tc>
+          <w:tcPr>
+            <w:tcW w:type="dxa" w:w="857"/>
+            <w:shd w:fill="0B3C5D" w:color="auto" w:val="clear"/>
+            <w:tcMar>
+              <w:top w:type="dxa" w:w="60"/>
+              <w:left w:type="dxa" w:w="100"/>
+              <w:bottom w:type="dxa" w:w="60"/>
+              <w:right w:type="dxa" w:w="100"/>
+            </w:tcMar>
+            <w:vAlign w:val="center"/>
+          </w:tcPr>
+          <w:p>
+            <w:pPr>
+              <w:spacing w:after="0" w:line="260"/>
+            </w:pPr>
+            <w:r>
+              <w:rPr>
+                <w:rFonts w:ascii="Prompt" w:cs="Prompt" w:eastAsia="Prompt" w:hAnsi="Prompt"/>
+                <w:b/>
+                <w:bCs/>
+                <w:color w:val="FFFFFF"/>
+                <w:sz w:val="17"/>
+                <w:szCs w:val="17"/>
+              </w:rPr>
+              <w:t xml:space="preserve">2565</w:t>
+            </w:r>
+          </w:p>
+        </w:tc>
+        <w:tc>
+          <w:tcPr>
+            <w:tcW w:type="dxa" w:w="857"/>
+            <w:shd w:fill="0B3C5D" w:color="auto" w:val="clear"/>
+            <w:tcMar>
+              <w:top w:type="dxa" w:w="60"/>
+              <w:left w:type="dxa" w:w="100"/>
+              <w:bottom w:type="dxa" w:w="60"/>
+              <w:right w:type="dxa" w:w="100"/>
+            </w:tcMar>
+            <w:vAlign w:val="center"/>
+          </w:tcPr>
+          <w:p>
+            <w:pPr>
+              <w:spacing w:after="0" w:line="260"/>
+            </w:pPr>
+            <w:r>
+              <w:rPr>
+                <w:rFonts w:ascii="Prompt" w:cs="Prompt" w:eastAsia="Prompt" w:hAnsi="Prompt"/>
+                <w:b/>
+                <w:bCs/>
+                <w:color w:val="FFFFFF"/>
+                <w:sz w:val="17"/>
+                <w:szCs w:val="17"/>
+              </w:rPr>
+              <w:t xml:space="preserve">2566</w:t>
+            </w:r>
+          </w:p>
+        </w:tc>
+        <w:tc>
+          <w:tcPr>
+            <w:tcW w:type="dxa" w:w="857"/>
+            <w:shd w:fill="0B3C5D" w:color="auto" w:val="clear"/>
+            <w:tcMar>
+              <w:top w:type="dxa" w:w="60"/>
+              <w:left w:type="dxa" w:w="100"/>
+              <w:bottom w:type="dxa" w:w="60"/>
+              <w:right w:type="dxa" w:w="100"/>
+            </w:tcMar>
+            <w:vAlign w:val="center"/>
+          </w:tcPr>
+          <w:p>
+            <w:pPr>
+              <w:spacing w:after="0" w:line="260"/>
+            </w:pPr>
+            <w:r>
+              <w:rPr>
+                <w:rFonts w:ascii="Prompt" w:cs="Prompt" w:eastAsia="Prompt" w:hAnsi="Prompt"/>
+                <w:b/>
+                <w:bCs/>
+                <w:color w:val="FFFFFF"/>
+                <w:sz w:val="17"/>
+                <w:szCs w:val="17"/>
+              </w:rPr>
+              <w:t xml:space="preserve">2567</w:t>
+            </w:r>
+          </w:p>
+        </w:tc>
+        <w:tc>
+          <w:tcPr>
+            <w:tcW w:type="dxa" w:w="865"/>
+            <w:shd w:fill="0B3C5D" w:color="auto" w:val="clear"/>
+            <w:tcMar>
+              <w:top w:type="dxa" w:w="60"/>
+              <w:left w:type="dxa" w:w="100"/>
+              <w:bottom w:type="dxa" w:w="60"/>
+              <w:right w:type="dxa" w:w="100"/>
+            </w:tcMar>
+            <w:vAlign w:val="center"/>
+          </w:tcPr>
+          <w:p>
+            <w:pPr>
+              <w:spacing w:after="0" w:line="260"/>
+            </w:pPr>
+            <w:r>
+              <w:rPr>
+                <w:rFonts w:ascii="Prompt" w:cs="Prompt" w:eastAsia="Prompt" w:hAnsi="Prompt"/>
+                <w:b/>
+                <w:bCs/>
+                <w:color w:val="FFFFFF"/>
+                <w:sz w:val="17"/>
+                <w:szCs w:val="17"/>
+              </w:rPr>
+              <w:t xml:space="preserve">2568</w:t>
+            </w:r>
+          </w:p>
+        </w:tc>
+      </w:tr>
+      <w:tr>
+        <w:trPr>
+          <w:cantSplit/>
+          <w:tblHeader w:val="false"/>
+        </w:trPr>
+        <w:tc>
+          <w:tcPr>
+            <w:tcW w:type="dxa" w:w="1917"/>
+            <w:tcMar>
+              <w:top w:type="dxa" w:w="60"/>
+              <w:left w:type="dxa" w:w="100"/>
+              <w:bottom w:type="dxa" w:w="60"/>
+              <w:right w:type="dxa" w:w="100"/>
+            </w:tcMar>
+            <w:vAlign w:val="center"/>
+          </w:tcPr>
+          <w:p>
+            <w:pPr>
+              <w:spacing w:after="0" w:line="260"/>
+            </w:pPr>
+            <w:r>
+              <w:rPr>
+                <w:rFonts w:ascii="Prompt" w:cs="Prompt" w:eastAsia="Prompt" w:hAnsi="Prompt"/>
+                <w:b w:val="false"/>
+                <w:sz w:val="17"/>
+                <w:szCs w:val="17"/>
+              </w:rPr>
+              <w:t xml:space="preserve">จำนวนภาพ</w:t>
+            </w:r>
+          </w:p>
+        </w:tc>
+        <w:tc>
+          <w:tcPr>
+            <w:tcW w:type="dxa" w:w="857"/>
+            <w:tcMar>
+              <w:top w:type="dxa" w:w="60"/>
+              <w:left w:type="dxa" w:w="100"/>
+              <w:bottom w:type="dxa" w:w="60"/>
+              <w:right w:type="dxa" w:w="100"/>
+            </w:tcMar>
+            <w:vAlign w:val="center"/>
+          </w:tcPr>
+          <w:p>
+            <w:pPr>
+              <w:spacing w:after="0" w:line="260"/>
+            </w:pPr>
+            <w:r>
+              <w:rPr>
+                <w:rFonts w:ascii="Prompt" w:cs="Prompt" w:eastAsia="Prompt" w:hAnsi="Prompt"/>
+                <w:b w:val="false"/>
+                <w:sz w:val="17"/>
+                <w:szCs w:val="17"/>
+              </w:rPr>
+              <w:t xml:space="preserve">10</w:t>
+            </w:r>
+          </w:p>
+        </w:tc>
+        <w:tc>
+          <w:tcPr>
+            <w:tcW w:type="dxa" w:w="857"/>
+            <w:tcMar>
+              <w:top w:type="dxa" w:w="60"/>
+              <w:left w:type="dxa" w:w="100"/>
+              <w:bottom w:type="dxa" w:w="60"/>
+              <w:right w:type="dxa" w:w="100"/>
+            </w:tcMar>
+            <w:vAlign w:val="center"/>
+          </w:tcPr>
+          <w:p>
+            <w:pPr>
+              <w:spacing w:after="0" w:line="260"/>
+            </w:pPr>
+            <w:r>
+              <w:rPr>
+                <w:rFonts w:ascii="Prompt" w:cs="Prompt" w:eastAsia="Prompt" w:hAnsi="Prompt"/>
+                <w:b w:val="false"/>
+                <w:sz w:val="17"/>
+                <w:szCs w:val="17"/>
+              </w:rPr>
+              <w:t xml:space="preserve">22</w:t>
+            </w:r>
+          </w:p>
+        </w:tc>
+        <w:tc>
+          <w:tcPr>
+            <w:tcW w:type="dxa" w:w="857"/>
+            <w:tcMar>
+              <w:top w:type="dxa" w:w="60"/>
+              <w:left w:type="dxa" w:w="100"/>
+              <w:bottom w:type="dxa" w:w="60"/>
+              <w:right w:type="dxa" w:w="100"/>
+            </w:tcMar>
+            <w:vAlign w:val="center"/>
+          </w:tcPr>
+          <w:p>
+            <w:pPr>
+              <w:spacing w:after="0" w:line="260"/>
+            </w:pPr>
+            <w:r>
+              <w:rPr>
+                <w:rFonts w:ascii="Prompt" w:cs="Prompt" w:eastAsia="Prompt" w:hAnsi="Prompt"/>
+                <w:b w:val="false"/>
+                <w:sz w:val="17"/>
+                <w:szCs w:val="17"/>
+              </w:rPr>
+              <w:t xml:space="preserve">22</w:t>
+            </w:r>
+          </w:p>
+        </w:tc>
+        <w:tc>
+          <w:tcPr>
+            <w:tcW w:type="dxa" w:w="857"/>
+            <w:tcMar>
+              <w:top w:type="dxa" w:w="60"/>
+              <w:left w:type="dxa" w:w="100"/>
+              <w:bottom w:type="dxa" w:w="60"/>
+              <w:right w:type="dxa" w:w="100"/>
+            </w:tcMar>
+            <w:vAlign w:val="center"/>
+          </w:tcPr>
+          <w:p>
+            <w:pPr>
+              <w:spacing w:after="0" w:line="260"/>
+            </w:pPr>
+            <w:r>
+              <w:rPr>
+                <w:rFonts w:ascii="Prompt" w:cs="Prompt" w:eastAsia="Prompt" w:hAnsi="Prompt"/>
+                <w:b w:val="false"/>
+                <w:sz w:val="17"/>
+                <w:szCs w:val="17"/>
+              </w:rPr>
+              <w:t xml:space="preserve">22</w:t>
+            </w:r>
+          </w:p>
+        </w:tc>
+        <w:tc>
+          <w:tcPr>
+            <w:tcW w:type="dxa" w:w="857"/>
+            <w:tcMar>
+              <w:top w:type="dxa" w:w="60"/>
+              <w:left w:type="dxa" w:w="100"/>
+              <w:bottom w:type="dxa" w:w="60"/>
+              <w:right w:type="dxa" w:w="100"/>
+            </w:tcMar>
+            <w:vAlign w:val="center"/>
+          </w:tcPr>
+          <w:p>
+            <w:pPr>
+              <w:spacing w:after="0" w:line="260"/>
+            </w:pPr>
+            <w:r>
+              <w:rPr>
+                <w:rFonts w:ascii="Prompt" w:cs="Prompt" w:eastAsia="Prompt" w:hAnsi="Prompt"/>
+                <w:b w:val="false"/>
+                <w:sz w:val="17"/>
+                <w:szCs w:val="17"/>
+              </w:rPr>
+              <w:t xml:space="preserve">22</w:t>
+            </w:r>
+          </w:p>
+        </w:tc>
+        <w:tc>
+          <w:tcPr>
+            <w:tcW w:type="dxa" w:w="857"/>
+            <w:tcMar>
+              <w:top w:type="dxa" w:w="60"/>
+              <w:left w:type="dxa" w:w="100"/>
+              <w:bottom w:type="dxa" w:w="60"/>
+              <w:right w:type="dxa" w:w="100"/>
+            </w:tcMar>
+            <w:vAlign w:val="center"/>
+          </w:tcPr>
+          <w:p>
+            <w:pPr>
+              <w:spacing w:after="0" w:line="260"/>
+            </w:pPr>
+            <w:r>
+              <w:rPr>
+                <w:rFonts w:ascii="Prompt" w:cs="Prompt" w:eastAsia="Prompt" w:hAnsi="Prompt"/>
+                <w:b w:val="false"/>
+                <w:sz w:val="17"/>
+                <w:szCs w:val="17"/>
+              </w:rPr>
+              <w:t xml:space="preserve">11</w:t>
+            </w:r>
+          </w:p>
+        </w:tc>
+        <w:tc>
+          <w:tcPr>
+            <w:tcW w:type="dxa" w:w="857"/>
+            <w:tcMar>
+              <w:top w:type="dxa" w:w="60"/>
+              <w:left w:type="dxa" w:w="100"/>
+              <w:bottom w:type="dxa" w:w="60"/>
+              <w:right w:type="dxa" w:w="100"/>
+            </w:tcMar>
+            <w:vAlign w:val="center"/>
+          </w:tcPr>
+          <w:p>
+            <w:pPr>
+              <w:spacing w:after="0" w:line="260"/>
+            </w:pPr>
+            <w:r>
+              <w:rPr>
+                <w:rFonts w:ascii="Prompt" w:cs="Prompt" w:eastAsia="Prompt" w:hAnsi="Prompt"/>
+                <w:b w:val="false"/>
+                <w:sz w:val="17"/>
+                <w:szCs w:val="17"/>
+              </w:rPr>
+              <w:t xml:space="preserve">11</w:t>
+            </w:r>
+          </w:p>
+        </w:tc>
+        <w:tc>
+          <w:tcPr>
+            <w:tcW w:type="dxa" w:w="857"/>
+            <w:tcMar>
+              <w:top w:type="dxa" w:w="60"/>
+              <w:left w:type="dxa" w:w="100"/>
+              <w:bottom w:type="dxa" w:w="60"/>
+              <w:right w:type="dxa" w:w="100"/>
+            </w:tcMar>
+            <w:vAlign w:val="center"/>
+          </w:tcPr>
+          <w:p>
+            <w:pPr>
+              <w:spacing w:after="0" w:line="260"/>
+            </w:pPr>
+            <w:r>
+              <w:rPr>
+                <w:rFonts w:ascii="Prompt" w:cs="Prompt" w:eastAsia="Prompt" w:hAnsi="Prompt"/>
+                <w:b w:val="false"/>
+                <w:sz w:val="17"/>
+                <w:szCs w:val="17"/>
+              </w:rPr>
+              <w:t xml:space="preserve">9</w:t>
+            </w:r>
+          </w:p>
+        </w:tc>
+        <w:tc>
+          <w:tcPr>
+            <w:tcW w:type="dxa" w:w="865"/>
+            <w:tcMar>
+              <w:top w:type="dxa" w:w="60"/>
+              <w:left w:type="dxa" w:w="100"/>
+              <w:bottom w:type="dxa" w:w="60"/>
+              <w:right w:type="dxa" w:w="100"/>
+            </w:tcMar>
+            <w:vAlign w:val="center"/>
+          </w:tcPr>
+          <w:p>
+            <w:pPr>
+              <w:spacing w:after="0" w:line="260"/>
+            </w:pPr>
+            <w:r>
+              <w:rPr>
+                <w:rFonts w:ascii="Prompt" w:cs="Prompt" w:eastAsia="Prompt" w:hAnsi="Prompt"/>
+                <w:b w:val="false"/>
+                <w:sz w:val="17"/>
+                <w:szCs w:val="17"/>
+              </w:rPr>
+              <w:t xml:space="preserve">19</w:t>
+            </w:r>
+          </w:p>
+        </w:tc>
+      </w:tr>
+      <w:tr>
+        <w:trPr>
+          <w:cantSplit/>
+          <w:tblHeader w:val="false"/>
+        </w:trPr>
+        <w:tc>
+          <w:tcPr>
+            <w:tcW w:type="dxa" w:w="1917"/>
+            <w:shd w:fill="F5F8FB" w:color="auto" w:val="clear"/>
+            <w:tcMar>
+              <w:top w:type="dxa" w:w="60"/>
+              <w:left w:type="dxa" w:w="100"/>
+              <w:bottom w:type="dxa" w:w="60"/>
+              <w:right w:type="dxa" w:w="100"/>
+            </w:tcMar>
+            <w:vAlign w:val="center"/>
+          </w:tcPr>
+          <w:p>
+            <w:pPr>
+              <w:spacing w:after="0" w:line="260"/>
+            </w:pPr>
+            <w:r>
+              <w:rPr>
+                <w:rFonts w:ascii="Prompt" w:cs="Prompt" w:eastAsia="Prompt" w:hAnsi="Prompt"/>
+                <w:b w:val="false"/>
+                <w:sz w:val="17"/>
+                <w:szCs w:val="17"/>
+              </w:rPr>
+              <w:t xml:space="preserve">ท่วม 30 วันขึ้นไป</w:t>
+            </w:r>
+          </w:p>
+        </w:tc>
+        <w:tc>
+          <w:tcPr>
+            <w:tcW w:type="dxa" w:w="857"/>
+            <w:shd w:fill="F5F8FB" w:color="auto" w:val="clear"/>
+            <w:tcMar>
+              <w:top w:type="dxa" w:w="60"/>
+              <w:left w:type="dxa" w:w="100"/>
+              <w:bottom w:type="dxa" w:w="60"/>
+              <w:right w:type="dxa" w:w="100"/>
+            </w:tcMar>
+            <w:vAlign w:val="center"/>
+          </w:tcPr>
+          <w:p>
+            <w:pPr>
+              <w:spacing w:after="0" w:line="260"/>
+            </w:pPr>
+            <w:r>
+              <w:rPr>
+                <w:rFonts w:ascii="Prompt" w:cs="Prompt" w:eastAsia="Prompt" w:hAnsi="Prompt"/>
+                <w:b w:val="false"/>
+                <w:sz w:val="17"/>
+                <w:szCs w:val="17"/>
+              </w:rPr>
+              <w:t xml:space="preserve">175</w:t>
+            </w:r>
+          </w:p>
+        </w:tc>
+        <w:tc>
+          <w:tcPr>
+            <w:tcW w:type="dxa" w:w="857"/>
+            <w:shd w:fill="F5F8FB" w:color="auto" w:val="clear"/>
+            <w:tcMar>
+              <w:top w:type="dxa" w:w="60"/>
+              <w:left w:type="dxa" w:w="100"/>
+              <w:bottom w:type="dxa" w:w="60"/>
+              <w:right w:type="dxa" w:w="100"/>
+            </w:tcMar>
+            <w:vAlign w:val="center"/>
+          </w:tcPr>
+          <w:p>
+            <w:pPr>
+              <w:spacing w:after="0" w:line="260"/>
+            </w:pPr>
+            <w:r>
+              <w:rPr>
+                <w:rFonts w:ascii="Prompt" w:cs="Prompt" w:eastAsia="Prompt" w:hAnsi="Prompt"/>
+                <w:b w:val="false"/>
+                <w:sz w:val="17"/>
+                <w:szCs w:val="17"/>
+              </w:rPr>
+              <w:t xml:space="preserve">30</w:t>
+            </w:r>
+          </w:p>
+        </w:tc>
+        <w:tc>
+          <w:tcPr>
+            <w:tcW w:type="dxa" w:w="857"/>
+            <w:shd w:fill="F5F8FB" w:color="auto" w:val="clear"/>
+            <w:tcMar>
+              <w:top w:type="dxa" w:w="60"/>
+              <w:left w:type="dxa" w:w="100"/>
+              <w:bottom w:type="dxa" w:w="60"/>
+              <w:right w:type="dxa" w:w="100"/>
+            </w:tcMar>
+            <w:vAlign w:val="center"/>
+          </w:tcPr>
+          <w:p>
+            <w:pPr>
+              <w:spacing w:after="0" w:line="260"/>
+            </w:pPr>
+            <w:r>
+              <w:rPr>
+                <w:rFonts w:ascii="Prompt" w:cs="Prompt" w:eastAsia="Prompt" w:hAnsi="Prompt"/>
+                <w:b w:val="false"/>
+                <w:sz w:val="17"/>
+                <w:szCs w:val="17"/>
+              </w:rPr>
+              <w:t xml:space="preserve">24</w:t>
+            </w:r>
+          </w:p>
+        </w:tc>
+        <w:tc>
+          <w:tcPr>
+            <w:tcW w:type="dxa" w:w="857"/>
+            <w:shd w:fill="F5F8FB" w:color="auto" w:val="clear"/>
+            <w:tcMar>
+              <w:top w:type="dxa" w:w="60"/>
+              <w:left w:type="dxa" w:w="100"/>
+              <w:bottom w:type="dxa" w:w="60"/>
+              <w:right w:type="dxa" w:w="100"/>
+            </w:tcMar>
+            <w:vAlign w:val="center"/>
+          </w:tcPr>
+          <w:p>
+            <w:pPr>
+              <w:spacing w:after="0" w:line="260"/>
+            </w:pPr>
+            <w:r>
+              <w:rPr>
+                <w:rFonts w:ascii="Prompt" w:cs="Prompt" w:eastAsia="Prompt" w:hAnsi="Prompt"/>
+                <w:b w:val="false"/>
+                <w:sz w:val="17"/>
+                <w:szCs w:val="17"/>
+              </w:rPr>
+              <w:t xml:space="preserve">2</w:t>
+            </w:r>
+          </w:p>
+        </w:tc>
+        <w:tc>
+          <w:tcPr>
+            <w:tcW w:type="dxa" w:w="857"/>
+            <w:shd w:fill="F5F8FB" w:color="auto" w:val="clear"/>
+            <w:tcMar>
+              <w:top w:type="dxa" w:w="60"/>
+              <w:left w:type="dxa" w:w="100"/>
+              <w:bottom w:type="dxa" w:w="60"/>
+              <w:right w:type="dxa" w:w="100"/>
+            </w:tcMar>
+            <w:vAlign w:val="center"/>
+          </w:tcPr>
+          <w:p>
+            <w:pPr>
+              <w:spacing w:after="0" w:line="260"/>
+            </w:pPr>
+            <w:r>
+              <w:rPr>
+                <w:rFonts w:ascii="Prompt" w:cs="Prompt" w:eastAsia="Prompt" w:hAnsi="Prompt"/>
+                <w:b w:val="false"/>
+                <w:sz w:val="17"/>
+                <w:szCs w:val="17"/>
+              </w:rPr>
+              <w:t xml:space="preserve">211</w:t>
+            </w:r>
+          </w:p>
+        </w:tc>
+        <w:tc>
+          <w:tcPr>
+            <w:tcW w:type="dxa" w:w="857"/>
+            <w:shd w:fill="F5F8FB" w:color="auto" w:val="clear"/>
+            <w:tcMar>
+              <w:top w:type="dxa" w:w="60"/>
+              <w:left w:type="dxa" w:w="100"/>
+              <w:bottom w:type="dxa" w:w="60"/>
+              <w:right w:type="dxa" w:w="100"/>
+            </w:tcMar>
+            <w:vAlign w:val="center"/>
+          </w:tcPr>
+          <w:p>
+            <w:pPr>
+              <w:spacing w:after="0" w:line="260"/>
+            </w:pPr>
+            <w:r>
+              <w:rPr>
+                <w:rFonts w:ascii="Prompt" w:cs="Prompt" w:eastAsia="Prompt" w:hAnsi="Prompt"/>
+                <w:b w:val="false"/>
+                <w:sz w:val="17"/>
+                <w:szCs w:val="17"/>
+              </w:rPr>
+              <w:t xml:space="preserve">210</w:t>
+            </w:r>
+          </w:p>
+        </w:tc>
+        <w:tc>
+          <w:tcPr>
+            <w:tcW w:type="dxa" w:w="857"/>
+            <w:shd w:fill="F5F8FB" w:color="auto" w:val="clear"/>
+            <w:tcMar>
+              <w:top w:type="dxa" w:w="60"/>
+              <w:left w:type="dxa" w:w="100"/>
+              <w:bottom w:type="dxa" w:w="60"/>
+              <w:right w:type="dxa" w:w="100"/>
+            </w:tcMar>
+            <w:vAlign w:val="center"/>
+          </w:tcPr>
+          <w:p>
+            <w:pPr>
+              <w:spacing w:after="0" w:line="260"/>
+            </w:pPr>
+            <w:r>
+              <w:rPr>
+                <w:rFonts w:ascii="Prompt" w:cs="Prompt" w:eastAsia="Prompt" w:hAnsi="Prompt"/>
+                <w:b w:val="false"/>
+                <w:sz w:val="17"/>
+                <w:szCs w:val="17"/>
+              </w:rPr>
+              <w:t xml:space="preserve">88</w:t>
+            </w:r>
+          </w:p>
+        </w:tc>
+        <w:tc>
+          <w:tcPr>
+            <w:tcW w:type="dxa" w:w="857"/>
+            <w:shd w:fill="F5F8FB" w:color="auto" w:val="clear"/>
+            <w:tcMar>
+              <w:top w:type="dxa" w:w="60"/>
+              <w:left w:type="dxa" w:w="100"/>
+              <w:bottom w:type="dxa" w:w="60"/>
+              <w:right w:type="dxa" w:w="100"/>
+            </w:tcMar>
+            <w:vAlign w:val="center"/>
+          </w:tcPr>
+          <w:p>
+            <w:pPr>
+              <w:spacing w:after="0" w:line="260"/>
+            </w:pPr>
+            <w:r>
+              <w:rPr>
+                <w:rFonts w:ascii="Prompt" w:cs="Prompt" w:eastAsia="Prompt" w:hAnsi="Prompt"/>
+                <w:b w:val="false"/>
+                <w:sz w:val="17"/>
+                <w:szCs w:val="17"/>
+              </w:rPr>
+              <w:t xml:space="preserve">130</w:t>
+            </w:r>
+          </w:p>
+        </w:tc>
+        <w:tc>
+          <w:tcPr>
+            <w:tcW w:type="dxa" w:w="865"/>
+            <w:shd w:fill="F5F8FB" w:color="auto" w:val="clear"/>
+            <w:tcMar>
+              <w:top w:type="dxa" w:w="60"/>
+              <w:left w:type="dxa" w:w="100"/>
+              <w:bottom w:type="dxa" w:w="60"/>
+              <w:right w:type="dxa" w:w="100"/>
+            </w:tcMar>
+            <w:vAlign w:val="center"/>
+          </w:tcPr>
+          <w:p>
+            <w:pPr>
+              <w:spacing w:after="0" w:line="260"/>
+            </w:pPr>
+            <w:r>
+              <w:rPr>
+                <w:rFonts w:ascii="Prompt" w:cs="Prompt" w:eastAsia="Prompt" w:hAnsi="Prompt"/>
+                <w:b w:val="false"/>
+                <w:sz w:val="17"/>
+                <w:szCs w:val="17"/>
+              </w:rPr>
+              <w:t xml:space="preserve">227</w:t>
+            </w:r>
+          </w:p>
+        </w:tc>
+      </w:tr>
+      <w:tr>
+        <w:trPr>
+          <w:cantSplit/>
+          <w:tblHeader w:val="false"/>
+        </w:trPr>
+        <w:tc>
+          <w:tcPr>
+            <w:tcW w:type="dxa" w:w="1917"/>
+            <w:tcMar>
+              <w:top w:type="dxa" w:w="60"/>
+              <w:left w:type="dxa" w:w="100"/>
+              <w:bottom w:type="dxa" w:w="60"/>
+              <w:right w:type="dxa" w:w="100"/>
+            </w:tcMar>
+            <w:vAlign w:val="center"/>
+          </w:tcPr>
+          <w:p>
+            <w:pPr>
+              <w:spacing w:after="0" w:line="260"/>
+            </w:pPr>
+            <w:r>
+              <w:rPr>
+                <w:rFonts w:ascii="Prompt" w:cs="Prompt" w:eastAsia="Prompt" w:hAnsi="Prompt"/>
+                <w:b w:val="false"/>
+                <w:sz w:val="17"/>
+                <w:szCs w:val="17"/>
+              </w:rPr>
+              <w:t xml:space="preserve">ท่วม 60 วันขึ้นไป</w:t>
+            </w:r>
+          </w:p>
+        </w:tc>
+        <w:tc>
+          <w:tcPr>
+            <w:tcW w:type="dxa" w:w="857"/>
+            <w:tcMar>
+              <w:top w:type="dxa" w:w="60"/>
+              <w:left w:type="dxa" w:w="100"/>
+              <w:bottom w:type="dxa" w:w="60"/>
+              <w:right w:type="dxa" w:w="100"/>
+            </w:tcMar>
+            <w:vAlign w:val="center"/>
+          </w:tcPr>
+          <w:p>
+            <w:pPr>
+              <w:spacing w:after="0" w:line="260"/>
+            </w:pPr>
+            <w:r>
+              <w:rPr>
+                <w:rFonts w:ascii="Prompt" w:cs="Prompt" w:eastAsia="Prompt" w:hAnsi="Prompt"/>
+                <w:b w:val="false"/>
+                <w:sz w:val="17"/>
+                <w:szCs w:val="17"/>
+              </w:rPr>
+              <w:t xml:space="preserve">98</w:t>
+            </w:r>
+          </w:p>
+        </w:tc>
+        <w:tc>
+          <w:tcPr>
+            <w:tcW w:type="dxa" w:w="857"/>
+            <w:tcMar>
+              <w:top w:type="dxa" w:w="60"/>
+              <w:left w:type="dxa" w:w="100"/>
+              <w:bottom w:type="dxa" w:w="60"/>
+              <w:right w:type="dxa" w:w="100"/>
+            </w:tcMar>
+            <w:vAlign w:val="center"/>
+          </w:tcPr>
+          <w:p>
+            <w:pPr>
+              <w:spacing w:after="0" w:line="260"/>
+            </w:pPr>
+            <w:r>
+              <w:rPr>
+                <w:rFonts w:ascii="Prompt" w:cs="Prompt" w:eastAsia="Prompt" w:hAnsi="Prompt"/>
+                <w:b w:val="false"/>
+                <w:sz w:val="17"/>
+                <w:szCs w:val="17"/>
+              </w:rPr>
+              <w:t xml:space="preserve">12</w:t>
+            </w:r>
+          </w:p>
+        </w:tc>
+        <w:tc>
+          <w:tcPr>
+            <w:tcW w:type="dxa" w:w="857"/>
+            <w:tcMar>
+              <w:top w:type="dxa" w:w="60"/>
+              <w:left w:type="dxa" w:w="100"/>
+              <w:bottom w:type="dxa" w:w="60"/>
+              <w:right w:type="dxa" w:w="100"/>
+            </w:tcMar>
+            <w:vAlign w:val="center"/>
+          </w:tcPr>
+          <w:p>
+            <w:pPr>
+              <w:spacing w:after="0" w:line="260"/>
+            </w:pPr>
+            <w:r>
+              <w:rPr>
+                <w:rFonts w:ascii="Prompt" w:cs="Prompt" w:eastAsia="Prompt" w:hAnsi="Prompt"/>
+                <w:b w:val="false"/>
+                <w:sz w:val="17"/>
+                <w:szCs w:val="17"/>
+              </w:rPr>
+              <w:t xml:space="preserve">8</w:t>
+            </w:r>
+          </w:p>
+        </w:tc>
+        <w:tc>
+          <w:tcPr>
+            <w:tcW w:type="dxa" w:w="857"/>
+            <w:tcMar>
+              <w:top w:type="dxa" w:w="60"/>
+              <w:left w:type="dxa" w:w="100"/>
+              <w:bottom w:type="dxa" w:w="60"/>
+              <w:right w:type="dxa" w:w="100"/>
+            </w:tcMar>
+            <w:vAlign w:val="center"/>
+          </w:tcPr>
+          <w:p>
+            <w:pPr>
+              <w:spacing w:after="0" w:line="260"/>
+            </w:pPr>
+            <w:r>
+              <w:rPr>
+                <w:rFonts w:ascii="Prompt" w:cs="Prompt" w:eastAsia="Prompt" w:hAnsi="Prompt"/>
+                <w:b w:val="false"/>
+                <w:sz w:val="17"/>
+                <w:szCs w:val="17"/>
+              </w:rPr>
+              <w:t xml:space="preserve">0</w:t>
+            </w:r>
+          </w:p>
+        </w:tc>
+        <w:tc>
+          <w:tcPr>
+            <w:tcW w:type="dxa" w:w="857"/>
+            <w:tcMar>
+              <w:top w:type="dxa" w:w="60"/>
+              <w:left w:type="dxa" w:w="100"/>
+              <w:bottom w:type="dxa" w:w="60"/>
+              <w:right w:type="dxa" w:w="100"/>
+            </w:tcMar>
+            <w:vAlign w:val="center"/>
+          </w:tcPr>
+          <w:p>
+            <w:pPr>
+              <w:spacing w:after="0" w:line="260"/>
+            </w:pPr>
+            <w:r>
+              <w:rPr>
+                <w:rFonts w:ascii="Prompt" w:cs="Prompt" w:eastAsia="Prompt" w:hAnsi="Prompt"/>
+                <w:b w:val="false"/>
+                <w:sz w:val="17"/>
+                <w:szCs w:val="17"/>
+              </w:rPr>
+              <w:t xml:space="preserve">123</w:t>
+            </w:r>
+          </w:p>
+        </w:tc>
+        <w:tc>
+          <w:tcPr>
+            <w:tcW w:type="dxa" w:w="857"/>
+            <w:tcMar>
+              <w:top w:type="dxa" w:w="60"/>
+              <w:left w:type="dxa" w:w="100"/>
+              <w:bottom w:type="dxa" w:w="60"/>
+              <w:right w:type="dxa" w:w="100"/>
+            </w:tcMar>
+            <w:vAlign w:val="center"/>
+          </w:tcPr>
+          <w:p>
+            <w:pPr>
+              <w:spacing w:after="0" w:line="260"/>
+            </w:pPr>
+            <w:r>
+              <w:rPr>
+                <w:rFonts w:ascii="Prompt" w:cs="Prompt" w:eastAsia="Prompt" w:hAnsi="Prompt"/>
+                <w:b w:val="false"/>
+                <w:sz w:val="17"/>
+                <w:szCs w:val="17"/>
+              </w:rPr>
+              <w:t xml:space="preserve">117</w:t>
+            </w:r>
+          </w:p>
+        </w:tc>
+        <w:tc>
+          <w:tcPr>
+            <w:tcW w:type="dxa" w:w="857"/>
+            <w:tcMar>
+              <w:top w:type="dxa" w:w="60"/>
+              <w:left w:type="dxa" w:w="100"/>
+              <w:bottom w:type="dxa" w:w="60"/>
+              <w:right w:type="dxa" w:w="100"/>
+            </w:tcMar>
+            <w:vAlign w:val="center"/>
+          </w:tcPr>
+          <w:p>
+            <w:pPr>
+              <w:spacing w:after="0" w:line="260"/>
+            </w:pPr>
+            <w:r>
+              <w:rPr>
+                <w:rFonts w:ascii="Prompt" w:cs="Prompt" w:eastAsia="Prompt" w:hAnsi="Prompt"/>
+                <w:b w:val="false"/>
+                <w:sz w:val="17"/>
+                <w:szCs w:val="17"/>
+              </w:rPr>
+              <w:t xml:space="preserve">35</w:t>
+            </w:r>
+          </w:p>
+        </w:tc>
+        <w:tc>
+          <w:tcPr>
+            <w:tcW w:type="dxa" w:w="857"/>
+            <w:tcMar>
+              <w:top w:type="dxa" w:w="60"/>
+              <w:left w:type="dxa" w:w="100"/>
+              <w:bottom w:type="dxa" w:w="60"/>
+              <w:right w:type="dxa" w:w="100"/>
+            </w:tcMar>
+            <w:vAlign w:val="center"/>
+          </w:tcPr>
+          <w:p>
+            <w:pPr>
+              <w:spacing w:after="0" w:line="260"/>
+            </w:pPr>
+            <w:r>
+              <w:rPr>
+                <w:rFonts w:ascii="Prompt" w:cs="Prompt" w:eastAsia="Prompt" w:hAnsi="Prompt"/>
+                <w:b w:val="false"/>
+                <w:sz w:val="17"/>
+                <w:szCs w:val="17"/>
+              </w:rPr>
+              <w:t xml:space="preserve">69</w:t>
+            </w:r>
+          </w:p>
+        </w:tc>
+        <w:tc>
+          <w:tcPr>
+            <w:tcW w:type="dxa" w:w="865"/>
+            <w:tcMar>
+              <w:top w:type="dxa" w:w="60"/>
+              <w:left w:type="dxa" w:w="100"/>
+              <w:bottom w:type="dxa" w:w="60"/>
+              <w:right w:type="dxa" w:w="100"/>
+            </w:tcMar>
+            <w:vAlign w:val="center"/>
+          </w:tcPr>
+          <w:p>
+            <w:pPr>
+              <w:spacing w:after="0" w:line="260"/>
+            </w:pPr>
+            <w:r>
+              <w:rPr>
+                <w:rFonts w:ascii="Prompt" w:cs="Prompt" w:eastAsia="Prompt" w:hAnsi="Prompt"/>
+                <w:b w:val="false"/>
+                <w:sz w:val="17"/>
+                <w:szCs w:val="17"/>
+              </w:rPr>
+              <w:t xml:space="preserve">167</w:t>
+            </w:r>
+          </w:p>
+        </w:tc>
+      </w:tr>
+    </w:tbl>
+    <w:p>
+      <w:pPr>
+        <w:spacing w:after="120"/>
+      </w:pPr>
+    </w:p>
+    <w:p>
+      <w:pPr>
+        <w:keepNext/>
+        <w:spacing w:after="60" w:before="120"/>
+        <w:jc w:val="center"/>
+      </w:pPr>
+      <w:r>
+        <w:drawing>
+          <wp:inline distT="0" distB="0" distL="0" distR="0">
+            <wp:extent cx="4206240" cy="3680460"/>
+            <wp:effectExtent t="0" r="0" b="0" l="0"/>
+            <wp:docPr id="102" name="thatako_102.png" descr="map_s1freq.png" title=""/>
+            <wp:cNvGraphicFramePr>
+              <a:graphicFrameLocks xmlns:a="http://schemas.openxmlformats.org/drawingml/2006/main" noChangeAspect="1"/>
+            </wp:cNvGraphicFramePr>
+            <a:graphic xmlns:a="http://schemas.openxmlformats.org/drawingml/2006/main">
+              <a:graphicData uri="http://schemas.openxmlformats.org/drawingml/2006/picture">
+                <pic:pic xmlns:pic="http://schemas.openxmlformats.org/drawingml/2006/picture">
+                  <pic:nvPicPr>
+                    <pic:cNvPr id="0" name="" descr=""/>
+                    <pic:cNvPicPr>
+                      <a:picLocks noChangeAspect="1" noChangeArrowheads="1"/>
+                    </pic:cNvPicPr>
+                  </pic:nvPicPr>
+                  <pic:blipFill>
+                    <a:blip r:embed="rId102" cstate="none"/>
+                    <a:srcRect/>
+                    <a:stretch>
+                      <a:fillRect/>
+                    </a:stretch>
+                  </pic:blipFill>
+                  <pic:spPr bwMode="auto">
+                    <a:xfrm>
+                      <a:off x="0" y="0"/>
+                      <a:ext cx="4206240" cy="3680460"/>
+                    </a:xfrm>
+                    <a:prstGeom prst="rect">
+                      <a:avLst/>
+                    </a:prstGeom>
+                  </pic:spPr>
+                </pic:pic>
+              </a:graphicData>
+            </a:graphic>
+          </wp:inline>
+        </w:drawing>
+      </w:r>
+    </w:p>
+    <w:p>
+      <w:pPr>
+        <w:spacing w:after="200"/>
+        <w:jc w:val="center"/>
+      </w:pPr>
+      <w:r>
+        <w:rPr>
+          <w:rFonts w:ascii="Prompt" w:cs="Prompt" w:eastAsia="Prompt" w:hAnsi="Prompt"/>
+          <w:b/>
+          <w:bCs/>
+          <w:color w:val="64748B"/>
+          <w:sz w:val="19"/>
+          <w:szCs w:val="19"/>
+        </w:rPr>
+        <w:t xml:space="preserve">รูปที่ 12</w:t>
+      </w:r>
+      <w:r>
+        <w:rPr>
+          <w:rFonts w:ascii="Prompt" w:cs="Prompt" w:eastAsia="Prompt" w:hAnsi="Prompt"/>
+          <w:color w:val="64748B"/>
+          <w:sz w:val="19"/>
+          <w:szCs w:val="19"/>
+        </w:rPr>
+        <w:t xml:space="preserve"> จำนวนปีที่ท่วมต่อเนื่อง 30 วันขึ้นไป (Sentinel-1 ปี 2560–2568) และขอบเขตตำบลที่ศึกษา</w:t>
+      </w:r>
+    </w:p>
+    <w:p>
+      <w:pPr>
+        <w:pStyle w:val="ListParagraph"/>
+        <w:numPr>
+          <w:ilvl w:val="0"/>
+          <w:numId w:val="2"/>
+        </w:numPr>
+        <w:spacing w:after="60" w:line="290"/>
+      </w:pPr>
+      <w:r>
+        <w:rPr>
+          <w:rFonts w:ascii="Prompt" w:cs="Prompt" w:eastAsia="Prompt" w:hAnsi="Prompt"/>
+          <w:b/>
+          <w:bCs/>
+        </w:rPr>
+        <w:t xml:space="preserve">ท่วมซ้ำซากและนานจริง</w:t>
+      </w:r>
+      <w:r>
+        <w:rPr>
+          <w:rFonts w:ascii="Prompt" w:cs="Prompt" w:eastAsia="Prompt" w:hAnsi="Prompt"/>
+        </w:rPr>
+        <w:t xml:space="preserve"> ท่วม 30 วันขึ้นไปอย่างน้อย 3 ใน 9 ปี 173 ตร.กม. ; 60 วันขึ้นไป 93 ตร.กม. ; ปีน้ำมาก (2560, 2564, 2565, 2568) ท่วม 60 วันขึ้นไปราว 100–170 ตร.กม.</w:t>
+      </w:r>
+    </w:p>
+    <w:p>
+      <w:pPr>
+        <w:pStyle w:val="ListParagraph"/>
+        <w:numPr>
+          <w:ilvl w:val="0"/>
+          <w:numId w:val="2"/>
+        </w:numPr>
+        <w:spacing w:after="60" w:line="290"/>
+      </w:pPr>
+      <w:r>
+        <w:rPr>
+          <w:rFonts w:ascii="Prompt" w:cs="Prompt" w:eastAsia="Prompt" w:hAnsi="Prompt"/>
+          <w:b/>
+          <w:bCs/>
+        </w:rPr>
+        <w:t xml:space="preserve">กระจุกที่ตำบลรอบบึงบอระเพ็ดและแนวน่าน–ชุมแสง</w:t>
+      </w:r>
+      <w:r>
+        <w:rPr>
+          <w:rFonts w:ascii="Prompt" w:cs="Prompt" w:eastAsia="Prompt" w:hAnsi="Prompt"/>
+        </w:rPr>
+        <w:t xml:space="preserve"> ทับกฤช 70 ตร.กม. (ระยะเวลามัธยฐาน 72–84 วัน) วังมหากร 39 พนมเศษ 35 พระนอน 14 ไผ่สิงห์ 12 ตร.กม. ; ตำบลตอนในและตะวันออก (ดอนคา ทำนบ สายลำโพง วังใหญ่ หนองหลวง) น้อยกว่า 1 ตร.กม.</w:t>
+      </w:r>
+    </w:p>
+    <w:p>
+      <w:pPr>
+        <w:pStyle w:val="ListParagraph"/>
+        <w:numPr>
+          <w:ilvl w:val="0"/>
+          <w:numId w:val="2"/>
+        </w:numPr>
+        <w:spacing w:after="60" w:line="290"/>
+      </w:pPr>
+      <w:r>
+        <w:rPr>
+          <w:rFonts w:ascii="Prompt" w:cs="Prompt" w:eastAsia="Prompt" w:hAnsi="Prompt"/>
+          <w:b/>
+          <w:bCs/>
+        </w:rPr>
+        <w:t xml:space="preserve">ท่วมเร็ว ลดช้า</w:t>
+      </w:r>
+      <w:r>
+        <w:rPr>
+          <w:rFonts w:ascii="Prompt" w:cs="Prompt" w:eastAsia="Prompt" w:hAnsi="Prompt"/>
+        </w:rPr>
+        <w:t xml:space="preserve"> ทับกฤชปี 2564 จาก 0 เป็น 71 ตร.กม. ใน 6 วัน (26 ก.ย.–2 ต.ค.) และยังท่วมราว 40 ตร.กม. ถึง 13 ธ.ค. — ลักษณะของน้ำจากแม่น้ำ ไม่ใช่ฝนในพื้นที่ ; ระยะเวลาถูกตัดที่ 15 ธ.ค. จึงสอดคล้องกับที่ผู้ใช้ในพื้นที่ระบุว่าขัง 2–3 เดือน</w:t>
+      </w:r>
+    </w:p>
+    <w:p>
+      <w:pPr>
+        <w:pStyle w:val="ListParagraph"/>
+        <w:numPr>
+          <w:ilvl w:val="0"/>
+          <w:numId w:val="2"/>
+        </w:numPr>
+        <w:spacing w:after="60" w:line="290"/>
+      </w:pPr>
+      <w:r>
+        <w:rPr>
+          <w:rFonts w:ascii="Prompt" w:cs="Prompt" w:eastAsia="Prompt" w:hAnsi="Prompt"/>
+          <w:b/>
+          <w:bCs/>
+        </w:rPr>
+        <w:t xml:space="preserve">เทียบกับสถานการณ์สมมติ</w:t>
+      </w:r>
+      <w:r>
+        <w:rPr>
+          <w:rFonts w:ascii="Prompt" w:cs="Prompt" w:eastAsia="Prompt" w:hAnsi="Prompt"/>
+        </w:rPr>
+        <w:t xml:space="preserve"> (ขัง 7 วันขึ้นไปจำลอง เทียบท่วมจริง 30 วันขึ้นไปอย่างน้อย 3 ปี) C ฝนอย่างเดียว POD 0.29 / CSI 0.22 ; D + เต็มตลิ่ง POD 0.42 / CSI 0.30 ; E + ล้นตลิ่ง POD 0.81 / CSI 0.49 → กลไกหลักคือน้ำจากน่าน/เจ้าพระยาย้อนเข้าบึง</w:t>
+      </w:r>
+    </w:p>
+    <w:p>
+      <w:pPr>
+        <w:pStyle w:val="ListParagraph"/>
+        <w:numPr>
+          <w:ilvl w:val="0"/>
+          <w:numId w:val="2"/>
+        </w:numPr>
+        <w:spacing w:after="60" w:line="290"/>
+      </w:pPr>
+      <w:r>
+        <w:rPr>
+          <w:rFonts w:ascii="Prompt" w:cs="Prompt" w:eastAsia="Prompt" w:hAnsi="Prompt"/>
+          <w:b/>
+          <w:bCs/>
+        </w:rPr>
+        <w:t xml:space="preserve">ท่วมจริงที่แบบจำลองไม่มี</w:t>
+      </w:r>
+      <w:r>
+        <w:rPr>
+          <w:rFonts w:ascii="Prompt" w:cs="Prompt" w:eastAsia="Prompt" w:hAnsi="Prompt"/>
+        </w:rPr>
+        <w:t xml:space="preserve"> ฝั่งเหนือ (ไผ่สิงห์ / ทับกฤชเหนือ–ชุมแสง) ราว 119 ตร.กม. เหนือ 15.78°N — แนวน้ำบ่าจากพิจิตรผ่านชุมแสงที่โดเมนยังไม่มีน้ำไหลเข้า</w:t>
+      </w:r>
+    </w:p>
+    <w:p>
+      <w:pPr>
+        <w:pStyle w:val="ListParagraph"/>
+        <w:numPr>
+          <w:ilvl w:val="0"/>
+          <w:numId w:val="2"/>
+        </w:numPr>
+        <w:spacing w:after="60" w:line="290"/>
+      </w:pPr>
+      <w:r>
+        <w:rPr>
+          <w:rFonts w:ascii="Prompt" w:cs="Prompt" w:eastAsia="Prompt" w:hAnsi="Prompt"/>
+          <w:b/>
+          <w:bCs/>
+        </w:rPr>
+        <w:t xml:space="preserve">ข้อจำกัด</w:t>
+      </w:r>
+      <w:r>
+        <w:rPr>
+          <w:rFonts w:ascii="Prompt" w:cs="Prompt" w:eastAsia="Prompt" w:hAnsi="Prompt"/>
+        </w:rPr>
+        <w:t xml:space="preserve"> น้ำใต้ต้นข้าว/พืชสูงตรวจไม่พบ (นับต่ำในนา) ภาพห่าง 6 วัน (2560–2564) / 12 วัน (2565–) และภาพแล้งที่เป็นนาปรังขังน้ำถูกนับเป็นแหล่งน้ำถาวร</w:t>
+      </w:r>
+    </w:p>
+    <w:p>
+      <w:pPr>
+        <w:pStyle w:val="Heading2"/>
+      </w:pPr>
+      <w:r>
+        <w:rPr>
+          <w:rFonts w:ascii="Prompt" w:cs="Prompt" w:eastAsia="Prompt" w:hAnsi="Prompt"/>
+        </w:rPr>
+        <w:t xml:space="preserve">12.4 จำลองเหตุการณ์จริงปี 2564 / 2565 / 2568</w:t>
+      </w:r>
+    </w:p>
+    <w:p>
+      <w:pPr>
+        <w:spacing w:after="120" w:line="300"/>
+        <w:jc w:val="left"/>
+      </w:pPr>
+      <w:r>
+        <w:rPr>
+          <w:rFonts w:ascii="Prompt" w:cs="Prompt" w:eastAsia="Prompt" w:hAnsi="Prompt"/>
+        </w:rPr>
+        <w:t xml:space="preserve">pipeline/event_2d.py ใช้โดเมน thatako_ev กริด 300 ม. (293 × 271) ที่ขยายขึ้นเหนือถึงสถานี Y.5 โพทะเล (นอกเขตจังหวัดใช้ FABDEM ดิบ + WorldCover/CN ภูมิภาค) ขอบเหนือเป็นระดับน้ำ Y.5 (น้ำบ่าจากพิจิตร) ร่วมกับ N.67 ชุมแสง และ C.2 ปากน้ำโพ รายชั่วโมงจาก ThaiWater (ตัดค่าผิดปกติด้วยมัธยฐานเคลื่อนที่ ; สถานีโทรมาตร NAN008, CPY001, YOM009 มีค่าผิดปกติมากจึงไม่ใช้) ฝน ERA5 จาก Open-Meteo archive 81 จุด จำลองช่วง 20 ส.ค.–15 ธ.ค. (~30 นาที/ปี) แล้ว event_compare.py เทียบกับภาพเรดาร์วันเดียวกันโดยนับน้ำจำลองที่ลึกตั้งแต่ 0.3 ม. (เรดาร์มองไม่เห็นน้ำตื้นใต้ต้นข้าว)</w:t>
+      </w:r>
+    </w:p>
+    <w:p>
+      <w:pPr>
+        <w:spacing w:after="120" w:line="300"/>
+        <w:jc w:val="left"/>
+      </w:pPr>
+      <w:r>
+        <w:rPr>
+          <w:rFonts w:ascii="Prompt" w:cs="Prompt" w:eastAsia="Prompt" w:hAnsi="Prompt"/>
+        </w:rPr>
+        <w:t xml:space="preserve">ข้อค้นพบจากข้อมูลจริง: ระดับน้ำ N.67 ชุมแสงไม่ถึงตลิ่ง (28.21 ม.) เลยทั้ง 3 ปี (สูงสุด 27.2 / 27.9 / 28.0 ม.) แต่ดาวเทียมเห็นท่วมนาน 2–3 เดือนทุกปี แปลว่าน้ำเข้าทุ่งและบึงผ่านคลอง ประตูน้ำ และช่องต่ำก่อนระดับถึงตลิ่ง จึงต้องใช้ “ตลิ่งใช้งาน” ต่ำกว่าตลิ่งสถานีและจำกัดอัตราน้ำเข้า</w:t>
+      </w:r>
+    </w:p>
+    <w:p>
+      <w:pPr>
+        <w:keepNext/>
+        <w:spacing w:after="80" w:before="120"/>
+      </w:pPr>
+      <w:r>
+        <w:rPr>
+          <w:rFonts w:ascii="Prompt" w:cs="Prompt" w:eastAsia="Prompt" w:hAnsi="Prompt"/>
+          <w:b/>
+          <w:bCs/>
+          <w:color w:val="0B3C5D"/>
+          <w:sz w:val="20"/>
+          <w:szCs w:val="20"/>
+        </w:rPr>
+        <w:t xml:space="preserve">ตารางที่ 22</w:t>
+      </w:r>
+      <w:r>
+        <w:rPr>
+          <w:rFonts w:ascii="Prompt" w:cs="Prompt" w:eastAsia="Prompt" w:hAnsi="Prompt"/>
+          <w:color w:val="0B3C5D"/>
+          <w:sz w:val="20"/>
+          <w:szCs w:val="20"/>
+        </w:rPr>
+        <w:t xml:space="preserve"> การเลือกพารามิเตอร์ (เหตุการณ์ปี 2564)</w:t>
+      </w:r>
+    </w:p>
+    <w:tbl>
+      <w:tblPr>
+        <w:tblW w:type="dxa" w:w="9638"/>
+        <w:tblBorders>
+          <w:top w:val="single" w:color="C9D4DE" w:sz="4"/>
+          <w:left w:val="single" w:color="C9D4DE" w:sz="4"/>
+          <w:bottom w:val="single" w:color="C9D4DE" w:sz="4"/>
+          <w:right w:val="single" w:color="C9D4DE" w:sz="4"/>
+          <w:insideH w:val="single" w:color="C9D4DE" w:sz="4"/>
+          <w:insideV w:val="single" w:color="C9D4DE" w:sz="4"/>
+        </w:tblBorders>
+      </w:tblPr>
+      <w:tblGrid>
+        <w:gridCol w:w="3855"/>
+        <w:gridCol w:w="1285"/>
+        <w:gridCol w:w="2998"/>
+        <w:gridCol w:w="1500"/>
+      </w:tblGrid>
+      <w:tr>
+        <w:trPr>
+          <w:cantSplit/>
+          <w:tblHeader/>
+        </w:trPr>
+        <w:tc>
+          <w:tcPr>
+            <w:tcW w:type="dxa" w:w="3855"/>
+            <w:shd w:fill="0B3C5D" w:color="auto" w:val="clear"/>
+            <w:tcMar>
+              <w:top w:type="dxa" w:w="60"/>
+              <w:left w:type="dxa" w:w="100"/>
+              <w:bottom w:type="dxa" w:w="60"/>
+              <w:right w:type="dxa" w:w="100"/>
+            </w:tcMar>
+            <w:vAlign w:val="center"/>
+          </w:tcPr>
+          <w:p>
+            <w:pPr>
+              <w:spacing w:after="0" w:line="260"/>
+            </w:pPr>
+            <w:r>
+              <w:rPr>
+                <w:rFonts w:ascii="Prompt" w:cs="Prompt" w:eastAsia="Prompt" w:hAnsi="Prompt"/>
+                <w:b/>
+                <w:bCs/>
+                <w:color w:val="FFFFFF"/>
+                <w:sz w:val="17"/>
+                <w:szCs w:val="17"/>
+              </w:rPr>
+              <w:t xml:space="preserve">ชุดพารามิเตอร์</w:t>
+            </w:r>
+          </w:p>
+        </w:tc>
+        <w:tc>
+          <w:tcPr>
+            <w:tcW w:type="dxa" w:w="1285"/>
+            <w:shd w:fill="0B3C5D" w:color="auto" w:val="clear"/>
+            <w:tcMar>
+              <w:top w:type="dxa" w:w="60"/>
+              <w:left w:type="dxa" w:w="100"/>
+              <w:bottom w:type="dxa" w:w="60"/>
+              <w:right w:type="dxa" w:w="100"/>
+            </w:tcMar>
+            <w:vAlign w:val="center"/>
+          </w:tcPr>
+          <w:p>
+            <w:pPr>
+              <w:spacing w:after="0" w:line="260"/>
+            </w:pPr>
+            <w:r>
+              <w:rPr>
+                <w:rFonts w:ascii="Prompt" w:cs="Prompt" w:eastAsia="Prompt" w:hAnsi="Prompt"/>
+                <w:b/>
+                <w:bCs/>
+                <w:color w:val="FFFFFF"/>
+                <w:sz w:val="17"/>
+                <w:szCs w:val="17"/>
+              </w:rPr>
+              <w:t xml:space="preserve">CSI รายวัน</w:t>
+            </w:r>
+          </w:p>
+        </w:tc>
+        <w:tc>
+          <w:tcPr>
+            <w:tcW w:type="dxa" w:w="2998"/>
+            <w:shd w:fill="0B3C5D" w:color="auto" w:val="clear"/>
+            <w:tcMar>
+              <w:top w:type="dxa" w:w="60"/>
+              <w:left w:type="dxa" w:w="100"/>
+              <w:bottom w:type="dxa" w:w="60"/>
+              <w:right w:type="dxa" w:w="100"/>
+            </w:tcMar>
+            <w:vAlign w:val="center"/>
+          </w:tcPr>
+          <w:p>
+            <w:pPr>
+              <w:spacing w:after="0" w:line="260"/>
+            </w:pPr>
+            <w:r>
+              <w:rPr>
+                <w:rFonts w:ascii="Prompt" w:cs="Prompt" w:eastAsia="Prompt" w:hAnsi="Prompt"/>
+                <w:b/>
+                <w:bCs/>
+                <w:color w:val="FFFFFF"/>
+                <w:sz w:val="17"/>
+                <w:szCs w:val="17"/>
+              </w:rPr>
+              <w:t xml:space="preserve">ท่วม 30 วันขึ้นไป จำลอง / จริง (ตร.กม.)</w:t>
+            </w:r>
+          </w:p>
+        </w:tc>
+        <w:tc>
+          <w:tcPr>
+            <w:tcW w:type="dxa" w:w="1500"/>
+            <w:shd w:fill="0B3C5D" w:color="auto" w:val="clear"/>
+            <w:tcMar>
+              <w:top w:type="dxa" w:w="60"/>
+              <w:left w:type="dxa" w:w="100"/>
+              <w:bottom w:type="dxa" w:w="60"/>
+              <w:right w:type="dxa" w:w="100"/>
+            </w:tcMar>
+            <w:vAlign w:val="center"/>
+          </w:tcPr>
+          <w:p>
+            <w:pPr>
+              <w:spacing w:after="0" w:line="260"/>
+            </w:pPr>
+            <w:r>
+              <w:rPr>
+                <w:rFonts w:ascii="Prompt" w:cs="Prompt" w:eastAsia="Prompt" w:hAnsi="Prompt"/>
+                <w:b/>
+                <w:bCs/>
+                <w:color w:val="FFFFFF"/>
+                <w:sz w:val="17"/>
+                <w:szCs w:val="17"/>
+              </w:rPr>
+              <w:t xml:space="preserve">CSI 30 วันขึ้นไป</w:t>
+            </w:r>
+          </w:p>
+        </w:tc>
+      </w:tr>
+      <w:tr>
+        <w:trPr>
+          <w:cantSplit/>
+          <w:tblHeader w:val="false"/>
+        </w:trPr>
+        <w:tc>
+          <w:tcPr>
+            <w:tcW w:type="dxa" w:w="3855"/>
+            <w:tcMar>
+              <w:top w:type="dxa" w:w="60"/>
+              <w:left w:type="dxa" w:w="100"/>
+              <w:bottom w:type="dxa" w:w="60"/>
+              <w:right w:type="dxa" w:w="100"/>
+            </w:tcMar>
+            <w:vAlign w:val="center"/>
+          </w:tcPr>
+          <w:p>
+            <w:pPr>
+              <w:spacing w:after="0" w:line="260"/>
+            </w:pPr>
+            <w:r>
+              <w:rPr>
+                <w:rFonts w:ascii="Prompt" w:cs="Prompt" w:eastAsia="Prompt" w:hAnsi="Prompt"/>
+                <w:b w:val="false"/>
+                <w:sz w:val="17"/>
+                <w:szCs w:val="17"/>
+              </w:rPr>
+              <w:t xml:space="preserve">ตลิ่งจริง · ระเหย+ซึม 0.2 มม./ชม.</w:t>
+            </w:r>
+          </w:p>
+        </w:tc>
+        <w:tc>
+          <w:tcPr>
+            <w:tcW w:type="dxa" w:w="1285"/>
+            <w:tcMar>
+              <w:top w:type="dxa" w:w="60"/>
+              <w:left w:type="dxa" w:w="100"/>
+              <w:bottom w:type="dxa" w:w="60"/>
+              <w:right w:type="dxa" w:w="100"/>
+            </w:tcMar>
+            <w:vAlign w:val="center"/>
+          </w:tcPr>
+          <w:p>
+            <w:pPr>
+              <w:spacing w:after="0" w:line="260"/>
+            </w:pPr>
+            <w:r>
+              <w:rPr>
+                <w:rFonts w:ascii="Prompt" w:cs="Prompt" w:eastAsia="Prompt" w:hAnsi="Prompt"/>
+                <w:b w:val="false"/>
+                <w:sz w:val="17"/>
+                <w:szCs w:val="17"/>
+              </w:rPr>
+              <w:t xml:space="preserve">0.38</w:t>
+            </w:r>
+          </w:p>
+        </w:tc>
+        <w:tc>
+          <w:tcPr>
+            <w:tcW w:type="dxa" w:w="2998"/>
+            <w:tcMar>
+              <w:top w:type="dxa" w:w="60"/>
+              <w:left w:type="dxa" w:w="100"/>
+              <w:bottom w:type="dxa" w:w="60"/>
+              <w:right w:type="dxa" w:w="100"/>
+            </w:tcMar>
+            <w:vAlign w:val="center"/>
+          </w:tcPr>
+          <w:p>
+            <w:pPr>
+              <w:spacing w:after="0" w:line="260"/>
+            </w:pPr>
+            <w:r>
+              <w:rPr>
+                <w:rFonts w:ascii="Prompt" w:cs="Prompt" w:eastAsia="Prompt" w:hAnsi="Prompt"/>
+                <w:b w:val="false"/>
+                <w:sz w:val="17"/>
+                <w:szCs w:val="17"/>
+              </w:rPr>
+              <w:t xml:space="preserve">199 / 211</w:t>
+            </w:r>
+          </w:p>
+        </w:tc>
+        <w:tc>
+          <w:tcPr>
+            <w:tcW w:type="dxa" w:w="1500"/>
+            <w:tcMar>
+              <w:top w:type="dxa" w:w="60"/>
+              <w:left w:type="dxa" w:w="100"/>
+              <w:bottom w:type="dxa" w:w="60"/>
+              <w:right w:type="dxa" w:w="100"/>
+            </w:tcMar>
+            <w:vAlign w:val="center"/>
+          </w:tcPr>
+          <w:p>
+            <w:pPr>
+              <w:spacing w:after="0" w:line="260"/>
+            </w:pPr>
+            <w:r>
+              <w:rPr>
+                <w:rFonts w:ascii="Prompt" w:cs="Prompt" w:eastAsia="Prompt" w:hAnsi="Prompt"/>
+                <w:b w:val="false"/>
+                <w:sz w:val="17"/>
+                <w:szCs w:val="17"/>
+              </w:rPr>
+              <w:t xml:space="preserve">0.49</w:t>
+            </w:r>
+          </w:p>
+        </w:tc>
+      </w:tr>
+      <w:tr>
+        <w:trPr>
+          <w:cantSplit/>
+          <w:tblHeader w:val="false"/>
+        </w:trPr>
+        <w:tc>
+          <w:tcPr>
+            <w:tcW w:type="dxa" w:w="3855"/>
+            <w:shd w:fill="F5F8FB" w:color="auto" w:val="clear"/>
+            <w:tcMar>
+              <w:top w:type="dxa" w:w="60"/>
+              <w:left w:type="dxa" w:w="100"/>
+              <w:bottom w:type="dxa" w:w="60"/>
+              <w:right w:type="dxa" w:w="100"/>
+            </w:tcMar>
+            <w:vAlign w:val="center"/>
+          </w:tcPr>
+          <w:p>
+            <w:pPr>
+              <w:spacing w:after="0" w:line="260"/>
+            </w:pPr>
+            <w:r>
+              <w:rPr>
+                <w:rFonts w:ascii="Prompt" w:cs="Prompt" w:eastAsia="Prompt" w:hAnsi="Prompt"/>
+                <w:b w:val="false"/>
+                <w:sz w:val="17"/>
+                <w:szCs w:val="17"/>
+              </w:rPr>
+              <w:t xml:space="preserve">ตลิ่ง −1.5 ม. · ไม่จำกัดน้ำเข้า</w:t>
+            </w:r>
+          </w:p>
+        </w:tc>
+        <w:tc>
+          <w:tcPr>
+            <w:tcW w:type="dxa" w:w="1285"/>
+            <w:shd w:fill="F5F8FB" w:color="auto" w:val="clear"/>
+            <w:tcMar>
+              <w:top w:type="dxa" w:w="60"/>
+              <w:left w:type="dxa" w:w="100"/>
+              <w:bottom w:type="dxa" w:w="60"/>
+              <w:right w:type="dxa" w:w="100"/>
+            </w:tcMar>
+            <w:vAlign w:val="center"/>
+          </w:tcPr>
+          <w:p>
+            <w:pPr>
+              <w:spacing w:after="0" w:line="260"/>
+            </w:pPr>
+            <w:r>
+              <w:rPr>
+                <w:rFonts w:ascii="Prompt" w:cs="Prompt" w:eastAsia="Prompt" w:hAnsi="Prompt"/>
+                <w:b w:val="false"/>
+                <w:sz w:val="17"/>
+                <w:szCs w:val="17"/>
+              </w:rPr>
+              <w:t xml:space="preserve">0.35</w:t>
+            </w:r>
+          </w:p>
+        </w:tc>
+        <w:tc>
+          <w:tcPr>
+            <w:tcW w:type="dxa" w:w="2998"/>
+            <w:shd w:fill="F5F8FB" w:color="auto" w:val="clear"/>
+            <w:tcMar>
+              <w:top w:type="dxa" w:w="60"/>
+              <w:left w:type="dxa" w:w="100"/>
+              <w:bottom w:type="dxa" w:w="60"/>
+              <w:right w:type="dxa" w:w="100"/>
+            </w:tcMar>
+            <w:vAlign w:val="center"/>
+          </w:tcPr>
+          <w:p>
+            <w:pPr>
+              <w:spacing w:after="0" w:line="260"/>
+            </w:pPr>
+            <w:r>
+              <w:rPr>
+                <w:rFonts w:ascii="Prompt" w:cs="Prompt" w:eastAsia="Prompt" w:hAnsi="Prompt"/>
+                <w:b w:val="false"/>
+                <w:sz w:val="17"/>
+                <w:szCs w:val="17"/>
+              </w:rPr>
+              <w:t xml:space="preserve">564 / 211 (ท่วมเกิน ~3 เท่า)</w:t>
+            </w:r>
+          </w:p>
+        </w:tc>
+        <w:tc>
+          <w:tcPr>
+            <w:tcW w:type="dxa" w:w="1500"/>
+            <w:shd w:fill="F5F8FB" w:color="auto" w:val="clear"/>
+            <w:tcMar>
+              <w:top w:type="dxa" w:w="60"/>
+              <w:left w:type="dxa" w:w="100"/>
+              <w:bottom w:type="dxa" w:w="60"/>
+              <w:right w:type="dxa" w:w="100"/>
+            </w:tcMar>
+            <w:vAlign w:val="center"/>
+          </w:tcPr>
+          <w:p>
+            <w:pPr>
+              <w:spacing w:after="0" w:line="260"/>
+            </w:pPr>
+            <w:r>
+              <w:rPr>
+                <w:rFonts w:ascii="Prompt" w:cs="Prompt" w:eastAsia="Prompt" w:hAnsi="Prompt"/>
+                <w:b w:val="false"/>
+                <w:sz w:val="17"/>
+                <w:szCs w:val="17"/>
+              </w:rPr>
+              <w:t xml:space="preserve">0.36</w:t>
+            </w:r>
+          </w:p>
+        </w:tc>
+      </w:tr>
+      <w:tr>
+        <w:trPr>
+          <w:cantSplit/>
+          <w:tblHeader w:val="false"/>
+        </w:trPr>
+        <w:tc>
+          <w:tcPr>
+            <w:tcW w:type="dxa" w:w="3855"/>
+            <w:tcMar>
+              <w:top w:type="dxa" w:w="60"/>
+              <w:left w:type="dxa" w:w="100"/>
+              <w:bottom w:type="dxa" w:w="60"/>
+              <w:right w:type="dxa" w:w="100"/>
+            </w:tcMar>
+            <w:vAlign w:val="center"/>
+          </w:tcPr>
+          <w:p>
+            <w:pPr>
+              <w:spacing w:after="0" w:line="260"/>
+            </w:pPr>
+            <w:r>
+              <w:rPr>
+                <w:rFonts w:ascii="Prompt" w:cs="Prompt" w:eastAsia="Prompt" w:hAnsi="Prompt"/>
+                <w:b w:val="false"/>
+                <w:sz w:val="17"/>
+                <w:szCs w:val="17"/>
+              </w:rPr>
+              <w:t xml:space="preserve">ระเหย+ซึม 0.08 มม./ชม. · Manning ที่ราบ ×2</w:t>
+            </w:r>
+          </w:p>
+        </w:tc>
+        <w:tc>
+          <w:tcPr>
+            <w:tcW w:type="dxa" w:w="1285"/>
+            <w:tcMar>
+              <w:top w:type="dxa" w:w="60"/>
+              <w:left w:type="dxa" w:w="100"/>
+              <w:bottom w:type="dxa" w:w="60"/>
+              <w:right w:type="dxa" w:w="100"/>
+            </w:tcMar>
+            <w:vAlign w:val="center"/>
+          </w:tcPr>
+          <w:p>
+            <w:pPr>
+              <w:spacing w:after="0" w:line="260"/>
+            </w:pPr>
+            <w:r>
+              <w:rPr>
+                <w:rFonts w:ascii="Prompt" w:cs="Prompt" w:eastAsia="Prompt" w:hAnsi="Prompt"/>
+                <w:b w:val="false"/>
+                <w:sz w:val="17"/>
+                <w:szCs w:val="17"/>
+              </w:rPr>
+              <w:t xml:space="preserve">0.42</w:t>
+            </w:r>
+          </w:p>
+        </w:tc>
+        <w:tc>
+          <w:tcPr>
+            <w:tcW w:type="dxa" w:w="2998"/>
+            <w:tcMar>
+              <w:top w:type="dxa" w:w="60"/>
+              <w:left w:type="dxa" w:w="100"/>
+              <w:bottom w:type="dxa" w:w="60"/>
+              <w:right w:type="dxa" w:w="100"/>
+            </w:tcMar>
+            <w:vAlign w:val="center"/>
+          </w:tcPr>
+          <w:p>
+            <w:pPr>
+              <w:spacing w:after="0" w:line="260"/>
+            </w:pPr>
+            <w:r>
+              <w:rPr>
+                <w:rFonts w:ascii="Prompt" w:cs="Prompt" w:eastAsia="Prompt" w:hAnsi="Prompt"/>
+                <w:b w:val="false"/>
+                <w:sz w:val="17"/>
+                <w:szCs w:val="17"/>
+              </w:rPr>
+              <w:t xml:space="preserve">251 / 211</w:t>
+            </w:r>
+          </w:p>
+        </w:tc>
+        <w:tc>
+          <w:tcPr>
+            <w:tcW w:type="dxa" w:w="1500"/>
+            <w:tcMar>
+              <w:top w:type="dxa" w:w="60"/>
+              <w:left w:type="dxa" w:w="100"/>
+              <w:bottom w:type="dxa" w:w="60"/>
+              <w:right w:type="dxa" w:w="100"/>
+            </w:tcMar>
+            <w:vAlign w:val="center"/>
+          </w:tcPr>
+          <w:p>
+            <w:pPr>
+              <w:spacing w:after="0" w:line="260"/>
+            </w:pPr>
+            <w:r>
+              <w:rPr>
+                <w:rFonts w:ascii="Prompt" w:cs="Prompt" w:eastAsia="Prompt" w:hAnsi="Prompt"/>
+                <w:b w:val="false"/>
+                <w:sz w:val="17"/>
+                <w:szCs w:val="17"/>
+              </w:rPr>
+              <w:t xml:space="preserve">0.54</w:t>
+            </w:r>
+          </w:p>
+        </w:tc>
+      </w:tr>
+      <w:tr>
+        <w:trPr>
+          <w:cantSplit/>
+          <w:tblHeader w:val="false"/>
+        </w:trPr>
+        <w:tc>
+          <w:tcPr>
+            <w:tcW w:type="dxa" w:w="3855"/>
+            <w:shd w:fill="F5F8FB" w:color="auto" w:val="clear"/>
+            <w:tcMar>
+              <w:top w:type="dxa" w:w="60"/>
+              <w:left w:type="dxa" w:w="100"/>
+              <w:bottom w:type="dxa" w:w="60"/>
+              <w:right w:type="dxa" w:w="100"/>
+            </w:tcMar>
+            <w:vAlign w:val="center"/>
+          </w:tcPr>
+          <w:p>
+            <w:pPr>
+              <w:spacing w:after="0" w:line="260"/>
+            </w:pPr>
+            <w:r>
+              <w:rPr>
+                <w:rFonts w:ascii="Prompt" w:cs="Prompt" w:eastAsia="Prompt" w:hAnsi="Prompt"/>
+                <w:b w:val="true"/>
+                <w:sz w:val="17"/>
+                <w:szCs w:val="17"/>
+              </w:rPr>
+              <w:t xml:space="preserve">+ เก็บน้ำบึงบอระเพ็ด +24.5 ม. (ใช้งาน)</w:t>
+            </w:r>
+          </w:p>
+        </w:tc>
+        <w:tc>
+          <w:tcPr>
+            <w:tcW w:type="dxa" w:w="1285"/>
+            <w:shd w:fill="F5F8FB" w:color="auto" w:val="clear"/>
+            <w:tcMar>
+              <w:top w:type="dxa" w:w="60"/>
+              <w:left w:type="dxa" w:w="100"/>
+              <w:bottom w:type="dxa" w:w="60"/>
+              <w:right w:type="dxa" w:w="100"/>
+            </w:tcMar>
+            <w:vAlign w:val="center"/>
+          </w:tcPr>
+          <w:p>
+            <w:pPr>
+              <w:spacing w:after="0" w:line="260"/>
+            </w:pPr>
+            <w:r>
+              <w:rPr>
+                <w:rFonts w:ascii="Prompt" w:cs="Prompt" w:eastAsia="Prompt" w:hAnsi="Prompt"/>
+                <w:b w:val="true"/>
+                <w:sz w:val="17"/>
+                <w:szCs w:val="17"/>
+              </w:rPr>
+              <w:t xml:space="preserve">0.45</w:t>
+            </w:r>
+          </w:p>
+        </w:tc>
+        <w:tc>
+          <w:tcPr>
+            <w:tcW w:type="dxa" w:w="2998"/>
+            <w:shd w:fill="F5F8FB" w:color="auto" w:val="clear"/>
+            <w:tcMar>
+              <w:top w:type="dxa" w:w="60"/>
+              <w:left w:type="dxa" w:w="100"/>
+              <w:bottom w:type="dxa" w:w="60"/>
+              <w:right w:type="dxa" w:w="100"/>
+            </w:tcMar>
+            <w:vAlign w:val="center"/>
+          </w:tcPr>
+          <w:p>
+            <w:pPr>
+              <w:spacing w:after="0" w:line="260"/>
+            </w:pPr>
+            <w:r>
+              <w:rPr>
+                <w:rFonts w:ascii="Prompt" w:cs="Prompt" w:eastAsia="Prompt" w:hAnsi="Prompt"/>
+                <w:b w:val="true"/>
+                <w:sz w:val="17"/>
+                <w:szCs w:val="17"/>
+              </w:rPr>
+              <w:t xml:space="preserve">251 / 211</w:t>
+            </w:r>
+          </w:p>
+        </w:tc>
+        <w:tc>
+          <w:tcPr>
+            <w:tcW w:type="dxa" w:w="1500"/>
+            <w:shd w:fill="F5F8FB" w:color="auto" w:val="clear"/>
+            <w:tcMar>
+              <w:top w:type="dxa" w:w="60"/>
+              <w:left w:type="dxa" w:w="100"/>
+              <w:bottom w:type="dxa" w:w="60"/>
+              <w:right w:type="dxa" w:w="100"/>
+            </w:tcMar>
+            <w:vAlign w:val="center"/>
+          </w:tcPr>
+          <w:p>
+            <w:pPr>
+              <w:spacing w:after="0" w:line="260"/>
+            </w:pPr>
+            <w:r>
+              <w:rPr>
+                <w:rFonts w:ascii="Prompt" w:cs="Prompt" w:eastAsia="Prompt" w:hAnsi="Prompt"/>
+                <w:b w:val="true"/>
+                <w:sz w:val="17"/>
+                <w:szCs w:val="17"/>
+              </w:rPr>
+              <w:t xml:space="preserve">0.54</w:t>
+            </w:r>
+          </w:p>
+        </w:tc>
+      </w:tr>
+    </w:tbl>
+    <w:p>
+      <w:pPr>
+        <w:spacing w:after="120"/>
+      </w:pPr>
+    </w:p>
+    <w:p>
+      <w:pPr>
+        <w:spacing w:after="120" w:line="300"/>
+        <w:jc w:val="left"/>
+      </w:pPr>
+      <w:r>
+        <w:rPr>
+          <w:rFonts w:ascii="Prompt" w:cs="Prompt" w:eastAsia="Prompt" w:hAnsi="Prompt"/>
+        </w:rPr>
+        <w:t xml:space="preserve">ชุดที่ใช้กับทุกปี (b10c400h): ตลิ่งใช้งาน = ตลิ่งสถานี −1.0 ม. น้ำเข้าทุ่งรวมไม่เกิน 400 ลบ.ม./วิ (ความจุคลอง/ประตูน้ำ ; ถ้าไม่จำกัดจะเป็น bathtub ~700 ตร.กม.) เก็บน้ำในแอ่งบึงบอระเพ็ดไม่ให้ไหลออกเมื่อต่ำกว่า +24.5 ม. ระเหย+ซึม 0.08 มม./ชม. และ Manning ที่ราบ ×2</w:t>
+      </w:r>
+    </w:p>
+    <w:p>
+      <w:pPr>
+        <w:keepNext/>
+        <w:spacing w:after="80" w:before="120"/>
+      </w:pPr>
+      <w:r>
+        <w:rPr>
+          <w:rFonts w:ascii="Prompt" w:cs="Prompt" w:eastAsia="Prompt" w:hAnsi="Prompt"/>
+          <w:b/>
+          <w:bCs/>
+          <w:color w:val="0B3C5D"/>
+          <w:sz w:val="20"/>
+          <w:szCs w:val="20"/>
+        </w:rPr>
+        <w:t xml:space="preserve">ตารางที่ 23</w:t>
+      </w:r>
+      <w:r>
+        <w:rPr>
+          <w:rFonts w:ascii="Prompt" w:cs="Prompt" w:eastAsia="Prompt" w:hAnsi="Prompt"/>
+          <w:color w:val="0B3C5D"/>
+          <w:sz w:val="20"/>
+          <w:szCs w:val="20"/>
+        </w:rPr>
+        <w:t xml:space="preserve"> ผลเทียบกับ Sentinel-1 รายปี (ในตำบลที่ศึกษา ไม่รวมแหล่งน้ำถาวร)</w:t>
+      </w:r>
+    </w:p>
+    <w:tbl>
+      <w:tblPr>
+        <w:tblW w:type="dxa" w:w="9638"/>
+        <w:tblBorders>
+          <w:top w:val="single" w:color="C9D4DE" w:sz="4"/>
+          <w:left w:val="single" w:color="C9D4DE" w:sz="4"/>
+          <w:bottom w:val="single" w:color="C9D4DE" w:sz="4"/>
+          <w:right w:val="single" w:color="C9D4DE" w:sz="4"/>
+          <w:insideH w:val="single" w:color="C9D4DE" w:sz="4"/>
+          <w:insideV w:val="single" w:color="C9D4DE" w:sz="4"/>
+        </w:tblBorders>
+      </w:tblPr>
+      <w:tblGrid>
+        <w:gridCol w:w="1057"/>
+        <w:gridCol w:w="1880"/>
+        <w:gridCol w:w="3526"/>
+        <w:gridCol w:w="1057"/>
+        <w:gridCol w:w="1057"/>
+        <w:gridCol w:w="1061"/>
+      </w:tblGrid>
+      <w:tr>
+        <w:trPr>
+          <w:cantSplit/>
+          <w:tblHeader/>
+        </w:trPr>
+        <w:tc>
+          <w:tcPr>
+            <w:tcW w:type="dxa" w:w="1057"/>
+            <w:shd w:fill="0B3C5D" w:color="auto" w:val="clear"/>
+            <w:tcMar>
+              <w:top w:type="dxa" w:w="60"/>
+              <w:left w:type="dxa" w:w="100"/>
+              <w:bottom w:type="dxa" w:w="60"/>
+              <w:right w:type="dxa" w:w="100"/>
+            </w:tcMar>
+            <w:vAlign w:val="center"/>
+          </w:tcPr>
+          <w:p>
+            <w:pPr>
+              <w:spacing w:after="0" w:line="260"/>
+            </w:pPr>
+            <w:r>
+              <w:rPr>
+                <w:rFonts w:ascii="Prompt" w:cs="Prompt" w:eastAsia="Prompt" w:hAnsi="Prompt"/>
+                <w:b/>
+                <w:bCs/>
+                <w:color w:val="FFFFFF"/>
+                <w:sz w:val="17"/>
+                <w:szCs w:val="17"/>
+              </w:rPr>
+              <w:t xml:space="preserve">ปี</w:t>
+            </w:r>
+          </w:p>
+        </w:tc>
+        <w:tc>
+          <w:tcPr>
+            <w:tcW w:type="dxa" w:w="1880"/>
+            <w:shd w:fill="0B3C5D" w:color="auto" w:val="clear"/>
+            <w:tcMar>
+              <w:top w:type="dxa" w:w="60"/>
+              <w:left w:type="dxa" w:w="100"/>
+              <w:bottom w:type="dxa" w:w="60"/>
+              <w:right w:type="dxa" w:w="100"/>
+            </w:tcMar>
+            <w:vAlign w:val="center"/>
+          </w:tcPr>
+          <w:p>
+            <w:pPr>
+              <w:spacing w:after="0" w:line="260"/>
+            </w:pPr>
+            <w:r>
+              <w:rPr>
+                <w:rFonts w:ascii="Prompt" w:cs="Prompt" w:eastAsia="Prompt" w:hAnsi="Prompt"/>
+                <w:b/>
+                <w:bCs/>
+                <w:color w:val="FFFFFF"/>
+                <w:sz w:val="17"/>
+                <w:szCs w:val="17"/>
+              </w:rPr>
+              <w:t xml:space="preserve">CSI รายวัน (เฉลี่ย)</w:t>
+            </w:r>
+          </w:p>
+        </w:tc>
+        <w:tc>
+          <w:tcPr>
+            <w:tcW w:type="dxa" w:w="3526"/>
+            <w:shd w:fill="0B3C5D" w:color="auto" w:val="clear"/>
+            <w:tcMar>
+              <w:top w:type="dxa" w:w="60"/>
+              <w:left w:type="dxa" w:w="100"/>
+              <w:bottom w:type="dxa" w:w="60"/>
+              <w:right w:type="dxa" w:w="100"/>
+            </w:tcMar>
+            <w:vAlign w:val="center"/>
+          </w:tcPr>
+          <w:p>
+            <w:pPr>
+              <w:spacing w:after="0" w:line="260"/>
+            </w:pPr>
+            <w:r>
+              <w:rPr>
+                <w:rFonts w:ascii="Prompt" w:cs="Prompt" w:eastAsia="Prompt" w:hAnsi="Prompt"/>
+                <w:b/>
+                <w:bCs/>
+                <w:color w:val="FFFFFF"/>
+                <w:sz w:val="17"/>
+                <w:szCs w:val="17"/>
+              </w:rPr>
+              <w:t xml:space="preserve">ท่วม 30 วันขึ้นไป จำลอง / จริง (ตร.กม.)</w:t>
+            </w:r>
+          </w:p>
+        </w:tc>
+        <w:tc>
+          <w:tcPr>
+            <w:tcW w:type="dxa" w:w="1057"/>
+            <w:shd w:fill="0B3C5D" w:color="auto" w:val="clear"/>
+            <w:tcMar>
+              <w:top w:type="dxa" w:w="60"/>
+              <w:left w:type="dxa" w:w="100"/>
+              <w:bottom w:type="dxa" w:w="60"/>
+              <w:right w:type="dxa" w:w="100"/>
+            </w:tcMar>
+            <w:vAlign w:val="center"/>
+          </w:tcPr>
+          <w:p>
+            <w:pPr>
+              <w:spacing w:after="0" w:line="260"/>
+            </w:pPr>
+            <w:r>
+              <w:rPr>
+                <w:rFonts w:ascii="Prompt" w:cs="Prompt" w:eastAsia="Prompt" w:hAnsi="Prompt"/>
+                <w:b/>
+                <w:bCs/>
+                <w:color w:val="FFFFFF"/>
+                <w:sz w:val="17"/>
+                <w:szCs w:val="17"/>
+              </w:rPr>
+              <w:t xml:space="preserve">POD</w:t>
+            </w:r>
+          </w:p>
+        </w:tc>
+        <w:tc>
+          <w:tcPr>
+            <w:tcW w:type="dxa" w:w="1057"/>
+            <w:shd w:fill="0B3C5D" w:color="auto" w:val="clear"/>
+            <w:tcMar>
+              <w:top w:type="dxa" w:w="60"/>
+              <w:left w:type="dxa" w:w="100"/>
+              <w:bottom w:type="dxa" w:w="60"/>
+              <w:right w:type="dxa" w:w="100"/>
+            </w:tcMar>
+            <w:vAlign w:val="center"/>
+          </w:tcPr>
+          <w:p>
+            <w:pPr>
+              <w:spacing w:after="0" w:line="260"/>
+            </w:pPr>
+            <w:r>
+              <w:rPr>
+                <w:rFonts w:ascii="Prompt" w:cs="Prompt" w:eastAsia="Prompt" w:hAnsi="Prompt"/>
+                <w:b/>
+                <w:bCs/>
+                <w:color w:val="FFFFFF"/>
+                <w:sz w:val="17"/>
+                <w:szCs w:val="17"/>
+              </w:rPr>
+              <w:t xml:space="preserve">FAR</w:t>
+            </w:r>
+          </w:p>
+        </w:tc>
+        <w:tc>
+          <w:tcPr>
+            <w:tcW w:type="dxa" w:w="1061"/>
+            <w:shd w:fill="0B3C5D" w:color="auto" w:val="clear"/>
+            <w:tcMar>
+              <w:top w:type="dxa" w:w="60"/>
+              <w:left w:type="dxa" w:w="100"/>
+              <w:bottom w:type="dxa" w:w="60"/>
+              <w:right w:type="dxa" w:w="100"/>
+            </w:tcMar>
+            <w:vAlign w:val="center"/>
+          </w:tcPr>
+          <w:p>
+            <w:pPr>
+              <w:spacing w:after="0" w:line="260"/>
+            </w:pPr>
+            <w:r>
+              <w:rPr>
+                <w:rFonts w:ascii="Prompt" w:cs="Prompt" w:eastAsia="Prompt" w:hAnsi="Prompt"/>
+                <w:b/>
+                <w:bCs/>
+                <w:color w:val="FFFFFF"/>
+                <w:sz w:val="17"/>
+                <w:szCs w:val="17"/>
+              </w:rPr>
+              <w:t xml:space="preserve">CSI</w:t>
+            </w:r>
+          </w:p>
+        </w:tc>
+      </w:tr>
+      <w:tr>
+        <w:trPr>
+          <w:cantSplit/>
+          <w:tblHeader w:val="false"/>
+        </w:trPr>
+        <w:tc>
+          <w:tcPr>
+            <w:tcW w:type="dxa" w:w="1057"/>
+            <w:tcMar>
+              <w:top w:type="dxa" w:w="60"/>
+              <w:left w:type="dxa" w:w="100"/>
+              <w:bottom w:type="dxa" w:w="60"/>
+              <w:right w:type="dxa" w:w="100"/>
+            </w:tcMar>
+            <w:vAlign w:val="center"/>
+          </w:tcPr>
+          <w:p>
+            <w:pPr>
+              <w:spacing w:after="0" w:line="260"/>
+            </w:pPr>
+            <w:r>
+              <w:rPr>
+                <w:rFonts w:ascii="Prompt" w:cs="Prompt" w:eastAsia="Prompt" w:hAnsi="Prompt"/>
+                <w:b w:val="false"/>
+                <w:sz w:val="17"/>
+                <w:szCs w:val="17"/>
+              </w:rPr>
+              <w:t xml:space="preserve">2564</w:t>
+            </w:r>
+          </w:p>
+        </w:tc>
+        <w:tc>
+          <w:tcPr>
+            <w:tcW w:type="dxa" w:w="1880"/>
+            <w:tcMar>
+              <w:top w:type="dxa" w:w="60"/>
+              <w:left w:type="dxa" w:w="100"/>
+              <w:bottom w:type="dxa" w:w="60"/>
+              <w:right w:type="dxa" w:w="100"/>
+            </w:tcMar>
+            <w:vAlign w:val="center"/>
+          </w:tcPr>
+          <w:p>
+            <w:pPr>
+              <w:spacing w:after="0" w:line="260"/>
+            </w:pPr>
+            <w:r>
+              <w:rPr>
+                <w:rFonts w:ascii="Prompt" w:cs="Prompt" w:eastAsia="Prompt" w:hAnsi="Prompt"/>
+                <w:b w:val="false"/>
+                <w:sz w:val="17"/>
+                <w:szCs w:val="17"/>
+              </w:rPr>
+              <w:t xml:space="preserve">0.45</w:t>
+            </w:r>
+          </w:p>
+        </w:tc>
+        <w:tc>
+          <w:tcPr>
+            <w:tcW w:type="dxa" w:w="3526"/>
+            <w:tcMar>
+              <w:top w:type="dxa" w:w="60"/>
+              <w:left w:type="dxa" w:w="100"/>
+              <w:bottom w:type="dxa" w:w="60"/>
+              <w:right w:type="dxa" w:w="100"/>
+            </w:tcMar>
+            <w:vAlign w:val="center"/>
+          </w:tcPr>
+          <w:p>
+            <w:pPr>
+              <w:spacing w:after="0" w:line="260"/>
+            </w:pPr>
+            <w:r>
+              <w:rPr>
+                <w:rFonts w:ascii="Prompt" w:cs="Prompt" w:eastAsia="Prompt" w:hAnsi="Prompt"/>
+                <w:b w:val="false"/>
+                <w:sz w:val="17"/>
+                <w:szCs w:val="17"/>
+              </w:rPr>
+              <w:t xml:space="preserve">250 / 211</w:t>
+            </w:r>
+          </w:p>
+        </w:tc>
+        <w:tc>
+          <w:tcPr>
+            <w:tcW w:type="dxa" w:w="1057"/>
+            <w:tcMar>
+              <w:top w:type="dxa" w:w="60"/>
+              <w:left w:type="dxa" w:w="100"/>
+              <w:bottom w:type="dxa" w:w="60"/>
+              <w:right w:type="dxa" w:w="100"/>
+            </w:tcMar>
+            <w:vAlign w:val="center"/>
+          </w:tcPr>
+          <w:p>
+            <w:pPr>
+              <w:spacing w:after="0" w:line="260"/>
+            </w:pPr>
+            <w:r>
+              <w:rPr>
+                <w:rFonts w:ascii="Prompt" w:cs="Prompt" w:eastAsia="Prompt" w:hAnsi="Prompt"/>
+                <w:b w:val="false"/>
+                <w:sz w:val="17"/>
+                <w:szCs w:val="17"/>
+              </w:rPr>
+              <w:t xml:space="preserve">0.77</w:t>
+            </w:r>
+          </w:p>
+        </w:tc>
+        <w:tc>
+          <w:tcPr>
+            <w:tcW w:type="dxa" w:w="1057"/>
+            <w:tcMar>
+              <w:top w:type="dxa" w:w="60"/>
+              <w:left w:type="dxa" w:w="100"/>
+              <w:bottom w:type="dxa" w:w="60"/>
+              <w:right w:type="dxa" w:w="100"/>
+            </w:tcMar>
+            <w:vAlign w:val="center"/>
+          </w:tcPr>
+          <w:p>
+            <w:pPr>
+              <w:spacing w:after="0" w:line="260"/>
+            </w:pPr>
+            <w:r>
+              <w:rPr>
+                <w:rFonts w:ascii="Prompt" w:cs="Prompt" w:eastAsia="Prompt" w:hAnsi="Prompt"/>
+                <w:b w:val="false"/>
+                <w:sz w:val="17"/>
+                <w:szCs w:val="17"/>
+              </w:rPr>
+              <w:t xml:space="preserve">0.35</w:t>
+            </w:r>
+          </w:p>
+        </w:tc>
+        <w:tc>
+          <w:tcPr>
+            <w:tcW w:type="dxa" w:w="1061"/>
+            <w:tcMar>
+              <w:top w:type="dxa" w:w="60"/>
+              <w:left w:type="dxa" w:w="100"/>
+              <w:bottom w:type="dxa" w:w="60"/>
+              <w:right w:type="dxa" w:w="100"/>
+            </w:tcMar>
+            <w:vAlign w:val="center"/>
+          </w:tcPr>
+          <w:p>
+            <w:pPr>
+              <w:spacing w:after="0" w:line="260"/>
+            </w:pPr>
+            <w:r>
+              <w:rPr>
+                <w:rFonts w:ascii="Prompt" w:cs="Prompt" w:eastAsia="Prompt" w:hAnsi="Prompt"/>
+                <w:b w:val="false"/>
+                <w:sz w:val="17"/>
+                <w:szCs w:val="17"/>
+              </w:rPr>
+              <w:t xml:space="preserve">0.54</w:t>
+            </w:r>
+          </w:p>
+        </w:tc>
+      </w:tr>
+      <w:tr>
+        <w:trPr>
+          <w:cantSplit/>
+          <w:tblHeader w:val="false"/>
+        </w:trPr>
+        <w:tc>
+          <w:tcPr>
+            <w:tcW w:type="dxa" w:w="1057"/>
+            <w:shd w:fill="F5F8FB" w:color="auto" w:val="clear"/>
+            <w:tcMar>
+              <w:top w:type="dxa" w:w="60"/>
+              <w:left w:type="dxa" w:w="100"/>
+              <w:bottom w:type="dxa" w:w="60"/>
+              <w:right w:type="dxa" w:w="100"/>
+            </w:tcMar>
+            <w:vAlign w:val="center"/>
+          </w:tcPr>
+          <w:p>
+            <w:pPr>
+              <w:spacing w:after="0" w:line="260"/>
+            </w:pPr>
+            <w:r>
+              <w:rPr>
+                <w:rFonts w:ascii="Prompt" w:cs="Prompt" w:eastAsia="Prompt" w:hAnsi="Prompt"/>
+                <w:b w:val="false"/>
+                <w:sz w:val="17"/>
+                <w:szCs w:val="17"/>
+              </w:rPr>
+              <w:t xml:space="preserve">2565</w:t>
+            </w:r>
+          </w:p>
+        </w:tc>
+        <w:tc>
+          <w:tcPr>
+            <w:tcW w:type="dxa" w:w="1880"/>
+            <w:shd w:fill="F5F8FB" w:color="auto" w:val="clear"/>
+            <w:tcMar>
+              <w:top w:type="dxa" w:w="60"/>
+              <w:left w:type="dxa" w:w="100"/>
+              <w:bottom w:type="dxa" w:w="60"/>
+              <w:right w:type="dxa" w:w="100"/>
+            </w:tcMar>
+            <w:vAlign w:val="center"/>
+          </w:tcPr>
+          <w:p>
+            <w:pPr>
+              <w:spacing w:after="0" w:line="260"/>
+            </w:pPr>
+            <w:r>
+              <w:rPr>
+                <w:rFonts w:ascii="Prompt" w:cs="Prompt" w:eastAsia="Prompt" w:hAnsi="Prompt"/>
+                <w:b w:val="false"/>
+                <w:sz w:val="17"/>
+                <w:szCs w:val="17"/>
+              </w:rPr>
+              <w:t xml:space="preserve">0.21</w:t>
+            </w:r>
+          </w:p>
+        </w:tc>
+        <w:tc>
+          <w:tcPr>
+            <w:tcW w:type="dxa" w:w="3526"/>
+            <w:shd w:fill="F5F8FB" w:color="auto" w:val="clear"/>
+            <w:tcMar>
+              <w:top w:type="dxa" w:w="60"/>
+              <w:left w:type="dxa" w:w="100"/>
+              <w:bottom w:type="dxa" w:w="60"/>
+              <w:right w:type="dxa" w:w="100"/>
+            </w:tcMar>
+            <w:vAlign w:val="center"/>
+          </w:tcPr>
+          <w:p>
+            <w:pPr>
+              <w:spacing w:after="0" w:line="260"/>
+            </w:pPr>
+            <w:r>
+              <w:rPr>
+                <w:rFonts w:ascii="Prompt" w:cs="Prompt" w:eastAsia="Prompt" w:hAnsi="Prompt"/>
+                <w:b w:val="false"/>
+                <w:sz w:val="17"/>
+                <w:szCs w:val="17"/>
+              </w:rPr>
+              <w:t xml:space="preserve">202 / 210</w:t>
+            </w:r>
+          </w:p>
+        </w:tc>
+        <w:tc>
+          <w:tcPr>
+            <w:tcW w:type="dxa" w:w="1057"/>
+            <w:shd w:fill="F5F8FB" w:color="auto" w:val="clear"/>
+            <w:tcMar>
+              <w:top w:type="dxa" w:w="60"/>
+              <w:left w:type="dxa" w:w="100"/>
+              <w:bottom w:type="dxa" w:w="60"/>
+              <w:right w:type="dxa" w:w="100"/>
+            </w:tcMar>
+            <w:vAlign w:val="center"/>
+          </w:tcPr>
+          <w:p>
+            <w:pPr>
+              <w:spacing w:after="0" w:line="260"/>
+            </w:pPr>
+            <w:r>
+              <w:rPr>
+                <w:rFonts w:ascii="Prompt" w:cs="Prompt" w:eastAsia="Prompt" w:hAnsi="Prompt"/>
+                <w:b w:val="false"/>
+                <w:sz w:val="17"/>
+                <w:szCs w:val="17"/>
+              </w:rPr>
+              <w:t xml:space="preserve">0.64</w:t>
+            </w:r>
+          </w:p>
+        </w:tc>
+        <w:tc>
+          <w:tcPr>
+            <w:tcW w:type="dxa" w:w="1057"/>
+            <w:shd w:fill="F5F8FB" w:color="auto" w:val="clear"/>
+            <w:tcMar>
+              <w:top w:type="dxa" w:w="60"/>
+              <w:left w:type="dxa" w:w="100"/>
+              <w:bottom w:type="dxa" w:w="60"/>
+              <w:right w:type="dxa" w:w="100"/>
+            </w:tcMar>
+            <w:vAlign w:val="center"/>
+          </w:tcPr>
+          <w:p>
+            <w:pPr>
+              <w:spacing w:after="0" w:line="260"/>
+            </w:pPr>
+            <w:r>
+              <w:rPr>
+                <w:rFonts w:ascii="Prompt" w:cs="Prompt" w:eastAsia="Prompt" w:hAnsi="Prompt"/>
+                <w:b w:val="false"/>
+                <w:sz w:val="17"/>
+                <w:szCs w:val="17"/>
+              </w:rPr>
+              <w:t xml:space="preserve">0.33</w:t>
+            </w:r>
+          </w:p>
+        </w:tc>
+        <w:tc>
+          <w:tcPr>
+            <w:tcW w:type="dxa" w:w="1061"/>
+            <w:shd w:fill="F5F8FB" w:color="auto" w:val="clear"/>
+            <w:tcMar>
+              <w:top w:type="dxa" w:w="60"/>
+              <w:left w:type="dxa" w:w="100"/>
+              <w:bottom w:type="dxa" w:w="60"/>
+              <w:right w:type="dxa" w:w="100"/>
+            </w:tcMar>
+            <w:vAlign w:val="center"/>
+          </w:tcPr>
+          <w:p>
+            <w:pPr>
+              <w:spacing w:after="0" w:line="260"/>
+            </w:pPr>
+            <w:r>
+              <w:rPr>
+                <w:rFonts w:ascii="Prompt" w:cs="Prompt" w:eastAsia="Prompt" w:hAnsi="Prompt"/>
+                <w:b w:val="false"/>
+                <w:sz w:val="17"/>
+                <w:szCs w:val="17"/>
+              </w:rPr>
+              <w:t xml:space="preserve">0.49</w:t>
+            </w:r>
+          </w:p>
+        </w:tc>
+      </w:tr>
+      <w:tr>
+        <w:trPr>
+          <w:cantSplit/>
+          <w:tblHeader w:val="false"/>
+        </w:trPr>
+        <w:tc>
+          <w:tcPr>
+            <w:tcW w:type="dxa" w:w="1057"/>
+            <w:tcMar>
+              <w:top w:type="dxa" w:w="60"/>
+              <w:left w:type="dxa" w:w="100"/>
+              <w:bottom w:type="dxa" w:w="60"/>
+              <w:right w:type="dxa" w:w="100"/>
+            </w:tcMar>
+            <w:vAlign w:val="center"/>
+          </w:tcPr>
+          <w:p>
+            <w:pPr>
+              <w:spacing w:after="0" w:line="260"/>
+            </w:pPr>
+            <w:r>
+              <w:rPr>
+                <w:rFonts w:ascii="Prompt" w:cs="Prompt" w:eastAsia="Prompt" w:hAnsi="Prompt"/>
+                <w:b w:val="false"/>
+                <w:sz w:val="17"/>
+                <w:szCs w:val="17"/>
+              </w:rPr>
+              <w:t xml:space="preserve">2568</w:t>
+            </w:r>
+          </w:p>
+        </w:tc>
+        <w:tc>
+          <w:tcPr>
+            <w:tcW w:type="dxa" w:w="1880"/>
+            <w:tcMar>
+              <w:top w:type="dxa" w:w="60"/>
+              <w:left w:type="dxa" w:w="100"/>
+              <w:bottom w:type="dxa" w:w="60"/>
+              <w:right w:type="dxa" w:w="100"/>
+            </w:tcMar>
+            <w:vAlign w:val="center"/>
+          </w:tcPr>
+          <w:p>
+            <w:pPr>
+              <w:spacing w:after="0" w:line="260"/>
+            </w:pPr>
+            <w:r>
+              <w:rPr>
+                <w:rFonts w:ascii="Prompt" w:cs="Prompt" w:eastAsia="Prompt" w:hAnsi="Prompt"/>
+                <w:b w:val="false"/>
+                <w:sz w:val="17"/>
+                <w:szCs w:val="17"/>
+              </w:rPr>
+              <w:t xml:space="preserve">0.32</w:t>
+            </w:r>
+          </w:p>
+        </w:tc>
+        <w:tc>
+          <w:tcPr>
+            <w:tcW w:type="dxa" w:w="3526"/>
+            <w:tcMar>
+              <w:top w:type="dxa" w:w="60"/>
+              <w:left w:type="dxa" w:w="100"/>
+              <w:bottom w:type="dxa" w:w="60"/>
+              <w:right w:type="dxa" w:w="100"/>
+            </w:tcMar>
+            <w:vAlign w:val="center"/>
+          </w:tcPr>
+          <w:p>
+            <w:pPr>
+              <w:spacing w:after="0" w:line="260"/>
+            </w:pPr>
+            <w:r>
+              <w:rPr>
+                <w:rFonts w:ascii="Prompt" w:cs="Prompt" w:eastAsia="Prompt" w:hAnsi="Prompt"/>
+                <w:b w:val="false"/>
+                <w:sz w:val="17"/>
+                <w:szCs w:val="17"/>
+              </w:rPr>
+              <w:t xml:space="preserve">275 / 227</w:t>
+            </w:r>
+          </w:p>
+        </w:tc>
+        <w:tc>
+          <w:tcPr>
+            <w:tcW w:type="dxa" w:w="1057"/>
+            <w:tcMar>
+              <w:top w:type="dxa" w:w="60"/>
+              <w:left w:type="dxa" w:w="100"/>
+              <w:bottom w:type="dxa" w:w="60"/>
+              <w:right w:type="dxa" w:w="100"/>
+            </w:tcMar>
+            <w:vAlign w:val="center"/>
+          </w:tcPr>
+          <w:p>
+            <w:pPr>
+              <w:spacing w:after="0" w:line="260"/>
+            </w:pPr>
+            <w:r>
+              <w:rPr>
+                <w:rFonts w:ascii="Prompt" w:cs="Prompt" w:eastAsia="Prompt" w:hAnsi="Prompt"/>
+                <w:b w:val="false"/>
+                <w:sz w:val="17"/>
+                <w:szCs w:val="17"/>
+              </w:rPr>
+              <w:t xml:space="preserve">0.78</w:t>
+            </w:r>
+          </w:p>
+        </w:tc>
+        <w:tc>
+          <w:tcPr>
+            <w:tcW w:type="dxa" w:w="1057"/>
+            <w:tcMar>
+              <w:top w:type="dxa" w:w="60"/>
+              <w:left w:type="dxa" w:w="100"/>
+              <w:bottom w:type="dxa" w:w="60"/>
+              <w:right w:type="dxa" w:w="100"/>
+            </w:tcMar>
+            <w:vAlign w:val="center"/>
+          </w:tcPr>
+          <w:p>
+            <w:pPr>
+              <w:spacing w:after="0" w:line="260"/>
+            </w:pPr>
+            <w:r>
+              <w:rPr>
+                <w:rFonts w:ascii="Prompt" w:cs="Prompt" w:eastAsia="Prompt" w:hAnsi="Prompt"/>
+                <w:b w:val="false"/>
+                <w:sz w:val="17"/>
+                <w:szCs w:val="17"/>
+              </w:rPr>
+              <w:t xml:space="preserve">0.36</w:t>
+            </w:r>
+          </w:p>
+        </w:tc>
+        <w:tc>
+          <w:tcPr>
+            <w:tcW w:type="dxa" w:w="1061"/>
+            <w:tcMar>
+              <w:top w:type="dxa" w:w="60"/>
+              <w:left w:type="dxa" w:w="100"/>
+              <w:bottom w:type="dxa" w:w="60"/>
+              <w:right w:type="dxa" w:w="100"/>
+            </w:tcMar>
+            <w:vAlign w:val="center"/>
+          </w:tcPr>
+          <w:p>
+            <w:pPr>
+              <w:spacing w:after="0" w:line="260"/>
+            </w:pPr>
+            <w:r>
+              <w:rPr>
+                <w:rFonts w:ascii="Prompt" w:cs="Prompt" w:eastAsia="Prompt" w:hAnsi="Prompt"/>
+                <w:b w:val="false"/>
+                <w:sz w:val="17"/>
+                <w:szCs w:val="17"/>
+              </w:rPr>
+              <w:t xml:space="preserve">0.54</w:t>
+            </w:r>
+          </w:p>
+        </w:tc>
+      </w:tr>
+    </w:tbl>
+    <w:p>
+      <w:pPr>
+        <w:spacing w:after="120"/>
+      </w:pPr>
+    </w:p>
+    <w:p>
+      <w:pPr>
+        <w:keepNext/>
+        <w:spacing w:after="60" w:before="120"/>
+        <w:jc w:val="center"/>
+      </w:pPr>
+      <w:r>
+        <w:drawing>
+          <wp:inline distT="0" distB="0" distL="0" distR="0">
+            <wp:extent cx="5943600" cy="1715678"/>
+            <wp:effectExtent t="0" r="0" b="0" l="0"/>
+            <wp:docPr id="103" name="thatako_103.png" descr="fig_ev3.png" title=""/>
+            <wp:cNvGraphicFramePr>
+              <a:graphicFrameLocks xmlns:a="http://schemas.openxmlformats.org/drawingml/2006/main" noChangeAspect="1"/>
+            </wp:cNvGraphicFramePr>
+            <a:graphic xmlns:a="http://schemas.openxmlformats.org/drawingml/2006/main">
+              <a:graphicData uri="http://schemas.openxmlformats.org/drawingml/2006/picture">
+                <pic:pic xmlns:pic="http://schemas.openxmlformats.org/drawingml/2006/picture">
+                  <pic:nvPicPr>
+                    <pic:cNvPr id="0" name="" descr=""/>
+                    <pic:cNvPicPr>
+                      <a:picLocks noChangeAspect="1" noChangeArrowheads="1"/>
+                    </pic:cNvPicPr>
+                  </pic:nvPicPr>
+                  <pic:blipFill>
+                    <a:blip r:embed="rId103" cstate="none"/>
+                    <a:srcRect/>
+                    <a:stretch>
+                      <a:fillRect/>
+                    </a:stretch>
+                  </pic:blipFill>
+                  <pic:spPr bwMode="auto">
+                    <a:xfrm>
+                      <a:off x="0" y="0"/>
+                      <a:ext cx="5943600" cy="1715678"/>
+                    </a:xfrm>
+                    <a:prstGeom prst="rect">
+                      <a:avLst/>
+                    </a:prstGeom>
+                  </pic:spPr>
+                </pic:pic>
+              </a:graphicData>
+            </a:graphic>
+          </wp:inline>
+        </w:drawing>
+      </w:r>
+    </w:p>
+    <w:p>
+      <w:pPr>
+        <w:spacing w:after="200"/>
+        <w:jc w:val="center"/>
+      </w:pPr>
+      <w:r>
+        <w:rPr>
+          <w:rFonts w:ascii="Prompt" w:cs="Prompt" w:eastAsia="Prompt" w:hAnsi="Prompt"/>
+          <w:b/>
+          <w:bCs/>
+          <w:color w:val="64748B"/>
+          <w:sz w:val="19"/>
+          <w:szCs w:val="19"/>
+        </w:rPr>
+        <w:t xml:space="preserve">รูปที่ 13</w:t>
+      </w:r>
+      <w:r>
+        <w:rPr>
+          <w:rFonts w:ascii="Prompt" w:cs="Prompt" w:eastAsia="Prompt" w:hAnsi="Prompt"/>
+          <w:color w:val="64748B"/>
+          <w:sz w:val="19"/>
+          <w:szCs w:val="19"/>
+        </w:rPr>
+        <w:t xml:space="preserve"> พื้นที่ท่วม 30 วันขึ้นไป ปี 2564 / 2565 / 2568 (ซ้าย → ขวา): น้ำเงิน = ตรงกัน ส้ม = ท่วมจริงแต่แบบจำลองไม่ถึง เหลือง = แบบจำลองเกิน</w:t>
+      </w:r>
+    </w:p>
+    <w:p>
+      <w:pPr>
+        <w:keepNext/>
+        <w:spacing w:after="60" w:before="120"/>
+        <w:jc w:val="center"/>
+      </w:pPr>
+      <w:r>
+        <w:drawing>
+          <wp:inline distT="0" distB="0" distL="0" distR="0">
+            <wp:extent cx="5943600" cy="1832610"/>
+            <wp:effectExtent t="0" r="0" b="0" l="0"/>
+            <wp:docPr id="104" name="thatako_104.png" descr="fig_ev_daily.png" title=""/>
+            <wp:cNvGraphicFramePr>
+              <a:graphicFrameLocks xmlns:a="http://schemas.openxmlformats.org/drawingml/2006/main" noChangeAspect="1"/>
+            </wp:cNvGraphicFramePr>
+            <a:graphic xmlns:a="http://schemas.openxmlformats.org/drawingml/2006/main">
+              <a:graphicData uri="http://schemas.openxmlformats.org/drawingml/2006/picture">
+                <pic:pic xmlns:pic="http://schemas.openxmlformats.org/drawingml/2006/picture">
+                  <pic:nvPicPr>
+                    <pic:cNvPr id="0" name="" descr=""/>
+                    <pic:cNvPicPr>
+                      <a:picLocks noChangeAspect="1" noChangeArrowheads="1"/>
+                    </pic:cNvPicPr>
+                  </pic:nvPicPr>
+                  <pic:blipFill>
+                    <a:blip r:embed="rId104" cstate="none"/>
+                    <a:srcRect/>
+                    <a:stretch>
+                      <a:fillRect/>
+                    </a:stretch>
+                  </pic:blipFill>
+                  <pic:spPr bwMode="auto">
+                    <a:xfrm>
+                      <a:off x="0" y="0"/>
+                      <a:ext cx="5943600" cy="1832610"/>
+                    </a:xfrm>
+                    <a:prstGeom prst="rect">
+                      <a:avLst/>
+                    </a:prstGeom>
+                  </pic:spPr>
+                </pic:pic>
+              </a:graphicData>
+            </a:graphic>
+          </wp:inline>
+        </w:drawing>
+      </w:r>
+    </w:p>
+    <w:p>
+      <w:pPr>
+        <w:spacing w:after="200"/>
+        <w:jc w:val="center"/>
+      </w:pPr>
+      <w:r>
+        <w:rPr>
+          <w:rFonts w:ascii="Prompt" w:cs="Prompt" w:eastAsia="Prompt" w:hAnsi="Prompt"/>
+          <w:b/>
+          <w:bCs/>
+          <w:color w:val="64748B"/>
+          <w:sz w:val="19"/>
+          <w:szCs w:val="19"/>
+        </w:rPr>
+        <w:t xml:space="preserve">รูปที่ 14</w:t>
+      </w:r>
+      <w:r>
+        <w:rPr>
+          <w:rFonts w:ascii="Prompt" w:cs="Prompt" w:eastAsia="Prompt" w:hAnsi="Prompt"/>
+          <w:color w:val="64748B"/>
+          <w:sz w:val="19"/>
+          <w:szCs w:val="19"/>
+        </w:rPr>
+        <w:t xml:space="preserve"> พื้นที่ท่วมรายวันในตำบลที่ศึกษา: ภาพเรดาร์เทียบแบบจำลอง ณ วันที่ถ่ายภาพ</w:t>
+      </w:r>
+    </w:p>
+    <w:p>
+      <w:pPr>
+        <w:keepNext/>
+        <w:spacing w:after="80" w:before="120"/>
+      </w:pPr>
+      <w:r>
+        <w:rPr>
+          <w:rFonts w:ascii="Prompt" w:cs="Prompt" w:eastAsia="Prompt" w:hAnsi="Prompt"/>
+          <w:b/>
+          <w:bCs/>
+          <w:color w:val="0B3C5D"/>
+          <w:sz w:val="20"/>
+          <w:szCs w:val="20"/>
+        </w:rPr>
+        <w:t xml:space="preserve">ตารางที่ 24</w:t>
+      </w:r>
+      <w:r>
+        <w:rPr>
+          <w:rFonts w:ascii="Prompt" w:cs="Prompt" w:eastAsia="Prompt" w:hAnsi="Prompt"/>
+          <w:color w:val="0B3C5D"/>
+          <w:sz w:val="20"/>
+          <w:szCs w:val="20"/>
+        </w:rPr>
+        <w:t xml:space="preserve"> ท่วม 30 วันขึ้นไป รายตำบล จำลอง / จริง (ตร.กม.)</w:t>
+      </w:r>
+    </w:p>
+    <w:tbl>
+      <w:tblPr>
+        <w:tblW w:type="dxa" w:w="9638"/>
+        <w:tblBorders>
+          <w:top w:val="single" w:color="C9D4DE" w:sz="4"/>
+          <w:left w:val="single" w:color="C9D4DE" w:sz="4"/>
+          <w:bottom w:val="single" w:color="C9D4DE" w:sz="4"/>
+          <w:right w:val="single" w:color="C9D4DE" w:sz="4"/>
+          <w:insideH w:val="single" w:color="C9D4DE" w:sz="4"/>
+          <w:insideV w:val="single" w:color="C9D4DE" w:sz="4"/>
+        </w:tblBorders>
+      </w:tblPr>
+      <w:tblGrid>
+        <w:gridCol w:w="2753"/>
+        <w:gridCol w:w="2294"/>
+        <w:gridCol w:w="2294"/>
+        <w:gridCol w:w="2297"/>
+      </w:tblGrid>
+      <w:tr>
+        <w:trPr>
+          <w:cantSplit/>
+          <w:tblHeader/>
+        </w:trPr>
+        <w:tc>
+          <w:tcPr>
+            <w:tcW w:type="dxa" w:w="2753"/>
+            <w:shd w:fill="0B3C5D" w:color="auto" w:val="clear"/>
+            <w:tcMar>
+              <w:top w:type="dxa" w:w="60"/>
+              <w:left w:type="dxa" w:w="100"/>
+              <w:bottom w:type="dxa" w:w="60"/>
+              <w:right w:type="dxa" w:w="100"/>
+            </w:tcMar>
+            <w:vAlign w:val="center"/>
+          </w:tcPr>
+          <w:p>
+            <w:pPr>
+              <w:spacing w:after="0" w:line="260"/>
+            </w:pPr>
+            <w:r>
+              <w:rPr>
+                <w:rFonts w:ascii="Prompt" w:cs="Prompt" w:eastAsia="Prompt" w:hAnsi="Prompt"/>
+                <w:b/>
+                <w:bCs/>
+                <w:color w:val="FFFFFF"/>
+                <w:sz w:val="17"/>
+                <w:szCs w:val="17"/>
+              </w:rPr>
+              <w:t xml:space="preserve">ตำบล</w:t>
+            </w:r>
+          </w:p>
+        </w:tc>
+        <w:tc>
+          <w:tcPr>
+            <w:tcW w:type="dxa" w:w="2294"/>
+            <w:shd w:fill="0B3C5D" w:color="auto" w:val="clear"/>
+            <w:tcMar>
+              <w:top w:type="dxa" w:w="60"/>
+              <w:left w:type="dxa" w:w="100"/>
+              <w:bottom w:type="dxa" w:w="60"/>
+              <w:right w:type="dxa" w:w="100"/>
+            </w:tcMar>
+            <w:vAlign w:val="center"/>
+          </w:tcPr>
+          <w:p>
+            <w:pPr>
+              <w:spacing w:after="0" w:line="260"/>
+            </w:pPr>
+            <w:r>
+              <w:rPr>
+                <w:rFonts w:ascii="Prompt" w:cs="Prompt" w:eastAsia="Prompt" w:hAnsi="Prompt"/>
+                <w:b/>
+                <w:bCs/>
+                <w:color w:val="FFFFFF"/>
+                <w:sz w:val="17"/>
+                <w:szCs w:val="17"/>
+              </w:rPr>
+              <w:t xml:space="preserve">2564</w:t>
+            </w:r>
+          </w:p>
+        </w:tc>
+        <w:tc>
+          <w:tcPr>
+            <w:tcW w:type="dxa" w:w="2294"/>
+            <w:shd w:fill="0B3C5D" w:color="auto" w:val="clear"/>
+            <w:tcMar>
+              <w:top w:type="dxa" w:w="60"/>
+              <w:left w:type="dxa" w:w="100"/>
+              <w:bottom w:type="dxa" w:w="60"/>
+              <w:right w:type="dxa" w:w="100"/>
+            </w:tcMar>
+            <w:vAlign w:val="center"/>
+          </w:tcPr>
+          <w:p>
+            <w:pPr>
+              <w:spacing w:after="0" w:line="260"/>
+            </w:pPr>
+            <w:r>
+              <w:rPr>
+                <w:rFonts w:ascii="Prompt" w:cs="Prompt" w:eastAsia="Prompt" w:hAnsi="Prompt"/>
+                <w:b/>
+                <w:bCs/>
+                <w:color w:val="FFFFFF"/>
+                <w:sz w:val="17"/>
+                <w:szCs w:val="17"/>
+              </w:rPr>
+              <w:t xml:space="preserve">2565</w:t>
+            </w:r>
+          </w:p>
+        </w:tc>
+        <w:tc>
+          <w:tcPr>
+            <w:tcW w:type="dxa" w:w="2297"/>
+            <w:shd w:fill="0B3C5D" w:color="auto" w:val="clear"/>
+            <w:tcMar>
+              <w:top w:type="dxa" w:w="60"/>
+              <w:left w:type="dxa" w:w="100"/>
+              <w:bottom w:type="dxa" w:w="60"/>
+              <w:right w:type="dxa" w:w="100"/>
+            </w:tcMar>
+            <w:vAlign w:val="center"/>
+          </w:tcPr>
+          <w:p>
+            <w:pPr>
+              <w:spacing w:after="0" w:line="260"/>
+            </w:pPr>
+            <w:r>
+              <w:rPr>
+                <w:rFonts w:ascii="Prompt" w:cs="Prompt" w:eastAsia="Prompt" w:hAnsi="Prompt"/>
+                <w:b/>
+                <w:bCs/>
+                <w:color w:val="FFFFFF"/>
+                <w:sz w:val="17"/>
+                <w:szCs w:val="17"/>
+              </w:rPr>
+              <w:t xml:space="preserve">2568</w:t>
+            </w:r>
+          </w:p>
+        </w:tc>
+      </w:tr>
+      <w:tr>
+        <w:trPr>
+          <w:cantSplit/>
+          <w:tblHeader w:val="false"/>
+        </w:trPr>
+        <w:tc>
+          <w:tcPr>
+            <w:tcW w:type="dxa" w:w="2753"/>
+            <w:tcMar>
+              <w:top w:type="dxa" w:w="60"/>
+              <w:left w:type="dxa" w:w="100"/>
+              <w:bottom w:type="dxa" w:w="60"/>
+              <w:right w:type="dxa" w:w="100"/>
+            </w:tcMar>
+            <w:vAlign w:val="center"/>
+          </w:tcPr>
+          <w:p>
+            <w:pPr>
+              <w:spacing w:after="0" w:line="260"/>
+            </w:pPr>
+            <w:r>
+              <w:rPr>
+                <w:rFonts w:ascii="Prompt" w:cs="Prompt" w:eastAsia="Prompt" w:hAnsi="Prompt"/>
+                <w:b w:val="false"/>
+                <w:sz w:val="17"/>
+                <w:szCs w:val="17"/>
+              </w:rPr>
+              <w:t xml:space="preserve">พระนอน</w:t>
+            </w:r>
+          </w:p>
+        </w:tc>
+        <w:tc>
+          <w:tcPr>
+            <w:tcW w:type="dxa" w:w="2294"/>
+            <w:tcMar>
+              <w:top w:type="dxa" w:w="60"/>
+              <w:left w:type="dxa" w:w="100"/>
+              <w:bottom w:type="dxa" w:w="60"/>
+              <w:right w:type="dxa" w:w="100"/>
+            </w:tcMar>
+            <w:vAlign w:val="center"/>
+          </w:tcPr>
+          <w:p>
+            <w:pPr>
+              <w:spacing w:after="0" w:line="260"/>
+            </w:pPr>
+            <w:r>
+              <w:rPr>
+                <w:rFonts w:ascii="Prompt" w:cs="Prompt" w:eastAsia="Prompt" w:hAnsi="Prompt"/>
+                <w:b w:val="false"/>
+                <w:sz w:val="17"/>
+                <w:szCs w:val="17"/>
+              </w:rPr>
+              <w:t xml:space="preserve">34 / 22</w:t>
+            </w:r>
+          </w:p>
+        </w:tc>
+        <w:tc>
+          <w:tcPr>
+            <w:tcW w:type="dxa" w:w="2294"/>
+            <w:tcMar>
+              <w:top w:type="dxa" w:w="60"/>
+              <w:left w:type="dxa" w:w="100"/>
+              <w:bottom w:type="dxa" w:w="60"/>
+              <w:right w:type="dxa" w:w="100"/>
+            </w:tcMar>
+            <w:vAlign w:val="center"/>
+          </w:tcPr>
+          <w:p>
+            <w:pPr>
+              <w:spacing w:after="0" w:line="260"/>
+            </w:pPr>
+            <w:r>
+              <w:rPr>
+                <w:rFonts w:ascii="Prompt" w:cs="Prompt" w:eastAsia="Prompt" w:hAnsi="Prompt"/>
+                <w:b w:val="false"/>
+                <w:sz w:val="17"/>
+                <w:szCs w:val="17"/>
+              </w:rPr>
+              <w:t xml:space="preserve">18 / 9</w:t>
+            </w:r>
+          </w:p>
+        </w:tc>
+        <w:tc>
+          <w:tcPr>
+            <w:tcW w:type="dxa" w:w="2297"/>
+            <w:tcMar>
+              <w:top w:type="dxa" w:w="60"/>
+              <w:left w:type="dxa" w:w="100"/>
+              <w:bottom w:type="dxa" w:w="60"/>
+              <w:right w:type="dxa" w:w="100"/>
+            </w:tcMar>
+            <w:vAlign w:val="center"/>
+          </w:tcPr>
+          <w:p>
+            <w:pPr>
+              <w:spacing w:after="0" w:line="260"/>
+            </w:pPr>
+            <w:r>
+              <w:rPr>
+                <w:rFonts w:ascii="Prompt" w:cs="Prompt" w:eastAsia="Prompt" w:hAnsi="Prompt"/>
+                <w:b w:val="false"/>
+                <w:sz w:val="17"/>
+                <w:szCs w:val="17"/>
+              </w:rPr>
+              <w:t xml:space="preserve">37 / 15</w:t>
+            </w:r>
+          </w:p>
+        </w:tc>
+      </w:tr>
+      <w:tr>
+        <w:trPr>
+          <w:cantSplit/>
+          <w:tblHeader w:val="false"/>
+        </w:trPr>
+        <w:tc>
+          <w:tcPr>
+            <w:tcW w:type="dxa" w:w="2753"/>
+            <w:shd w:fill="F5F8FB" w:color="auto" w:val="clear"/>
+            <w:tcMar>
+              <w:top w:type="dxa" w:w="60"/>
+              <w:left w:type="dxa" w:w="100"/>
+              <w:bottom w:type="dxa" w:w="60"/>
+              <w:right w:type="dxa" w:w="100"/>
+            </w:tcMar>
+            <w:vAlign w:val="center"/>
+          </w:tcPr>
+          <w:p>
+            <w:pPr>
+              <w:spacing w:after="0" w:line="260"/>
+            </w:pPr>
+            <w:r>
+              <w:rPr>
+                <w:rFonts w:ascii="Prompt" w:cs="Prompt" w:eastAsia="Prompt" w:hAnsi="Prompt"/>
+                <w:b w:val="false"/>
+                <w:sz w:val="17"/>
+                <w:szCs w:val="17"/>
+              </w:rPr>
+              <w:t xml:space="preserve">ทับกฤช</w:t>
+            </w:r>
+          </w:p>
+        </w:tc>
+        <w:tc>
+          <w:tcPr>
+            <w:tcW w:type="dxa" w:w="2294"/>
+            <w:shd w:fill="F5F8FB" w:color="auto" w:val="clear"/>
+            <w:tcMar>
+              <w:top w:type="dxa" w:w="60"/>
+              <w:left w:type="dxa" w:w="100"/>
+              <w:bottom w:type="dxa" w:w="60"/>
+              <w:right w:type="dxa" w:w="100"/>
+            </w:tcMar>
+            <w:vAlign w:val="center"/>
+          </w:tcPr>
+          <w:p>
+            <w:pPr>
+              <w:spacing w:after="0" w:line="260"/>
+            </w:pPr>
+            <w:r>
+              <w:rPr>
+                <w:rFonts w:ascii="Prompt" w:cs="Prompt" w:eastAsia="Prompt" w:hAnsi="Prompt"/>
+                <w:b w:val="false"/>
+                <w:sz w:val="17"/>
+                <w:szCs w:val="17"/>
+              </w:rPr>
+              <w:t xml:space="preserve">88 / 69</w:t>
+            </w:r>
+          </w:p>
+        </w:tc>
+        <w:tc>
+          <w:tcPr>
+            <w:tcW w:type="dxa" w:w="2294"/>
+            <w:shd w:fill="F5F8FB" w:color="auto" w:val="clear"/>
+            <w:tcMar>
+              <w:top w:type="dxa" w:w="60"/>
+              <w:left w:type="dxa" w:w="100"/>
+              <w:bottom w:type="dxa" w:w="60"/>
+              <w:right w:type="dxa" w:w="100"/>
+            </w:tcMar>
+            <w:vAlign w:val="center"/>
+          </w:tcPr>
+          <w:p>
+            <w:pPr>
+              <w:spacing w:after="0" w:line="260"/>
+            </w:pPr>
+            <w:r>
+              <w:rPr>
+                <w:rFonts w:ascii="Prompt" w:cs="Prompt" w:eastAsia="Prompt" w:hAnsi="Prompt"/>
+                <w:b w:val="false"/>
+                <w:sz w:val="17"/>
+                <w:szCs w:val="17"/>
+              </w:rPr>
+              <w:t xml:space="preserve">72 / 65</w:t>
+            </w:r>
+          </w:p>
+        </w:tc>
+        <w:tc>
+          <w:tcPr>
+            <w:tcW w:type="dxa" w:w="2297"/>
+            <w:shd w:fill="F5F8FB" w:color="auto" w:val="clear"/>
+            <w:tcMar>
+              <w:top w:type="dxa" w:w="60"/>
+              <w:left w:type="dxa" w:w="100"/>
+              <w:bottom w:type="dxa" w:w="60"/>
+              <w:right w:type="dxa" w:w="100"/>
+            </w:tcMar>
+            <w:vAlign w:val="center"/>
+          </w:tcPr>
+          <w:p>
+            <w:pPr>
+              <w:spacing w:after="0" w:line="260"/>
+            </w:pPr>
+            <w:r>
+              <w:rPr>
+                <w:rFonts w:ascii="Prompt" w:cs="Prompt" w:eastAsia="Prompt" w:hAnsi="Prompt"/>
+                <w:b w:val="false"/>
+                <w:sz w:val="17"/>
+                <w:szCs w:val="17"/>
+              </w:rPr>
+              <w:t xml:space="preserve">89 / 76</w:t>
+            </w:r>
+          </w:p>
+        </w:tc>
+      </w:tr>
+      <w:tr>
+        <w:trPr>
+          <w:cantSplit/>
+          <w:tblHeader w:val="false"/>
+        </w:trPr>
+        <w:tc>
+          <w:tcPr>
+            <w:tcW w:type="dxa" w:w="2753"/>
+            <w:tcMar>
+              <w:top w:type="dxa" w:w="60"/>
+              <w:left w:type="dxa" w:w="100"/>
+              <w:bottom w:type="dxa" w:w="60"/>
+              <w:right w:type="dxa" w:w="100"/>
+            </w:tcMar>
+            <w:vAlign w:val="center"/>
+          </w:tcPr>
+          <w:p>
+            <w:pPr>
+              <w:spacing w:after="0" w:line="260"/>
+            </w:pPr>
+            <w:r>
+              <w:rPr>
+                <w:rFonts w:ascii="Prompt" w:cs="Prompt" w:eastAsia="Prompt" w:hAnsi="Prompt"/>
+                <w:b w:val="false"/>
+                <w:sz w:val="17"/>
+                <w:szCs w:val="17"/>
+              </w:rPr>
+              <w:t xml:space="preserve">ไผ่สิงห์</w:t>
+            </w:r>
+          </w:p>
+        </w:tc>
+        <w:tc>
+          <w:tcPr>
+            <w:tcW w:type="dxa" w:w="2294"/>
+            <w:tcMar>
+              <w:top w:type="dxa" w:w="60"/>
+              <w:left w:type="dxa" w:w="100"/>
+              <w:bottom w:type="dxa" w:w="60"/>
+              <w:right w:type="dxa" w:w="100"/>
+            </w:tcMar>
+            <w:vAlign w:val="center"/>
+          </w:tcPr>
+          <w:p>
+            <w:pPr>
+              <w:spacing w:after="0" w:line="260"/>
+            </w:pPr>
+            <w:r>
+              <w:rPr>
+                <w:rFonts w:ascii="Prompt" w:cs="Prompt" w:eastAsia="Prompt" w:hAnsi="Prompt"/>
+                <w:b w:val="false"/>
+                <w:sz w:val="17"/>
+                <w:szCs w:val="17"/>
+              </w:rPr>
+              <w:t xml:space="preserve">2 / 11</w:t>
+            </w:r>
+          </w:p>
+        </w:tc>
+        <w:tc>
+          <w:tcPr>
+            <w:tcW w:type="dxa" w:w="2294"/>
+            <w:tcMar>
+              <w:top w:type="dxa" w:w="60"/>
+              <w:left w:type="dxa" w:w="100"/>
+              <w:bottom w:type="dxa" w:w="60"/>
+              <w:right w:type="dxa" w:w="100"/>
+            </w:tcMar>
+            <w:vAlign w:val="center"/>
+          </w:tcPr>
+          <w:p>
+            <w:pPr>
+              <w:spacing w:after="0" w:line="260"/>
+            </w:pPr>
+            <w:r>
+              <w:rPr>
+                <w:rFonts w:ascii="Prompt" w:cs="Prompt" w:eastAsia="Prompt" w:hAnsi="Prompt"/>
+                <w:b w:val="false"/>
+                <w:sz w:val="17"/>
+                <w:szCs w:val="17"/>
+              </w:rPr>
+              <w:t xml:space="preserve">2 / 11</w:t>
+            </w:r>
+          </w:p>
+        </w:tc>
+        <w:tc>
+          <w:tcPr>
+            <w:tcW w:type="dxa" w:w="2297"/>
+            <w:tcMar>
+              <w:top w:type="dxa" w:w="60"/>
+              <w:left w:type="dxa" w:w="100"/>
+              <w:bottom w:type="dxa" w:w="60"/>
+              <w:right w:type="dxa" w:w="100"/>
+            </w:tcMar>
+            <w:vAlign w:val="center"/>
+          </w:tcPr>
+          <w:p>
+            <w:pPr>
+              <w:spacing w:after="0" w:line="260"/>
+            </w:pPr>
+            <w:r>
+              <w:rPr>
+                <w:rFonts w:ascii="Prompt" w:cs="Prompt" w:eastAsia="Prompt" w:hAnsi="Prompt"/>
+                <w:b w:val="false"/>
+                <w:sz w:val="17"/>
+                <w:szCs w:val="17"/>
+              </w:rPr>
+              <w:t xml:space="preserve">1 / 16</w:t>
+            </w:r>
+          </w:p>
+        </w:tc>
+      </w:tr>
+      <w:tr>
+        <w:trPr>
+          <w:cantSplit/>
+          <w:tblHeader w:val="false"/>
+        </w:trPr>
+        <w:tc>
+          <w:tcPr>
+            <w:tcW w:type="dxa" w:w="2753"/>
+            <w:shd w:fill="F5F8FB" w:color="auto" w:val="clear"/>
+            <w:tcMar>
+              <w:top w:type="dxa" w:w="60"/>
+              <w:left w:type="dxa" w:w="100"/>
+              <w:bottom w:type="dxa" w:w="60"/>
+              <w:right w:type="dxa" w:w="100"/>
+            </w:tcMar>
+            <w:vAlign w:val="center"/>
+          </w:tcPr>
+          <w:p>
+            <w:pPr>
+              <w:spacing w:after="0" w:line="260"/>
+            </w:pPr>
+            <w:r>
+              <w:rPr>
+                <w:rFonts w:ascii="Prompt" w:cs="Prompt" w:eastAsia="Prompt" w:hAnsi="Prompt"/>
+                <w:b w:val="false"/>
+                <w:sz w:val="17"/>
+                <w:szCs w:val="17"/>
+              </w:rPr>
+              <w:t xml:space="preserve">ท่าตะโก</w:t>
+            </w:r>
+          </w:p>
+        </w:tc>
+        <w:tc>
+          <w:tcPr>
+            <w:tcW w:type="dxa" w:w="2294"/>
+            <w:shd w:fill="F5F8FB" w:color="auto" w:val="clear"/>
+            <w:tcMar>
+              <w:top w:type="dxa" w:w="60"/>
+              <w:left w:type="dxa" w:w="100"/>
+              <w:bottom w:type="dxa" w:w="60"/>
+              <w:right w:type="dxa" w:w="100"/>
+            </w:tcMar>
+            <w:vAlign w:val="center"/>
+          </w:tcPr>
+          <w:p>
+            <w:pPr>
+              <w:spacing w:after="0" w:line="260"/>
+            </w:pPr>
+            <w:r>
+              <w:rPr>
+                <w:rFonts w:ascii="Prompt" w:cs="Prompt" w:eastAsia="Prompt" w:hAnsi="Prompt"/>
+                <w:b w:val="false"/>
+                <w:sz w:val="17"/>
+                <w:szCs w:val="17"/>
+              </w:rPr>
+              <w:t xml:space="preserve">11 / 17</w:t>
+            </w:r>
+          </w:p>
+        </w:tc>
+        <w:tc>
+          <w:tcPr>
+            <w:tcW w:type="dxa" w:w="2294"/>
+            <w:shd w:fill="F5F8FB" w:color="auto" w:val="clear"/>
+            <w:tcMar>
+              <w:top w:type="dxa" w:w="60"/>
+              <w:left w:type="dxa" w:w="100"/>
+              <w:bottom w:type="dxa" w:w="60"/>
+              <w:right w:type="dxa" w:w="100"/>
+            </w:tcMar>
+            <w:vAlign w:val="center"/>
+          </w:tcPr>
+          <w:p>
+            <w:pPr>
+              <w:spacing w:after="0" w:line="260"/>
+            </w:pPr>
+            <w:r>
+              <w:rPr>
+                <w:rFonts w:ascii="Prompt" w:cs="Prompt" w:eastAsia="Prompt" w:hAnsi="Prompt"/>
+                <w:b w:val="false"/>
+                <w:sz w:val="17"/>
+                <w:szCs w:val="17"/>
+              </w:rPr>
+              <w:t xml:space="preserve">6 / 14</w:t>
+            </w:r>
+          </w:p>
+        </w:tc>
+        <w:tc>
+          <w:tcPr>
+            <w:tcW w:type="dxa" w:w="2297"/>
+            <w:shd w:fill="F5F8FB" w:color="auto" w:val="clear"/>
+            <w:tcMar>
+              <w:top w:type="dxa" w:w="60"/>
+              <w:left w:type="dxa" w:w="100"/>
+              <w:bottom w:type="dxa" w:w="60"/>
+              <w:right w:type="dxa" w:w="100"/>
+            </w:tcMar>
+            <w:vAlign w:val="center"/>
+          </w:tcPr>
+          <w:p>
+            <w:pPr>
+              <w:spacing w:after="0" w:line="260"/>
+            </w:pPr>
+            <w:r>
+              <w:rPr>
+                <w:rFonts w:ascii="Prompt" w:cs="Prompt" w:eastAsia="Prompt" w:hAnsi="Prompt"/>
+                <w:b w:val="false"/>
+                <w:sz w:val="17"/>
+                <w:szCs w:val="17"/>
+              </w:rPr>
+              <w:t xml:space="preserve">13 / 8</w:t>
+            </w:r>
+          </w:p>
+        </w:tc>
+      </w:tr>
+      <w:tr>
+        <w:trPr>
+          <w:cantSplit/>
+          <w:tblHeader w:val="false"/>
+        </w:trPr>
+        <w:tc>
+          <w:tcPr>
+            <w:tcW w:type="dxa" w:w="2753"/>
+            <w:tcMar>
+              <w:top w:type="dxa" w:w="60"/>
+              <w:left w:type="dxa" w:w="100"/>
+              <w:bottom w:type="dxa" w:w="60"/>
+              <w:right w:type="dxa" w:w="100"/>
+            </w:tcMar>
+            <w:vAlign w:val="center"/>
+          </w:tcPr>
+          <w:p>
+            <w:pPr>
+              <w:spacing w:after="0" w:line="260"/>
+            </w:pPr>
+            <w:r>
+              <w:rPr>
+                <w:rFonts w:ascii="Prompt" w:cs="Prompt" w:eastAsia="Prompt" w:hAnsi="Prompt"/>
+                <w:b w:val="false"/>
+                <w:sz w:val="17"/>
+                <w:szCs w:val="17"/>
+              </w:rPr>
+              <w:t xml:space="preserve">พนมรอก</w:t>
+            </w:r>
+          </w:p>
+        </w:tc>
+        <w:tc>
+          <w:tcPr>
+            <w:tcW w:type="dxa" w:w="2294"/>
+            <w:tcMar>
+              <w:top w:type="dxa" w:w="60"/>
+              <w:left w:type="dxa" w:w="100"/>
+              <w:bottom w:type="dxa" w:w="60"/>
+              <w:right w:type="dxa" w:w="100"/>
+            </w:tcMar>
+            <w:vAlign w:val="center"/>
+          </w:tcPr>
+          <w:p>
+            <w:pPr>
+              <w:spacing w:after="0" w:line="260"/>
+            </w:pPr>
+            <w:r>
+              <w:rPr>
+                <w:rFonts w:ascii="Prompt" w:cs="Prompt" w:eastAsia="Prompt" w:hAnsi="Prompt"/>
+                <w:b w:val="false"/>
+                <w:sz w:val="17"/>
+                <w:szCs w:val="17"/>
+              </w:rPr>
+              <w:t xml:space="preserve">8 / 5</w:t>
+            </w:r>
+          </w:p>
+        </w:tc>
+        <w:tc>
+          <w:tcPr>
+            <w:tcW w:type="dxa" w:w="2294"/>
+            <w:tcMar>
+              <w:top w:type="dxa" w:w="60"/>
+              <w:left w:type="dxa" w:w="100"/>
+              <w:bottom w:type="dxa" w:w="60"/>
+              <w:right w:type="dxa" w:w="100"/>
+            </w:tcMar>
+            <w:vAlign w:val="center"/>
+          </w:tcPr>
+          <w:p>
+            <w:pPr>
+              <w:spacing w:after="0" w:line="260"/>
+            </w:pPr>
+            <w:r>
+              <w:rPr>
+                <w:rFonts w:ascii="Prompt" w:cs="Prompt" w:eastAsia="Prompt" w:hAnsi="Prompt"/>
+                <w:b w:val="false"/>
+                <w:sz w:val="17"/>
+                <w:szCs w:val="17"/>
+              </w:rPr>
+              <w:t xml:space="preserve">7 / 15</w:t>
+            </w:r>
+          </w:p>
+        </w:tc>
+        <w:tc>
+          <w:tcPr>
+            <w:tcW w:type="dxa" w:w="2297"/>
+            <w:tcMar>
+              <w:top w:type="dxa" w:w="60"/>
+              <w:left w:type="dxa" w:w="100"/>
+              <w:bottom w:type="dxa" w:w="60"/>
+              <w:right w:type="dxa" w:w="100"/>
+            </w:tcMar>
+            <w:vAlign w:val="center"/>
+          </w:tcPr>
+          <w:p>
+            <w:pPr>
+              <w:spacing w:after="0" w:line="260"/>
+            </w:pPr>
+            <w:r>
+              <w:rPr>
+                <w:rFonts w:ascii="Prompt" w:cs="Prompt" w:eastAsia="Prompt" w:hAnsi="Prompt"/>
+                <w:b w:val="false"/>
+                <w:sz w:val="17"/>
+                <w:szCs w:val="17"/>
+              </w:rPr>
+              <w:t xml:space="preserve">8 / 14</w:t>
+            </w:r>
+          </w:p>
+        </w:tc>
+      </w:tr>
+      <w:tr>
+        <w:trPr>
+          <w:cantSplit/>
+          <w:tblHeader w:val="false"/>
+        </w:trPr>
+        <w:tc>
+          <w:tcPr>
+            <w:tcW w:type="dxa" w:w="2753"/>
+            <w:shd w:fill="F5F8FB" w:color="auto" w:val="clear"/>
+            <w:tcMar>
+              <w:top w:type="dxa" w:w="60"/>
+              <w:left w:type="dxa" w:w="100"/>
+              <w:bottom w:type="dxa" w:w="60"/>
+              <w:right w:type="dxa" w:w="100"/>
+            </w:tcMar>
+            <w:vAlign w:val="center"/>
+          </w:tcPr>
+          <w:p>
+            <w:pPr>
+              <w:spacing w:after="0" w:line="260"/>
+            </w:pPr>
+            <w:r>
+              <w:rPr>
+                <w:rFonts w:ascii="Prompt" w:cs="Prompt" w:eastAsia="Prompt" w:hAnsi="Prompt"/>
+                <w:b w:val="false"/>
+                <w:sz w:val="17"/>
+                <w:szCs w:val="17"/>
+              </w:rPr>
+              <w:t xml:space="preserve">หัวถนน</w:t>
+            </w:r>
+          </w:p>
+        </w:tc>
+        <w:tc>
+          <w:tcPr>
+            <w:tcW w:type="dxa" w:w="2294"/>
+            <w:shd w:fill="F5F8FB" w:color="auto" w:val="clear"/>
+            <w:tcMar>
+              <w:top w:type="dxa" w:w="60"/>
+              <w:left w:type="dxa" w:w="100"/>
+              <w:bottom w:type="dxa" w:w="60"/>
+              <w:right w:type="dxa" w:w="100"/>
+            </w:tcMar>
+            <w:vAlign w:val="center"/>
+          </w:tcPr>
+          <w:p>
+            <w:pPr>
+              <w:spacing w:after="0" w:line="260"/>
+            </w:pPr>
+            <w:r>
+              <w:rPr>
+                <w:rFonts w:ascii="Prompt" w:cs="Prompt" w:eastAsia="Prompt" w:hAnsi="Prompt"/>
+                <w:b w:val="false"/>
+                <w:sz w:val="17"/>
+                <w:szCs w:val="17"/>
+              </w:rPr>
+              <w:t xml:space="preserve">9 / 8</w:t>
+            </w:r>
+          </w:p>
+        </w:tc>
+        <w:tc>
+          <w:tcPr>
+            <w:tcW w:type="dxa" w:w="2294"/>
+            <w:shd w:fill="F5F8FB" w:color="auto" w:val="clear"/>
+            <w:tcMar>
+              <w:top w:type="dxa" w:w="60"/>
+              <w:left w:type="dxa" w:w="100"/>
+              <w:bottom w:type="dxa" w:w="60"/>
+              <w:right w:type="dxa" w:w="100"/>
+            </w:tcMar>
+            <w:vAlign w:val="center"/>
+          </w:tcPr>
+          <w:p>
+            <w:pPr>
+              <w:spacing w:after="0" w:line="260"/>
+            </w:pPr>
+            <w:r>
+              <w:rPr>
+                <w:rFonts w:ascii="Prompt" w:cs="Prompt" w:eastAsia="Prompt" w:hAnsi="Prompt"/>
+                <w:b w:val="false"/>
+                <w:sz w:val="17"/>
+                <w:szCs w:val="17"/>
+              </w:rPr>
+              <w:t xml:space="preserve">8 / 7</w:t>
+            </w:r>
+          </w:p>
+        </w:tc>
+        <w:tc>
+          <w:tcPr>
+            <w:tcW w:type="dxa" w:w="2297"/>
+            <w:shd w:fill="F5F8FB" w:color="auto" w:val="clear"/>
+            <w:tcMar>
+              <w:top w:type="dxa" w:w="60"/>
+              <w:left w:type="dxa" w:w="100"/>
+              <w:bottom w:type="dxa" w:w="60"/>
+              <w:right w:type="dxa" w:w="100"/>
+            </w:tcMar>
+            <w:vAlign w:val="center"/>
+          </w:tcPr>
+          <w:p>
+            <w:pPr>
+              <w:spacing w:after="0" w:line="260"/>
+            </w:pPr>
+            <w:r>
+              <w:rPr>
+                <w:rFonts w:ascii="Prompt" w:cs="Prompt" w:eastAsia="Prompt" w:hAnsi="Prompt"/>
+                <w:b w:val="false"/>
+                <w:sz w:val="17"/>
+                <w:szCs w:val="17"/>
+              </w:rPr>
+              <w:t xml:space="preserve">12 / 6</w:t>
+            </w:r>
+          </w:p>
+        </w:tc>
+      </w:tr>
+      <w:tr>
+        <w:trPr>
+          <w:cantSplit/>
+          <w:tblHeader w:val="false"/>
+        </w:trPr>
+        <w:tc>
+          <w:tcPr>
+            <w:tcW w:type="dxa" w:w="2753"/>
+            <w:tcMar>
+              <w:top w:type="dxa" w:w="60"/>
+              <w:left w:type="dxa" w:w="100"/>
+              <w:bottom w:type="dxa" w:w="60"/>
+              <w:right w:type="dxa" w:w="100"/>
+            </w:tcMar>
+            <w:vAlign w:val="center"/>
+          </w:tcPr>
+          <w:p>
+            <w:pPr>
+              <w:spacing w:after="0" w:line="260"/>
+            </w:pPr>
+            <w:r>
+              <w:rPr>
+                <w:rFonts w:ascii="Prompt" w:cs="Prompt" w:eastAsia="Prompt" w:hAnsi="Prompt"/>
+                <w:b w:val="false"/>
+                <w:sz w:val="17"/>
+                <w:szCs w:val="17"/>
+              </w:rPr>
+              <w:t xml:space="preserve">สายลำโพง</w:t>
+            </w:r>
+          </w:p>
+        </w:tc>
+        <w:tc>
+          <w:tcPr>
+            <w:tcW w:type="dxa" w:w="2294"/>
+            <w:tcMar>
+              <w:top w:type="dxa" w:w="60"/>
+              <w:left w:type="dxa" w:w="100"/>
+              <w:bottom w:type="dxa" w:w="60"/>
+              <w:right w:type="dxa" w:w="100"/>
+            </w:tcMar>
+            <w:vAlign w:val="center"/>
+          </w:tcPr>
+          <w:p>
+            <w:pPr>
+              <w:spacing w:after="0" w:line="260"/>
+            </w:pPr>
+            <w:r>
+              <w:rPr>
+                <w:rFonts w:ascii="Prompt" w:cs="Prompt" w:eastAsia="Prompt" w:hAnsi="Prompt"/>
+                <w:b w:val="false"/>
+                <w:sz w:val="17"/>
+                <w:szCs w:val="17"/>
+              </w:rPr>
+              <w:t xml:space="preserve">1 / 5</w:t>
+            </w:r>
+          </w:p>
+        </w:tc>
+        <w:tc>
+          <w:tcPr>
+            <w:tcW w:type="dxa" w:w="2294"/>
+            <w:tcMar>
+              <w:top w:type="dxa" w:w="60"/>
+              <w:left w:type="dxa" w:w="100"/>
+              <w:bottom w:type="dxa" w:w="60"/>
+              <w:right w:type="dxa" w:w="100"/>
+            </w:tcMar>
+            <w:vAlign w:val="center"/>
+          </w:tcPr>
+          <w:p>
+            <w:pPr>
+              <w:spacing w:after="0" w:line="260"/>
+            </w:pPr>
+            <w:r>
+              <w:rPr>
+                <w:rFonts w:ascii="Prompt" w:cs="Prompt" w:eastAsia="Prompt" w:hAnsi="Prompt"/>
+                <w:b w:val="false"/>
+                <w:sz w:val="17"/>
+                <w:szCs w:val="17"/>
+              </w:rPr>
+              <w:t xml:space="preserve">0 / 2</w:t>
+            </w:r>
+          </w:p>
+        </w:tc>
+        <w:tc>
+          <w:tcPr>
+            <w:tcW w:type="dxa" w:w="2297"/>
+            <w:tcMar>
+              <w:top w:type="dxa" w:w="60"/>
+              <w:left w:type="dxa" w:w="100"/>
+              <w:bottom w:type="dxa" w:w="60"/>
+              <w:right w:type="dxa" w:w="100"/>
+            </w:tcMar>
+            <w:vAlign w:val="center"/>
+          </w:tcPr>
+          <w:p>
+            <w:pPr>
+              <w:spacing w:after="0" w:line="260"/>
+            </w:pPr>
+            <w:r>
+              <w:rPr>
+                <w:rFonts w:ascii="Prompt" w:cs="Prompt" w:eastAsia="Prompt" w:hAnsi="Prompt"/>
+                <w:b w:val="false"/>
+                <w:sz w:val="17"/>
+                <w:szCs w:val="17"/>
+              </w:rPr>
+              <w:t xml:space="preserve">0 / 2</w:t>
+            </w:r>
+          </w:p>
+        </w:tc>
+      </w:tr>
+      <w:tr>
+        <w:trPr>
+          <w:cantSplit/>
+          <w:tblHeader w:val="false"/>
+        </w:trPr>
+        <w:tc>
+          <w:tcPr>
+            <w:tcW w:type="dxa" w:w="2753"/>
+            <w:shd w:fill="F5F8FB" w:color="auto" w:val="clear"/>
+            <w:tcMar>
+              <w:top w:type="dxa" w:w="60"/>
+              <w:left w:type="dxa" w:w="100"/>
+              <w:bottom w:type="dxa" w:w="60"/>
+              <w:right w:type="dxa" w:w="100"/>
+            </w:tcMar>
+            <w:vAlign w:val="center"/>
+          </w:tcPr>
+          <w:p>
+            <w:pPr>
+              <w:spacing w:after="0" w:line="260"/>
+            </w:pPr>
+            <w:r>
+              <w:rPr>
+                <w:rFonts w:ascii="Prompt" w:cs="Prompt" w:eastAsia="Prompt" w:hAnsi="Prompt"/>
+                <w:b w:val="false"/>
+                <w:sz w:val="17"/>
+                <w:szCs w:val="17"/>
+              </w:rPr>
+              <w:t xml:space="preserve">วังมหากร</w:t>
+            </w:r>
+          </w:p>
+        </w:tc>
+        <w:tc>
+          <w:tcPr>
+            <w:tcW w:type="dxa" w:w="2294"/>
+            <w:shd w:fill="F5F8FB" w:color="auto" w:val="clear"/>
+            <w:tcMar>
+              <w:top w:type="dxa" w:w="60"/>
+              <w:left w:type="dxa" w:w="100"/>
+              <w:bottom w:type="dxa" w:w="60"/>
+              <w:right w:type="dxa" w:w="100"/>
+            </w:tcMar>
+            <w:vAlign w:val="center"/>
+          </w:tcPr>
+          <w:p>
+            <w:pPr>
+              <w:spacing w:after="0" w:line="260"/>
+            </w:pPr>
+            <w:r>
+              <w:rPr>
+                <w:rFonts w:ascii="Prompt" w:cs="Prompt" w:eastAsia="Prompt" w:hAnsi="Prompt"/>
+                <w:b w:val="false"/>
+                <w:sz w:val="17"/>
+                <w:szCs w:val="17"/>
+              </w:rPr>
+              <w:t xml:space="preserve">45 / 38</w:t>
+            </w:r>
+          </w:p>
+        </w:tc>
+        <w:tc>
+          <w:tcPr>
+            <w:tcW w:type="dxa" w:w="2294"/>
+            <w:shd w:fill="F5F8FB" w:color="auto" w:val="clear"/>
+            <w:tcMar>
+              <w:top w:type="dxa" w:w="60"/>
+              <w:left w:type="dxa" w:w="100"/>
+              <w:bottom w:type="dxa" w:w="60"/>
+              <w:right w:type="dxa" w:w="100"/>
+            </w:tcMar>
+            <w:vAlign w:val="center"/>
+          </w:tcPr>
+          <w:p>
+            <w:pPr>
+              <w:spacing w:after="0" w:line="260"/>
+            </w:pPr>
+            <w:r>
+              <w:rPr>
+                <w:rFonts w:ascii="Prompt" w:cs="Prompt" w:eastAsia="Prompt" w:hAnsi="Prompt"/>
+                <w:b w:val="false"/>
+                <w:sz w:val="17"/>
+                <w:szCs w:val="17"/>
+              </w:rPr>
+              <w:t xml:space="preserve">41 / 42</w:t>
+            </w:r>
+          </w:p>
+        </w:tc>
+        <w:tc>
+          <w:tcPr>
+            <w:tcW w:type="dxa" w:w="2297"/>
+            <w:shd w:fill="F5F8FB" w:color="auto" w:val="clear"/>
+            <w:tcMar>
+              <w:top w:type="dxa" w:w="60"/>
+              <w:left w:type="dxa" w:w="100"/>
+              <w:bottom w:type="dxa" w:w="60"/>
+              <w:right w:type="dxa" w:w="100"/>
+            </w:tcMar>
+            <w:vAlign w:val="center"/>
+          </w:tcPr>
+          <w:p>
+            <w:pPr>
+              <w:spacing w:after="0" w:line="260"/>
+            </w:pPr>
+            <w:r>
+              <w:rPr>
+                <w:rFonts w:ascii="Prompt" w:cs="Prompt" w:eastAsia="Prompt" w:hAnsi="Prompt"/>
+                <w:b w:val="false"/>
+                <w:sz w:val="17"/>
+                <w:szCs w:val="17"/>
+              </w:rPr>
+              <w:t xml:space="preserve">64 / 48</w:t>
+            </w:r>
+          </w:p>
+        </w:tc>
+      </w:tr>
+      <w:tr>
+        <w:trPr>
+          <w:cantSplit/>
+          <w:tblHeader w:val="false"/>
+        </w:trPr>
+        <w:tc>
+          <w:tcPr>
+            <w:tcW w:type="dxa" w:w="2753"/>
+            <w:tcMar>
+              <w:top w:type="dxa" w:w="60"/>
+              <w:left w:type="dxa" w:w="100"/>
+              <w:bottom w:type="dxa" w:w="60"/>
+              <w:right w:type="dxa" w:w="100"/>
+            </w:tcMar>
+            <w:vAlign w:val="center"/>
+          </w:tcPr>
+          <w:p>
+            <w:pPr>
+              <w:spacing w:after="0" w:line="260"/>
+            </w:pPr>
+            <w:r>
+              <w:rPr>
+                <w:rFonts w:ascii="Prompt" w:cs="Prompt" w:eastAsia="Prompt" w:hAnsi="Prompt"/>
+                <w:b w:val="false"/>
+                <w:sz w:val="17"/>
+                <w:szCs w:val="17"/>
+              </w:rPr>
+              <w:t xml:space="preserve">ดอนคา</w:t>
+            </w:r>
+          </w:p>
+        </w:tc>
+        <w:tc>
+          <w:tcPr>
+            <w:tcW w:type="dxa" w:w="2294"/>
+            <w:tcMar>
+              <w:top w:type="dxa" w:w="60"/>
+              <w:left w:type="dxa" w:w="100"/>
+              <w:bottom w:type="dxa" w:w="60"/>
+              <w:right w:type="dxa" w:w="100"/>
+            </w:tcMar>
+            <w:vAlign w:val="center"/>
+          </w:tcPr>
+          <w:p>
+            <w:pPr>
+              <w:spacing w:after="0" w:line="260"/>
+            </w:pPr>
+            <w:r>
+              <w:rPr>
+                <w:rFonts w:ascii="Prompt" w:cs="Prompt" w:eastAsia="Prompt" w:hAnsi="Prompt"/>
+                <w:b w:val="false"/>
+                <w:sz w:val="17"/>
+                <w:szCs w:val="17"/>
+              </w:rPr>
+              <w:t xml:space="preserve">3 / 3</w:t>
+            </w:r>
+          </w:p>
+        </w:tc>
+        <w:tc>
+          <w:tcPr>
+            <w:tcW w:type="dxa" w:w="2294"/>
+            <w:tcMar>
+              <w:top w:type="dxa" w:w="60"/>
+              <w:left w:type="dxa" w:w="100"/>
+              <w:bottom w:type="dxa" w:w="60"/>
+              <w:right w:type="dxa" w:w="100"/>
+            </w:tcMar>
+            <w:vAlign w:val="center"/>
+          </w:tcPr>
+          <w:p>
+            <w:pPr>
+              <w:spacing w:after="0" w:line="260"/>
+            </w:pPr>
+            <w:r>
+              <w:rPr>
+                <w:rFonts w:ascii="Prompt" w:cs="Prompt" w:eastAsia="Prompt" w:hAnsi="Prompt"/>
+                <w:b w:val="false"/>
+                <w:sz w:val="17"/>
+                <w:szCs w:val="17"/>
+              </w:rPr>
+              <w:t xml:space="preserve">1 / 2</w:t>
+            </w:r>
+          </w:p>
+        </w:tc>
+        <w:tc>
+          <w:tcPr>
+            <w:tcW w:type="dxa" w:w="2297"/>
+            <w:tcMar>
+              <w:top w:type="dxa" w:w="60"/>
+              <w:left w:type="dxa" w:w="100"/>
+              <w:bottom w:type="dxa" w:w="60"/>
+              <w:right w:type="dxa" w:w="100"/>
+            </w:tcMar>
+            <w:vAlign w:val="center"/>
+          </w:tcPr>
+          <w:p>
+            <w:pPr>
+              <w:spacing w:after="0" w:line="260"/>
+            </w:pPr>
+            <w:r>
+              <w:rPr>
+                <w:rFonts w:ascii="Prompt" w:cs="Prompt" w:eastAsia="Prompt" w:hAnsi="Prompt"/>
+                <w:b w:val="false"/>
+                <w:sz w:val="17"/>
+                <w:szCs w:val="17"/>
+              </w:rPr>
+              <w:t xml:space="preserve">0 / 1</w:t>
+            </w:r>
+          </w:p>
+        </w:tc>
+      </w:tr>
+      <w:tr>
+        <w:trPr>
+          <w:cantSplit/>
+          <w:tblHeader w:val="false"/>
+        </w:trPr>
+        <w:tc>
+          <w:tcPr>
+            <w:tcW w:type="dxa" w:w="2753"/>
+            <w:shd w:fill="F5F8FB" w:color="auto" w:val="clear"/>
+            <w:tcMar>
+              <w:top w:type="dxa" w:w="60"/>
+              <w:left w:type="dxa" w:w="100"/>
+              <w:bottom w:type="dxa" w:w="60"/>
+              <w:right w:type="dxa" w:w="100"/>
+            </w:tcMar>
+            <w:vAlign w:val="center"/>
+          </w:tcPr>
+          <w:p>
+            <w:pPr>
+              <w:spacing w:after="0" w:line="260"/>
+            </w:pPr>
+            <w:r>
+              <w:rPr>
+                <w:rFonts w:ascii="Prompt" w:cs="Prompt" w:eastAsia="Prompt" w:hAnsi="Prompt"/>
+                <w:b w:val="false"/>
+                <w:sz w:val="17"/>
+                <w:szCs w:val="17"/>
+              </w:rPr>
+              <w:t xml:space="preserve">ทำนบ</w:t>
+            </w:r>
+          </w:p>
+        </w:tc>
+        <w:tc>
+          <w:tcPr>
+            <w:tcW w:type="dxa" w:w="2294"/>
+            <w:shd w:fill="F5F8FB" w:color="auto" w:val="clear"/>
+            <w:tcMar>
+              <w:top w:type="dxa" w:w="60"/>
+              <w:left w:type="dxa" w:w="100"/>
+              <w:bottom w:type="dxa" w:w="60"/>
+              <w:right w:type="dxa" w:w="100"/>
+            </w:tcMar>
+            <w:vAlign w:val="center"/>
+          </w:tcPr>
+          <w:p>
+            <w:pPr>
+              <w:spacing w:after="0" w:line="260"/>
+            </w:pPr>
+            <w:r>
+              <w:rPr>
+                <w:rFonts w:ascii="Prompt" w:cs="Prompt" w:eastAsia="Prompt" w:hAnsi="Prompt"/>
+                <w:b w:val="false"/>
+                <w:sz w:val="17"/>
+                <w:szCs w:val="17"/>
+              </w:rPr>
+              <w:t xml:space="preserve">0 / 1</w:t>
+            </w:r>
+          </w:p>
+        </w:tc>
+        <w:tc>
+          <w:tcPr>
+            <w:tcW w:type="dxa" w:w="2294"/>
+            <w:shd w:fill="F5F8FB" w:color="auto" w:val="clear"/>
+            <w:tcMar>
+              <w:top w:type="dxa" w:w="60"/>
+              <w:left w:type="dxa" w:w="100"/>
+              <w:bottom w:type="dxa" w:w="60"/>
+              <w:right w:type="dxa" w:w="100"/>
+            </w:tcMar>
+            <w:vAlign w:val="center"/>
+          </w:tcPr>
+          <w:p>
+            <w:pPr>
+              <w:spacing w:after="0" w:line="260"/>
+            </w:pPr>
+            <w:r>
+              <w:rPr>
+                <w:rFonts w:ascii="Prompt" w:cs="Prompt" w:eastAsia="Prompt" w:hAnsi="Prompt"/>
+                <w:b w:val="false"/>
+                <w:sz w:val="17"/>
+                <w:szCs w:val="17"/>
+              </w:rPr>
+              <w:t xml:space="preserve">0 / 2</w:t>
+            </w:r>
+          </w:p>
+        </w:tc>
+        <w:tc>
+          <w:tcPr>
+            <w:tcW w:type="dxa" w:w="2297"/>
+            <w:shd w:fill="F5F8FB" w:color="auto" w:val="clear"/>
+            <w:tcMar>
+              <w:top w:type="dxa" w:w="60"/>
+              <w:left w:type="dxa" w:w="100"/>
+              <w:bottom w:type="dxa" w:w="60"/>
+              <w:right w:type="dxa" w:w="100"/>
+            </w:tcMar>
+            <w:vAlign w:val="center"/>
+          </w:tcPr>
+          <w:p>
+            <w:pPr>
+              <w:spacing w:after="0" w:line="260"/>
+            </w:pPr>
+            <w:r>
+              <w:rPr>
+                <w:rFonts w:ascii="Prompt" w:cs="Prompt" w:eastAsia="Prompt" w:hAnsi="Prompt"/>
+                <w:b w:val="false"/>
+                <w:sz w:val="17"/>
+                <w:szCs w:val="17"/>
+              </w:rPr>
+              <w:t xml:space="preserve">0 / 0</w:t>
+            </w:r>
+          </w:p>
+        </w:tc>
+      </w:tr>
+      <w:tr>
+        <w:trPr>
+          <w:cantSplit/>
+          <w:tblHeader w:val="false"/>
+        </w:trPr>
+        <w:tc>
+          <w:tcPr>
+            <w:tcW w:type="dxa" w:w="2753"/>
+            <w:tcMar>
+              <w:top w:type="dxa" w:w="60"/>
+              <w:left w:type="dxa" w:w="100"/>
+              <w:bottom w:type="dxa" w:w="60"/>
+              <w:right w:type="dxa" w:w="100"/>
+            </w:tcMar>
+            <w:vAlign w:val="center"/>
+          </w:tcPr>
+          <w:p>
+            <w:pPr>
+              <w:spacing w:after="0" w:line="260"/>
+            </w:pPr>
+            <w:r>
+              <w:rPr>
+                <w:rFonts w:ascii="Prompt" w:cs="Prompt" w:eastAsia="Prompt" w:hAnsi="Prompt"/>
+                <w:b w:val="false"/>
+                <w:sz w:val="17"/>
+                <w:szCs w:val="17"/>
+              </w:rPr>
+              <w:t xml:space="preserve">วังใหญ่</w:t>
+            </w:r>
+          </w:p>
+        </w:tc>
+        <w:tc>
+          <w:tcPr>
+            <w:tcW w:type="dxa" w:w="2294"/>
+            <w:tcMar>
+              <w:top w:type="dxa" w:w="60"/>
+              <w:left w:type="dxa" w:w="100"/>
+              <w:bottom w:type="dxa" w:w="60"/>
+              <w:right w:type="dxa" w:w="100"/>
+            </w:tcMar>
+            <w:vAlign w:val="center"/>
+          </w:tcPr>
+          <w:p>
+            <w:pPr>
+              <w:spacing w:after="0" w:line="260"/>
+            </w:pPr>
+            <w:r>
+              <w:rPr>
+                <w:rFonts w:ascii="Prompt" w:cs="Prompt" w:eastAsia="Prompt" w:hAnsi="Prompt"/>
+                <w:b w:val="false"/>
+                <w:sz w:val="17"/>
+                <w:szCs w:val="17"/>
+              </w:rPr>
+              <w:t xml:space="preserve">0 / 0</w:t>
+            </w:r>
+          </w:p>
+        </w:tc>
+        <w:tc>
+          <w:tcPr>
+            <w:tcW w:type="dxa" w:w="2294"/>
+            <w:tcMar>
+              <w:top w:type="dxa" w:w="60"/>
+              <w:left w:type="dxa" w:w="100"/>
+              <w:bottom w:type="dxa" w:w="60"/>
+              <w:right w:type="dxa" w:w="100"/>
+            </w:tcMar>
+            <w:vAlign w:val="center"/>
+          </w:tcPr>
+          <w:p>
+            <w:pPr>
+              <w:spacing w:after="0" w:line="260"/>
+            </w:pPr>
+            <w:r>
+              <w:rPr>
+                <w:rFonts w:ascii="Prompt" w:cs="Prompt" w:eastAsia="Prompt" w:hAnsi="Prompt"/>
+                <w:b w:val="false"/>
+                <w:sz w:val="17"/>
+                <w:szCs w:val="17"/>
+              </w:rPr>
+              <w:t xml:space="preserve">0 / 1</w:t>
+            </w:r>
+          </w:p>
+        </w:tc>
+        <w:tc>
+          <w:tcPr>
+            <w:tcW w:type="dxa" w:w="2297"/>
+            <w:tcMar>
+              <w:top w:type="dxa" w:w="60"/>
+              <w:left w:type="dxa" w:w="100"/>
+              <w:bottom w:type="dxa" w:w="60"/>
+              <w:right w:type="dxa" w:w="100"/>
+            </w:tcMar>
+            <w:vAlign w:val="center"/>
+          </w:tcPr>
+          <w:p>
+            <w:pPr>
+              <w:spacing w:after="0" w:line="260"/>
+            </w:pPr>
+            <w:r>
+              <w:rPr>
+                <w:rFonts w:ascii="Prompt" w:cs="Prompt" w:eastAsia="Prompt" w:hAnsi="Prompt"/>
+                <w:b w:val="false"/>
+                <w:sz w:val="17"/>
+                <w:szCs w:val="17"/>
+              </w:rPr>
+              <w:t xml:space="preserve">0 / 0</w:t>
+            </w:r>
+          </w:p>
+        </w:tc>
+      </w:tr>
+      <w:tr>
+        <w:trPr>
+          <w:cantSplit/>
+          <w:tblHeader w:val="false"/>
+        </w:trPr>
+        <w:tc>
+          <w:tcPr>
+            <w:tcW w:type="dxa" w:w="2753"/>
+            <w:shd w:fill="F5F8FB" w:color="auto" w:val="clear"/>
+            <w:tcMar>
+              <w:top w:type="dxa" w:w="60"/>
+              <w:left w:type="dxa" w:w="100"/>
+              <w:bottom w:type="dxa" w:w="60"/>
+              <w:right w:type="dxa" w:w="100"/>
+            </w:tcMar>
+            <w:vAlign w:val="center"/>
+          </w:tcPr>
+          <w:p>
+            <w:pPr>
+              <w:spacing w:after="0" w:line="260"/>
+            </w:pPr>
+            <w:r>
+              <w:rPr>
+                <w:rFonts w:ascii="Prompt" w:cs="Prompt" w:eastAsia="Prompt" w:hAnsi="Prompt"/>
+                <w:b w:val="false"/>
+                <w:sz w:val="17"/>
+                <w:szCs w:val="17"/>
+              </w:rPr>
+              <w:t xml:space="preserve">พนมเศษ</w:t>
+            </w:r>
+          </w:p>
+        </w:tc>
+        <w:tc>
+          <w:tcPr>
+            <w:tcW w:type="dxa" w:w="2294"/>
+            <w:shd w:fill="F5F8FB" w:color="auto" w:val="clear"/>
+            <w:tcMar>
+              <w:top w:type="dxa" w:w="60"/>
+              <w:left w:type="dxa" w:w="100"/>
+              <w:bottom w:type="dxa" w:w="60"/>
+              <w:right w:type="dxa" w:w="100"/>
+            </w:tcMar>
+            <w:vAlign w:val="center"/>
+          </w:tcPr>
+          <w:p>
+            <w:pPr>
+              <w:spacing w:after="0" w:line="260"/>
+            </w:pPr>
+            <w:r>
+              <w:rPr>
+                <w:rFonts w:ascii="Prompt" w:cs="Prompt" w:eastAsia="Prompt" w:hAnsi="Prompt"/>
+                <w:b w:val="false"/>
+                <w:sz w:val="17"/>
+                <w:szCs w:val="17"/>
+              </w:rPr>
+              <w:t xml:space="preserve">48 / 32</w:t>
+            </w:r>
+          </w:p>
+        </w:tc>
+        <w:tc>
+          <w:tcPr>
+            <w:tcW w:type="dxa" w:w="2294"/>
+            <w:shd w:fill="F5F8FB" w:color="auto" w:val="clear"/>
+            <w:tcMar>
+              <w:top w:type="dxa" w:w="60"/>
+              <w:left w:type="dxa" w:w="100"/>
+              <w:bottom w:type="dxa" w:w="60"/>
+              <w:right w:type="dxa" w:w="100"/>
+            </w:tcMar>
+            <w:vAlign w:val="center"/>
+          </w:tcPr>
+          <w:p>
+            <w:pPr>
+              <w:spacing w:after="0" w:line="260"/>
+            </w:pPr>
+            <w:r>
+              <w:rPr>
+                <w:rFonts w:ascii="Prompt" w:cs="Prompt" w:eastAsia="Prompt" w:hAnsi="Prompt"/>
+                <w:b w:val="false"/>
+                <w:sz w:val="17"/>
+                <w:szCs w:val="17"/>
+              </w:rPr>
+              <w:t xml:space="preserve">46 / 39</w:t>
+            </w:r>
+          </w:p>
+        </w:tc>
+        <w:tc>
+          <w:tcPr>
+            <w:tcW w:type="dxa" w:w="2297"/>
+            <w:shd w:fill="F5F8FB" w:color="auto" w:val="clear"/>
+            <w:tcMar>
+              <w:top w:type="dxa" w:w="60"/>
+              <w:left w:type="dxa" w:w="100"/>
+              <w:bottom w:type="dxa" w:w="60"/>
+              <w:right w:type="dxa" w:w="100"/>
+            </w:tcMar>
+            <w:vAlign w:val="center"/>
+          </w:tcPr>
+          <w:p>
+            <w:pPr>
+              <w:spacing w:after="0" w:line="260"/>
+            </w:pPr>
+            <w:r>
+              <w:rPr>
+                <w:rFonts w:ascii="Prompt" w:cs="Prompt" w:eastAsia="Prompt" w:hAnsi="Prompt"/>
+                <w:b w:val="false"/>
+                <w:sz w:val="17"/>
+                <w:szCs w:val="17"/>
+              </w:rPr>
+              <w:t xml:space="preserve">51 / 40</w:t>
+            </w:r>
+          </w:p>
+        </w:tc>
+      </w:tr>
+      <w:tr>
+        <w:trPr>
+          <w:cantSplit/>
+          <w:tblHeader w:val="false"/>
+        </w:trPr>
+        <w:tc>
+          <w:tcPr>
+            <w:tcW w:type="dxa" w:w="2753"/>
+            <w:tcMar>
+              <w:top w:type="dxa" w:w="60"/>
+              <w:left w:type="dxa" w:w="100"/>
+              <w:bottom w:type="dxa" w:w="60"/>
+              <w:right w:type="dxa" w:w="100"/>
+            </w:tcMar>
+            <w:vAlign w:val="center"/>
+          </w:tcPr>
+          <w:p>
+            <w:pPr>
+              <w:spacing w:after="0" w:line="260"/>
+            </w:pPr>
+            <w:r>
+              <w:rPr>
+                <w:rFonts w:ascii="Prompt" w:cs="Prompt" w:eastAsia="Prompt" w:hAnsi="Prompt"/>
+                <w:b w:val="false"/>
+                <w:sz w:val="17"/>
+                <w:szCs w:val="17"/>
+              </w:rPr>
+              <w:t xml:space="preserve">หนองหลวง</w:t>
+            </w:r>
+          </w:p>
+        </w:tc>
+        <w:tc>
+          <w:tcPr>
+            <w:tcW w:type="dxa" w:w="2294"/>
+            <w:tcMar>
+              <w:top w:type="dxa" w:w="60"/>
+              <w:left w:type="dxa" w:w="100"/>
+              <w:bottom w:type="dxa" w:w="60"/>
+              <w:right w:type="dxa" w:w="100"/>
+            </w:tcMar>
+            <w:vAlign w:val="center"/>
+          </w:tcPr>
+          <w:p>
+            <w:pPr>
+              <w:spacing w:after="0" w:line="260"/>
+            </w:pPr>
+            <w:r>
+              <w:rPr>
+                <w:rFonts w:ascii="Prompt" w:cs="Prompt" w:eastAsia="Prompt" w:hAnsi="Prompt"/>
+                <w:b w:val="false"/>
+                <w:sz w:val="17"/>
+                <w:szCs w:val="17"/>
+              </w:rPr>
+              <w:t xml:space="preserve">1 / 0</w:t>
+            </w:r>
+          </w:p>
+        </w:tc>
+        <w:tc>
+          <w:tcPr>
+            <w:tcW w:type="dxa" w:w="2294"/>
+            <w:tcMar>
+              <w:top w:type="dxa" w:w="60"/>
+              <w:left w:type="dxa" w:w="100"/>
+              <w:bottom w:type="dxa" w:w="60"/>
+              <w:right w:type="dxa" w:w="100"/>
+            </w:tcMar>
+            <w:vAlign w:val="center"/>
+          </w:tcPr>
+          <w:p>
+            <w:pPr>
+              <w:spacing w:after="0" w:line="260"/>
+            </w:pPr>
+            <w:r>
+              <w:rPr>
+                <w:rFonts w:ascii="Prompt" w:cs="Prompt" w:eastAsia="Prompt" w:hAnsi="Prompt"/>
+                <w:b w:val="false"/>
+                <w:sz w:val="17"/>
+                <w:szCs w:val="17"/>
+              </w:rPr>
+              <w:t xml:space="preserve">0 / 0</w:t>
+            </w:r>
+          </w:p>
+        </w:tc>
+        <w:tc>
+          <w:tcPr>
+            <w:tcW w:type="dxa" w:w="2297"/>
+            <w:tcMar>
+              <w:top w:type="dxa" w:w="60"/>
+              <w:left w:type="dxa" w:w="100"/>
+              <w:bottom w:type="dxa" w:w="60"/>
+              <w:right w:type="dxa" w:w="100"/>
+            </w:tcMar>
+            <w:vAlign w:val="center"/>
+          </w:tcPr>
+          <w:p>
+            <w:pPr>
+              <w:spacing w:after="0" w:line="260"/>
+            </w:pPr>
+            <w:r>
+              <w:rPr>
+                <w:rFonts w:ascii="Prompt" w:cs="Prompt" w:eastAsia="Prompt" w:hAnsi="Prompt"/>
+                <w:b w:val="false"/>
+                <w:sz w:val="17"/>
+                <w:szCs w:val="17"/>
+              </w:rPr>
+              <w:t xml:space="preserve">0 / 0</w:t>
+            </w:r>
+          </w:p>
+        </w:tc>
+      </w:tr>
+    </w:tbl>
+    <w:p>
+      <w:pPr>
+        <w:spacing w:after="120"/>
+      </w:pPr>
+    </w:p>
+    <w:p>
+      <w:pPr>
+        <w:pStyle w:val="Heading3"/>
+      </w:pPr>
+      <w:r>
+        <w:rPr>
+          <w:rFonts w:ascii="Prompt" w:cs="Prompt" w:eastAsia="Prompt" w:hAnsi="Prompt"/>
+        </w:rPr>
+        <w:t xml:space="preserve">สิ่งที่ยังไม่ตรงและขั้นต่อไป</w:t>
+      </w:r>
+    </w:p>
+    <w:p>
+      <w:pPr>
+        <w:pStyle w:val="ListParagraph"/>
+        <w:numPr>
+          <w:ilvl w:val="0"/>
+          <w:numId w:val="2"/>
+        </w:numPr>
+        <w:spacing w:after="60" w:line="290"/>
+      </w:pPr>
+      <w:r>
+        <w:rPr>
+          <w:rFonts w:ascii="Prompt" w:cs="Prompt" w:eastAsia="Prompt" w:hAnsi="Prompt"/>
+          <w:b/>
+          <w:bCs/>
+        </w:rPr>
+        <w:t xml:space="preserve">น้ำมาช้ากว่าจริง 1–2 สัปดาห์</w:t>
+      </w:r>
+      <w:r>
+        <w:rPr>
+          <w:rFonts w:ascii="Prompt" w:cs="Prompt" w:eastAsia="Prompt" w:hAnsi="Prompt"/>
+        </w:rPr>
+        <w:t xml:space="preserve"> ปี 2565 (21 ก.ย. จริง 141 / จำลอง 13 ตร.กม.) และ 2568 (29 ก.ย. จริง 252 / จำลอง 20 ตร.กม.) — น้ำก้อนแรกไม่ได้มาจากน่านที่ชุมแสงโดยตรง น่าจะเป็นน้ำบ่าจากพิจิตร/ยมและน้ำจากไพศาลีที่เข้ามาเร็วกว่าที่แบบจำลองส่งถึง</w:t>
+      </w:r>
+    </w:p>
+    <w:p>
+      <w:pPr>
+        <w:pStyle w:val="ListParagraph"/>
+        <w:numPr>
+          <w:ilvl w:val="0"/>
+          <w:numId w:val="2"/>
+        </w:numPr>
+        <w:spacing w:after="60" w:line="290"/>
+      </w:pPr>
+      <w:r>
+        <w:rPr>
+          <w:rFonts w:ascii="Prompt" w:cs="Prompt" w:eastAsia="Prompt" w:hAnsi="Prompt"/>
+          <w:b/>
+          <w:bCs/>
+        </w:rPr>
+        <w:t xml:space="preserve">ไผ่สิงห์ท่วมจริงนานกว่าแบบจำลองมาก</w:t>
+      </w:r>
+      <w:r>
+        <w:rPr>
+          <w:rFonts w:ascii="Prompt" w:cs="Prompt" w:eastAsia="Prompt" w:hAnsi="Prompt"/>
+        </w:rPr>
+        <w:t xml:space="preserve"> จริง 11–16 / จำลอง 1–2 ตร.กม. — แนวน้ำจากชุมแสงลงบึงฝั่งเหนือ ขอบเหนือใช้ระดับ Y.5 อย่างเดียว และ DEM นอกจังหวัดยังไม่ burn ลำน้ำ</w:t>
+      </w:r>
+    </w:p>
+    <w:p>
+      <w:pPr>
+        <w:pStyle w:val="ListParagraph"/>
+        <w:numPr>
+          <w:ilvl w:val="0"/>
+          <w:numId w:val="2"/>
+        </w:numPr>
+        <w:spacing w:after="60" w:line="290"/>
+      </w:pPr>
+      <w:r>
+        <w:rPr>
+          <w:rFonts w:ascii="Prompt" w:cs="Prompt" w:eastAsia="Prompt" w:hAnsi="Prompt"/>
+          <w:b/>
+          <w:bCs/>
+        </w:rPr>
+        <w:t xml:space="preserve">ปี 2564 ช่วงพายุท่วมเกิน</w:t>
+      </w:r>
+      <w:r>
+        <w:rPr>
+          <w:rFonts w:ascii="Prompt" w:cs="Prompt" w:eastAsia="Prompt" w:hAnsi="Prompt"/>
+        </w:rPr>
+        <w:t xml:space="preserve"> ปลาย ก.ย. จำลอง 652 / จริง 222 ตร.กม. — น้ำฝนขังตื้นในนาที่เรดาร์มองไม่เห็นส่วนหนึ่ง</w:t>
+      </w:r>
+    </w:p>
+    <w:p>
+      <w:pPr>
+        <w:pStyle w:val="ListParagraph"/>
+        <w:numPr>
+          <w:ilvl w:val="0"/>
+          <w:numId w:val="2"/>
+        </w:numPr>
+        <w:spacing w:after="60" w:line="290"/>
+      </w:pPr>
+      <w:r>
+        <w:rPr>
+          <w:rFonts w:ascii="Prompt" w:cs="Prompt" w:eastAsia="Prompt" w:hAnsi="Prompt"/>
+          <w:b/>
+          <w:bCs/>
+        </w:rPr>
+        <w:t xml:space="preserve">น้ำลดเร็วเกินช่วง ธ.ค. ปี 2565</w:t>
+      </w:r>
+      <w:r>
+        <w:rPr>
+          <w:rFonts w:ascii="Prompt" w:cs="Prompt" w:eastAsia="Prompt" w:hAnsi="Prompt"/>
+        </w:rPr>
+        <w:t xml:space="preserve"> ระดับเก็บกักบึงจริงและการเปิด–ปิดประตูน้ำยังเป็นค่าสมมติ</w:t>
+      </w:r>
+    </w:p>
+    <w:p>
+      <w:pPr>
+        <w:pStyle w:val="ListParagraph"/>
+        <w:numPr>
+          <w:ilvl w:val="0"/>
+          <w:numId w:val="2"/>
+        </w:numPr>
+        <w:spacing w:after="60" w:line="290"/>
+      </w:pPr>
+      <w:r>
+        <w:rPr>
+          <w:rFonts w:ascii="Prompt" w:cs="Prompt" w:eastAsia="Prompt" w:hAnsi="Prompt"/>
+          <w:b/>
+          <w:bCs/>
+        </w:rPr>
+        <w:t xml:space="preserve">ขั้นต่อไป</w:t>
+      </w:r>
+      <w:r>
+        <w:rPr>
+          <w:rFonts w:ascii="Prompt" w:cs="Prompt" w:eastAsia="Prompt" w:hAnsi="Prompt"/>
+        </w:rPr>
+        <w:t xml:space="preserve"> ใช้ปริมาณน้ำไหลเข้าจากเหนือจาก Q ของ Y.17/N.7A แทนระดับ Y.5 burn ลำน้ำใน FABDEM นอกจังหวัด และใช้ข้อมูลระดับน้ำบึงบอระเพ็ด/การเปิดประตูน้ำจากกรมชลประทาน</w:t>
+      </w:r>
+    </w:p>
+    <w:p>
+      <w:pPr>
+        <w:pStyle w:val="Heading2"/>
+      </w:pPr>
+      <w:r>
+        <w:rPr>
+          <w:rFonts w:ascii="Prompt" w:cs="Prompt" w:eastAsia="Prompt" w:hAnsi="Prompt"/>
+        </w:rPr>
+        <w:t xml:space="preserve">12.5 การแสดงผลบนเว็บ</w:t>
+      </w:r>
+    </w:p>
+    <w:p>
+      <w:pPr>
+        <w:spacing w:after="120" w:line="300"/>
+        <w:jc w:val="left"/>
+      </w:pPr>
+      <w:r>
+        <w:rPr>
+          <w:rFonts w:ascii="Prompt" w:cs="Prompt" w:eastAsia="Prompt" w:hAnsi="Prompt"/>
+        </w:rPr>
+        <w:t xml:space="preserve">pipeline/events_web.py สรุปชุดพารามิเตอร์ที่ใช้เป็น data/static/hotspots/thatako_events.json และแผนที่ ev/thatako_ev_&lt;ปี&gt;.png ส่วน s1_history.py และ scenario_2d.py เขียน thatako_s1_history.json, thatako_s1_freq.png และ thatako_scenarios.json ทั้งหมดแสดงในแท็บ 2D จุดวิกฤต → แอ่งท่าตะโก พร้อมปุ่มเปิดแผนที่ซ้อนบนแผนที่หลัก</w:t>
+      </w:r>
+    </w:p>
+    <w:p>
+      <w:pPr>
+        <w:spacing w:after="120"/>
+      </w:pPr>
+    </w:p>
+    <w:p>
+      <w:pPr>
+        <w:pStyle w:val="Heading1"/>
+        <w:pageBreakBefore/>
+      </w:pPr>
+      <w:r>
+        <w:rPr>
+          <w:rFonts w:ascii="Prompt" w:cs="Prompt" w:eastAsia="Prompt" w:hAnsi="Prompt"/>
+        </w:rPr>
+        <w:t xml:space="preserve">13. เว็บแอปพลิเคชันและการใช้งาน</w:t>
       </w:r>
     </w:p>
     <w:p>
@@ -23149,7 +29391,7 @@
           <w:sz w:val="19"/>
           <w:szCs w:val="19"/>
         </w:rPr>
-        <w:t xml:space="preserve">รูปที่ 11</w:t>
+        <w:t xml:space="preserve">รูปที่ 15</w:t>
       </w:r>
       <w:r>
         <w:rPr>
@@ -23169,7 +29411,7 @@
         <w:rPr>
           <w:rFonts w:ascii="Prompt" w:cs="Prompt" w:eastAsia="Prompt" w:hAnsi="Prompt"/>
         </w:rPr>
-        <w:t xml:space="preserve">12.1 ฟีเจอร์</w:t>
+        <w:t xml:space="preserve">13.1 ฟีเจอร์</w:t>
       </w:r>
     </w:p>
     <w:p>
@@ -23249,7 +29491,7 @@
         <w:rPr>
           <w:rFonts w:ascii="Prompt" w:cs="Prompt" w:eastAsia="Prompt" w:hAnsi="Prompt"/>
         </w:rPr>
-        <w:t xml:space="preserve">ชั้นพื้นที่ลุ่มต่ำ (HAND) ชั้นคลอง คันกั้นน้ำ สถานีสูบ ประตูน้ำ และชั้นน้ำท่วมจากดาวเทียม GISTDA (ถ้าเปิดใช้)</w:t>
+        <w:t xml:space="preserve">ชั้นพื้นที่ลุ่มต่ำ (HAND) ชั้นคลอง คันกั้นน้ำ สถานีสูบ ประตูน้ำ ชั้นน้ำท่วมจากดาวเทียม GISTDA (ถ้าเปิดใช้) และน้ำท่วมจาก Sentinel-1 ที่แปลเอง</w:t>
       </w:r>
     </w:p>
     <w:p>
@@ -23264,6 +29506,30 @@
       <w:r>
         <w:rPr>
           <w:rFonts w:ascii="Prompt" w:cs="Prompt" w:eastAsia="Prompt" w:hAnsi="Prompt"/>
+          <w:b/>
+          <w:bCs/>
+        </w:rPr>
+        <w:t xml:space="preserve">แท็บ 2D → แอ่งท่าตะโก:</w:t>
+      </w:r>
+      <w:r>
+        <w:rPr>
+          <w:rFonts w:ascii="Prompt" w:cs="Prompt" w:eastAsia="Prompt" w:hAnsi="Prompt"/>
+        </w:rPr>
+        <w:t xml:space="preserve"> ระยะเวลาท่วมขังรายตำบล แผนที่ความถี่น้ำท่วม Sentinel-1 2560–2568 ผลจำลองเหตุการณ์ 2564/2565/2568 เทียบดาวเทียม (แผนที่ตรง/ขาด/เกิน กราฟรายวัน ตารางรายตำบล) และสถานการณ์สมมติ A–E</w:t>
+      </w:r>
+    </w:p>
+    <w:p>
+      <w:pPr>
+        <w:pStyle w:val="ListParagraph"/>
+        <w:numPr>
+          <w:ilvl w:val="0"/>
+          <w:numId w:val="2"/>
+        </w:numPr>
+        <w:spacing w:after="60" w:line="290"/>
+      </w:pPr>
+      <w:r>
+        <w:rPr>
+          <w:rFonts w:ascii="Prompt" w:cs="Prompt" w:eastAsia="Prompt" w:hAnsi="Prompt"/>
         </w:rPr>
         <w:t xml:space="preserve">รีเฟรชข้อมูลเองทุก 5 นาที ใช้บนมือถือได้</w:t>
       </w:r>
@@ -23276,7 +29542,7 @@
         <w:rPr>
           <w:rFonts w:ascii="Prompt" w:cs="Prompt" w:eastAsia="Prompt" w:hAnsi="Prompt"/>
         </w:rPr>
-        <w:t xml:space="preserve">12.2 การเผยแพร่บน GitHub (ครั้งแรก)</w:t>
+        <w:t xml:space="preserve">13.2 การเผยแพร่บน GitHub (ครั้งแรก)</w:t>
       </w:r>
     </w:p>
     <w:p>
@@ -23394,7 +29660,7 @@
         <w:rPr>
           <w:rFonts w:ascii="Prompt" w:cs="Prompt" w:eastAsia="Prompt" w:hAnsi="Prompt"/>
         </w:rPr>
-        <w:t xml:space="preserve">12.3 การดูแลรักษา</w:t>
+        <w:t xml:space="preserve">13.3 การดูแลรักษา</w:t>
       </w:r>
     </w:p>
     <w:p>
@@ -23539,7 +29805,7 @@
         <w:rPr>
           <w:rFonts w:ascii="Prompt" w:cs="Prompt" w:eastAsia="Prompt" w:hAnsi="Prompt"/>
         </w:rPr>
-        <w:t xml:space="preserve">13. ข้อจำกัดในการใช้งาน</w:t>
+        <w:t xml:space="preserve">14. ข้อจำกัดในการใช้งาน</w:t>
       </w:r>
     </w:p>
     <w:p>
@@ -23562,7 +29828,7 @@
         <w:rPr>
           <w:rFonts w:ascii="Prompt" w:cs="Prompt" w:eastAsia="Prompt" w:hAnsi="Prompt"/>
         </w:rPr>
-        <w:t xml:space="preserve">13.1 ลักษณะของแบบจำลอง</w:t>
+        <w:t xml:space="preserve">14.1 ลักษณะของแบบจำลอง</w:t>
       </w:r>
     </w:p>
     <w:p>
@@ -23624,7 +29890,7 @@
         <w:rPr>
           <w:rFonts w:ascii="Prompt" w:cs="Prompt" w:eastAsia="Prompt" w:hAnsi="Prompt"/>
         </w:rPr>
-        <w:t xml:space="preserve">แบบจำลอง 2D มีเฉพาะ 3 จุดวิกฤต และใช้กริด 120 ม. คันดินและตลิ่งที่แคบกว่านี้ไม่ปรากฏใน DEM (จึงต้องใช้กฎตลิ่งแทน)</w:t>
+        <w:t xml:space="preserve">แบบจำลอง 2D มีเฉพาะ 3 จุดวิกฤต (กริด 120 ม.) และแอ่งท่าตะโก (180 ม. / 300 ม. สำหรับเหตุการณ์ย้อนหลัง) คันดินและตลิ่งที่แคบกว่านี้ไม่ปรากฏใน DEM (จึงต้องใช้กฎตลิ่งแทน)</w:t>
       </w:r>
     </w:p>
     <w:p>
@@ -23651,7 +29917,7 @@
         <w:rPr>
           <w:rFonts w:ascii="Prompt" w:cs="Prompt" w:eastAsia="Prompt" w:hAnsi="Prompt"/>
         </w:rPr>
-        <w:t xml:space="preserve">13.2 ข้อมูลฝน</w:t>
+        <w:t xml:space="preserve">14.2 ข้อมูลฝน</w:t>
       </w:r>
     </w:p>
     <w:p>
@@ -23710,7 +29976,7 @@
         <w:rPr>
           <w:rFonts w:ascii="Prompt" w:cs="Prompt" w:eastAsia="Prompt" w:hAnsi="Prompt"/>
         </w:rPr>
-        <w:t xml:space="preserve">13.3 แม่น้ำ เขื่อน และน้ำต้นน้ำ</w:t>
+        <w:t xml:space="preserve">14.3 แม่น้ำ เขื่อน และน้ำต้นน้ำ</w:t>
       </w:r>
     </w:p>
     <w:p>
@@ -23801,7 +30067,7 @@
         <w:rPr>
           <w:rFonts w:ascii="Prompt" w:cs="Prompt" w:eastAsia="Prompt" w:hAnsi="Prompt"/>
         </w:rPr>
-        <w:t xml:space="preserve">13.4 โครงสร้างระบายน้ำ</w:t>
+        <w:t xml:space="preserve">14.4 โครงสร้างระบายน้ำ</w:t>
       </w:r>
     </w:p>
     <w:p>
@@ -23860,7 +30126,7 @@
         <w:rPr>
           <w:rFonts w:ascii="Prompt" w:cs="Prompt" w:eastAsia="Prompt" w:hAnsi="Prompt"/>
         </w:rPr>
-        <w:t xml:space="preserve">13.5 การสอบเทียบและการตรวจสอบความถูกต้อง</w:t>
+        <w:t xml:space="preserve">14.5 การสอบเทียบและการตรวจสอบความถูกต้อง</w:t>
       </w:r>
     </w:p>
     <w:p>
@@ -23876,7 +30142,7 @@
         <w:rPr>
           <w:rFonts w:ascii="Prompt" w:cs="Prompt" w:eastAsia="Prompt" w:hAnsi="Prompt"/>
         </w:rPr>
-        <w:t xml:space="preserve">สอบเทียบกับแบบจำลอง 2D จากเหตุการณ์เดียว </w:t>
+        <w:t xml:space="preserve">โมเดล hex สอบเทียบกับแบบจำลอง 2D จากเหตุการณ์เดียว </w:t>
       </w:r>
       <w:r>
         <w:rPr>
@@ -23884,13 +30150,13 @@
           <w:b/>
           <w:bCs/>
         </w:rPr>
-        <w:t xml:space="preserve">ยังไม่ได้เทียบกับพื้นที่ท่วมจริง</w:t>
-      </w:r>
-      <w:r>
-        <w:rPr>
-          <w:rFonts w:ascii="Prompt" w:cs="Prompt" w:eastAsia="Prompt" w:hAnsi="Prompt"/>
-        </w:rPr>
-        <w:t xml:space="preserve"> จากดาวเทียม GISTDA หรือข้อมูลภาคสนาม</w:t>
+        <w:t xml:space="preserve">ทั้งจังหวัดยังไม่ได้เทียบกับพื้นที่ท่วมจริง</w:t>
+      </w:r>
+      <w:r>
+        <w:rPr>
+          <w:rFonts w:ascii="Prompt" w:cs="Prompt" w:eastAsia="Prompt" w:hAnsi="Prompt"/>
+        </w:rPr>
+        <w:t xml:space="preserve"> — ระบบสะสมภาพ Sentinel-1 / GISTDA ไว้สอบเทียบรายสัปดาห์</w:t>
       </w:r>
     </w:p>
     <w:p>
@@ -23906,7 +30172,7 @@
         <w:rPr>
           <w:rFonts w:ascii="Prompt" w:cs="Prompt" w:eastAsia="Prompt" w:hAnsi="Prompt"/>
         </w:rPr>
-        <w:t xml:space="preserve">ยังไม่ได้ทดสอบกับเหตุการณ์ในอดีต (2554, 2565, 2567)</w:t>
+        <w:t xml:space="preserve">แอ่งท่าตะโกเทียบกับ Sentinel-1 แล้ว (CSI 0.49–0.54) แต่น้ำในแบบจำลองมาช้ากว่าจริง 1–2 สัปดาห์ (ปี 2565, 2568) ไผ่สิงห์ท่วมต่ำกว่าจริงมาก และระดับบึงบอระเพ็ด/การเปิดประตูน้ำยังเป็นค่าสมมติ (หัวข้อ 12.4)</w:t>
       </w:r>
     </w:p>
     <w:p>
@@ -23933,7 +30199,7 @@
         <w:rPr>
           <w:rFonts w:ascii="Prompt" w:cs="Prompt" w:eastAsia="Prompt" w:hAnsi="Prompt"/>
         </w:rPr>
-        <w:t xml:space="preserve">13.6 ระยะเวลาท่วม</w:t>
+        <w:t xml:space="preserve">14.6 ระยะเวลาท่วม</w:t>
       </w:r>
     </w:p>
     <w:p>
@@ -23992,7 +30258,7 @@
         <w:rPr>
           <w:rFonts w:ascii="Prompt" w:cs="Prompt" w:eastAsia="Prompt" w:hAnsi="Prompt"/>
         </w:rPr>
-        <w:t xml:space="preserve">13.7 จุดที่ทราบว่าผลน่าจะคลาดเคลื่อน</w:t>
+        <w:t xml:space="preserve">14.7 จุดที่ทราบว่าผลน่าจะคลาดเคลื่อน</w:t>
       </w:r>
     </w:p>
     <w:p>
@@ -24015,7 +30281,7 @@
         <w:rPr>
           <w:rFonts w:ascii="Prompt" w:cs="Prompt" w:eastAsia="Prompt" w:hAnsi="Prompt"/>
         </w:rPr>
-        <w:t xml:space="preserve">13.8 การเข้าถึงข้อมูลและโครงสร้างพื้นฐาน</w:t>
+        <w:t xml:space="preserve">14.8 การเข้าถึงข้อมูลและโครงสร้างพื้นฐาน</w:t>
       </w:r>
     </w:p>
     <w:p>
@@ -24047,7 +30313,7 @@
         <w:rPr>
           <w:rFonts w:ascii="Prompt" w:cs="Prompt" w:eastAsia="Prompt" w:hAnsi="Prompt"/>
         </w:rPr>
-        <w:t xml:space="preserve">GISTDA ต้องมี API key · Windy ใช้เป็นภาพประกอบเท่านั้น (API พยากรณ์รายจุดเป็นแบบเสียเงิน)</w:t>
+        <w:t xml:space="preserve">GISTDA ต้องมี API key (ใช้ Sentinel-1 ที่แปลเองแทนได้) · Windy ใช้เป็นภาพประกอบเท่านั้น (API พยากรณ์รายจุดเป็นแบบเสียเงิน)</w:t>
       </w:r>
     </w:p>
     <w:p>
@@ -24074,7 +30340,7 @@
         <w:rPr>
           <w:rFonts w:ascii="Prompt" w:cs="Prompt" w:eastAsia="Prompt" w:hAnsi="Prompt"/>
         </w:rPr>
-        <w:t xml:space="preserve">13.9 สัญญาอนุญาตข้อมูล</w:t>
+        <w:t xml:space="preserve">14.9 สัญญาอนุญาตข้อมูล</w:t>
       </w:r>
     </w:p>
     <w:p>
@@ -24131,7 +30397,7 @@
           <w:sz w:val="20"/>
           <w:szCs w:val="20"/>
         </w:rPr>
-        <w:t xml:space="preserve">ตารางที่ 20</w:t>
+        <w:t xml:space="preserve">ตารางที่ 25</w:t>
       </w:r>
       <w:r>
         <w:rPr>
@@ -24474,7 +30740,7 @@
         <w:rPr>
           <w:rFonts w:ascii="Prompt" w:cs="Prompt" w:eastAsia="Prompt" w:hAnsi="Prompt"/>
         </w:rPr>
-        <w:t xml:space="preserve">14. ข้อเสนอแนะและแนวทางพัฒนา</w:t>
+        <w:t xml:space="preserve">15. ข้อเสนอแนะและแนวทางพัฒนา</w:t>
       </w:r>
     </w:p>
     <w:p>
@@ -24498,7 +30764,7 @@
         <w:rPr>
           <w:rFonts w:ascii="Prompt" w:cs="Prompt" w:eastAsia="Prompt" w:hAnsi="Prompt"/>
         </w:rPr>
-        <w:t xml:space="preserve"> ขอ GISTDA API key แล้วเพิ่มพื้นที่ท่วมจากดาวเทียมเป็นเป้าหมายการสอบเทียบ และทดสอบเหตุการณ์ 2554/2565/2567 ด้วยตัวชี้วัด Hit rate, False alarm ratio, Critical Success Index ราย hex</w:t>
+        <w:t xml:space="preserve"> สะสม Sentinel-1/GISTDA เป็นเป้าหมายการสอบเทียบ hex ทั้งจังหวัด ; ในเหตุการณ์ย้อนหลังเพิ่มปริมาณน้ำไหลเข้าจากเหนือ (Q ของ Y.17/N.7A) burn ลำน้ำใน DEM นอกจังหวัด และใช้ระดับน้ำบึงบอระเพ็ด/การเปิดประตูน้ำจากกรมชลประทาน ; ขยายไปปี 2554 และ 2567</w:t>
       </w:r>
     </w:p>
     <w:p>
@@ -24678,7 +30944,7 @@
         <w:rPr>
           <w:rFonts w:ascii="Prompt" w:cs="Prompt" w:eastAsia="Prompt" w:hAnsi="Prompt"/>
         </w:rPr>
-        <w:t xml:space="preserve">15. เอกสารอ้างอิงและแหล่งข้อมูล</w:t>
+        <w:t xml:space="preserve">16. เอกสารอ้างอิงและแหล่งข้อมูล</w:t>
       </w:r>
     </w:p>
     <w:p>
@@ -24689,7 +30955,7 @@
         <w:rPr>
           <w:rFonts w:ascii="Prompt" w:cs="Prompt" w:eastAsia="Prompt" w:hAnsi="Prompt"/>
         </w:rPr>
-        <w:t xml:space="preserve">15.1 เอกสารวิชาการและคู่มือ</w:t>
+        <w:t xml:space="preserve">16.1 เอกสารวิชาการและคู่มือ</w:t>
       </w:r>
     </w:p>
     <w:p>
@@ -24902,13 +31168,61 @@
     </w:p>
     <w:p>
       <w:pPr>
+        <w:pStyle w:val="ListParagraph"/>
+        <w:numPr>
+          <w:ilvl w:val="0"/>
+          <w:numId w:val="2"/>
+        </w:numPr>
+        <w:spacing w:after="60" w:line="290"/>
+      </w:pPr>
+      <w:r>
+        <w:rPr>
+          <w:rFonts w:ascii="Prompt" w:cs="Prompt" w:eastAsia="Prompt" w:hAnsi="Prompt"/>
+        </w:rPr>
+        <w:t xml:space="preserve">Otsu, N. (1979). A threshold selection method from gray-level histograms. IEEE Transactions on Systems, Man, and Cybernetics, 9(1), 62–66.</w:t>
+      </w:r>
+    </w:p>
+    <w:p>
+      <w:pPr>
+        <w:pStyle w:val="ListParagraph"/>
+        <w:numPr>
+          <w:ilvl w:val="0"/>
+          <w:numId w:val="2"/>
+        </w:numPr>
+        <w:spacing w:after="60" w:line="290"/>
+      </w:pPr>
+      <w:r>
+        <w:rPr>
+          <w:rFonts w:ascii="Prompt" w:cs="Prompt" w:eastAsia="Prompt" w:hAnsi="Prompt"/>
+        </w:rPr>
+        <w:t xml:space="preserve">Twele, A., Cao, W., Plank, S., Martinis, S. (2016). Sentinel-1-based flood mapping: a fully automated processing chain. International Journal of Remote Sensing, 37(13), 2990–3004.</w:t>
+      </w:r>
+    </w:p>
+    <w:p>
+      <w:pPr>
+        <w:pStyle w:val="ListParagraph"/>
+        <w:numPr>
+          <w:ilvl w:val="0"/>
+          <w:numId w:val="2"/>
+        </w:numPr>
+        <w:spacing w:after="60" w:line="290"/>
+      </w:pPr>
+      <w:r>
+        <w:rPr>
+          <w:rFonts w:ascii="Prompt" w:cs="Prompt" w:eastAsia="Prompt" w:hAnsi="Prompt"/>
+        </w:rPr>
+        <w:t xml:space="preserve">Hersbach, H., et al. (2020). The ERA5 global reanalysis. Quarterly Journal of the Royal Meteorological Society, 146, 1999–2049.</w:t>
+      </w:r>
+    </w:p>
+    <w:p>
+      <w:pPr>
         <w:pStyle w:val="Heading2"/>
       </w:pPr>
       <w:r>
         <w:rPr>
           <w:rFonts w:ascii="Prompt" w:cs="Prompt" w:eastAsia="Prompt" w:hAnsi="Prompt"/>
         </w:rPr>
-        <w:t xml:space="preserve">15.2 แหล่งข้อมูลและบริการ</w:t>
+        <w:t xml:space="preserve">16.2 แหล่งข้อมูลและบริการ</w:t>
       </w:r>
     </w:p>
     <w:p>
@@ -24925,7 +31239,7 @@
           <w:sz w:val="20"/>
           <w:szCs w:val="20"/>
         </w:rPr>
-        <w:t xml:space="preserve">ตารางที่ 21</w:t>
+        <w:t xml:space="preserve">ตารางที่ 26</w:t>
       </w:r>
       <w:r>
         <w:rPr>
@@ -25986,6 +32300,261 @@
           </w:p>
         </w:tc>
       </w:tr>
+      <w:tr>
+        <w:trPr>
+          <w:cantSplit/>
+          <w:tblHeader w:val="false"/>
+        </w:trPr>
+        <w:tc>
+          <w:tcPr>
+            <w:tcW w:type="dxa" w:w="2981"/>
+            <w:tcMar>
+              <w:top w:type="dxa" w:w="60"/>
+              <w:left w:type="dxa" w:w="100"/>
+              <w:bottom w:type="dxa" w:w="60"/>
+              <w:right w:type="dxa" w:w="100"/>
+            </w:tcMar>
+            <w:vAlign w:val="center"/>
+          </w:tcPr>
+          <w:p>
+            <w:pPr>
+              <w:spacing w:after="0" w:line="260"/>
+            </w:pPr>
+            <w:r>
+              <w:rPr>
+                <w:rFonts w:ascii="Prompt" w:cs="Prompt" w:eastAsia="Prompt" w:hAnsi="Prompt"/>
+                <w:b w:val="false"/>
+                <w:sz w:val="17"/>
+                <w:szCs w:val="17"/>
+              </w:rPr>
+              <w:t xml:space="preserve">Copernicus Sentinel-1 RTC (Microsoft Planetary Computer)</w:t>
+            </w:r>
+          </w:p>
+        </w:tc>
+        <w:tc>
+          <w:tcPr>
+            <w:tcW w:type="dxa" w:w="3478"/>
+            <w:tcMar>
+              <w:top w:type="dxa" w:w="60"/>
+              <w:left w:type="dxa" w:w="100"/>
+              <w:bottom w:type="dxa" w:w="60"/>
+              <w:right w:type="dxa" w:w="100"/>
+            </w:tcMar>
+            <w:vAlign w:val="center"/>
+          </w:tcPr>
+          <w:p>
+            <w:pPr>
+              <w:spacing w:after="0" w:line="260"/>
+            </w:pPr>
+            <w:r>
+              <w:rPr>
+                <w:rFonts w:ascii="Prompt" w:cs="Prompt" w:eastAsia="Prompt" w:hAnsi="Prompt"/>
+                <w:b w:val="false"/>
+                <w:sz w:val="17"/>
+                <w:szCs w:val="17"/>
+              </w:rPr>
+              <w:t xml:space="preserve">https://planetarycomputer.microsoft.com/dataset/sentinel-1-rtc</w:t>
+            </w:r>
+          </w:p>
+        </w:tc>
+        <w:tc>
+          <w:tcPr>
+            <w:tcW w:type="dxa" w:w="3179"/>
+            <w:tcMar>
+              <w:top w:type="dxa" w:w="60"/>
+              <w:left w:type="dxa" w:w="100"/>
+              <w:bottom w:type="dxa" w:w="60"/>
+              <w:right w:type="dxa" w:w="100"/>
+            </w:tcMar>
+            <w:vAlign w:val="center"/>
+          </w:tcPr>
+          <w:p>
+            <w:pPr>
+              <w:spacing w:after="0" w:line="260"/>
+            </w:pPr>
+            <w:r>
+              <w:rPr>
+                <w:rFonts w:ascii="Prompt" w:cs="Prompt" w:eastAsia="Prompt" w:hAnsi="Prompt"/>
+                <w:b w:val="false"/>
+                <w:sz w:val="17"/>
+                <w:szCs w:val="17"/>
+              </w:rPr>
+              <w:t xml:space="preserve">Copernicus open data · RTC CC BY 4.0 (Catalyst/Microsoft)</w:t>
+            </w:r>
+          </w:p>
+        </w:tc>
+      </w:tr>
+      <w:tr>
+        <w:trPr>
+          <w:cantSplit/>
+          <w:tblHeader w:val="false"/>
+        </w:trPr>
+        <w:tc>
+          <w:tcPr>
+            <w:tcW w:type="dxa" w:w="2981"/>
+            <w:shd w:fill="F5F8FB" w:color="auto" w:val="clear"/>
+            <w:tcMar>
+              <w:top w:type="dxa" w:w="60"/>
+              <w:left w:type="dxa" w:w="100"/>
+              <w:bottom w:type="dxa" w:w="60"/>
+              <w:right w:type="dxa" w:w="100"/>
+            </w:tcMar>
+            <w:vAlign w:val="center"/>
+          </w:tcPr>
+          <w:p>
+            <w:pPr>
+              <w:spacing w:after="0" w:line="260"/>
+            </w:pPr>
+            <w:r>
+              <w:rPr>
+                <w:rFonts w:ascii="Prompt" w:cs="Prompt" w:eastAsia="Prompt" w:hAnsi="Prompt"/>
+                <w:b w:val="false"/>
+                <w:sz w:val="17"/>
+                <w:szCs w:val="17"/>
+              </w:rPr>
+              <w:t xml:space="preserve">ERA5 ผ่าน Open-Meteo Historical API</w:t>
+            </w:r>
+          </w:p>
+        </w:tc>
+        <w:tc>
+          <w:tcPr>
+            <w:tcW w:type="dxa" w:w="3478"/>
+            <w:shd w:fill="F5F8FB" w:color="auto" w:val="clear"/>
+            <w:tcMar>
+              <w:top w:type="dxa" w:w="60"/>
+              <w:left w:type="dxa" w:w="100"/>
+              <w:bottom w:type="dxa" w:w="60"/>
+              <w:right w:type="dxa" w:w="100"/>
+            </w:tcMar>
+            <w:vAlign w:val="center"/>
+          </w:tcPr>
+          <w:p>
+            <w:pPr>
+              <w:spacing w:after="0" w:line="260"/>
+            </w:pPr>
+            <w:r>
+              <w:rPr>
+                <w:rFonts w:ascii="Prompt" w:cs="Prompt" w:eastAsia="Prompt" w:hAnsi="Prompt"/>
+                <w:b w:val="false"/>
+                <w:sz w:val="17"/>
+                <w:szCs w:val="17"/>
+              </w:rPr>
+              <w:t xml:space="preserve">https://open-meteo.com/en/docs/historical-weather-api</w:t>
+            </w:r>
+          </w:p>
+        </w:tc>
+        <w:tc>
+          <w:tcPr>
+            <w:tcW w:type="dxa" w:w="3179"/>
+            <w:shd w:fill="F5F8FB" w:color="auto" w:val="clear"/>
+            <w:tcMar>
+              <w:top w:type="dxa" w:w="60"/>
+              <w:left w:type="dxa" w:w="100"/>
+              <w:bottom w:type="dxa" w:w="60"/>
+              <w:right w:type="dxa" w:w="100"/>
+            </w:tcMar>
+            <w:vAlign w:val="center"/>
+          </w:tcPr>
+          <w:p>
+            <w:pPr>
+              <w:spacing w:after="0" w:line="260"/>
+            </w:pPr>
+            <w:r>
+              <w:rPr>
+                <w:rFonts w:ascii="Prompt" w:cs="Prompt" w:eastAsia="Prompt" w:hAnsi="Prompt"/>
+                <w:b w:val="false"/>
+                <w:sz w:val="17"/>
+                <w:szCs w:val="17"/>
+              </w:rPr>
+              <w:t xml:space="preserve">Copernicus Climate Change Service · CC BY 4.0</w:t>
+            </w:r>
+          </w:p>
+        </w:tc>
+      </w:tr>
+      <w:tr>
+        <w:trPr>
+          <w:cantSplit/>
+          <w:tblHeader w:val="false"/>
+        </w:trPr>
+        <w:tc>
+          <w:tcPr>
+            <w:tcW w:type="dxa" w:w="2981"/>
+            <w:tcMar>
+              <w:top w:type="dxa" w:w="60"/>
+              <w:left w:type="dxa" w:w="100"/>
+              <w:bottom w:type="dxa" w:w="60"/>
+              <w:right w:type="dxa" w:w="100"/>
+            </w:tcMar>
+            <w:vAlign w:val="center"/>
+          </w:tcPr>
+          <w:p>
+            <w:pPr>
+              <w:spacing w:after="0" w:line="260"/>
+            </w:pPr>
+            <w:r>
+              <w:rPr>
+                <w:rFonts w:ascii="Prompt" w:cs="Prompt" w:eastAsia="Prompt" w:hAnsi="Prompt"/>
+                <w:b w:val="false"/>
+                <w:sz w:val="17"/>
+                <w:szCs w:val="17"/>
+              </w:rPr>
+              <w:t xml:space="preserve">OCHA COD-AB Thailand (ขอบเขตตำบล)</w:t>
+            </w:r>
+          </w:p>
+        </w:tc>
+        <w:tc>
+          <w:tcPr>
+            <w:tcW w:type="dxa" w:w="3478"/>
+            <w:tcMar>
+              <w:top w:type="dxa" w:w="60"/>
+              <w:left w:type="dxa" w:w="100"/>
+              <w:bottom w:type="dxa" w:w="60"/>
+              <w:right w:type="dxa" w:w="100"/>
+            </w:tcMar>
+            <w:vAlign w:val="center"/>
+          </w:tcPr>
+          <w:p>
+            <w:pPr>
+              <w:spacing w:after="0" w:line="260"/>
+            </w:pPr>
+            <w:r>
+              <w:rPr>
+                <w:rFonts w:ascii="Prompt" w:cs="Prompt" w:eastAsia="Prompt" w:hAnsi="Prompt"/>
+                <w:b w:val="false"/>
+                <w:sz w:val="17"/>
+                <w:szCs w:val="17"/>
+              </w:rPr>
+              <w:t xml:space="preserve">https://data.humdata.org/dataset/cod-ab-tha</w:t>
+            </w:r>
+          </w:p>
+        </w:tc>
+        <w:tc>
+          <w:tcPr>
+            <w:tcW w:type="dxa" w:w="3179"/>
+            <w:tcMar>
+              <w:top w:type="dxa" w:w="60"/>
+              <w:left w:type="dxa" w:w="100"/>
+              <w:bottom w:type="dxa" w:w="60"/>
+              <w:right w:type="dxa" w:w="100"/>
+            </w:tcMar>
+            <w:vAlign w:val="center"/>
+          </w:tcPr>
+          <w:p>
+            <w:pPr>
+              <w:spacing w:after="0" w:line="260"/>
+            </w:pPr>
+            <w:r>
+              <w:rPr>
+                <w:rFonts w:ascii="Prompt" w:cs="Prompt" w:eastAsia="Prompt" w:hAnsi="Prompt"/>
+                <w:b w:val="false"/>
+                <w:sz w:val="17"/>
+                <w:szCs w:val="17"/>
+              </w:rPr>
+              <w:t xml:space="preserve">CC BY-IGO</w:t>
+            </w:r>
+          </w:p>
+        </w:tc>
+      </w:tr>
     </w:tbl>
     <w:p>
       <w:pPr>
@@ -26018,7 +32587,7 @@
           <w:sz w:val="20"/>
           <w:szCs w:val="20"/>
         </w:rPr>
-        <w:t xml:space="preserve">ตารางที่ 22</w:t>
+        <w:t xml:space="preserve">ตารางที่ 27</w:t>
       </w:r>
       <w:r>
         <w:rPr>
@@ -27540,7 +34109,7 @@
           <w:sz w:val="20"/>
           <w:szCs w:val="20"/>
         </w:rPr>
-        <w:t xml:space="preserve">ตารางที่ 23</w:t>
+        <w:t xml:space="preserve">ตารางที่ 28</w:t>
       </w:r>
       <w:r>
         <w:rPr>
@@ -28194,7 +34763,7 @@
           <w:sz w:val="20"/>
           <w:szCs w:val="20"/>
         </w:rPr>
-        <w:t xml:space="preserve">ตารางที่ 24</w:t>
+        <w:t xml:space="preserve">ตารางที่ 29</w:t>
       </w:r>
       <w:r>
         <w:rPr>
@@ -28909,6 +35478,261 @@
                 <w:szCs w:val="19"/>
               </w:rPr>
               <w:t xml:space="preserve">hex ไม่ทราบระยะเวลา 57 → 0 · เกิน 14 วัน 25 → 5</w:t>
+            </w:r>
+          </w:p>
+        </w:tc>
+      </w:tr>
+      <w:tr>
+        <w:trPr>
+          <w:cantSplit/>
+          <w:tblHeader w:val="false"/>
+        </w:trPr>
+        <w:tc>
+          <w:tcPr>
+            <w:tcW w:type="dxa" w:w="1522"/>
+            <w:tcMar>
+              <w:top w:type="dxa" w:w="60"/>
+              <w:left w:type="dxa" w:w="100"/>
+              <w:bottom w:type="dxa" w:w="60"/>
+              <w:right w:type="dxa" w:w="100"/>
+            </w:tcMar>
+            <w:vAlign w:val="center"/>
+          </w:tcPr>
+          <w:p>
+            <w:pPr>
+              <w:spacing w:after="0" w:line="260"/>
+            </w:pPr>
+            <w:r>
+              <w:rPr>
+                <w:rFonts w:ascii="Prompt" w:cs="Prompt" w:eastAsia="Prompt" w:hAnsi="Prompt"/>
+                <w:b w:val="false"/>
+                <w:sz w:val="19"/>
+                <w:szCs w:val="19"/>
+              </w:rPr>
+              <w:t xml:space="preserve">v3 · Sentinel-1</w:t>
+            </w:r>
+          </w:p>
+        </w:tc>
+        <w:tc>
+          <w:tcPr>
+            <w:tcW w:type="dxa" w:w="4565"/>
+            <w:tcMar>
+              <w:top w:type="dxa" w:w="60"/>
+              <w:left w:type="dxa" w:w="100"/>
+              <w:bottom w:type="dxa" w:w="60"/>
+              <w:right w:type="dxa" w:w="100"/>
+            </w:tcMar>
+            <w:vAlign w:val="center"/>
+          </w:tcPr>
+          <w:p>
+            <w:pPr>
+              <w:spacing w:after="0" w:line="260"/>
+            </w:pPr>
+            <w:r>
+              <w:rPr>
+                <w:rFonts w:ascii="Prompt" w:cs="Prompt" w:eastAsia="Prompt" w:hAnsi="Prompt"/>
+                <w:b w:val="false"/>
+                <w:sz w:val="19"/>
+                <w:szCs w:val="19"/>
+              </w:rPr>
+              <w:t xml:space="preserve">แปลน้ำท่วมจาก Sentinel-1 เอง (s1_obs.py) เป็นเป้าหมายการสอบเทียบร่วมกับ GISTDA</w:t>
+            </w:r>
+          </w:p>
+        </w:tc>
+        <w:tc>
+          <w:tcPr>
+            <w:tcW w:type="dxa" w:w="3551"/>
+            <w:tcMar>
+              <w:top w:type="dxa" w:w="60"/>
+              <w:left w:type="dxa" w:w="100"/>
+              <w:bottom w:type="dxa" w:w="60"/>
+              <w:right w:type="dxa" w:w="100"/>
+            </w:tcMar>
+            <w:vAlign w:val="center"/>
+          </w:tcPr>
+          <w:p>
+            <w:pPr>
+              <w:spacing w:after="0" w:line="260"/>
+            </w:pPr>
+            <w:r>
+              <w:rPr>
+                <w:rFonts w:ascii="Prompt" w:cs="Prompt" w:eastAsia="Prompt" w:hAnsi="Prompt"/>
+                <w:b w:val="false"/>
+                <w:sz w:val="19"/>
+                <w:szCs w:val="19"/>
+              </w:rPr>
+              <w:t xml:space="preserve">ไม่ต้องรอ GISTDA API key</w:t>
+            </w:r>
+          </w:p>
+        </w:tc>
+      </w:tr>
+      <w:tr>
+        <w:trPr>
+          <w:cantSplit/>
+          <w:tblHeader w:val="false"/>
+        </w:trPr>
+        <w:tc>
+          <w:tcPr>
+            <w:tcW w:type="dxa" w:w="1522"/>
+            <w:shd w:fill="F5F8FB" w:color="auto" w:val="clear"/>
+            <w:tcMar>
+              <w:top w:type="dxa" w:w="60"/>
+              <w:left w:type="dxa" w:w="100"/>
+              <w:bottom w:type="dxa" w:w="60"/>
+              <w:right w:type="dxa" w:w="100"/>
+            </w:tcMar>
+            <w:vAlign w:val="center"/>
+          </w:tcPr>
+          <w:p>
+            <w:pPr>
+              <w:spacing w:after="0" w:line="260"/>
+            </w:pPr>
+            <w:r>
+              <w:rPr>
+                <w:rFonts w:ascii="Prompt" w:cs="Prompt" w:eastAsia="Prompt" w:hAnsi="Prompt"/>
+                <w:b w:val="false"/>
+                <w:sz w:val="19"/>
+                <w:szCs w:val="19"/>
+              </w:rPr>
+              <w:t xml:space="preserve">v3 · ท่าตะโก</w:t>
+            </w:r>
+          </w:p>
+        </w:tc>
+        <w:tc>
+          <w:tcPr>
+            <w:tcW w:type="dxa" w:w="4565"/>
+            <w:shd w:fill="F5F8FB" w:color="auto" w:val="clear"/>
+            <w:tcMar>
+              <w:top w:type="dxa" w:w="60"/>
+              <w:left w:type="dxa" w:w="100"/>
+              <w:bottom w:type="dxa" w:w="60"/>
+              <w:right w:type="dxa" w:w="100"/>
+            </w:tcMar>
+            <w:vAlign w:val="center"/>
+          </w:tcPr>
+          <w:p>
+            <w:pPr>
+              <w:spacing w:after="0" w:line="260"/>
+            </w:pPr>
+            <w:r>
+              <w:rPr>
+                <w:rFonts w:ascii="Prompt" w:cs="Prompt" w:eastAsia="Prompt" w:hAnsi="Prompt"/>
+                <w:b w:val="false"/>
+                <w:sz w:val="19"/>
+                <w:szCs w:val="19"/>
+              </w:rPr>
+              <w:t xml:space="preserve">โดเมน 2D แอ่งท่าตะโก 180 ม. + ระยะเวลาท่วมขังรายตำบล 14 วัน + สถานการณ์สมมติ</w:t>
+            </w:r>
+          </w:p>
+        </w:tc>
+        <w:tc>
+          <w:tcPr>
+            <w:tcW w:type="dxa" w:w="3551"/>
+            <w:shd w:fill="F5F8FB" w:color="auto" w:val="clear"/>
+            <w:tcMar>
+              <w:top w:type="dxa" w:w="60"/>
+              <w:left w:type="dxa" w:w="100"/>
+              <w:bottom w:type="dxa" w:w="60"/>
+              <w:right w:type="dxa" w:w="100"/>
+            </w:tcMar>
+            <w:vAlign w:val="center"/>
+          </w:tcPr>
+          <w:p>
+            <w:pPr>
+              <w:spacing w:after="0" w:line="260"/>
+            </w:pPr>
+            <w:r>
+              <w:rPr>
+                <w:rFonts w:ascii="Prompt" w:cs="Prompt" w:eastAsia="Prompt" w:hAnsi="Prompt"/>
+                <w:b w:val="false"/>
+                <w:sz w:val="19"/>
+                <w:szCs w:val="19"/>
+              </w:rPr>
+              <w:t xml:space="preserve">ท่วมนานมาจากน้ำแม่น้ำ (POD 0.29 → 0.81)</w:t>
+            </w:r>
+          </w:p>
+        </w:tc>
+      </w:tr>
+      <w:tr>
+        <w:trPr>
+          <w:cantSplit/>
+          <w:tblHeader w:val="false"/>
+        </w:trPr>
+        <w:tc>
+          <w:tcPr>
+            <w:tcW w:type="dxa" w:w="1522"/>
+            <w:tcMar>
+              <w:top w:type="dxa" w:w="60"/>
+              <w:left w:type="dxa" w:w="100"/>
+              <w:bottom w:type="dxa" w:w="60"/>
+              <w:right w:type="dxa" w:w="100"/>
+            </w:tcMar>
+            <w:vAlign w:val="center"/>
+          </w:tcPr>
+          <w:p>
+            <w:pPr>
+              <w:spacing w:after="0" w:line="260"/>
+            </w:pPr>
+            <w:r>
+              <w:rPr>
+                <w:rFonts w:ascii="Prompt" w:cs="Prompt" w:eastAsia="Prompt" w:hAnsi="Prompt"/>
+                <w:b w:val="false"/>
+                <w:sz w:val="19"/>
+                <w:szCs w:val="19"/>
+              </w:rPr>
+              <w:t xml:space="preserve">v3 · เหตุการณ์</w:t>
+            </w:r>
+          </w:p>
+        </w:tc>
+        <w:tc>
+          <w:tcPr>
+            <w:tcW w:type="dxa" w:w="4565"/>
+            <w:tcMar>
+              <w:top w:type="dxa" w:w="60"/>
+              <w:left w:type="dxa" w:w="100"/>
+              <w:bottom w:type="dxa" w:w="60"/>
+              <w:right w:type="dxa" w:w="100"/>
+            </w:tcMar>
+            <w:vAlign w:val="center"/>
+          </w:tcPr>
+          <w:p>
+            <w:pPr>
+              <w:spacing w:after="0" w:line="260"/>
+            </w:pPr>
+            <w:r>
+              <w:rPr>
+                <w:rFonts w:ascii="Prompt" w:cs="Prompt" w:eastAsia="Prompt" w:hAnsi="Prompt"/>
+                <w:b w:val="false"/>
+                <w:sz w:val="19"/>
+                <w:szCs w:val="19"/>
+              </w:rPr>
+              <w:t xml:space="preserve">จำลองปี 2564/2565/2568 ด้วยระดับน้ำจริง (event_2d.py) เทียบ Sentinel-1 · ตลิ่ง −1 ม. น้ำเข้าทุ่ง ≤ 400 ลบ.ม./วิ เก็บน้ำบึง +24.5 ม.</w:t>
+            </w:r>
+          </w:p>
+        </w:tc>
+        <w:tc>
+          <w:tcPr>
+            <w:tcW w:type="dxa" w:w="3551"/>
+            <w:tcMar>
+              <w:top w:type="dxa" w:w="60"/>
+              <w:left w:type="dxa" w:w="100"/>
+              <w:bottom w:type="dxa" w:w="60"/>
+              <w:right w:type="dxa" w:w="100"/>
+            </w:tcMar>
+            <w:vAlign w:val="center"/>
+          </w:tcPr>
+          <w:p>
+            <w:pPr>
+              <w:spacing w:after="0" w:line="260"/>
+            </w:pPr>
+            <w:r>
+              <w:rPr>
+                <w:rFonts w:ascii="Prompt" w:cs="Prompt" w:eastAsia="Prompt" w:hAnsi="Prompt"/>
+                <w:b w:val="false"/>
+                <w:sz w:val="19"/>
+                <w:szCs w:val="19"/>
+              </w:rPr>
+              <w:t xml:space="preserve">CSI ท่วม 30 วันขึ้นไป 0.49–0.54</w:t>
             </w:r>
           </w:p>
         </w:tc>

--- a/docs/report/NakhonSawanFlood_รายงานฉบับละเอียด.docx
+++ b/docs/report/NakhonSawanFlood_รายงานฉบับละเอียด.docx
@@ -112,7 +112,7 @@
           <w:sz w:val="22"/>
           <w:szCs w:val="22"/>
         </w:rPr>
-        <w:t xml:space="preserve"> 30 กันยายน 2569 (ฉบับแรก 28 กันยายน 2569)</w:t>
+        <w:t xml:space="preserve"> 1 ตุลาคม 2569 (ฉบับแรก 28 กันยายน 2569)</w:t>
       </w:r>
     </w:p>
     <w:p>
@@ -160,7 +160,7 @@
           <w:sz w:val="22"/>
           <w:szCs w:val="22"/>
         </w:rPr>
-        <w:t xml:space="preserve"> hex-network v3 + น้ำหลากจาก 4 จังหวัดต้นน้ำ + recession สถานี + แบบจำลอง 2 มิติจุดวิกฤต + แอ่งท่าตะโกเทียบ Sentinel-1</w:t>
+        <w:t xml:space="preserve"> hex-network v3 + น้ำหลากจาก 4 จังหวัดต้นน้ำ + recession สถานี + แบบจำลอง 2 มิติจุดวิกฤต + แอ่งท่าตะโกเทียบ Sentinel-1 + แบบจำลอง 2 มิติทั้งจังหวัด</w:t>
       </w:r>
     </w:p>
     <w:p>
@@ -250,7 +250,7 @@
         <w:rPr>
           <w:rFonts w:ascii="Prompt" w:cs="Prompt" w:eastAsia="Prompt" w:hAnsi="Prompt"/>
         </w:rPr>
-        <w:t xml:space="preserve">ระบบพัฒนาเป็น 5 ระยะ ได้แก่ (1) ระบบพื้นฐานวิเคราะห์น้ำฝนขัง (2) เพิ่มน้ำหลากจากกำแพงเพชร พิจิตร พิษณุโลก และเพชรบูรณ์ (3) แบบจำลอง v3 ที่มีการไหลจากที่สูงลงที่ต่ำหลายทิศ การล้นข้ามแอ่ง (fill-spill) โครงสร้างระบายน้ำ แบบจำลอง 2 มิติ และการสอบเทียบ (4) การวิเคราะห์ระยะเวลาท่วมที่ใช้อัตราน้ำลดจริงของสถานีวัดน้ำ และ (5) การตรวจสอบกับน้ำท่วมจริงจากภาพเรดาร์ Sentinel-1 และการจำลองเหตุการณ์ปี 2564 / 2565 / 2568 ในแอ่งท่าตะโก (หัวข้อ 12)</w:t>
+        <w:t xml:space="preserve">ระบบพัฒนาเป็น 5 ระยะ ได้แก่ (1) ระบบพื้นฐานวิเคราะห์น้ำฝนขัง (2) เพิ่มน้ำหลากจากกำแพงเพชร พิจิตร พิษณุโลก และเพชรบูรณ์ (3) แบบจำลอง v3 ที่มีการไหลจากที่สูงลงที่ต่ำหลายทิศ การล้นข้ามแอ่ง (fill-spill) โครงสร้างระบายน้ำ แบบจำลอง 2 มิติ และการสอบเทียบ (4) การวิเคราะห์ระยะเวลาท่วมที่ใช้อัตราน้ำลดจริงของสถานีวัดน้ำ และ (5) การตรวจสอบกับน้ำท่วมจริงจากภาพเรดาร์ Sentinel-1 และการจำลองเหตุการณ์ปี 2564 / 2565 / 2568 ในแอ่งท่าตะโก (หัวข้อ 12) ซึ่งขยายเป็นทั้งจังหวัดพร้อมสถานการณ์สมมติและพยากรณ์ 72 ชม. (หัวข้อ 13)</w:t>
       </w:r>
     </w:p>
     <w:p>
@@ -923,7 +923,7 @@
         <w:rPr>
           <w:rFonts w:ascii="Prompt" w:cs="Prompt" w:eastAsia="Prompt" w:hAnsi="Prompt"/>
         </w:rPr>
-        <w:t xml:space="preserve">70% ของพื้นที่คาดว่าน้ำลดภายใน 3 วัน · 22 ตร.กม. ต้องใช้ 3–7 วัน (ส่วนใหญ่ลาดยาว) · 2.8 ตร.กม. ขึ้นว่าเกิน 14 วัน ซึ่งน่าจะนานเกินจริง (ดูหัวข้อ 14)</w:t>
+        <w:t xml:space="preserve">70% ของพื้นที่คาดว่าน้ำลดภายใน 3 วัน · 22 ตร.กม. ต้องใช้ 3–7 วัน (ส่วนใหญ่ลาดยาว) · 2.8 ตร.กม. ขึ้นว่าเกิน 14 วัน ซึ่งน่าจะนานเกินจริง (ดูหัวข้อ 15)</w:t>
       </w:r>
     </w:p>
     <w:p>
@@ -1026,6 +1026,54 @@
           <w:rFonts w:ascii="Prompt" w:cs="Prompt" w:eastAsia="Prompt" w:hAnsi="Prompt"/>
         </w:rPr>
         <w:t xml:space="preserve"> ปี 2564 / 2565 / 2568 CSI ของพื้นที่ท่วม 30 วันขึ้นไป 0.54 / 0.49 / 0.54 ; ระดับน้ำ N.67 ชุมแสงไม่ถึงตลิ่งทั้ง 3 ปี แต่น้ำเข้าทุ่งผ่านคลองและประตูน้ำ ; ยังช้ากว่าจริง 1–2 สัปดาห์ในปี 2565 และ 2568</w:t>
+      </w:r>
+    </w:p>
+    <w:p>
+      <w:pPr>
+        <w:pStyle w:val="ListParagraph"/>
+        <w:numPr>
+          <w:ilvl w:val="0"/>
+          <w:numId w:val="2"/>
+        </w:numPr>
+        <w:spacing w:after="60" w:line="290"/>
+      </w:pPr>
+      <w:r>
+        <w:rPr>
+          <w:rFonts w:ascii="Prompt" w:cs="Prompt" w:eastAsia="Prompt" w:hAnsi="Prompt"/>
+          <w:b/>
+          <w:bCs/>
+        </w:rPr>
+        <w:t xml:space="preserve">ขยายเป็นทั้งจังหวัดแล้ว</w:t>
+      </w:r>
+      <w:r>
+        <w:rPr>
+          <w:rFonts w:ascii="Prompt" w:cs="Prompt" w:eastAsia="Prompt" w:hAnsi="Prompt"/>
+        </w:rPr>
+        <w:t xml:space="preserve"> Sentinel-1 ปี 2560–2568 พบพื้นที่ท่วม ≥30 วันอย่างน้อย 3 ใน 9 ปี 502 ตร.กม. (ชุมแสง 249 ท่าตะโก 107) ; แบบจำลอง 2 มิติ 300 ม. ทั้งจังหวัด CSI 0.38 / 0.41 / 0.41 (ปี 2564 / 2565 / 2568) และ 0.31 ในปีทดสอบ 2567 ; ฝั่งขวาแม่น้ำปิง (เก้าเลี้ยว–โกรกพระ) ยังจำลองไม่ได้เพราะขาดข้อมูลคลองและประตูน้ำ</w:t>
+      </w:r>
+    </w:p>
+    <w:p>
+      <w:pPr>
+        <w:pStyle w:val="ListParagraph"/>
+        <w:numPr>
+          <w:ilvl w:val="0"/>
+          <w:numId w:val="2"/>
+        </w:numPr>
+        <w:spacing w:after="60" w:line="290"/>
+      </w:pPr>
+      <w:r>
+        <w:rPr>
+          <w:rFonts w:ascii="Prompt" w:cs="Prompt" w:eastAsia="Prompt" w:hAnsi="Prompt"/>
+          <w:b/>
+          <w:bCs/>
+        </w:rPr>
+        <w:t xml:space="preserve">พายุใหญ่ + แม่น้ำสูง = ท่วมนานกว่าฝนอย่างเดียว 4 เท่า</w:t>
+      </w:r>
+      <w:r>
+        <w:rPr>
+          <w:rFonts w:ascii="Prompt" w:cs="Prompt" w:eastAsia="Prompt" w:hAnsi="Prompt"/>
+        </w:rPr>
+        <w:t xml:space="preserve"> สถานการณ์ฝน 250 มม./5 วัน ขัง ≥7 วัน 148 ตร.กม. เมื่อแม่น้ำปกติ เพิ่มเป็น 532–608 ตร.กม. เมื่อแม่น้ำเต็มหรือล้นตลิ่ง ; พยากรณ์ 72 ชม. ทั้งจังหวัดรันอัตโนมัติวันละ 4 ครั้ง</w:t>
       </w:r>
     </w:p>
     <w:tbl>
@@ -14234,7 +14282,7 @@
         <w:rPr>
           <w:rFonts w:ascii="Prompt" w:cs="Prompt" w:eastAsia="Prompt" w:hAnsi="Prompt"/>
         </w:rPr>
-        <w:t xml:space="preserve">ข้อควรระวัง: สอบเทียบจากเหตุการณ์เดียว (ส่วนใหญ่น้ำฝน + น้ำล้นตลิ่งแม่วงก์) และเป้าหมายเป็นแบบจำลอง 2D — การเทียบกับพื้นที่ท่วมจริงทำแล้วที่แอ่งท่าตะโก (หัวข้อ 12) ส่วนทั้งจังหวัดรอข้อมูลสะสม</w:t>
+        <w:t xml:space="preserve">ข้อควรระวัง: สอบเทียบจากเหตุการณ์เดียว (ส่วนใหญ่น้ำฝน + น้ำล้นตลิ่งแม่วงก์) และเป้าหมายเป็นแบบจำลอง 2D — การเทียบกับพื้นที่ท่วมจริงทำแล้วที่แอ่งท่าตะโก (หัวข้อ 12) และแบบจำลอง 2 มิติทั้งจังหวัด (หัวข้อ 13) ส่วน hex ทั้งจังหวัดรอข้อมูลสะสม</w:t>
       </w:r>
     </w:p>
     <w:p>
@@ -14250,7 +14298,7 @@
         <w:rPr>
           <w:rFonts w:ascii="Prompt" w:cs="Prompt" w:eastAsia="Prompt" w:hAnsi="Prompt"/>
         </w:rPr>
-        <w:t xml:space="preserve">weir_c ที่ได้จากโดเมนที่ราบทำให้ hex บนพื้นลาดระบายช้าเกินจริง (ดูหัวข้อ 14.7)</w:t>
+        <w:t xml:space="preserve">weir_c ที่ได้จากโดเมนที่ราบทำให้ hex บนพื้นลาดระบายช้าเกินจริง (ดูหัวข้อ 15.7)</w:t>
       </w:r>
     </w:p>
     <w:p>
@@ -29327,7 +29375,4691 @@
         <w:rPr>
           <w:rFonts w:ascii="Prompt" w:cs="Prompt" w:eastAsia="Prompt" w:hAnsi="Prompt"/>
         </w:rPr>
-        <w:t xml:space="preserve">13. เว็บแอปพลิเคชันและการใช้งาน</w:t>
+        <w:t xml:space="preserve">13. ทั้งจังหวัด: น้ำท่วมจริง แบบจำลอง 2 มิติ สถานการณ์สมมติ และพยากรณ์ 72 ชม.</w:t>
+      </w:r>
+    </w:p>
+    <w:p>
+      <w:pPr>
+        <w:spacing w:after="120" w:line="300"/>
+        <w:jc w:val="left"/>
+      </w:pPr>
+      <w:r>
+        <w:rPr>
+          <w:rFonts w:ascii="Prompt" w:cs="Prompt" w:eastAsia="Prompt" w:hAnsi="Prompt"/>
+        </w:rPr>
+        <w:t xml:space="preserve">ขยายวิธีการของแอ่งท่าตะโก (หัวข้อ 12) ไปทั้งจังหวัด ทั้ง 15 อำเภอ 130 ตำบล ใน 4 ขั้น: (1) ประวัติน้ำท่วมจริงจาก Sentinel-1 ปี 2560–2568 (2) แบบจำลอง 2 มิติทั้งจังหวัดที่สอบเทียบรายลำน้ำกับภาพเรดาร์ (3) สถานการณ์สมมติ ฝน × ระดับแม่น้ำ และ (4) พยากรณ์ 72 ชม. ทั้งจังหวัดที่รันอัตโนมัติบน GitHub Actions</w:t>
+      </w:r>
+    </w:p>
+    <w:p>
+      <w:pPr>
+        <w:pStyle w:val="Heading2"/>
+      </w:pPr>
+      <w:r>
+        <w:rPr>
+          <w:rFonts w:ascii="Prompt" w:cs="Prompt" w:eastAsia="Prompt" w:hAnsi="Prompt"/>
+        </w:rPr>
+        <w:t xml:space="preserve">13.1 น้ำท่วมจริงจาก Sentinel-1 ทั้งจังหวัด ปี 2560–2568</w:t>
+      </w:r>
+    </w:p>
+    <w:p>
+      <w:pPr>
+        <w:spacing w:after="120" w:line="300"/>
+        <w:jc w:val="left"/>
+      </w:pPr>
+      <w:r>
+        <w:rPr>
+          <w:rFonts w:ascii="Prompt" w:cs="Prompt" w:eastAsia="Prompt" w:hAnsi="Prompt"/>
+        </w:rPr>
+        <w:t xml:space="preserve">pipeline/s1_history.py ขยายจากแอ่งท่าตะโกเป็นทั้งจังหวัด ใช้ภาพ Sentinel-1 RTC VV วงโคจร 62 (ขาลง) และ 172 (ขาขึ้น) รวมเป็นลำดับเวลาราย pixel ช่วง 1 ส.ค.–15 ธ.ค. ของแต่ละปี แปลน้ำด้วยเกณฑ์ histogram (−17…−13 dB) ร่วมกับผลต่างจากภาพแห้งวงโคจรเดียวกัน (&lt; −3 dB) แล้วสรุประยะเวลาท่วมต่อเนื่องราย pixel (~36 ม.) และรายตำบล ไม่นับแหล่งน้ำถาวร (163 ตร.กม.)</w:t>
+      </w:r>
+    </w:p>
+    <w:p>
+      <w:pPr>
+        <w:keepNext/>
+        <w:spacing w:after="80" w:before="120"/>
+      </w:pPr>
+      <w:r>
+        <w:rPr>
+          <w:rFonts w:ascii="Prompt" w:cs="Prompt" w:eastAsia="Prompt" w:hAnsi="Prompt"/>
+          <w:b/>
+          <w:bCs/>
+          <w:color w:val="0B3C5D"/>
+          <w:sz w:val="20"/>
+          <w:szCs w:val="20"/>
+        </w:rPr>
+        <w:t xml:space="preserve">ตารางที่ 25</w:t>
+      </w:r>
+      <w:r>
+        <w:rPr>
+          <w:rFonts w:ascii="Prompt" w:cs="Prompt" w:eastAsia="Prompt" w:hAnsi="Prompt"/>
+          <w:color w:val="0B3C5D"/>
+          <w:sz w:val="20"/>
+          <w:szCs w:val="20"/>
+        </w:rPr>
+        <w:t xml:space="preserve"> พื้นที่ท่วมจาก Sentinel-1 ทั้งจังหวัด รายปี (ตร.กม. ไม่รวมแหล่งน้ำถาวร)</w:t>
+      </w:r>
+    </w:p>
+    <w:tbl>
+      <w:tblPr>
+        <w:tblW w:type="dxa" w:w="9638"/>
+        <w:tblBorders>
+          <w:top w:val="single" w:color="C9D4DE" w:sz="4"/>
+          <w:left w:val="single" w:color="C9D4DE" w:sz="4"/>
+          <w:bottom w:val="single" w:color="C9D4DE" w:sz="4"/>
+          <w:right w:val="single" w:color="C9D4DE" w:sz="4"/>
+          <w:insideH w:val="single" w:color="C9D4DE" w:sz="4"/>
+          <w:insideV w:val="single" w:color="C9D4DE" w:sz="4"/>
+        </w:tblBorders>
+      </w:tblPr>
+      <w:tblGrid>
+        <w:gridCol w:w="1285"/>
+        <w:gridCol w:w="1285"/>
+        <w:gridCol w:w="1542"/>
+        <w:gridCol w:w="1542"/>
+        <w:gridCol w:w="2056"/>
+        <w:gridCol w:w="1928"/>
+      </w:tblGrid>
+      <w:tr>
+        <w:trPr>
+          <w:cantSplit/>
+          <w:tblHeader/>
+        </w:trPr>
+        <w:tc>
+          <w:tcPr>
+            <w:tcW w:type="dxa" w:w="1285"/>
+            <w:shd w:fill="0B3C5D" w:color="auto" w:val="clear"/>
+            <w:tcMar>
+              <w:top w:type="dxa" w:w="60"/>
+              <w:left w:type="dxa" w:w="100"/>
+              <w:bottom w:type="dxa" w:w="60"/>
+              <w:right w:type="dxa" w:w="100"/>
+            </w:tcMar>
+            <w:vAlign w:val="center"/>
+          </w:tcPr>
+          <w:p>
+            <w:pPr>
+              <w:spacing w:after="0" w:line="260"/>
+            </w:pPr>
+            <w:r>
+              <w:rPr>
+                <w:rFonts w:ascii="Prompt" w:cs="Prompt" w:eastAsia="Prompt" w:hAnsi="Prompt"/>
+                <w:b/>
+                <w:bCs/>
+                <w:color w:val="FFFFFF"/>
+                <w:sz w:val="17"/>
+                <w:szCs w:val="17"/>
+              </w:rPr>
+              <w:t xml:space="preserve">ปี (พ.ศ.)</w:t>
+            </w:r>
+          </w:p>
+        </w:tc>
+        <w:tc>
+          <w:tcPr>
+            <w:tcW w:type="dxa" w:w="1285"/>
+            <w:shd w:fill="0B3C5D" w:color="auto" w:val="clear"/>
+            <w:tcMar>
+              <w:top w:type="dxa" w:w="60"/>
+              <w:left w:type="dxa" w:w="100"/>
+              <w:bottom w:type="dxa" w:w="60"/>
+              <w:right w:type="dxa" w:w="100"/>
+            </w:tcMar>
+            <w:vAlign w:val="center"/>
+          </w:tcPr>
+          <w:p>
+            <w:pPr>
+              <w:spacing w:after="0" w:line="260"/>
+            </w:pPr>
+            <w:r>
+              <w:rPr>
+                <w:rFonts w:ascii="Prompt" w:cs="Prompt" w:eastAsia="Prompt" w:hAnsi="Prompt"/>
+                <w:b/>
+                <w:bCs/>
+                <w:color w:val="FFFFFF"/>
+                <w:sz w:val="17"/>
+                <w:szCs w:val="17"/>
+              </w:rPr>
+              <w:t xml:space="preserve">จำนวนภาพ</w:t>
+            </w:r>
+          </w:p>
+        </w:tc>
+        <w:tc>
+          <w:tcPr>
+            <w:tcW w:type="dxa" w:w="1542"/>
+            <w:shd w:fill="0B3C5D" w:color="auto" w:val="clear"/>
+            <w:tcMar>
+              <w:top w:type="dxa" w:w="60"/>
+              <w:left w:type="dxa" w:w="100"/>
+              <w:bottom w:type="dxa" w:w="60"/>
+              <w:right w:type="dxa" w:w="100"/>
+            </w:tcMar>
+            <w:vAlign w:val="center"/>
+          </w:tcPr>
+          <w:p>
+            <w:pPr>
+              <w:spacing w:after="0" w:line="260"/>
+            </w:pPr>
+            <w:r>
+              <w:rPr>
+                <w:rFonts w:ascii="Prompt" w:cs="Prompt" w:eastAsia="Prompt" w:hAnsi="Prompt"/>
+                <w:b/>
+                <w:bCs/>
+                <w:color w:val="FFFFFF"/>
+                <w:sz w:val="17"/>
+                <w:szCs w:val="17"/>
+              </w:rPr>
+              <w:t xml:space="preserve">ท่วม ≥30 วัน</w:t>
+            </w:r>
+          </w:p>
+        </w:tc>
+        <w:tc>
+          <w:tcPr>
+            <w:tcW w:type="dxa" w:w="1542"/>
+            <w:shd w:fill="0B3C5D" w:color="auto" w:val="clear"/>
+            <w:tcMar>
+              <w:top w:type="dxa" w:w="60"/>
+              <w:left w:type="dxa" w:w="100"/>
+              <w:bottom w:type="dxa" w:w="60"/>
+              <w:right w:type="dxa" w:w="100"/>
+            </w:tcMar>
+            <w:vAlign w:val="center"/>
+          </w:tcPr>
+          <w:p>
+            <w:pPr>
+              <w:spacing w:after="0" w:line="260"/>
+            </w:pPr>
+            <w:r>
+              <w:rPr>
+                <w:rFonts w:ascii="Prompt" w:cs="Prompt" w:eastAsia="Prompt" w:hAnsi="Prompt"/>
+                <w:b/>
+                <w:bCs/>
+                <w:color w:val="FFFFFF"/>
+                <w:sz w:val="17"/>
+                <w:szCs w:val="17"/>
+              </w:rPr>
+              <w:t xml:space="preserve">ท่วม ≥60 วัน</w:t>
+            </w:r>
+          </w:p>
+        </w:tc>
+        <w:tc>
+          <w:tcPr>
+            <w:tcW w:type="dxa" w:w="2056"/>
+            <w:shd w:fill="0B3C5D" w:color="auto" w:val="clear"/>
+            <w:tcMar>
+              <w:top w:type="dxa" w:w="60"/>
+              <w:left w:type="dxa" w:w="100"/>
+              <w:bottom w:type="dxa" w:w="60"/>
+              <w:right w:type="dxa" w:w="100"/>
+            </w:tcMar>
+            <w:vAlign w:val="center"/>
+          </w:tcPr>
+          <w:p>
+            <w:pPr>
+              <w:spacing w:after="0" w:line="260"/>
+            </w:pPr>
+            <w:r>
+              <w:rPr>
+                <w:rFonts w:ascii="Prompt" w:cs="Prompt" w:eastAsia="Prompt" w:hAnsi="Prompt"/>
+                <w:b/>
+                <w:bCs/>
+                <w:color w:val="FFFFFF"/>
+                <w:sz w:val="17"/>
+                <w:szCs w:val="17"/>
+              </w:rPr>
+              <w:t xml:space="preserve">วันที่ท่วมมากสุด</w:t>
+            </w:r>
+          </w:p>
+        </w:tc>
+        <w:tc>
+          <w:tcPr>
+            <w:tcW w:type="dxa" w:w="1928"/>
+            <w:shd w:fill="0B3C5D" w:color="auto" w:val="clear"/>
+            <w:tcMar>
+              <w:top w:type="dxa" w:w="60"/>
+              <w:left w:type="dxa" w:w="100"/>
+              <w:bottom w:type="dxa" w:w="60"/>
+              <w:right w:type="dxa" w:w="100"/>
+            </w:tcMar>
+            <w:vAlign w:val="center"/>
+          </w:tcPr>
+          <w:p>
+            <w:pPr>
+              <w:spacing w:after="0" w:line="260"/>
+            </w:pPr>
+            <w:r>
+              <w:rPr>
+                <w:rFonts w:ascii="Prompt" w:cs="Prompt" w:eastAsia="Prompt" w:hAnsi="Prompt"/>
+                <w:b/>
+                <w:bCs/>
+                <w:color w:val="FFFFFF"/>
+                <w:sz w:val="17"/>
+                <w:szCs w:val="17"/>
+              </w:rPr>
+              <w:t xml:space="preserve">พื้นที่ท่วมมากสุด</w:t>
+            </w:r>
+          </w:p>
+        </w:tc>
+      </w:tr>
+      <w:tr>
+        <w:trPr>
+          <w:cantSplit/>
+        </w:trPr>
+        <w:tc>
+          <w:tcPr>
+            <w:tcW w:type="dxa" w:w="1285"/>
+            <w:tcMar>
+              <w:top w:type="dxa" w:w="60"/>
+              <w:left w:type="dxa" w:w="100"/>
+              <w:bottom w:type="dxa" w:w="60"/>
+              <w:right w:type="dxa" w:w="100"/>
+            </w:tcMar>
+            <w:vAlign w:val="center"/>
+          </w:tcPr>
+          <w:p>
+            <w:pPr>
+              <w:spacing w:after="0" w:line="260"/>
+            </w:pPr>
+            <w:r>
+              <w:rPr>
+                <w:rFonts w:ascii="Prompt" w:cs="Prompt" w:eastAsia="Prompt" w:hAnsi="Prompt"/>
+                <w:sz w:val="17"/>
+                <w:szCs w:val="17"/>
+              </w:rPr>
+              <w:t xml:space="preserve">2560</w:t>
+            </w:r>
+          </w:p>
+        </w:tc>
+        <w:tc>
+          <w:tcPr>
+            <w:tcW w:type="dxa" w:w="1285"/>
+            <w:tcMar>
+              <w:top w:type="dxa" w:w="60"/>
+              <w:left w:type="dxa" w:w="100"/>
+              <w:bottom w:type="dxa" w:w="60"/>
+              <w:right w:type="dxa" w:w="100"/>
+            </w:tcMar>
+            <w:vAlign w:val="center"/>
+          </w:tcPr>
+          <w:p>
+            <w:pPr>
+              <w:spacing w:after="0" w:line="260"/>
+            </w:pPr>
+            <w:r>
+              <w:rPr>
+                <w:rFonts w:ascii="Prompt" w:cs="Prompt" w:eastAsia="Prompt" w:hAnsi="Prompt"/>
+                <w:sz w:val="17"/>
+                <w:szCs w:val="17"/>
+              </w:rPr>
+              <w:t xml:space="preserve">21</w:t>
+            </w:r>
+          </w:p>
+        </w:tc>
+        <w:tc>
+          <w:tcPr>
+            <w:tcW w:type="dxa" w:w="1542"/>
+            <w:tcMar>
+              <w:top w:type="dxa" w:w="60"/>
+              <w:left w:type="dxa" w:w="100"/>
+              <w:bottom w:type="dxa" w:w="60"/>
+              <w:right w:type="dxa" w:w="100"/>
+            </w:tcMar>
+            <w:vAlign w:val="center"/>
+          </w:tcPr>
+          <w:p>
+            <w:pPr>
+              <w:spacing w:after="0" w:line="260"/>
+            </w:pPr>
+            <w:r>
+              <w:rPr>
+                <w:rFonts w:ascii="Prompt" w:cs="Prompt" w:eastAsia="Prompt" w:hAnsi="Prompt"/>
+                <w:sz w:val="17"/>
+                <w:szCs w:val="17"/>
+              </w:rPr>
+              <w:t xml:space="preserve">612</w:t>
+            </w:r>
+          </w:p>
+        </w:tc>
+        <w:tc>
+          <w:tcPr>
+            <w:tcW w:type="dxa" w:w="1542"/>
+            <w:tcMar>
+              <w:top w:type="dxa" w:w="60"/>
+              <w:left w:type="dxa" w:w="100"/>
+              <w:bottom w:type="dxa" w:w="60"/>
+              <w:right w:type="dxa" w:w="100"/>
+            </w:tcMar>
+            <w:vAlign w:val="center"/>
+          </w:tcPr>
+          <w:p>
+            <w:pPr>
+              <w:spacing w:after="0" w:line="260"/>
+            </w:pPr>
+            <w:r>
+              <w:rPr>
+                <w:rFonts w:ascii="Prompt" w:cs="Prompt" w:eastAsia="Prompt" w:hAnsi="Prompt"/>
+                <w:sz w:val="17"/>
+                <w:szCs w:val="17"/>
+              </w:rPr>
+              <w:t xml:space="preserve">335</w:t>
+            </w:r>
+          </w:p>
+        </w:tc>
+        <w:tc>
+          <w:tcPr>
+            <w:tcW w:type="dxa" w:w="2056"/>
+            <w:tcMar>
+              <w:top w:type="dxa" w:w="60"/>
+              <w:left w:type="dxa" w:w="100"/>
+              <w:bottom w:type="dxa" w:w="60"/>
+              <w:right w:type="dxa" w:w="100"/>
+            </w:tcMar>
+            <w:vAlign w:val="center"/>
+          </w:tcPr>
+          <w:p>
+            <w:pPr>
+              <w:spacing w:after="0" w:line="260"/>
+            </w:pPr>
+            <w:r>
+              <w:rPr>
+                <w:rFonts w:ascii="Prompt" w:cs="Prompt" w:eastAsia="Prompt" w:hAnsi="Prompt"/>
+                <w:sz w:val="17"/>
+                <w:szCs w:val="17"/>
+              </w:rPr>
+              <w:t xml:space="preserve">2017-10-25</w:t>
+            </w:r>
+          </w:p>
+        </w:tc>
+        <w:tc>
+          <w:tcPr>
+            <w:tcW w:type="dxa" w:w="1928"/>
+            <w:tcMar>
+              <w:top w:type="dxa" w:w="60"/>
+              <w:left w:type="dxa" w:w="100"/>
+              <w:bottom w:type="dxa" w:w="60"/>
+              <w:right w:type="dxa" w:w="100"/>
+            </w:tcMar>
+            <w:vAlign w:val="center"/>
+          </w:tcPr>
+          <w:p>
+            <w:pPr>
+              <w:spacing w:after="0" w:line="260"/>
+            </w:pPr>
+            <w:r>
+              <w:rPr>
+                <w:rFonts w:ascii="Prompt" w:cs="Prompt" w:eastAsia="Prompt" w:hAnsi="Prompt"/>
+                <w:sz w:val="17"/>
+                <w:szCs w:val="17"/>
+              </w:rPr>
+              <w:t xml:space="preserve">737</w:t>
+            </w:r>
+          </w:p>
+        </w:tc>
+      </w:tr>
+      <w:tr>
+        <w:trPr>
+          <w:cantSplit/>
+        </w:trPr>
+        <w:tc>
+          <w:tcPr>
+            <w:tcW w:type="dxa" w:w="1285"/>
+            <w:tcMar>
+              <w:top w:type="dxa" w:w="60"/>
+              <w:left w:type="dxa" w:w="100"/>
+              <w:bottom w:type="dxa" w:w="60"/>
+              <w:right w:type="dxa" w:w="100"/>
+            </w:tcMar>
+            <w:vAlign w:val="center"/>
+          </w:tcPr>
+          <w:p>
+            <w:pPr>
+              <w:spacing w:after="0" w:line="260"/>
+            </w:pPr>
+            <w:r>
+              <w:rPr>
+                <w:rFonts w:ascii="Prompt" w:cs="Prompt" w:eastAsia="Prompt" w:hAnsi="Prompt"/>
+                <w:sz w:val="17"/>
+                <w:szCs w:val="17"/>
+              </w:rPr>
+              <w:t xml:space="preserve">2561</w:t>
+            </w:r>
+          </w:p>
+        </w:tc>
+        <w:tc>
+          <w:tcPr>
+            <w:tcW w:type="dxa" w:w="1285"/>
+            <w:tcMar>
+              <w:top w:type="dxa" w:w="60"/>
+              <w:left w:type="dxa" w:w="100"/>
+              <w:bottom w:type="dxa" w:w="60"/>
+              <w:right w:type="dxa" w:w="100"/>
+            </w:tcMar>
+            <w:vAlign w:val="center"/>
+          </w:tcPr>
+          <w:p>
+            <w:pPr>
+              <w:spacing w:after="0" w:line="260"/>
+            </w:pPr>
+            <w:r>
+              <w:rPr>
+                <w:rFonts w:ascii="Prompt" w:cs="Prompt" w:eastAsia="Prompt" w:hAnsi="Prompt"/>
+                <w:sz w:val="17"/>
+                <w:szCs w:val="17"/>
+              </w:rPr>
+              <w:t xml:space="preserve">33</w:t>
+            </w:r>
+          </w:p>
+        </w:tc>
+        <w:tc>
+          <w:tcPr>
+            <w:tcW w:type="dxa" w:w="1542"/>
+            <w:tcMar>
+              <w:top w:type="dxa" w:w="60"/>
+              <w:left w:type="dxa" w:w="100"/>
+              <w:bottom w:type="dxa" w:w="60"/>
+              <w:right w:type="dxa" w:w="100"/>
+            </w:tcMar>
+            <w:vAlign w:val="center"/>
+          </w:tcPr>
+          <w:p>
+            <w:pPr>
+              <w:spacing w:after="0" w:line="260"/>
+            </w:pPr>
+            <w:r>
+              <w:rPr>
+                <w:rFonts w:ascii="Prompt" w:cs="Prompt" w:eastAsia="Prompt" w:hAnsi="Prompt"/>
+                <w:sz w:val="17"/>
+                <w:szCs w:val="17"/>
+              </w:rPr>
+              <w:t xml:space="preserve">105</w:t>
+            </w:r>
+          </w:p>
+        </w:tc>
+        <w:tc>
+          <w:tcPr>
+            <w:tcW w:type="dxa" w:w="1542"/>
+            <w:tcMar>
+              <w:top w:type="dxa" w:w="60"/>
+              <w:left w:type="dxa" w:w="100"/>
+              <w:bottom w:type="dxa" w:w="60"/>
+              <w:right w:type="dxa" w:w="100"/>
+            </w:tcMar>
+            <w:vAlign w:val="center"/>
+          </w:tcPr>
+          <w:p>
+            <w:pPr>
+              <w:spacing w:after="0" w:line="260"/>
+            </w:pPr>
+            <w:r>
+              <w:rPr>
+                <w:rFonts w:ascii="Prompt" w:cs="Prompt" w:eastAsia="Prompt" w:hAnsi="Prompt"/>
+                <w:sz w:val="17"/>
+                <w:szCs w:val="17"/>
+              </w:rPr>
+              <w:t xml:space="preserve">39</w:t>
+            </w:r>
+          </w:p>
+        </w:tc>
+        <w:tc>
+          <w:tcPr>
+            <w:tcW w:type="dxa" w:w="2056"/>
+            <w:tcMar>
+              <w:top w:type="dxa" w:w="60"/>
+              <w:left w:type="dxa" w:w="100"/>
+              <w:bottom w:type="dxa" w:w="60"/>
+              <w:right w:type="dxa" w:w="100"/>
+            </w:tcMar>
+            <w:vAlign w:val="center"/>
+          </w:tcPr>
+          <w:p>
+            <w:pPr>
+              <w:spacing w:after="0" w:line="260"/>
+            </w:pPr>
+            <w:r>
+              <w:rPr>
+                <w:rFonts w:ascii="Prompt" w:cs="Prompt" w:eastAsia="Prompt" w:hAnsi="Prompt"/>
+                <w:sz w:val="17"/>
+                <w:szCs w:val="17"/>
+              </w:rPr>
+              <w:t xml:space="preserve">2018-09-30</w:t>
+            </w:r>
+          </w:p>
+        </w:tc>
+        <w:tc>
+          <w:tcPr>
+            <w:tcW w:type="dxa" w:w="1928"/>
+            <w:tcMar>
+              <w:top w:type="dxa" w:w="60"/>
+              <w:left w:type="dxa" w:w="100"/>
+              <w:bottom w:type="dxa" w:w="60"/>
+              <w:right w:type="dxa" w:w="100"/>
+            </w:tcMar>
+            <w:vAlign w:val="center"/>
+          </w:tcPr>
+          <w:p>
+            <w:pPr>
+              <w:spacing w:after="0" w:line="260"/>
+            </w:pPr>
+            <w:r>
+              <w:rPr>
+                <w:rFonts w:ascii="Prompt" w:cs="Prompt" w:eastAsia="Prompt" w:hAnsi="Prompt"/>
+                <w:sz w:val="17"/>
+                <w:szCs w:val="17"/>
+              </w:rPr>
+              <w:t xml:space="preserve">181</w:t>
+            </w:r>
+          </w:p>
+        </w:tc>
+      </w:tr>
+      <w:tr>
+        <w:trPr>
+          <w:cantSplit/>
+        </w:trPr>
+        <w:tc>
+          <w:tcPr>
+            <w:tcW w:type="dxa" w:w="1285"/>
+            <w:tcMar>
+              <w:top w:type="dxa" w:w="60"/>
+              <w:left w:type="dxa" w:w="100"/>
+              <w:bottom w:type="dxa" w:w="60"/>
+              <w:right w:type="dxa" w:w="100"/>
+            </w:tcMar>
+            <w:vAlign w:val="center"/>
+          </w:tcPr>
+          <w:p>
+            <w:pPr>
+              <w:spacing w:after="0" w:line="260"/>
+            </w:pPr>
+            <w:r>
+              <w:rPr>
+                <w:rFonts w:ascii="Prompt" w:cs="Prompt" w:eastAsia="Prompt" w:hAnsi="Prompt"/>
+                <w:sz w:val="17"/>
+                <w:szCs w:val="17"/>
+              </w:rPr>
+              <w:t xml:space="preserve">2562</w:t>
+            </w:r>
+          </w:p>
+        </w:tc>
+        <w:tc>
+          <w:tcPr>
+            <w:tcW w:type="dxa" w:w="1285"/>
+            <w:tcMar>
+              <w:top w:type="dxa" w:w="60"/>
+              <w:left w:type="dxa" w:w="100"/>
+              <w:bottom w:type="dxa" w:w="60"/>
+              <w:right w:type="dxa" w:w="100"/>
+            </w:tcMar>
+            <w:vAlign w:val="center"/>
+          </w:tcPr>
+          <w:p>
+            <w:pPr>
+              <w:spacing w:after="0" w:line="260"/>
+            </w:pPr>
+            <w:r>
+              <w:rPr>
+                <w:rFonts w:ascii="Prompt" w:cs="Prompt" w:eastAsia="Prompt" w:hAnsi="Prompt"/>
+                <w:sz w:val="17"/>
+                <w:szCs w:val="17"/>
+              </w:rPr>
+              <w:t xml:space="preserve">33</w:t>
+            </w:r>
+          </w:p>
+        </w:tc>
+        <w:tc>
+          <w:tcPr>
+            <w:tcW w:type="dxa" w:w="1542"/>
+            <w:tcMar>
+              <w:top w:type="dxa" w:w="60"/>
+              <w:left w:type="dxa" w:w="100"/>
+              <w:bottom w:type="dxa" w:w="60"/>
+              <w:right w:type="dxa" w:w="100"/>
+            </w:tcMar>
+            <w:vAlign w:val="center"/>
+          </w:tcPr>
+          <w:p>
+            <w:pPr>
+              <w:spacing w:after="0" w:line="260"/>
+            </w:pPr>
+            <w:r>
+              <w:rPr>
+                <w:rFonts w:ascii="Prompt" w:cs="Prompt" w:eastAsia="Prompt" w:hAnsi="Prompt"/>
+                <w:sz w:val="17"/>
+                <w:szCs w:val="17"/>
+              </w:rPr>
+              <w:t xml:space="preserve">90</w:t>
+            </w:r>
+          </w:p>
+        </w:tc>
+        <w:tc>
+          <w:tcPr>
+            <w:tcW w:type="dxa" w:w="1542"/>
+            <w:tcMar>
+              <w:top w:type="dxa" w:w="60"/>
+              <w:left w:type="dxa" w:w="100"/>
+              <w:bottom w:type="dxa" w:w="60"/>
+              <w:right w:type="dxa" w:w="100"/>
+            </w:tcMar>
+            <w:vAlign w:val="center"/>
+          </w:tcPr>
+          <w:p>
+            <w:pPr>
+              <w:spacing w:after="0" w:line="260"/>
+            </w:pPr>
+            <w:r>
+              <w:rPr>
+                <w:rFonts w:ascii="Prompt" w:cs="Prompt" w:eastAsia="Prompt" w:hAnsi="Prompt"/>
+                <w:sz w:val="17"/>
+                <w:szCs w:val="17"/>
+              </w:rPr>
+              <w:t xml:space="preserve">40</w:t>
+            </w:r>
+          </w:p>
+        </w:tc>
+        <w:tc>
+          <w:tcPr>
+            <w:tcW w:type="dxa" w:w="2056"/>
+            <w:tcMar>
+              <w:top w:type="dxa" w:w="60"/>
+              <w:left w:type="dxa" w:w="100"/>
+              <w:bottom w:type="dxa" w:w="60"/>
+              <w:right w:type="dxa" w:w="100"/>
+            </w:tcMar>
+            <w:vAlign w:val="center"/>
+          </w:tcPr>
+          <w:p>
+            <w:pPr>
+              <w:spacing w:after="0" w:line="260"/>
+            </w:pPr>
+            <w:r>
+              <w:rPr>
+                <w:rFonts w:ascii="Prompt" w:cs="Prompt" w:eastAsia="Prompt" w:hAnsi="Prompt"/>
+                <w:sz w:val="17"/>
+                <w:szCs w:val="17"/>
+              </w:rPr>
+              <w:t xml:space="preserve">2019-09-21</w:t>
+            </w:r>
+          </w:p>
+        </w:tc>
+        <w:tc>
+          <w:tcPr>
+            <w:tcW w:type="dxa" w:w="1928"/>
+            <w:tcMar>
+              <w:top w:type="dxa" w:w="60"/>
+              <w:left w:type="dxa" w:w="100"/>
+              <w:bottom w:type="dxa" w:w="60"/>
+              <w:right w:type="dxa" w:w="100"/>
+            </w:tcMar>
+            <w:vAlign w:val="center"/>
+          </w:tcPr>
+          <w:p>
+            <w:pPr>
+              <w:spacing w:after="0" w:line="260"/>
+            </w:pPr>
+            <w:r>
+              <w:rPr>
+                <w:rFonts w:ascii="Prompt" w:cs="Prompt" w:eastAsia="Prompt" w:hAnsi="Prompt"/>
+                <w:sz w:val="17"/>
+                <w:szCs w:val="17"/>
+              </w:rPr>
+              <w:t xml:space="preserve">144</w:t>
+            </w:r>
+          </w:p>
+        </w:tc>
+      </w:tr>
+      <w:tr>
+        <w:trPr>
+          <w:cantSplit/>
+        </w:trPr>
+        <w:tc>
+          <w:tcPr>
+            <w:tcW w:type="dxa" w:w="1285"/>
+            <w:tcMar>
+              <w:top w:type="dxa" w:w="60"/>
+              <w:left w:type="dxa" w:w="100"/>
+              <w:bottom w:type="dxa" w:w="60"/>
+              <w:right w:type="dxa" w:w="100"/>
+            </w:tcMar>
+            <w:vAlign w:val="center"/>
+          </w:tcPr>
+          <w:p>
+            <w:pPr>
+              <w:spacing w:after="0" w:line="260"/>
+            </w:pPr>
+            <w:r>
+              <w:rPr>
+                <w:rFonts w:ascii="Prompt" w:cs="Prompt" w:eastAsia="Prompt" w:hAnsi="Prompt"/>
+                <w:sz w:val="17"/>
+                <w:szCs w:val="17"/>
+              </w:rPr>
+              <w:t xml:space="preserve">2563</w:t>
+            </w:r>
+          </w:p>
+        </w:tc>
+        <w:tc>
+          <w:tcPr>
+            <w:tcW w:type="dxa" w:w="1285"/>
+            <w:tcMar>
+              <w:top w:type="dxa" w:w="60"/>
+              <w:left w:type="dxa" w:w="100"/>
+              <w:bottom w:type="dxa" w:w="60"/>
+              <w:right w:type="dxa" w:w="100"/>
+            </w:tcMar>
+            <w:vAlign w:val="center"/>
+          </w:tcPr>
+          <w:p>
+            <w:pPr>
+              <w:spacing w:after="0" w:line="260"/>
+            </w:pPr>
+            <w:r>
+              <w:rPr>
+                <w:rFonts w:ascii="Prompt" w:cs="Prompt" w:eastAsia="Prompt" w:hAnsi="Prompt"/>
+                <w:sz w:val="17"/>
+                <w:szCs w:val="17"/>
+              </w:rPr>
+              <w:t xml:space="preserve">32</w:t>
+            </w:r>
+          </w:p>
+        </w:tc>
+        <w:tc>
+          <w:tcPr>
+            <w:tcW w:type="dxa" w:w="1542"/>
+            <w:tcMar>
+              <w:top w:type="dxa" w:w="60"/>
+              <w:left w:type="dxa" w:w="100"/>
+              <w:bottom w:type="dxa" w:w="60"/>
+              <w:right w:type="dxa" w:w="100"/>
+            </w:tcMar>
+            <w:vAlign w:val="center"/>
+          </w:tcPr>
+          <w:p>
+            <w:pPr>
+              <w:spacing w:after="0" w:line="260"/>
+            </w:pPr>
+            <w:r>
+              <w:rPr>
+                <w:rFonts w:ascii="Prompt" w:cs="Prompt" w:eastAsia="Prompt" w:hAnsi="Prompt"/>
+                <w:sz w:val="17"/>
+                <w:szCs w:val="17"/>
+              </w:rPr>
+              <w:t xml:space="preserve">17</w:t>
+            </w:r>
+          </w:p>
+        </w:tc>
+        <w:tc>
+          <w:tcPr>
+            <w:tcW w:type="dxa" w:w="1542"/>
+            <w:tcMar>
+              <w:top w:type="dxa" w:w="60"/>
+              <w:left w:type="dxa" w:w="100"/>
+              <w:bottom w:type="dxa" w:w="60"/>
+              <w:right w:type="dxa" w:w="100"/>
+            </w:tcMar>
+            <w:vAlign w:val="center"/>
+          </w:tcPr>
+          <w:p>
+            <w:pPr>
+              <w:spacing w:after="0" w:line="260"/>
+            </w:pPr>
+            <w:r>
+              <w:rPr>
+                <w:rFonts w:ascii="Prompt" w:cs="Prompt" w:eastAsia="Prompt" w:hAnsi="Prompt"/>
+                <w:sz w:val="17"/>
+                <w:szCs w:val="17"/>
+              </w:rPr>
+              <w:t xml:space="preserve">4</w:t>
+            </w:r>
+          </w:p>
+        </w:tc>
+        <w:tc>
+          <w:tcPr>
+            <w:tcW w:type="dxa" w:w="2056"/>
+            <w:tcMar>
+              <w:top w:type="dxa" w:w="60"/>
+              <w:left w:type="dxa" w:w="100"/>
+              <w:bottom w:type="dxa" w:w="60"/>
+              <w:right w:type="dxa" w:w="100"/>
+            </w:tcMar>
+            <w:vAlign w:val="center"/>
+          </w:tcPr>
+          <w:p>
+            <w:pPr>
+              <w:spacing w:after="0" w:line="260"/>
+            </w:pPr>
+            <w:r>
+              <w:rPr>
+                <w:rFonts w:ascii="Prompt" w:cs="Prompt" w:eastAsia="Prompt" w:hAnsi="Prompt"/>
+                <w:sz w:val="17"/>
+                <w:szCs w:val="17"/>
+              </w:rPr>
+              <w:t xml:space="preserve">2020-10-31</w:t>
+            </w:r>
+          </w:p>
+        </w:tc>
+        <w:tc>
+          <w:tcPr>
+            <w:tcW w:type="dxa" w:w="1928"/>
+            <w:tcMar>
+              <w:top w:type="dxa" w:w="60"/>
+              <w:left w:type="dxa" w:w="100"/>
+              <w:bottom w:type="dxa" w:w="60"/>
+              <w:right w:type="dxa" w:w="100"/>
+            </w:tcMar>
+            <w:vAlign w:val="center"/>
+          </w:tcPr>
+          <w:p>
+            <w:pPr>
+              <w:spacing w:after="0" w:line="260"/>
+            </w:pPr>
+            <w:r>
+              <w:rPr>
+                <w:rFonts w:ascii="Prompt" w:cs="Prompt" w:eastAsia="Prompt" w:hAnsi="Prompt"/>
+                <w:sz w:val="17"/>
+                <w:szCs w:val="17"/>
+              </w:rPr>
+              <w:t xml:space="preserve">33</w:t>
+            </w:r>
+          </w:p>
+        </w:tc>
+      </w:tr>
+      <w:tr>
+        <w:trPr>
+          <w:cantSplit/>
+        </w:trPr>
+        <w:tc>
+          <w:tcPr>
+            <w:tcW w:type="dxa" w:w="1285"/>
+            <w:tcMar>
+              <w:top w:type="dxa" w:w="60"/>
+              <w:left w:type="dxa" w:w="100"/>
+              <w:bottom w:type="dxa" w:w="60"/>
+              <w:right w:type="dxa" w:w="100"/>
+            </w:tcMar>
+            <w:vAlign w:val="center"/>
+          </w:tcPr>
+          <w:p>
+            <w:pPr>
+              <w:spacing w:after="0" w:line="260"/>
+            </w:pPr>
+            <w:r>
+              <w:rPr>
+                <w:rFonts w:ascii="Prompt" w:cs="Prompt" w:eastAsia="Prompt" w:hAnsi="Prompt"/>
+                <w:sz w:val="17"/>
+                <w:szCs w:val="17"/>
+              </w:rPr>
+              <w:t xml:space="preserve">2564</w:t>
+            </w:r>
+          </w:p>
+        </w:tc>
+        <w:tc>
+          <w:tcPr>
+            <w:tcW w:type="dxa" w:w="1285"/>
+            <w:tcMar>
+              <w:top w:type="dxa" w:w="60"/>
+              <w:left w:type="dxa" w:w="100"/>
+              <w:bottom w:type="dxa" w:w="60"/>
+              <w:right w:type="dxa" w:w="100"/>
+            </w:tcMar>
+            <w:vAlign w:val="center"/>
+          </w:tcPr>
+          <w:p>
+            <w:pPr>
+              <w:spacing w:after="0" w:line="260"/>
+            </w:pPr>
+            <w:r>
+              <w:rPr>
+                <w:rFonts w:ascii="Prompt" w:cs="Prompt" w:eastAsia="Prompt" w:hAnsi="Prompt"/>
+                <w:sz w:val="17"/>
+                <w:szCs w:val="17"/>
+              </w:rPr>
+              <w:t xml:space="preserve">33</w:t>
+            </w:r>
+          </w:p>
+        </w:tc>
+        <w:tc>
+          <w:tcPr>
+            <w:tcW w:type="dxa" w:w="1542"/>
+            <w:tcMar>
+              <w:top w:type="dxa" w:w="60"/>
+              <w:left w:type="dxa" w:w="100"/>
+              <w:bottom w:type="dxa" w:w="60"/>
+              <w:right w:type="dxa" w:w="100"/>
+            </w:tcMar>
+            <w:vAlign w:val="center"/>
+          </w:tcPr>
+          <w:p>
+            <w:pPr>
+              <w:spacing w:after="0" w:line="260"/>
+            </w:pPr>
+            <w:r>
+              <w:rPr>
+                <w:rFonts w:ascii="Prompt" w:cs="Prompt" w:eastAsia="Prompt" w:hAnsi="Prompt"/>
+                <w:sz w:val="17"/>
+                <w:szCs w:val="17"/>
+              </w:rPr>
+              <w:t xml:space="preserve">531</w:t>
+            </w:r>
+          </w:p>
+        </w:tc>
+        <w:tc>
+          <w:tcPr>
+            <w:tcW w:type="dxa" w:w="1542"/>
+            <w:tcMar>
+              <w:top w:type="dxa" w:w="60"/>
+              <w:left w:type="dxa" w:w="100"/>
+              <w:bottom w:type="dxa" w:w="60"/>
+              <w:right w:type="dxa" w:w="100"/>
+            </w:tcMar>
+            <w:vAlign w:val="center"/>
+          </w:tcPr>
+          <w:p>
+            <w:pPr>
+              <w:spacing w:after="0" w:line="260"/>
+            </w:pPr>
+            <w:r>
+              <w:rPr>
+                <w:rFonts w:ascii="Prompt" w:cs="Prompt" w:eastAsia="Prompt" w:hAnsi="Prompt"/>
+                <w:sz w:val="17"/>
+                <w:szCs w:val="17"/>
+              </w:rPr>
+              <w:t xml:space="preserve">285</w:t>
+            </w:r>
+          </w:p>
+        </w:tc>
+        <w:tc>
+          <w:tcPr>
+            <w:tcW w:type="dxa" w:w="2056"/>
+            <w:tcMar>
+              <w:top w:type="dxa" w:w="60"/>
+              <w:left w:type="dxa" w:w="100"/>
+              <w:bottom w:type="dxa" w:w="60"/>
+              <w:right w:type="dxa" w:w="100"/>
+            </w:tcMar>
+            <w:vAlign w:val="center"/>
+          </w:tcPr>
+          <w:p>
+            <w:pPr>
+              <w:spacing w:after="0" w:line="260"/>
+            </w:pPr>
+            <w:r>
+              <w:rPr>
+                <w:rFonts w:ascii="Prompt" w:cs="Prompt" w:eastAsia="Prompt" w:hAnsi="Prompt"/>
+                <w:sz w:val="17"/>
+                <w:szCs w:val="17"/>
+              </w:rPr>
+              <w:t xml:space="preserve">2021-09-26</w:t>
+            </w:r>
+          </w:p>
+        </w:tc>
+        <w:tc>
+          <w:tcPr>
+            <w:tcW w:type="dxa" w:w="1928"/>
+            <w:tcMar>
+              <w:top w:type="dxa" w:w="60"/>
+              <w:left w:type="dxa" w:w="100"/>
+              <w:bottom w:type="dxa" w:w="60"/>
+              <w:right w:type="dxa" w:w="100"/>
+            </w:tcMar>
+            <w:vAlign w:val="center"/>
+          </w:tcPr>
+          <w:p>
+            <w:pPr>
+              <w:spacing w:after="0" w:line="260"/>
+            </w:pPr>
+            <w:r>
+              <w:rPr>
+                <w:rFonts w:ascii="Prompt" w:cs="Prompt" w:eastAsia="Prompt" w:hAnsi="Prompt"/>
+                <w:sz w:val="17"/>
+                <w:szCs w:val="17"/>
+              </w:rPr>
+              <w:t xml:space="preserve">685</w:t>
+            </w:r>
+          </w:p>
+        </w:tc>
+      </w:tr>
+      <w:tr>
+        <w:trPr>
+          <w:cantSplit/>
+        </w:trPr>
+        <w:tc>
+          <w:tcPr>
+            <w:tcW w:type="dxa" w:w="1285"/>
+            <w:tcMar>
+              <w:top w:type="dxa" w:w="60"/>
+              <w:left w:type="dxa" w:w="100"/>
+              <w:bottom w:type="dxa" w:w="60"/>
+              <w:right w:type="dxa" w:w="100"/>
+            </w:tcMar>
+            <w:vAlign w:val="center"/>
+          </w:tcPr>
+          <w:p>
+            <w:pPr>
+              <w:spacing w:after="0" w:line="260"/>
+            </w:pPr>
+            <w:r>
+              <w:rPr>
+                <w:rFonts w:ascii="Prompt" w:cs="Prompt" w:eastAsia="Prompt" w:hAnsi="Prompt"/>
+                <w:sz w:val="17"/>
+                <w:szCs w:val="17"/>
+              </w:rPr>
+              <w:t xml:space="preserve">2565</w:t>
+            </w:r>
+          </w:p>
+        </w:tc>
+        <w:tc>
+          <w:tcPr>
+            <w:tcW w:type="dxa" w:w="1285"/>
+            <w:tcMar>
+              <w:top w:type="dxa" w:w="60"/>
+              <w:left w:type="dxa" w:w="100"/>
+              <w:bottom w:type="dxa" w:w="60"/>
+              <w:right w:type="dxa" w:w="100"/>
+            </w:tcMar>
+            <w:vAlign w:val="center"/>
+          </w:tcPr>
+          <w:p>
+            <w:pPr>
+              <w:spacing w:after="0" w:line="260"/>
+            </w:pPr>
+            <w:r>
+              <w:rPr>
+                <w:rFonts w:ascii="Prompt" w:cs="Prompt" w:eastAsia="Prompt" w:hAnsi="Prompt"/>
+                <w:sz w:val="17"/>
+                <w:szCs w:val="17"/>
+              </w:rPr>
+              <w:t xml:space="preserve">22</w:t>
+            </w:r>
+          </w:p>
+        </w:tc>
+        <w:tc>
+          <w:tcPr>
+            <w:tcW w:type="dxa" w:w="1542"/>
+            <w:tcMar>
+              <w:top w:type="dxa" w:w="60"/>
+              <w:left w:type="dxa" w:w="100"/>
+              <w:bottom w:type="dxa" w:w="60"/>
+              <w:right w:type="dxa" w:w="100"/>
+            </w:tcMar>
+            <w:vAlign w:val="center"/>
+          </w:tcPr>
+          <w:p>
+            <w:pPr>
+              <w:spacing w:after="0" w:line="260"/>
+            </w:pPr>
+            <w:r>
+              <w:rPr>
+                <w:rFonts w:ascii="Prompt" w:cs="Prompt" w:eastAsia="Prompt" w:hAnsi="Prompt"/>
+                <w:sz w:val="17"/>
+                <w:szCs w:val="17"/>
+              </w:rPr>
+              <w:t xml:space="preserve">545</w:t>
+            </w:r>
+          </w:p>
+        </w:tc>
+        <w:tc>
+          <w:tcPr>
+            <w:tcW w:type="dxa" w:w="1542"/>
+            <w:tcMar>
+              <w:top w:type="dxa" w:w="60"/>
+              <w:left w:type="dxa" w:w="100"/>
+              <w:bottom w:type="dxa" w:w="60"/>
+              <w:right w:type="dxa" w:w="100"/>
+            </w:tcMar>
+            <w:vAlign w:val="center"/>
+          </w:tcPr>
+          <w:p>
+            <w:pPr>
+              <w:spacing w:after="0" w:line="260"/>
+            </w:pPr>
+            <w:r>
+              <w:rPr>
+                <w:rFonts w:ascii="Prompt" w:cs="Prompt" w:eastAsia="Prompt" w:hAnsi="Prompt"/>
+                <w:sz w:val="17"/>
+                <w:szCs w:val="17"/>
+              </w:rPr>
+              <w:t xml:space="preserve">277</w:t>
+            </w:r>
+          </w:p>
+        </w:tc>
+        <w:tc>
+          <w:tcPr>
+            <w:tcW w:type="dxa" w:w="2056"/>
+            <w:tcMar>
+              <w:top w:type="dxa" w:w="60"/>
+              <w:left w:type="dxa" w:w="100"/>
+              <w:bottom w:type="dxa" w:w="60"/>
+              <w:right w:type="dxa" w:w="100"/>
+            </w:tcMar>
+            <w:vAlign w:val="center"/>
+          </w:tcPr>
+          <w:p>
+            <w:pPr>
+              <w:spacing w:after="0" w:line="260"/>
+            </w:pPr>
+            <w:r>
+              <w:rPr>
+                <w:rFonts w:ascii="Prompt" w:cs="Prompt" w:eastAsia="Prompt" w:hAnsi="Prompt"/>
+                <w:sz w:val="17"/>
+                <w:szCs w:val="17"/>
+              </w:rPr>
+              <w:t xml:space="preserve">2022-10-11</w:t>
+            </w:r>
+          </w:p>
+        </w:tc>
+        <w:tc>
+          <w:tcPr>
+            <w:tcW w:type="dxa" w:w="1928"/>
+            <w:tcMar>
+              <w:top w:type="dxa" w:w="60"/>
+              <w:left w:type="dxa" w:w="100"/>
+              <w:bottom w:type="dxa" w:w="60"/>
+              <w:right w:type="dxa" w:w="100"/>
+            </w:tcMar>
+            <w:vAlign w:val="center"/>
+          </w:tcPr>
+          <w:p>
+            <w:pPr>
+              <w:spacing w:after="0" w:line="260"/>
+            </w:pPr>
+            <w:r>
+              <w:rPr>
+                <w:rFonts w:ascii="Prompt" w:cs="Prompt" w:eastAsia="Prompt" w:hAnsi="Prompt"/>
+                <w:sz w:val="17"/>
+                <w:szCs w:val="17"/>
+              </w:rPr>
+              <w:t xml:space="preserve">804</w:t>
+            </w:r>
+          </w:p>
+        </w:tc>
+      </w:tr>
+      <w:tr>
+        <w:trPr>
+          <w:cantSplit/>
+        </w:trPr>
+        <w:tc>
+          <w:tcPr>
+            <w:tcW w:type="dxa" w:w="1285"/>
+            <w:tcMar>
+              <w:top w:type="dxa" w:w="60"/>
+              <w:left w:type="dxa" w:w="100"/>
+              <w:bottom w:type="dxa" w:w="60"/>
+              <w:right w:type="dxa" w:w="100"/>
+            </w:tcMar>
+            <w:vAlign w:val="center"/>
+          </w:tcPr>
+          <w:p>
+            <w:pPr>
+              <w:spacing w:after="0" w:line="260"/>
+            </w:pPr>
+            <w:r>
+              <w:rPr>
+                <w:rFonts w:ascii="Prompt" w:cs="Prompt" w:eastAsia="Prompt" w:hAnsi="Prompt"/>
+                <w:sz w:val="17"/>
+                <w:szCs w:val="17"/>
+              </w:rPr>
+              <w:t xml:space="preserve">2566</w:t>
+            </w:r>
+          </w:p>
+        </w:tc>
+        <w:tc>
+          <w:tcPr>
+            <w:tcW w:type="dxa" w:w="1285"/>
+            <w:tcMar>
+              <w:top w:type="dxa" w:w="60"/>
+              <w:left w:type="dxa" w:w="100"/>
+              <w:bottom w:type="dxa" w:w="60"/>
+              <w:right w:type="dxa" w:w="100"/>
+            </w:tcMar>
+            <w:vAlign w:val="center"/>
+          </w:tcPr>
+          <w:p>
+            <w:pPr>
+              <w:spacing w:after="0" w:line="260"/>
+            </w:pPr>
+            <w:r>
+              <w:rPr>
+                <w:rFonts w:ascii="Prompt" w:cs="Prompt" w:eastAsia="Prompt" w:hAnsi="Prompt"/>
+                <w:sz w:val="17"/>
+                <w:szCs w:val="17"/>
+              </w:rPr>
+              <w:t xml:space="preserve">19</w:t>
+            </w:r>
+          </w:p>
+        </w:tc>
+        <w:tc>
+          <w:tcPr>
+            <w:tcW w:type="dxa" w:w="1542"/>
+            <w:tcMar>
+              <w:top w:type="dxa" w:w="60"/>
+              <w:left w:type="dxa" w:w="100"/>
+              <w:bottom w:type="dxa" w:w="60"/>
+              <w:right w:type="dxa" w:w="100"/>
+            </w:tcMar>
+            <w:vAlign w:val="center"/>
+          </w:tcPr>
+          <w:p>
+            <w:pPr>
+              <w:spacing w:after="0" w:line="260"/>
+            </w:pPr>
+            <w:r>
+              <w:rPr>
+                <w:rFonts w:ascii="Prompt" w:cs="Prompt" w:eastAsia="Prompt" w:hAnsi="Prompt"/>
+                <w:sz w:val="17"/>
+                <w:szCs w:val="17"/>
+              </w:rPr>
+              <w:t xml:space="preserve">237</w:t>
+            </w:r>
+          </w:p>
+        </w:tc>
+        <w:tc>
+          <w:tcPr>
+            <w:tcW w:type="dxa" w:w="1542"/>
+            <w:tcMar>
+              <w:top w:type="dxa" w:w="60"/>
+              <w:left w:type="dxa" w:w="100"/>
+              <w:bottom w:type="dxa" w:w="60"/>
+              <w:right w:type="dxa" w:w="100"/>
+            </w:tcMar>
+            <w:vAlign w:val="center"/>
+          </w:tcPr>
+          <w:p>
+            <w:pPr>
+              <w:spacing w:after="0" w:line="260"/>
+            </w:pPr>
+            <w:r>
+              <w:rPr>
+                <w:rFonts w:ascii="Prompt" w:cs="Prompt" w:eastAsia="Prompt" w:hAnsi="Prompt"/>
+                <w:sz w:val="17"/>
+                <w:szCs w:val="17"/>
+              </w:rPr>
+              <w:t xml:space="preserve">49</w:t>
+            </w:r>
+          </w:p>
+        </w:tc>
+        <w:tc>
+          <w:tcPr>
+            <w:tcW w:type="dxa" w:w="2056"/>
+            <w:tcMar>
+              <w:top w:type="dxa" w:w="60"/>
+              <w:left w:type="dxa" w:w="100"/>
+              <w:bottom w:type="dxa" w:w="60"/>
+              <w:right w:type="dxa" w:w="100"/>
+            </w:tcMar>
+            <w:vAlign w:val="center"/>
+          </w:tcPr>
+          <w:p>
+            <w:pPr>
+              <w:spacing w:after="0" w:line="260"/>
+            </w:pPr>
+            <w:r>
+              <w:rPr>
+                <w:rFonts w:ascii="Prompt" w:cs="Prompt" w:eastAsia="Prompt" w:hAnsi="Prompt"/>
+                <w:sz w:val="17"/>
+                <w:szCs w:val="17"/>
+              </w:rPr>
+              <w:t xml:space="preserve">2023-10-30</w:t>
+            </w:r>
+          </w:p>
+        </w:tc>
+        <w:tc>
+          <w:tcPr>
+            <w:tcW w:type="dxa" w:w="1928"/>
+            <w:tcMar>
+              <w:top w:type="dxa" w:w="60"/>
+              <w:left w:type="dxa" w:w="100"/>
+              <w:bottom w:type="dxa" w:w="60"/>
+              <w:right w:type="dxa" w:w="100"/>
+            </w:tcMar>
+            <w:vAlign w:val="center"/>
+          </w:tcPr>
+          <w:p>
+            <w:pPr>
+              <w:spacing w:after="0" w:line="260"/>
+            </w:pPr>
+            <w:r>
+              <w:rPr>
+                <w:rFonts w:ascii="Prompt" w:cs="Prompt" w:eastAsia="Prompt" w:hAnsi="Prompt"/>
+                <w:sz w:val="17"/>
+                <w:szCs w:val="17"/>
+              </w:rPr>
+              <w:t xml:space="preserve">345</w:t>
+            </w:r>
+          </w:p>
+        </w:tc>
+      </w:tr>
+      <w:tr>
+        <w:trPr>
+          <w:cantSplit/>
+        </w:trPr>
+        <w:tc>
+          <w:tcPr>
+            <w:tcW w:type="dxa" w:w="1285"/>
+            <w:tcMar>
+              <w:top w:type="dxa" w:w="60"/>
+              <w:left w:type="dxa" w:w="100"/>
+              <w:bottom w:type="dxa" w:w="60"/>
+              <w:right w:type="dxa" w:w="100"/>
+            </w:tcMar>
+            <w:vAlign w:val="center"/>
+          </w:tcPr>
+          <w:p>
+            <w:pPr>
+              <w:spacing w:after="0" w:line="260"/>
+            </w:pPr>
+            <w:r>
+              <w:rPr>
+                <w:rFonts w:ascii="Prompt" w:cs="Prompt" w:eastAsia="Prompt" w:hAnsi="Prompt"/>
+                <w:sz w:val="17"/>
+                <w:szCs w:val="17"/>
+              </w:rPr>
+              <w:t xml:space="preserve">2567</w:t>
+            </w:r>
+          </w:p>
+        </w:tc>
+        <w:tc>
+          <w:tcPr>
+            <w:tcW w:type="dxa" w:w="1285"/>
+            <w:tcMar>
+              <w:top w:type="dxa" w:w="60"/>
+              <w:left w:type="dxa" w:w="100"/>
+              <w:bottom w:type="dxa" w:w="60"/>
+              <w:right w:type="dxa" w:w="100"/>
+            </w:tcMar>
+            <w:vAlign w:val="center"/>
+          </w:tcPr>
+          <w:p>
+            <w:pPr>
+              <w:spacing w:after="0" w:line="260"/>
+            </w:pPr>
+            <w:r>
+              <w:rPr>
+                <w:rFonts w:ascii="Prompt" w:cs="Prompt" w:eastAsia="Prompt" w:hAnsi="Prompt"/>
+                <w:sz w:val="17"/>
+                <w:szCs w:val="17"/>
+              </w:rPr>
+              <w:t xml:space="preserve">20</w:t>
+            </w:r>
+          </w:p>
+        </w:tc>
+        <w:tc>
+          <w:tcPr>
+            <w:tcW w:type="dxa" w:w="1542"/>
+            <w:tcMar>
+              <w:top w:type="dxa" w:w="60"/>
+              <w:left w:type="dxa" w:w="100"/>
+              <w:bottom w:type="dxa" w:w="60"/>
+              <w:right w:type="dxa" w:w="100"/>
+            </w:tcMar>
+            <w:vAlign w:val="center"/>
+          </w:tcPr>
+          <w:p>
+            <w:pPr>
+              <w:spacing w:after="0" w:line="260"/>
+            </w:pPr>
+            <w:r>
+              <w:rPr>
+                <w:rFonts w:ascii="Prompt" w:cs="Prompt" w:eastAsia="Prompt" w:hAnsi="Prompt"/>
+                <w:sz w:val="17"/>
+                <w:szCs w:val="17"/>
+              </w:rPr>
+              <w:t xml:space="preserve">338</w:t>
+            </w:r>
+          </w:p>
+        </w:tc>
+        <w:tc>
+          <w:tcPr>
+            <w:tcW w:type="dxa" w:w="1542"/>
+            <w:tcMar>
+              <w:top w:type="dxa" w:w="60"/>
+              <w:left w:type="dxa" w:w="100"/>
+              <w:bottom w:type="dxa" w:w="60"/>
+              <w:right w:type="dxa" w:w="100"/>
+            </w:tcMar>
+            <w:vAlign w:val="center"/>
+          </w:tcPr>
+          <w:p>
+            <w:pPr>
+              <w:spacing w:after="0" w:line="260"/>
+            </w:pPr>
+            <w:r>
+              <w:rPr>
+                <w:rFonts w:ascii="Prompt" w:cs="Prompt" w:eastAsia="Prompt" w:hAnsi="Prompt"/>
+                <w:sz w:val="17"/>
+                <w:szCs w:val="17"/>
+              </w:rPr>
+              <w:t xml:space="preserve">157</w:t>
+            </w:r>
+          </w:p>
+        </w:tc>
+        <w:tc>
+          <w:tcPr>
+            <w:tcW w:type="dxa" w:w="2056"/>
+            <w:tcMar>
+              <w:top w:type="dxa" w:w="60"/>
+              <w:left w:type="dxa" w:w="100"/>
+              <w:bottom w:type="dxa" w:w="60"/>
+              <w:right w:type="dxa" w:w="100"/>
+            </w:tcMar>
+            <w:vAlign w:val="center"/>
+          </w:tcPr>
+          <w:p>
+            <w:pPr>
+              <w:spacing w:after="0" w:line="260"/>
+            </w:pPr>
+            <w:r>
+              <w:rPr>
+                <w:rFonts w:ascii="Prompt" w:cs="Prompt" w:eastAsia="Prompt" w:hAnsi="Prompt"/>
+                <w:sz w:val="17"/>
+                <w:szCs w:val="17"/>
+              </w:rPr>
+              <w:t xml:space="preserve">2024-10-24</w:t>
+            </w:r>
+          </w:p>
+        </w:tc>
+        <w:tc>
+          <w:tcPr>
+            <w:tcW w:type="dxa" w:w="1928"/>
+            <w:tcMar>
+              <w:top w:type="dxa" w:w="60"/>
+              <w:left w:type="dxa" w:w="100"/>
+              <w:bottom w:type="dxa" w:w="60"/>
+              <w:right w:type="dxa" w:w="100"/>
+            </w:tcMar>
+            <w:vAlign w:val="center"/>
+          </w:tcPr>
+          <w:p>
+            <w:pPr>
+              <w:spacing w:after="0" w:line="260"/>
+            </w:pPr>
+            <w:r>
+              <w:rPr>
+                <w:rFonts w:ascii="Prompt" w:cs="Prompt" w:eastAsia="Prompt" w:hAnsi="Prompt"/>
+                <w:sz w:val="17"/>
+                <w:szCs w:val="17"/>
+              </w:rPr>
+              <w:t xml:space="preserve">415</w:t>
+            </w:r>
+          </w:p>
+        </w:tc>
+      </w:tr>
+      <w:tr>
+        <w:trPr>
+          <w:cantSplit/>
+        </w:trPr>
+        <w:tc>
+          <w:tcPr>
+            <w:tcW w:type="dxa" w:w="1285"/>
+            <w:tcMar>
+              <w:top w:type="dxa" w:w="60"/>
+              <w:left w:type="dxa" w:w="100"/>
+              <w:bottom w:type="dxa" w:w="60"/>
+              <w:right w:type="dxa" w:w="100"/>
+            </w:tcMar>
+            <w:vAlign w:val="center"/>
+          </w:tcPr>
+          <w:p>
+            <w:pPr>
+              <w:spacing w:after="0" w:line="260"/>
+            </w:pPr>
+            <w:r>
+              <w:rPr>
+                <w:rFonts w:ascii="Prompt" w:cs="Prompt" w:eastAsia="Prompt" w:hAnsi="Prompt"/>
+                <w:sz w:val="17"/>
+                <w:szCs w:val="17"/>
+              </w:rPr>
+              <w:t xml:space="preserve">2568</w:t>
+            </w:r>
+          </w:p>
+        </w:tc>
+        <w:tc>
+          <w:tcPr>
+            <w:tcW w:type="dxa" w:w="1285"/>
+            <w:tcMar>
+              <w:top w:type="dxa" w:w="60"/>
+              <w:left w:type="dxa" w:w="100"/>
+              <w:bottom w:type="dxa" w:w="60"/>
+              <w:right w:type="dxa" w:w="100"/>
+            </w:tcMar>
+            <w:vAlign w:val="center"/>
+          </w:tcPr>
+          <w:p>
+            <w:pPr>
+              <w:spacing w:after="0" w:line="260"/>
+            </w:pPr>
+            <w:r>
+              <w:rPr>
+                <w:rFonts w:ascii="Prompt" w:cs="Prompt" w:eastAsia="Prompt" w:hAnsi="Prompt"/>
+                <w:sz w:val="17"/>
+                <w:szCs w:val="17"/>
+              </w:rPr>
+              <w:t xml:space="preserve">30</w:t>
+            </w:r>
+          </w:p>
+        </w:tc>
+        <w:tc>
+          <w:tcPr>
+            <w:tcW w:type="dxa" w:w="1542"/>
+            <w:tcMar>
+              <w:top w:type="dxa" w:w="60"/>
+              <w:left w:type="dxa" w:w="100"/>
+              <w:bottom w:type="dxa" w:w="60"/>
+              <w:right w:type="dxa" w:w="100"/>
+            </w:tcMar>
+            <w:vAlign w:val="center"/>
+          </w:tcPr>
+          <w:p>
+            <w:pPr>
+              <w:spacing w:after="0" w:line="260"/>
+            </w:pPr>
+            <w:r>
+              <w:rPr>
+                <w:rFonts w:ascii="Prompt" w:cs="Prompt" w:eastAsia="Prompt" w:hAnsi="Prompt"/>
+                <w:sz w:val="17"/>
+                <w:szCs w:val="17"/>
+              </w:rPr>
+              <w:t xml:space="preserve">579</w:t>
+            </w:r>
+          </w:p>
+        </w:tc>
+        <w:tc>
+          <w:tcPr>
+            <w:tcW w:type="dxa" w:w="1542"/>
+            <w:tcMar>
+              <w:top w:type="dxa" w:w="60"/>
+              <w:left w:type="dxa" w:w="100"/>
+              <w:bottom w:type="dxa" w:w="60"/>
+              <w:right w:type="dxa" w:w="100"/>
+            </w:tcMar>
+            <w:vAlign w:val="center"/>
+          </w:tcPr>
+          <w:p>
+            <w:pPr>
+              <w:spacing w:after="0" w:line="260"/>
+            </w:pPr>
+            <w:r>
+              <w:rPr>
+                <w:rFonts w:ascii="Prompt" w:cs="Prompt" w:eastAsia="Prompt" w:hAnsi="Prompt"/>
+                <w:sz w:val="17"/>
+                <w:szCs w:val="17"/>
+              </w:rPr>
+              <w:t xml:space="preserve">412</w:t>
+            </w:r>
+          </w:p>
+        </w:tc>
+        <w:tc>
+          <w:tcPr>
+            <w:tcW w:type="dxa" w:w="2056"/>
+            <w:tcMar>
+              <w:top w:type="dxa" w:w="60"/>
+              <w:left w:type="dxa" w:w="100"/>
+              <w:bottom w:type="dxa" w:w="60"/>
+              <w:right w:type="dxa" w:w="100"/>
+            </w:tcMar>
+            <w:vAlign w:val="center"/>
+          </w:tcPr>
+          <w:p>
+            <w:pPr>
+              <w:spacing w:after="0" w:line="260"/>
+            </w:pPr>
+            <w:r>
+              <w:rPr>
+                <w:rFonts w:ascii="Prompt" w:cs="Prompt" w:eastAsia="Prompt" w:hAnsi="Prompt"/>
+                <w:sz w:val="17"/>
+                <w:szCs w:val="17"/>
+              </w:rPr>
+              <w:t xml:space="preserve">2025-11-12</w:t>
+            </w:r>
+          </w:p>
+        </w:tc>
+        <w:tc>
+          <w:tcPr>
+            <w:tcW w:type="dxa" w:w="1928"/>
+            <w:tcMar>
+              <w:top w:type="dxa" w:w="60"/>
+              <w:left w:type="dxa" w:w="100"/>
+              <w:bottom w:type="dxa" w:w="60"/>
+              <w:right w:type="dxa" w:w="100"/>
+            </w:tcMar>
+            <w:vAlign w:val="center"/>
+          </w:tcPr>
+          <w:p>
+            <w:pPr>
+              <w:spacing w:after="0" w:line="260"/>
+            </w:pPr>
+            <w:r>
+              <w:rPr>
+                <w:rFonts w:ascii="Prompt" w:cs="Prompt" w:eastAsia="Prompt" w:hAnsi="Prompt"/>
+                <w:sz w:val="17"/>
+                <w:szCs w:val="17"/>
+              </w:rPr>
+              <w:t xml:space="preserve">638</w:t>
+            </w:r>
+          </w:p>
+        </w:tc>
+      </w:tr>
+    </w:tbl>
+    <w:p>
+      <w:pPr>
+        <w:spacing w:after="120"/>
+      </w:pPr>
+    </w:p>
+    <w:p>
+      <w:pPr>
+        <w:keepNext/>
+        <w:spacing w:after="60" w:before="120"/>
+        <w:jc w:val="center"/>
+      </w:pPr>
+      <w:r>
+        <w:drawing>
+          <wp:inline distT="0" distB="0" distL="0" distR="0">
+            <wp:extent cx="6035040" cy="3771900"/>
+            <wp:effectExtent t="0" r="0" b="0" l="0"/>
+            <wp:docPr id="201" name="prov_201.png" descr="prov_201.png" title=""/>
+            <wp:cNvGraphicFramePr>
+              <a:graphicFrameLocks xmlns:a="http://schemas.openxmlformats.org/drawingml/2006/main" noChangeAspect="1"/>
+            </wp:cNvGraphicFramePr>
+            <a:graphic xmlns:a="http://schemas.openxmlformats.org/drawingml/2006/main">
+              <a:graphicData uri="http://schemas.openxmlformats.org/drawingml/2006/picture">
+                <pic:pic xmlns:pic="http://schemas.openxmlformats.org/drawingml/2006/picture">
+                  <pic:nvPicPr>
+                    <pic:cNvPr id="0" name="" descr=""/>
+                    <pic:cNvPicPr>
+                      <a:picLocks noChangeAspect="1" noChangeArrowheads="1"/>
+                    </pic:cNvPicPr>
+                  </pic:nvPicPr>
+                  <pic:blipFill>
+                    <a:blip r:embed="rId201" cstate="none"/>
+                    <a:srcRect/>
+                    <a:stretch>
+                      <a:fillRect/>
+                    </a:stretch>
+                  </pic:blipFill>
+                  <pic:spPr bwMode="auto">
+                    <a:xfrm>
+                      <a:off x="0" y="0"/>
+                      <a:ext cx="6035040" cy="3771900"/>
+                    </a:xfrm>
+                    <a:prstGeom prst="rect">
+                      <a:avLst/>
+                    </a:prstGeom>
+                  </pic:spPr>
+                </pic:pic>
+              </a:graphicData>
+            </a:graphic>
+          </wp:inline>
+        </w:drawing>
+      </w:r>
+    </w:p>
+    <w:p>
+      <w:pPr>
+        <w:spacing w:after="200"/>
+        <w:jc w:val="center"/>
+      </w:pPr>
+      <w:r>
+        <w:rPr>
+          <w:rFonts w:ascii="Prompt" w:cs="Prompt" w:eastAsia="Prompt" w:hAnsi="Prompt"/>
+          <w:b/>
+          <w:bCs/>
+          <w:color w:val="64748B"/>
+          <w:sz w:val="19"/>
+          <w:szCs w:val="19"/>
+        </w:rPr>
+        <w:t xml:space="preserve">รูปที่ 15</w:t>
+      </w:r>
+      <w:r>
+        <w:rPr>
+          <w:rFonts w:ascii="Prompt" w:cs="Prompt" w:eastAsia="Prompt" w:hAnsi="Prompt"/>
+          <w:color w:val="64748B"/>
+          <w:sz w:val="19"/>
+          <w:szCs w:val="19"/>
+        </w:rPr>
+        <w:t xml:space="preserve"> จำนวนปีที่ท่วมต่อเนื่อง 30 วันขึ้นไปทั้งจังหวัด (Sentinel-1 ปี 2560–2568)</w:t>
+      </w:r>
+    </w:p>
+    <w:p>
+      <w:pPr>
+        <w:pStyle w:val="ListParagraph"/>
+        <w:numPr>
+          <w:ilvl w:val="0"/>
+          <w:numId w:val="2"/>
+        </w:numPr>
+        <w:spacing w:after="60" w:line="290"/>
+      </w:pPr>
+      <w:r>
+        <w:rPr>
+          <w:rFonts w:ascii="Prompt" w:cs="Prompt" w:eastAsia="Prompt" w:hAnsi="Prompt"/>
+          <w:b/>
+          <w:bCs/>
+        </w:rPr>
+        <w:t xml:space="preserve">ท่วมซ้ำซากกระจุกที่ลุ่มน่าน–บึงบอระเพ็ด</w:t>
+      </w:r>
+      <w:r>
+        <w:rPr>
+          <w:rFonts w:ascii="Prompt" w:cs="Prompt" w:eastAsia="Prompt" w:hAnsi="Prompt"/>
+        </w:rPr>
+        <w:t xml:space="preserve"> ท่วม ≥30 วันอย่างน้อย 3 ใน 9 ปี 502 ตร.กม. (≥60 วัน 261 ตร.กม.) เกือบครึ่งอยู่ใน อ.ชุมแสง 249 ตร.กม. รองลงมา ท่าตะโก 107 เมืองนครสวรรค์ 56 โกรกพระ 31 พยุหะคีรี 22 และเก้าเลี้ยว 18 ตร.กม.</w:t>
+      </w:r>
+    </w:p>
+    <w:p>
+      <w:pPr>
+        <w:pStyle w:val="ListParagraph"/>
+        <w:numPr>
+          <w:ilvl w:val="0"/>
+          <w:numId w:val="2"/>
+        </w:numPr>
+        <w:spacing w:after="60" w:line="290"/>
+      </w:pPr>
+      <w:r>
+        <w:rPr>
+          <w:rFonts w:ascii="Prompt" w:cs="Prompt" w:eastAsia="Prompt" w:hAnsi="Prompt"/>
+          <w:b/>
+          <w:bCs/>
+        </w:rPr>
+        <w:t xml:space="preserve">ปีน้ำมากคือ 2560 2564 2565 และ 2568</w:t>
+      </w:r>
+      <w:r>
+        <w:rPr>
+          <w:rFonts w:ascii="Prompt" w:cs="Prompt" w:eastAsia="Prompt" w:hAnsi="Prompt"/>
+        </w:rPr>
+        <w:t xml:space="preserve"> ท่วม ≥30 วัน 530–610 ตร.กม. ; ปี 2563 แทบไม่ท่วม (17 ตร.กม.) ; ปี 2568 ท่วม ≥60 วันมากที่สุด 412 ตร.กม. และยอดท่วมช้าถึง 12 พ.ย.</w:t>
+      </w:r>
+    </w:p>
+    <w:p>
+      <w:pPr>
+        <w:pStyle w:val="ListParagraph"/>
+        <w:numPr>
+          <w:ilvl w:val="0"/>
+          <w:numId w:val="2"/>
+        </w:numPr>
+        <w:spacing w:after="60" w:line="290"/>
+      </w:pPr>
+      <w:r>
+        <w:rPr>
+          <w:rFonts w:ascii="Prompt" w:cs="Prompt" w:eastAsia="Prompt" w:hAnsi="Prompt"/>
+          <w:b/>
+          <w:bCs/>
+        </w:rPr>
+        <w:t xml:space="preserve">ฝั่งตะวันตก (ลาดยาว แม่วงก์ แม่เปิน ชุมตาบง) และตะวันออก (ตาคลี ตากฟ้า ไพศาลี)</w:t>
+      </w:r>
+      <w:r>
+        <w:rPr>
+          <w:rFonts w:ascii="Prompt" w:cs="Prompt" w:eastAsia="Prompt" w:hAnsi="Prompt"/>
+        </w:rPr>
+        <w:t xml:space="preserve"> ท่วมนานน้อยมาก — น้ำท่วมฉับพลันที่นั่นมักลดภายในไม่กี่วันจนภาพเรดาร์ทุก 6–12 วันจับได้ไม่ครบ</w:t>
+      </w:r>
+    </w:p>
+    <w:p>
+      <w:pPr>
+        <w:pStyle w:val="Heading2"/>
+      </w:pPr>
+      <w:r>
+        <w:rPr>
+          <w:rFonts w:ascii="Prompt" w:cs="Prompt" w:eastAsia="Prompt" w:hAnsi="Prompt"/>
+        </w:rPr>
+        <w:t xml:space="preserve">13.2 แบบจำลอง 2 มิติทั้งจังหวัดและการสอบเทียบรายลำน้ำ</w:t>
+      </w:r>
+    </w:p>
+    <w:p>
+      <w:pPr>
+        <w:spacing w:after="120" w:line="300"/>
+        <w:jc w:val="left"/>
+      </w:pPr>
+      <w:r>
+        <w:rPr>
+          <w:rFonts w:ascii="Prompt" w:cs="Prompt" w:eastAsia="Prompt" w:hAnsi="Prompt"/>
+        </w:rPr>
+        <w:t xml:space="preserve">pipeline/event_2d.py โดเมน prov_ev กริด 300 ม. (411 × 646 ≈ 265,000 cell) ครอบทั้งจังหวัดและขยายขึ้นเหนือถึงสถานี Y.5 โพทะเล ใช้ฝน ERA5 รายชั่วโมงและระดับน้ำจริง 12 สถานี (P.16 P.17 PIN005 Y.5 N.67 C.2 CPY002 C.13 Ct.5A Ct.4 Ct.19 Ct.2A) เป็นเงื่อนไขขอบในลำน้ำ จำลอง 20 ส.ค.–15 ธ.ค. แล้วเทียบพื้นที่ท่วม ≥30 วันกับ Sentinel-1</w:t>
+      </w:r>
+    </w:p>
+    <w:p>
+      <w:pPr>
+        <w:pStyle w:val="ListParagraph"/>
+        <w:numPr>
+          <w:ilvl w:val="0"/>
+          <w:numId w:val="2"/>
+        </w:numPr>
+        <w:spacing w:after="60" w:line="290"/>
+      </w:pPr>
+      <w:r>
+        <w:rPr>
+          <w:rFonts w:ascii="Prompt" w:cs="Prompt" w:eastAsia="Prompt" w:hAnsi="Prompt"/>
+          <w:b/>
+          <w:bCs/>
+        </w:rPr>
+        <w:t xml:space="preserve">ตลิ่งใช้งานรายลำน้ำ</w:t>
+      </w:r>
+      <w:r>
+        <w:rPr>
+          <w:rFonts w:ascii="Prompt" w:cs="Prompt" w:eastAsia="Prompt" w:hAnsi="Prompt"/>
+        </w:rPr>
+        <w:t xml:space="preserve"> ระดับน้ำในสถานีไม่ถึงตลิ่งจริงในหลายปี แต่น้ำเข้าทุ่งผ่านคลองและประตูน้ำ จึงใช้ตลิ่งใช้งานต่ำกว่าตลิ่งสถานี: น่าน −1.5 ม. ปิง −1.5 ม. เจ้าพระยา −2.0 ม. สะแกกรัง −1.0 ม. และจำกัดอัตราน้ำเข้าทุ่งรวม 500 / 1,000 / 1,000 / 300 ลบ.ม./วิ ตามลำดับ</w:t>
+      </w:r>
+    </w:p>
+    <w:p>
+      <w:pPr>
+        <w:pStyle w:val="ListParagraph"/>
+        <w:numPr>
+          <w:ilvl w:val="0"/>
+          <w:numId w:val="2"/>
+        </w:numPr>
+        <w:spacing w:after="60" w:line="290"/>
+      </w:pPr>
+      <w:r>
+        <w:rPr>
+          <w:rFonts w:ascii="Prompt" w:cs="Prompt" w:eastAsia="Prompt" w:hAnsi="Prompt"/>
+          <w:b/>
+          <w:bCs/>
+        </w:rPr>
+        <w:t xml:space="preserve">ความจุบึงบอระเพ็ด</w:t>
+      </w:r>
+      <w:r>
+        <w:rPr>
+          <w:rFonts w:ascii="Prompt" w:cs="Prompt" w:eastAsia="Prompt" w:hAnsi="Prompt"/>
+        </w:rPr>
+        <w:t xml:space="preserve"> DEM เห็นเพียงผิวน้ำวันถ่าย ทำให้ความจุใต้ +24 ม. เหลือ 27 ล้าน ลบ.ม. (จริง 180) จึงปรับท้องบึงตามความสัมพันธ์ระดับ–พื้นที่จากข้อมูล ชป. และประมงจังหวัด และตั้งระดับบึงเริ่มต้นรายปี (+21.8 ถึง +22.4 ม.) ; คันกั้นรอบบึงเก็บน้ำถึง +24.0 ม.</w:t>
+      </w:r>
+    </w:p>
+    <w:p>
+      <w:pPr>
+        <w:pStyle w:val="ListParagraph"/>
+        <w:numPr>
+          <w:ilvl w:val="0"/>
+          <w:numId w:val="2"/>
+        </w:numPr>
+        <w:spacing w:after="60" w:line="290"/>
+      </w:pPr>
+      <w:r>
+        <w:rPr>
+          <w:rFonts w:ascii="Prompt" w:cs="Prompt" w:eastAsia="Prompt" w:hAnsi="Prompt"/>
+          <w:b/>
+          <w:bCs/>
+        </w:rPr>
+        <w:t xml:space="preserve">ปี 2567 ใช้ทดสอบ</w:t>
+      </w:r>
+      <w:r>
+        <w:rPr>
+          <w:rFonts w:ascii="Prompt" w:cs="Prompt" w:eastAsia="Prompt" w:hAnsi="Prompt"/>
+        </w:rPr>
+        <w:t xml:space="preserve"> ไม่ได้ใช้ปรับค่า และระดับ Y.5 ปีนั้นประมาณจาก N.67 (RMSE 0.42 ม.)</w:t>
+      </w:r>
+    </w:p>
+    <w:p>
+      <w:pPr>
+        <w:keepNext/>
+        <w:spacing w:after="80" w:before="120"/>
+      </w:pPr>
+      <w:r>
+        <w:rPr>
+          <w:rFonts w:ascii="Prompt" w:cs="Prompt" w:eastAsia="Prompt" w:hAnsi="Prompt"/>
+          <w:b/>
+          <w:bCs/>
+          <w:color w:val="0B3C5D"/>
+          <w:sz w:val="20"/>
+          <w:szCs w:val="20"/>
+        </w:rPr>
+        <w:t xml:space="preserve">ตารางที่ 26</w:t>
+      </w:r>
+      <w:r>
+        <w:rPr>
+          <w:rFonts w:ascii="Prompt" w:cs="Prompt" w:eastAsia="Prompt" w:hAnsi="Prompt"/>
+          <w:color w:val="0B3C5D"/>
+          <w:sz w:val="20"/>
+          <w:szCs w:val="20"/>
+        </w:rPr>
+        <w:t xml:space="preserve"> ผลเทียบแบบจำลอง 2 มิติทั้งจังหวัดกับ Sentinel-1 (พื้นที่ท่วม ≥30 วัน ในเขตจังหวัด)</w:t>
+      </w:r>
+    </w:p>
+    <w:tbl>
+      <w:tblPr>
+        <w:tblW w:type="dxa" w:w="9638"/>
+        <w:tblBorders>
+          <w:top w:val="single" w:color="C9D4DE" w:sz="4"/>
+          <w:left w:val="single" w:color="C9D4DE" w:sz="4"/>
+          <w:bottom w:val="single" w:color="C9D4DE" w:sz="4"/>
+          <w:right w:val="single" w:color="C9D4DE" w:sz="4"/>
+          <w:insideH w:val="single" w:color="C9D4DE" w:sz="4"/>
+          <w:insideV w:val="single" w:color="C9D4DE" w:sz="4"/>
+        </w:tblBorders>
+      </w:tblPr>
+      <w:tblGrid>
+        <w:gridCol w:w="989"/>
+        <w:gridCol w:w="1236"/>
+        <w:gridCol w:w="865"/>
+        <w:gridCol w:w="1236"/>
+        <w:gridCol w:w="2348"/>
+        <w:gridCol w:w="989"/>
+        <w:gridCol w:w="989"/>
+        <w:gridCol w:w="986"/>
+      </w:tblGrid>
+      <w:tr>
+        <w:trPr>
+          <w:cantSplit/>
+          <w:tblHeader/>
+        </w:trPr>
+        <w:tc>
+          <w:tcPr>
+            <w:tcW w:type="dxa" w:w="989"/>
+            <w:shd w:fill="0B3C5D" w:color="auto" w:val="clear"/>
+            <w:tcMar>
+              <w:top w:type="dxa" w:w="60"/>
+              <w:left w:type="dxa" w:w="100"/>
+              <w:bottom w:type="dxa" w:w="60"/>
+              <w:right w:type="dxa" w:w="100"/>
+            </w:tcMar>
+            <w:vAlign w:val="center"/>
+          </w:tcPr>
+          <w:p>
+            <w:pPr>
+              <w:spacing w:after="0" w:line="260"/>
+            </w:pPr>
+            <w:r>
+              <w:rPr>
+                <w:rFonts w:ascii="Prompt" w:cs="Prompt" w:eastAsia="Prompt" w:hAnsi="Prompt"/>
+                <w:b/>
+                <w:bCs/>
+                <w:color w:val="FFFFFF"/>
+                <w:sz w:val="17"/>
+                <w:szCs w:val="17"/>
+              </w:rPr>
+              <w:t xml:space="preserve">ปี</w:t>
+            </w:r>
+          </w:p>
+        </w:tc>
+        <w:tc>
+          <w:tcPr>
+            <w:tcW w:type="dxa" w:w="1236"/>
+            <w:shd w:fill="0B3C5D" w:color="auto" w:val="clear"/>
+            <w:tcMar>
+              <w:top w:type="dxa" w:w="60"/>
+              <w:left w:type="dxa" w:w="100"/>
+              <w:bottom w:type="dxa" w:w="60"/>
+              <w:right w:type="dxa" w:w="100"/>
+            </w:tcMar>
+            <w:vAlign w:val="center"/>
+          </w:tcPr>
+          <w:p>
+            <w:pPr>
+              <w:spacing w:after="0" w:line="260"/>
+            </w:pPr>
+            <w:r>
+              <w:rPr>
+                <w:rFonts w:ascii="Prompt" w:cs="Prompt" w:eastAsia="Prompt" w:hAnsi="Prompt"/>
+                <w:b/>
+                <w:bCs/>
+                <w:color w:val="FFFFFF"/>
+                <w:sz w:val="17"/>
+                <w:szCs w:val="17"/>
+              </w:rPr>
+              <w:t xml:space="preserve">บทบาท</w:t>
+            </w:r>
+          </w:p>
+        </w:tc>
+        <w:tc>
+          <w:tcPr>
+            <w:tcW w:type="dxa" w:w="865"/>
+            <w:shd w:fill="0B3C5D" w:color="auto" w:val="clear"/>
+            <w:tcMar>
+              <w:top w:type="dxa" w:w="60"/>
+              <w:left w:type="dxa" w:w="100"/>
+              <w:bottom w:type="dxa" w:w="60"/>
+              <w:right w:type="dxa" w:w="100"/>
+            </w:tcMar>
+            <w:vAlign w:val="center"/>
+          </w:tcPr>
+          <w:p>
+            <w:pPr>
+              <w:spacing w:after="0" w:line="260"/>
+            </w:pPr>
+            <w:r>
+              <w:rPr>
+                <w:rFonts w:ascii="Prompt" w:cs="Prompt" w:eastAsia="Prompt" w:hAnsi="Prompt"/>
+                <w:b/>
+                <w:bCs/>
+                <w:color w:val="FFFFFF"/>
+                <w:sz w:val="17"/>
+                <w:szCs w:val="17"/>
+              </w:rPr>
+              <w:t xml:space="preserve">ภาพ</w:t>
+            </w:r>
+          </w:p>
+        </w:tc>
+        <w:tc>
+          <w:tcPr>
+            <w:tcW w:type="dxa" w:w="1236"/>
+            <w:shd w:fill="0B3C5D" w:color="auto" w:val="clear"/>
+            <w:tcMar>
+              <w:top w:type="dxa" w:w="60"/>
+              <w:left w:type="dxa" w:w="100"/>
+              <w:bottom w:type="dxa" w:w="60"/>
+              <w:right w:type="dxa" w:w="100"/>
+            </w:tcMar>
+            <w:vAlign w:val="center"/>
+          </w:tcPr>
+          <w:p>
+            <w:pPr>
+              <w:spacing w:after="0" w:line="260"/>
+            </w:pPr>
+            <w:r>
+              <w:rPr>
+                <w:rFonts w:ascii="Prompt" w:cs="Prompt" w:eastAsia="Prompt" w:hAnsi="Prompt"/>
+                <w:b/>
+                <w:bCs/>
+                <w:color w:val="FFFFFF"/>
+                <w:sz w:val="17"/>
+                <w:szCs w:val="17"/>
+              </w:rPr>
+              <w:t xml:space="preserve">CSI รายวัน</w:t>
+            </w:r>
+          </w:p>
+        </w:tc>
+        <w:tc>
+          <w:tcPr>
+            <w:tcW w:type="dxa" w:w="2348"/>
+            <w:shd w:fill="0B3C5D" w:color="auto" w:val="clear"/>
+            <w:tcMar>
+              <w:top w:type="dxa" w:w="60"/>
+              <w:left w:type="dxa" w:w="100"/>
+              <w:bottom w:type="dxa" w:w="60"/>
+              <w:right w:type="dxa" w:w="100"/>
+            </w:tcMar>
+            <w:vAlign w:val="center"/>
+          </w:tcPr>
+          <w:p>
+            <w:pPr>
+              <w:spacing w:after="0" w:line="260"/>
+            </w:pPr>
+            <w:r>
+              <w:rPr>
+                <w:rFonts w:ascii="Prompt" w:cs="Prompt" w:eastAsia="Prompt" w:hAnsi="Prompt"/>
+                <w:b/>
+                <w:bCs/>
+                <w:color w:val="FFFFFF"/>
+                <w:sz w:val="17"/>
+                <w:szCs w:val="17"/>
+              </w:rPr>
+              <w:t xml:space="preserve">จำลอง / จริง (ตร.กม.)</w:t>
+            </w:r>
+          </w:p>
+        </w:tc>
+        <w:tc>
+          <w:tcPr>
+            <w:tcW w:type="dxa" w:w="989"/>
+            <w:shd w:fill="0B3C5D" w:color="auto" w:val="clear"/>
+            <w:tcMar>
+              <w:top w:type="dxa" w:w="60"/>
+              <w:left w:type="dxa" w:w="100"/>
+              <w:bottom w:type="dxa" w:w="60"/>
+              <w:right w:type="dxa" w:w="100"/>
+            </w:tcMar>
+            <w:vAlign w:val="center"/>
+          </w:tcPr>
+          <w:p>
+            <w:pPr>
+              <w:spacing w:after="0" w:line="260"/>
+            </w:pPr>
+            <w:r>
+              <w:rPr>
+                <w:rFonts w:ascii="Prompt" w:cs="Prompt" w:eastAsia="Prompt" w:hAnsi="Prompt"/>
+                <w:b/>
+                <w:bCs/>
+                <w:color w:val="FFFFFF"/>
+                <w:sz w:val="17"/>
+                <w:szCs w:val="17"/>
+              </w:rPr>
+              <w:t xml:space="preserve">POD</w:t>
+            </w:r>
+          </w:p>
+        </w:tc>
+        <w:tc>
+          <w:tcPr>
+            <w:tcW w:type="dxa" w:w="989"/>
+            <w:shd w:fill="0B3C5D" w:color="auto" w:val="clear"/>
+            <w:tcMar>
+              <w:top w:type="dxa" w:w="60"/>
+              <w:left w:type="dxa" w:w="100"/>
+              <w:bottom w:type="dxa" w:w="60"/>
+              <w:right w:type="dxa" w:w="100"/>
+            </w:tcMar>
+            <w:vAlign w:val="center"/>
+          </w:tcPr>
+          <w:p>
+            <w:pPr>
+              <w:spacing w:after="0" w:line="260"/>
+            </w:pPr>
+            <w:r>
+              <w:rPr>
+                <w:rFonts w:ascii="Prompt" w:cs="Prompt" w:eastAsia="Prompt" w:hAnsi="Prompt"/>
+                <w:b/>
+                <w:bCs/>
+                <w:color w:val="FFFFFF"/>
+                <w:sz w:val="17"/>
+                <w:szCs w:val="17"/>
+              </w:rPr>
+              <w:t xml:space="preserve">FAR</w:t>
+            </w:r>
+          </w:p>
+        </w:tc>
+        <w:tc>
+          <w:tcPr>
+            <w:tcW w:type="dxa" w:w="986"/>
+            <w:shd w:fill="0B3C5D" w:color="auto" w:val="clear"/>
+            <w:tcMar>
+              <w:top w:type="dxa" w:w="60"/>
+              <w:left w:type="dxa" w:w="100"/>
+              <w:bottom w:type="dxa" w:w="60"/>
+              <w:right w:type="dxa" w:w="100"/>
+            </w:tcMar>
+            <w:vAlign w:val="center"/>
+          </w:tcPr>
+          <w:p>
+            <w:pPr>
+              <w:spacing w:after="0" w:line="260"/>
+            </w:pPr>
+            <w:r>
+              <w:rPr>
+                <w:rFonts w:ascii="Prompt" w:cs="Prompt" w:eastAsia="Prompt" w:hAnsi="Prompt"/>
+                <w:b/>
+                <w:bCs/>
+                <w:color w:val="FFFFFF"/>
+                <w:sz w:val="17"/>
+                <w:szCs w:val="17"/>
+              </w:rPr>
+              <w:t xml:space="preserve">CSI</w:t>
+            </w:r>
+          </w:p>
+        </w:tc>
+      </w:tr>
+      <w:tr>
+        <w:trPr>
+          <w:cantSplit/>
+        </w:trPr>
+        <w:tc>
+          <w:tcPr>
+            <w:tcW w:type="dxa" w:w="989"/>
+            <w:tcMar>
+              <w:top w:type="dxa" w:w="60"/>
+              <w:left w:type="dxa" w:w="100"/>
+              <w:bottom w:type="dxa" w:w="60"/>
+              <w:right w:type="dxa" w:w="100"/>
+            </w:tcMar>
+            <w:vAlign w:val="center"/>
+          </w:tcPr>
+          <w:p>
+            <w:pPr>
+              <w:spacing w:after="0" w:line="260"/>
+            </w:pPr>
+            <w:r>
+              <w:rPr>
+                <w:rFonts w:ascii="Prompt" w:cs="Prompt" w:eastAsia="Prompt" w:hAnsi="Prompt"/>
+                <w:sz w:val="17"/>
+                <w:szCs w:val="17"/>
+              </w:rPr>
+              <w:t xml:space="preserve">2564</w:t>
+            </w:r>
+          </w:p>
+        </w:tc>
+        <w:tc>
+          <w:tcPr>
+            <w:tcW w:type="dxa" w:w="1236"/>
+            <w:tcMar>
+              <w:top w:type="dxa" w:w="60"/>
+              <w:left w:type="dxa" w:w="100"/>
+              <w:bottom w:type="dxa" w:w="60"/>
+              <w:right w:type="dxa" w:w="100"/>
+            </w:tcMar>
+            <w:vAlign w:val="center"/>
+          </w:tcPr>
+          <w:p>
+            <w:pPr>
+              <w:spacing w:after="0" w:line="260"/>
+            </w:pPr>
+            <w:r>
+              <w:rPr>
+                <w:rFonts w:ascii="Prompt" w:cs="Prompt" w:eastAsia="Prompt" w:hAnsi="Prompt"/>
+                <w:sz w:val="17"/>
+                <w:szCs w:val="17"/>
+              </w:rPr>
+              <w:t xml:space="preserve">สอบเทียบ</w:t>
+            </w:r>
+          </w:p>
+        </w:tc>
+        <w:tc>
+          <w:tcPr>
+            <w:tcW w:type="dxa" w:w="865"/>
+            <w:tcMar>
+              <w:top w:type="dxa" w:w="60"/>
+              <w:left w:type="dxa" w:w="100"/>
+              <w:bottom w:type="dxa" w:w="60"/>
+              <w:right w:type="dxa" w:w="100"/>
+            </w:tcMar>
+            <w:vAlign w:val="center"/>
+          </w:tcPr>
+          <w:p>
+            <w:pPr>
+              <w:spacing w:after="0" w:line="260"/>
+            </w:pPr>
+            <w:r>
+              <w:rPr>
+                <w:rFonts w:ascii="Prompt" w:cs="Prompt" w:eastAsia="Prompt" w:hAnsi="Prompt"/>
+                <w:sz w:val="17"/>
+                <w:szCs w:val="17"/>
+              </w:rPr>
+              <w:t xml:space="preserve">29</w:t>
+            </w:r>
+          </w:p>
+        </w:tc>
+        <w:tc>
+          <w:tcPr>
+            <w:tcW w:type="dxa" w:w="1236"/>
+            <w:tcMar>
+              <w:top w:type="dxa" w:w="60"/>
+              <w:left w:type="dxa" w:w="100"/>
+              <w:bottom w:type="dxa" w:w="60"/>
+              <w:right w:type="dxa" w:w="100"/>
+            </w:tcMar>
+            <w:vAlign w:val="center"/>
+          </w:tcPr>
+          <w:p>
+            <w:pPr>
+              <w:spacing w:after="0" w:line="260"/>
+            </w:pPr>
+            <w:r>
+              <w:rPr>
+                <w:rFonts w:ascii="Prompt" w:cs="Prompt" w:eastAsia="Prompt" w:hAnsi="Prompt"/>
+                <w:sz w:val="17"/>
+                <w:szCs w:val="17"/>
+              </w:rPr>
+              <w:t xml:space="preserve">0.29</w:t>
+            </w:r>
+          </w:p>
+        </w:tc>
+        <w:tc>
+          <w:tcPr>
+            <w:tcW w:type="dxa" w:w="2348"/>
+            <w:tcMar>
+              <w:top w:type="dxa" w:w="60"/>
+              <w:left w:type="dxa" w:w="100"/>
+              <w:bottom w:type="dxa" w:w="60"/>
+              <w:right w:type="dxa" w:w="100"/>
+            </w:tcMar>
+            <w:vAlign w:val="center"/>
+          </w:tcPr>
+          <w:p>
+            <w:pPr>
+              <w:spacing w:after="0" w:line="260"/>
+            </w:pPr>
+            <w:r>
+              <w:rPr>
+                <w:rFonts w:ascii="Prompt" w:cs="Prompt" w:eastAsia="Prompt" w:hAnsi="Prompt"/>
+                <w:sz w:val="17"/>
+                <w:szCs w:val="17"/>
+              </w:rPr>
+              <w:t xml:space="preserve">663 / 546</w:t>
+            </w:r>
+          </w:p>
+        </w:tc>
+        <w:tc>
+          <w:tcPr>
+            <w:tcW w:type="dxa" w:w="989"/>
+            <w:tcMar>
+              <w:top w:type="dxa" w:w="60"/>
+              <w:left w:type="dxa" w:w="100"/>
+              <w:bottom w:type="dxa" w:w="60"/>
+              <w:right w:type="dxa" w:w="100"/>
+            </w:tcMar>
+            <w:vAlign w:val="center"/>
+          </w:tcPr>
+          <w:p>
+            <w:pPr>
+              <w:spacing w:after="0" w:line="260"/>
+            </w:pPr>
+            <w:r>
+              <w:rPr>
+                <w:rFonts w:ascii="Prompt" w:cs="Prompt" w:eastAsia="Prompt" w:hAnsi="Prompt"/>
+                <w:sz w:val="17"/>
+                <w:szCs w:val="17"/>
+              </w:rPr>
+              <w:t xml:space="preserve">0.61</w:t>
+            </w:r>
+          </w:p>
+        </w:tc>
+        <w:tc>
+          <w:tcPr>
+            <w:tcW w:type="dxa" w:w="989"/>
+            <w:tcMar>
+              <w:top w:type="dxa" w:w="60"/>
+              <w:left w:type="dxa" w:w="100"/>
+              <w:bottom w:type="dxa" w:w="60"/>
+              <w:right w:type="dxa" w:w="100"/>
+            </w:tcMar>
+            <w:vAlign w:val="center"/>
+          </w:tcPr>
+          <w:p>
+            <w:pPr>
+              <w:spacing w:after="0" w:line="260"/>
+            </w:pPr>
+            <w:r>
+              <w:rPr>
+                <w:rFonts w:ascii="Prompt" w:cs="Prompt" w:eastAsia="Prompt" w:hAnsi="Prompt"/>
+                <w:sz w:val="17"/>
+                <w:szCs w:val="17"/>
+              </w:rPr>
+              <w:t xml:space="preserve">0.50</w:t>
+            </w:r>
+          </w:p>
+        </w:tc>
+        <w:tc>
+          <w:tcPr>
+            <w:tcW w:type="dxa" w:w="986"/>
+            <w:tcMar>
+              <w:top w:type="dxa" w:w="60"/>
+              <w:left w:type="dxa" w:w="100"/>
+              <w:bottom w:type="dxa" w:w="60"/>
+              <w:right w:type="dxa" w:w="100"/>
+            </w:tcMar>
+            <w:vAlign w:val="center"/>
+          </w:tcPr>
+          <w:p>
+            <w:pPr>
+              <w:spacing w:after="0" w:line="260"/>
+            </w:pPr>
+            <w:r>
+              <w:rPr>
+                <w:rFonts w:ascii="Prompt" w:cs="Prompt" w:eastAsia="Prompt" w:hAnsi="Prompt"/>
+                <w:sz w:val="17"/>
+                <w:szCs w:val="17"/>
+              </w:rPr>
+              <w:t xml:space="preserve">0.38</w:t>
+            </w:r>
+          </w:p>
+        </w:tc>
+      </w:tr>
+      <w:tr>
+        <w:trPr>
+          <w:cantSplit/>
+        </w:trPr>
+        <w:tc>
+          <w:tcPr>
+            <w:tcW w:type="dxa" w:w="989"/>
+            <w:tcMar>
+              <w:top w:type="dxa" w:w="60"/>
+              <w:left w:type="dxa" w:w="100"/>
+              <w:bottom w:type="dxa" w:w="60"/>
+              <w:right w:type="dxa" w:w="100"/>
+            </w:tcMar>
+            <w:vAlign w:val="center"/>
+          </w:tcPr>
+          <w:p>
+            <w:pPr>
+              <w:spacing w:after="0" w:line="260"/>
+            </w:pPr>
+            <w:r>
+              <w:rPr>
+                <w:rFonts w:ascii="Prompt" w:cs="Prompt" w:eastAsia="Prompt" w:hAnsi="Prompt"/>
+                <w:sz w:val="17"/>
+                <w:szCs w:val="17"/>
+              </w:rPr>
+              <w:t xml:space="preserve">2565</w:t>
+            </w:r>
+          </w:p>
+        </w:tc>
+        <w:tc>
+          <w:tcPr>
+            <w:tcW w:type="dxa" w:w="1236"/>
+            <w:tcMar>
+              <w:top w:type="dxa" w:w="60"/>
+              <w:left w:type="dxa" w:w="100"/>
+              <w:bottom w:type="dxa" w:w="60"/>
+              <w:right w:type="dxa" w:w="100"/>
+            </w:tcMar>
+            <w:vAlign w:val="center"/>
+          </w:tcPr>
+          <w:p>
+            <w:pPr>
+              <w:spacing w:after="0" w:line="260"/>
+            </w:pPr>
+            <w:r>
+              <w:rPr>
+                <w:rFonts w:ascii="Prompt" w:cs="Prompt" w:eastAsia="Prompt" w:hAnsi="Prompt"/>
+                <w:sz w:val="17"/>
+                <w:szCs w:val="17"/>
+              </w:rPr>
+              <w:t xml:space="preserve">สอบเทียบ</w:t>
+            </w:r>
+          </w:p>
+        </w:tc>
+        <w:tc>
+          <w:tcPr>
+            <w:tcW w:type="dxa" w:w="865"/>
+            <w:tcMar>
+              <w:top w:type="dxa" w:w="60"/>
+              <w:left w:type="dxa" w:w="100"/>
+              <w:bottom w:type="dxa" w:w="60"/>
+              <w:right w:type="dxa" w:w="100"/>
+            </w:tcMar>
+            <w:vAlign w:val="center"/>
+          </w:tcPr>
+          <w:p>
+            <w:pPr>
+              <w:spacing w:after="0" w:line="260"/>
+            </w:pPr>
+            <w:r>
+              <w:rPr>
+                <w:rFonts w:ascii="Prompt" w:cs="Prompt" w:eastAsia="Prompt" w:hAnsi="Prompt"/>
+                <w:sz w:val="17"/>
+                <w:szCs w:val="17"/>
+              </w:rPr>
+              <w:t xml:space="preserve">19</w:t>
+            </w:r>
+          </w:p>
+        </w:tc>
+        <w:tc>
+          <w:tcPr>
+            <w:tcW w:type="dxa" w:w="1236"/>
+            <w:tcMar>
+              <w:top w:type="dxa" w:w="60"/>
+              <w:left w:type="dxa" w:w="100"/>
+              <w:bottom w:type="dxa" w:w="60"/>
+              <w:right w:type="dxa" w:w="100"/>
+            </w:tcMar>
+            <w:vAlign w:val="center"/>
+          </w:tcPr>
+          <w:p>
+            <w:pPr>
+              <w:spacing w:after="0" w:line="260"/>
+            </w:pPr>
+            <w:r>
+              <w:rPr>
+                <w:rFonts w:ascii="Prompt" w:cs="Prompt" w:eastAsia="Prompt" w:hAnsi="Prompt"/>
+                <w:sz w:val="17"/>
+                <w:szCs w:val="17"/>
+              </w:rPr>
+              <w:t xml:space="preserve">0.22</w:t>
+            </w:r>
+          </w:p>
+        </w:tc>
+        <w:tc>
+          <w:tcPr>
+            <w:tcW w:type="dxa" w:w="2348"/>
+            <w:tcMar>
+              <w:top w:type="dxa" w:w="60"/>
+              <w:left w:type="dxa" w:w="100"/>
+              <w:bottom w:type="dxa" w:w="60"/>
+              <w:right w:type="dxa" w:w="100"/>
+            </w:tcMar>
+            <w:vAlign w:val="center"/>
+          </w:tcPr>
+          <w:p>
+            <w:pPr>
+              <w:spacing w:after="0" w:line="260"/>
+            </w:pPr>
+            <w:r>
+              <w:rPr>
+                <w:rFonts w:ascii="Prompt" w:cs="Prompt" w:eastAsia="Prompt" w:hAnsi="Prompt"/>
+                <w:sz w:val="17"/>
+                <w:szCs w:val="17"/>
+              </w:rPr>
+              <w:t xml:space="preserve">587 / 566</w:t>
+            </w:r>
+          </w:p>
+        </w:tc>
+        <w:tc>
+          <w:tcPr>
+            <w:tcW w:type="dxa" w:w="989"/>
+            <w:tcMar>
+              <w:top w:type="dxa" w:w="60"/>
+              <w:left w:type="dxa" w:w="100"/>
+              <w:bottom w:type="dxa" w:w="60"/>
+              <w:right w:type="dxa" w:w="100"/>
+            </w:tcMar>
+            <w:vAlign w:val="center"/>
+          </w:tcPr>
+          <w:p>
+            <w:pPr>
+              <w:spacing w:after="0" w:line="260"/>
+            </w:pPr>
+            <w:r>
+              <w:rPr>
+                <w:rFonts w:ascii="Prompt" w:cs="Prompt" w:eastAsia="Prompt" w:hAnsi="Prompt"/>
+                <w:sz w:val="17"/>
+                <w:szCs w:val="17"/>
+              </w:rPr>
+              <w:t xml:space="preserve">0.59</w:t>
+            </w:r>
+          </w:p>
+        </w:tc>
+        <w:tc>
+          <w:tcPr>
+            <w:tcW w:type="dxa" w:w="989"/>
+            <w:tcMar>
+              <w:top w:type="dxa" w:w="60"/>
+              <w:left w:type="dxa" w:w="100"/>
+              <w:bottom w:type="dxa" w:w="60"/>
+              <w:right w:type="dxa" w:w="100"/>
+            </w:tcMar>
+            <w:vAlign w:val="center"/>
+          </w:tcPr>
+          <w:p>
+            <w:pPr>
+              <w:spacing w:after="0" w:line="260"/>
+            </w:pPr>
+            <w:r>
+              <w:rPr>
+                <w:rFonts w:ascii="Prompt" w:cs="Prompt" w:eastAsia="Prompt" w:hAnsi="Prompt"/>
+                <w:sz w:val="17"/>
+                <w:szCs w:val="17"/>
+              </w:rPr>
+              <w:t xml:space="preserve">0.43</w:t>
+            </w:r>
+          </w:p>
+        </w:tc>
+        <w:tc>
+          <w:tcPr>
+            <w:tcW w:type="dxa" w:w="986"/>
+            <w:tcMar>
+              <w:top w:type="dxa" w:w="60"/>
+              <w:left w:type="dxa" w:w="100"/>
+              <w:bottom w:type="dxa" w:w="60"/>
+              <w:right w:type="dxa" w:w="100"/>
+            </w:tcMar>
+            <w:vAlign w:val="center"/>
+          </w:tcPr>
+          <w:p>
+            <w:pPr>
+              <w:spacing w:after="0" w:line="260"/>
+            </w:pPr>
+            <w:r>
+              <w:rPr>
+                <w:rFonts w:ascii="Prompt" w:cs="Prompt" w:eastAsia="Prompt" w:hAnsi="Prompt"/>
+                <w:sz w:val="17"/>
+                <w:szCs w:val="17"/>
+              </w:rPr>
+              <w:t xml:space="preserve">0.41</w:t>
+            </w:r>
+          </w:p>
+        </w:tc>
+      </w:tr>
+      <w:tr>
+        <w:trPr>
+          <w:cantSplit/>
+        </w:trPr>
+        <w:tc>
+          <w:tcPr>
+            <w:tcW w:type="dxa" w:w="989"/>
+            <w:tcMar>
+              <w:top w:type="dxa" w:w="60"/>
+              <w:left w:type="dxa" w:w="100"/>
+              <w:bottom w:type="dxa" w:w="60"/>
+              <w:right w:type="dxa" w:w="100"/>
+            </w:tcMar>
+            <w:vAlign w:val="center"/>
+          </w:tcPr>
+          <w:p>
+            <w:pPr>
+              <w:spacing w:after="0" w:line="260"/>
+            </w:pPr>
+            <w:r>
+              <w:rPr>
+                <w:rFonts w:ascii="Prompt" w:cs="Prompt" w:eastAsia="Prompt" w:hAnsi="Prompt"/>
+                <w:sz w:val="17"/>
+                <w:szCs w:val="17"/>
+              </w:rPr>
+              <w:t xml:space="preserve">2567</w:t>
+            </w:r>
+          </w:p>
+        </w:tc>
+        <w:tc>
+          <w:tcPr>
+            <w:tcW w:type="dxa" w:w="1236"/>
+            <w:tcMar>
+              <w:top w:type="dxa" w:w="60"/>
+              <w:left w:type="dxa" w:w="100"/>
+              <w:bottom w:type="dxa" w:w="60"/>
+              <w:right w:type="dxa" w:w="100"/>
+            </w:tcMar>
+            <w:vAlign w:val="center"/>
+          </w:tcPr>
+          <w:p>
+            <w:pPr>
+              <w:spacing w:after="0" w:line="260"/>
+            </w:pPr>
+            <w:r>
+              <w:rPr>
+                <w:rFonts w:ascii="Prompt" w:cs="Prompt" w:eastAsia="Prompt" w:hAnsi="Prompt"/>
+                <w:sz w:val="17"/>
+                <w:szCs w:val="17"/>
+              </w:rPr>
+              <w:t xml:space="preserve">ทดสอบ</w:t>
+            </w:r>
+          </w:p>
+        </w:tc>
+        <w:tc>
+          <w:tcPr>
+            <w:tcW w:type="dxa" w:w="865"/>
+            <w:tcMar>
+              <w:top w:type="dxa" w:w="60"/>
+              <w:left w:type="dxa" w:w="100"/>
+              <w:bottom w:type="dxa" w:w="60"/>
+              <w:right w:type="dxa" w:w="100"/>
+            </w:tcMar>
+            <w:vAlign w:val="center"/>
+          </w:tcPr>
+          <w:p>
+            <w:pPr>
+              <w:spacing w:after="0" w:line="260"/>
+            </w:pPr>
+            <w:r>
+              <w:rPr>
+                <w:rFonts w:ascii="Prompt" w:cs="Prompt" w:eastAsia="Prompt" w:hAnsi="Prompt"/>
+                <w:sz w:val="17"/>
+                <w:szCs w:val="17"/>
+              </w:rPr>
+              <w:t xml:space="preserve">17</w:t>
+            </w:r>
+          </w:p>
+        </w:tc>
+        <w:tc>
+          <w:tcPr>
+            <w:tcW w:type="dxa" w:w="1236"/>
+            <w:tcMar>
+              <w:top w:type="dxa" w:w="60"/>
+              <w:left w:type="dxa" w:w="100"/>
+              <w:bottom w:type="dxa" w:w="60"/>
+              <w:right w:type="dxa" w:w="100"/>
+            </w:tcMar>
+            <w:vAlign w:val="center"/>
+          </w:tcPr>
+          <w:p>
+            <w:pPr>
+              <w:spacing w:after="0" w:line="260"/>
+            </w:pPr>
+            <w:r>
+              <w:rPr>
+                <w:rFonts w:ascii="Prompt" w:cs="Prompt" w:eastAsia="Prompt" w:hAnsi="Prompt"/>
+                <w:sz w:val="17"/>
+                <w:szCs w:val="17"/>
+              </w:rPr>
+              <w:t xml:space="preserve">0.22</w:t>
+            </w:r>
+          </w:p>
+        </w:tc>
+        <w:tc>
+          <w:tcPr>
+            <w:tcW w:type="dxa" w:w="2348"/>
+            <w:tcMar>
+              <w:top w:type="dxa" w:w="60"/>
+              <w:left w:type="dxa" w:w="100"/>
+              <w:bottom w:type="dxa" w:w="60"/>
+              <w:right w:type="dxa" w:w="100"/>
+            </w:tcMar>
+            <w:vAlign w:val="center"/>
+          </w:tcPr>
+          <w:p>
+            <w:pPr>
+              <w:spacing w:after="0" w:line="260"/>
+            </w:pPr>
+            <w:r>
+              <w:rPr>
+                <w:rFonts w:ascii="Prompt" w:cs="Prompt" w:eastAsia="Prompt" w:hAnsi="Prompt"/>
+                <w:sz w:val="17"/>
+                <w:szCs w:val="17"/>
+              </w:rPr>
+              <w:t xml:space="preserve">267 / 355</w:t>
+            </w:r>
+          </w:p>
+        </w:tc>
+        <w:tc>
+          <w:tcPr>
+            <w:tcW w:type="dxa" w:w="989"/>
+            <w:tcMar>
+              <w:top w:type="dxa" w:w="60"/>
+              <w:left w:type="dxa" w:w="100"/>
+              <w:bottom w:type="dxa" w:w="60"/>
+              <w:right w:type="dxa" w:w="100"/>
+            </w:tcMar>
+            <w:vAlign w:val="center"/>
+          </w:tcPr>
+          <w:p>
+            <w:pPr>
+              <w:spacing w:after="0" w:line="260"/>
+            </w:pPr>
+            <w:r>
+              <w:rPr>
+                <w:rFonts w:ascii="Prompt" w:cs="Prompt" w:eastAsia="Prompt" w:hAnsi="Prompt"/>
+                <w:sz w:val="17"/>
+                <w:szCs w:val="17"/>
+              </w:rPr>
+              <w:t xml:space="preserve">0.42</w:t>
+            </w:r>
+          </w:p>
+        </w:tc>
+        <w:tc>
+          <w:tcPr>
+            <w:tcW w:type="dxa" w:w="989"/>
+            <w:tcMar>
+              <w:top w:type="dxa" w:w="60"/>
+              <w:left w:type="dxa" w:w="100"/>
+              <w:bottom w:type="dxa" w:w="60"/>
+              <w:right w:type="dxa" w:w="100"/>
+            </w:tcMar>
+            <w:vAlign w:val="center"/>
+          </w:tcPr>
+          <w:p>
+            <w:pPr>
+              <w:spacing w:after="0" w:line="260"/>
+            </w:pPr>
+            <w:r>
+              <w:rPr>
+                <w:rFonts w:ascii="Prompt" w:cs="Prompt" w:eastAsia="Prompt" w:hAnsi="Prompt"/>
+                <w:sz w:val="17"/>
+                <w:szCs w:val="17"/>
+              </w:rPr>
+              <w:t xml:space="preserve">0.44</w:t>
+            </w:r>
+          </w:p>
+        </w:tc>
+        <w:tc>
+          <w:tcPr>
+            <w:tcW w:type="dxa" w:w="986"/>
+            <w:tcMar>
+              <w:top w:type="dxa" w:w="60"/>
+              <w:left w:type="dxa" w:w="100"/>
+              <w:bottom w:type="dxa" w:w="60"/>
+              <w:right w:type="dxa" w:w="100"/>
+            </w:tcMar>
+            <w:vAlign w:val="center"/>
+          </w:tcPr>
+          <w:p>
+            <w:pPr>
+              <w:spacing w:after="0" w:line="260"/>
+            </w:pPr>
+            <w:r>
+              <w:rPr>
+                <w:rFonts w:ascii="Prompt" w:cs="Prompt" w:eastAsia="Prompt" w:hAnsi="Prompt"/>
+                <w:sz w:val="17"/>
+                <w:szCs w:val="17"/>
+              </w:rPr>
+              <w:t xml:space="preserve">0.31</w:t>
+            </w:r>
+          </w:p>
+        </w:tc>
+      </w:tr>
+      <w:tr>
+        <w:trPr>
+          <w:cantSplit/>
+        </w:trPr>
+        <w:tc>
+          <w:tcPr>
+            <w:tcW w:type="dxa" w:w="989"/>
+            <w:tcMar>
+              <w:top w:type="dxa" w:w="60"/>
+              <w:left w:type="dxa" w:w="100"/>
+              <w:bottom w:type="dxa" w:w="60"/>
+              <w:right w:type="dxa" w:w="100"/>
+            </w:tcMar>
+            <w:vAlign w:val="center"/>
+          </w:tcPr>
+          <w:p>
+            <w:pPr>
+              <w:spacing w:after="0" w:line="260"/>
+            </w:pPr>
+            <w:r>
+              <w:rPr>
+                <w:rFonts w:ascii="Prompt" w:cs="Prompt" w:eastAsia="Prompt" w:hAnsi="Prompt"/>
+                <w:sz w:val="17"/>
+                <w:szCs w:val="17"/>
+              </w:rPr>
+              <w:t xml:space="preserve">2568</w:t>
+            </w:r>
+          </w:p>
+        </w:tc>
+        <w:tc>
+          <w:tcPr>
+            <w:tcW w:type="dxa" w:w="1236"/>
+            <w:tcMar>
+              <w:top w:type="dxa" w:w="60"/>
+              <w:left w:type="dxa" w:w="100"/>
+              <w:bottom w:type="dxa" w:w="60"/>
+              <w:right w:type="dxa" w:w="100"/>
+            </w:tcMar>
+            <w:vAlign w:val="center"/>
+          </w:tcPr>
+          <w:p>
+            <w:pPr>
+              <w:spacing w:after="0" w:line="260"/>
+            </w:pPr>
+            <w:r>
+              <w:rPr>
+                <w:rFonts w:ascii="Prompt" w:cs="Prompt" w:eastAsia="Prompt" w:hAnsi="Prompt"/>
+                <w:sz w:val="17"/>
+                <w:szCs w:val="17"/>
+              </w:rPr>
+              <w:t xml:space="preserve">สอบเทียบ</w:t>
+            </w:r>
+          </w:p>
+        </w:tc>
+        <w:tc>
+          <w:tcPr>
+            <w:tcW w:type="dxa" w:w="865"/>
+            <w:tcMar>
+              <w:top w:type="dxa" w:w="60"/>
+              <w:left w:type="dxa" w:w="100"/>
+              <w:bottom w:type="dxa" w:w="60"/>
+              <w:right w:type="dxa" w:w="100"/>
+            </w:tcMar>
+            <w:vAlign w:val="center"/>
+          </w:tcPr>
+          <w:p>
+            <w:pPr>
+              <w:spacing w:after="0" w:line="260"/>
+            </w:pPr>
+            <w:r>
+              <w:rPr>
+                <w:rFonts w:ascii="Prompt" w:cs="Prompt" w:eastAsia="Prompt" w:hAnsi="Prompt"/>
+                <w:sz w:val="17"/>
+                <w:szCs w:val="17"/>
+              </w:rPr>
+              <w:t xml:space="preserve">26</w:t>
+            </w:r>
+          </w:p>
+        </w:tc>
+        <w:tc>
+          <w:tcPr>
+            <w:tcW w:type="dxa" w:w="1236"/>
+            <w:tcMar>
+              <w:top w:type="dxa" w:w="60"/>
+              <w:left w:type="dxa" w:w="100"/>
+              <w:bottom w:type="dxa" w:w="60"/>
+              <w:right w:type="dxa" w:w="100"/>
+            </w:tcMar>
+            <w:vAlign w:val="center"/>
+          </w:tcPr>
+          <w:p>
+            <w:pPr>
+              <w:spacing w:after="0" w:line="260"/>
+            </w:pPr>
+            <w:r>
+              <w:rPr>
+                <w:rFonts w:ascii="Prompt" w:cs="Prompt" w:eastAsia="Prompt" w:hAnsi="Prompt"/>
+                <w:sz w:val="17"/>
+                <w:szCs w:val="17"/>
+              </w:rPr>
+              <w:t xml:space="preserve">0.29</w:t>
+            </w:r>
+          </w:p>
+        </w:tc>
+        <w:tc>
+          <w:tcPr>
+            <w:tcW w:type="dxa" w:w="2348"/>
+            <w:tcMar>
+              <w:top w:type="dxa" w:w="60"/>
+              <w:left w:type="dxa" w:w="100"/>
+              <w:bottom w:type="dxa" w:w="60"/>
+              <w:right w:type="dxa" w:w="100"/>
+            </w:tcMar>
+            <w:vAlign w:val="center"/>
+          </w:tcPr>
+          <w:p>
+            <w:pPr>
+              <w:spacing w:after="0" w:line="260"/>
+            </w:pPr>
+            <w:r>
+              <w:rPr>
+                <w:rFonts w:ascii="Prompt" w:cs="Prompt" w:eastAsia="Prompt" w:hAnsi="Prompt"/>
+                <w:sz w:val="17"/>
+                <w:szCs w:val="17"/>
+              </w:rPr>
+              <w:t xml:space="preserve">583 / 598</w:t>
+            </w:r>
+          </w:p>
+        </w:tc>
+        <w:tc>
+          <w:tcPr>
+            <w:tcW w:type="dxa" w:w="989"/>
+            <w:tcMar>
+              <w:top w:type="dxa" w:w="60"/>
+              <w:left w:type="dxa" w:w="100"/>
+              <w:bottom w:type="dxa" w:w="60"/>
+              <w:right w:type="dxa" w:w="100"/>
+            </w:tcMar>
+            <w:vAlign w:val="center"/>
+          </w:tcPr>
+          <w:p>
+            <w:pPr>
+              <w:spacing w:after="0" w:line="260"/>
+            </w:pPr>
+            <w:r>
+              <w:rPr>
+                <w:rFonts w:ascii="Prompt" w:cs="Prompt" w:eastAsia="Prompt" w:hAnsi="Prompt"/>
+                <w:sz w:val="17"/>
+                <w:szCs w:val="17"/>
+              </w:rPr>
+              <w:t xml:space="preserve">0.58</w:t>
+            </w:r>
+          </w:p>
+        </w:tc>
+        <w:tc>
+          <w:tcPr>
+            <w:tcW w:type="dxa" w:w="989"/>
+            <w:tcMar>
+              <w:top w:type="dxa" w:w="60"/>
+              <w:left w:type="dxa" w:w="100"/>
+              <w:bottom w:type="dxa" w:w="60"/>
+              <w:right w:type="dxa" w:w="100"/>
+            </w:tcMar>
+            <w:vAlign w:val="center"/>
+          </w:tcPr>
+          <w:p>
+            <w:pPr>
+              <w:spacing w:after="0" w:line="260"/>
+            </w:pPr>
+            <w:r>
+              <w:rPr>
+                <w:rFonts w:ascii="Prompt" w:cs="Prompt" w:eastAsia="Prompt" w:hAnsi="Prompt"/>
+                <w:sz w:val="17"/>
+                <w:szCs w:val="17"/>
+              </w:rPr>
+              <w:t xml:space="preserve">0.41</w:t>
+            </w:r>
+          </w:p>
+        </w:tc>
+        <w:tc>
+          <w:tcPr>
+            <w:tcW w:type="dxa" w:w="986"/>
+            <w:tcMar>
+              <w:top w:type="dxa" w:w="60"/>
+              <w:left w:type="dxa" w:w="100"/>
+              <w:bottom w:type="dxa" w:w="60"/>
+              <w:right w:type="dxa" w:w="100"/>
+            </w:tcMar>
+            <w:vAlign w:val="center"/>
+          </w:tcPr>
+          <w:p>
+            <w:pPr>
+              <w:spacing w:after="0" w:line="260"/>
+            </w:pPr>
+            <w:r>
+              <w:rPr>
+                <w:rFonts w:ascii="Prompt" w:cs="Prompt" w:eastAsia="Prompt" w:hAnsi="Prompt"/>
+                <w:sz w:val="17"/>
+                <w:szCs w:val="17"/>
+              </w:rPr>
+              <w:t xml:space="preserve">0.41</w:t>
+            </w:r>
+          </w:p>
+        </w:tc>
+      </w:tr>
+    </w:tbl>
+    <w:p>
+      <w:pPr>
+        <w:spacing w:after="120"/>
+      </w:pPr>
+    </w:p>
+    <w:p>
+      <w:pPr>
+        <w:keepNext/>
+        <w:spacing w:after="60" w:before="120"/>
+        <w:jc w:val="center"/>
+      </w:pPr>
+      <w:r>
+        <w:drawing>
+          <wp:inline distT="0" distB="0" distL="0" distR="0">
+            <wp:extent cx="6035040" cy="2523744"/>
+            <wp:effectExtent t="0" r="0" b="0" l="0"/>
+            <wp:docPr id="202" name="prov_202.png" descr="prov_202.png" title=""/>
+            <wp:cNvGraphicFramePr>
+              <a:graphicFrameLocks xmlns:a="http://schemas.openxmlformats.org/drawingml/2006/main" noChangeAspect="1"/>
+            </wp:cNvGraphicFramePr>
+            <a:graphic xmlns:a="http://schemas.openxmlformats.org/drawingml/2006/main">
+              <a:graphicData uri="http://schemas.openxmlformats.org/drawingml/2006/picture">
+                <pic:pic xmlns:pic="http://schemas.openxmlformats.org/drawingml/2006/picture">
+                  <pic:nvPicPr>
+                    <pic:cNvPr id="0" name="" descr=""/>
+                    <pic:cNvPicPr>
+                      <a:picLocks noChangeAspect="1" noChangeArrowheads="1"/>
+                    </pic:cNvPicPr>
+                  </pic:nvPicPr>
+                  <pic:blipFill>
+                    <a:blip r:embed="rId202" cstate="none"/>
+                    <a:srcRect/>
+                    <a:stretch>
+                      <a:fillRect/>
+                    </a:stretch>
+                  </pic:blipFill>
+                  <pic:spPr bwMode="auto">
+                    <a:xfrm>
+                      <a:off x="0" y="0"/>
+                      <a:ext cx="6035040" cy="2523744"/>
+                    </a:xfrm>
+                    <a:prstGeom prst="rect">
+                      <a:avLst/>
+                    </a:prstGeom>
+                  </pic:spPr>
+                </pic:pic>
+              </a:graphicData>
+            </a:graphic>
+          </wp:inline>
+        </w:drawing>
+      </w:r>
+    </w:p>
+    <w:p>
+      <w:pPr>
+        <w:spacing w:after="200"/>
+        <w:jc w:val="center"/>
+      </w:pPr>
+      <w:r>
+        <w:rPr>
+          <w:rFonts w:ascii="Prompt" w:cs="Prompt" w:eastAsia="Prompt" w:hAnsi="Prompt"/>
+          <w:b/>
+          <w:bCs/>
+          <w:color w:val="64748B"/>
+          <w:sz w:val="19"/>
+          <w:szCs w:val="19"/>
+        </w:rPr>
+        <w:t xml:space="preserve">รูปที่ 16</w:t>
+      </w:r>
+      <w:r>
+        <w:rPr>
+          <w:rFonts w:ascii="Prompt" w:cs="Prompt" w:eastAsia="Prompt" w:hAnsi="Prompt"/>
+          <w:color w:val="64748B"/>
+          <w:sz w:val="19"/>
+          <w:szCs w:val="19"/>
+        </w:rPr>
+        <w:t xml:space="preserve"> พื้นที่ท่วม 30 วันขึ้นไป ปี 2565 และ 2568: น้ำเงิน = ตรงกัน ส้ม = ท่วมจริงแต่จำลองไม่ถึง เหลือง = จำลองเกิน</w:t>
+      </w:r>
+    </w:p>
+    <w:p>
+      <w:pPr>
+        <w:pStyle w:val="ListParagraph"/>
+        <w:numPr>
+          <w:ilvl w:val="0"/>
+          <w:numId w:val="2"/>
+        </w:numPr>
+        <w:spacing w:after="60" w:line="290"/>
+      </w:pPr>
+      <w:r>
+        <w:rPr>
+          <w:rFonts w:ascii="Prompt" w:cs="Prompt" w:eastAsia="Prompt" w:hAnsi="Prompt"/>
+          <w:b/>
+          <w:bCs/>
+        </w:rPr>
+        <w:t xml:space="preserve">ผลดีในลุ่มน่าน–บึงบอระเพ็ด</w:t>
+      </w:r>
+      <w:r>
+        <w:rPr>
+          <w:rFonts w:ascii="Prompt" w:cs="Prompt" w:eastAsia="Prompt" w:hAnsi="Prompt"/>
+        </w:rPr>
+        <w:t xml:space="preserve"> CSI รายอำเภอ ชุมแสง 0.32–0.52 ท่าตะโก 0.48–0.65 ซึ่งเป็นพื้นที่ท่วมนานส่วนใหญ่ของจังหวัด</w:t>
+      </w:r>
+    </w:p>
+    <w:p>
+      <w:pPr>
+        <w:pStyle w:val="ListParagraph"/>
+        <w:numPr>
+          <w:ilvl w:val="0"/>
+          <w:numId w:val="2"/>
+        </w:numPr>
+        <w:spacing w:after="60" w:line="290"/>
+      </w:pPr>
+      <w:r>
+        <w:rPr>
+          <w:rFonts w:ascii="Prompt" w:cs="Prompt" w:eastAsia="Prompt" w:hAnsi="Prompt"/>
+          <w:b/>
+          <w:bCs/>
+        </w:rPr>
+        <w:t xml:space="preserve">ฝั่งขวาแม่น้ำปิง (เก้าเลี้ยว–โกรกพระ) ยังจำลองไม่ได้</w:t>
+      </w:r>
+      <w:r>
+        <w:rPr>
+          <w:rFonts w:ascii="Prompt" w:cs="Prompt" w:eastAsia="Prompt" w:hAnsi="Prompt"/>
+        </w:rPr>
+        <w:t xml:space="preserve"> CSI เก้าเลี้ยว 0.01–0.02 โกรกพระ 0.14–0.21 — น้ำเข้าทุ่งผ่านคลองชลประทานและประตูน้ำที่ไม่มีข้อมูลการเปิด–ปิด</w:t>
+      </w:r>
+    </w:p>
+    <w:p>
+      <w:pPr>
+        <w:pStyle w:val="ListParagraph"/>
+        <w:numPr>
+          <w:ilvl w:val="0"/>
+          <w:numId w:val="2"/>
+        </w:numPr>
+        <w:spacing w:after="60" w:line="290"/>
+      </w:pPr>
+      <w:r>
+        <w:rPr>
+          <w:rFonts w:ascii="Prompt" w:cs="Prompt" w:eastAsia="Prompt" w:hAnsi="Prompt"/>
+          <w:b/>
+          <w:bCs/>
+        </w:rPr>
+        <w:t xml:space="preserve">ระดับบึงในแบบจำลองสูงกว่าจริงราว 0.45 ม. ในปี 2568</w:t>
+      </w:r>
+      <w:r>
+        <w:rPr>
+          <w:rFonts w:ascii="Prompt" w:cs="Prompt" w:eastAsia="Prompt" w:hAnsi="Prompt"/>
+        </w:rPr>
+        <w:t xml:space="preserve"> เพราะไม่มีการระบายออกจากบึงตามการบริหารของ ชป.</w:t>
+      </w:r>
+    </w:p>
+    <w:p>
+      <w:pPr>
+        <w:pStyle w:val="Heading2"/>
+      </w:pPr>
+      <w:r>
+        <w:rPr>
+          <w:rFonts w:ascii="Prompt" w:cs="Prompt" w:eastAsia="Prompt" w:hAnsi="Prompt"/>
+        </w:rPr>
+        <w:t xml:space="preserve">13.3 สถานการณ์สมมติทั้งจังหวัด</w:t>
+      </w:r>
+    </w:p>
+    <w:p>
+      <w:pPr>
+        <w:spacing w:after="120" w:line="300"/>
+        <w:jc w:val="left"/>
+      </w:pPr>
+      <w:r>
+        <w:rPr>
+          <w:rFonts w:ascii="Prompt" w:cs="Prompt" w:eastAsia="Prompt" w:hAnsi="Prompt"/>
+        </w:rPr>
+        <w:t xml:space="preserve">pipeline/scenario_prov.py ใช้แบบจำลองและชุดพารามิเตอร์เดียวกับ 13.2 จำลอง 21 วันเริ่มจากดินแห้ง คันนาเก็บน้ำครึ่งหนึ่ง ระดับบึงบอระเพ็ดเริ่ม +24.00 ม. (ระดับเก็บกักปกติ) ฝนสม่ำเสมอทั้งโดเมน และกำหนดระดับน้ำทุกสถานีเป็น ปกติ (40% ของความลึกตลิ่ง) / เต็มตลิ่ง 10 วัน / ล้นตลิ่ง +0.5 ม. 7 วัน แล้วค่อยลดใน 7 วัน ; ไม่นับผืนบึงและแหล่งน้ำถาวร</w:t>
+      </w:r>
+    </w:p>
+    <w:p>
+      <w:pPr>
+        <w:keepNext/>
+        <w:spacing w:after="80" w:before="120"/>
+      </w:pPr>
+      <w:r>
+        <w:rPr>
+          <w:rFonts w:ascii="Prompt" w:cs="Prompt" w:eastAsia="Prompt" w:hAnsi="Prompt"/>
+          <w:b/>
+          <w:bCs/>
+          <w:color w:val="0B3C5D"/>
+          <w:sz w:val="20"/>
+          <w:szCs w:val="20"/>
+        </w:rPr>
+        <w:t xml:space="preserve">ตารางที่ 27</w:t>
+      </w:r>
+      <w:r>
+        <w:rPr>
+          <w:rFonts w:ascii="Prompt" w:cs="Prompt" w:eastAsia="Prompt" w:hAnsi="Prompt"/>
+          <w:color w:val="0B3C5D"/>
+          <w:sz w:val="20"/>
+          <w:szCs w:val="20"/>
+        </w:rPr>
+        <w:t xml:space="preserve"> สถานการณ์สมมติทั้งจังหวัด (ตร.กม. ในเขตจังหวัด)</w:t>
+      </w:r>
+    </w:p>
+    <w:tbl>
+      <w:tblPr>
+        <w:tblW w:type="dxa" w:w="9638"/>
+        <w:tblBorders>
+          <w:top w:val="single" w:color="C9D4DE" w:sz="4"/>
+          <w:left w:val="single" w:color="C9D4DE" w:sz="4"/>
+          <w:bottom w:val="single" w:color="C9D4DE" w:sz="4"/>
+          <w:right w:val="single" w:color="C9D4DE" w:sz="4"/>
+          <w:insideH w:val="single" w:color="C9D4DE" w:sz="4"/>
+          <w:insideV w:val="single" w:color="C9D4DE" w:sz="4"/>
+        </w:tblBorders>
+      </w:tblPr>
+      <w:tblGrid>
+        <w:gridCol w:w="1071"/>
+        <w:gridCol w:w="3570"/>
+        <w:gridCol w:w="1190"/>
+        <w:gridCol w:w="1190"/>
+        <w:gridCol w:w="1190"/>
+        <w:gridCol w:w="1427"/>
+      </w:tblGrid>
+      <w:tr>
+        <w:trPr>
+          <w:cantSplit/>
+          <w:tblHeader/>
+        </w:trPr>
+        <w:tc>
+          <w:tcPr>
+            <w:tcW w:type="dxa" w:w="1071"/>
+            <w:shd w:fill="0B3C5D" w:color="auto" w:val="clear"/>
+            <w:tcMar>
+              <w:top w:type="dxa" w:w="60"/>
+              <w:left w:type="dxa" w:w="100"/>
+              <w:bottom w:type="dxa" w:w="60"/>
+              <w:right w:type="dxa" w:w="100"/>
+            </w:tcMar>
+            <w:vAlign w:val="center"/>
+          </w:tcPr>
+          <w:p>
+            <w:pPr>
+              <w:spacing w:after="0" w:line="260"/>
+            </w:pPr>
+            <w:r>
+              <w:rPr>
+                <w:rFonts w:ascii="Prompt" w:cs="Prompt" w:eastAsia="Prompt" w:hAnsi="Prompt"/>
+                <w:b/>
+                <w:bCs/>
+                <w:color w:val="FFFFFF"/>
+                <w:sz w:val="17"/>
+                <w:szCs w:val="17"/>
+              </w:rPr>
+              <w:t xml:space="preserve">สถานการณ์</w:t>
+            </w:r>
+          </w:p>
+        </w:tc>
+        <w:tc>
+          <w:tcPr>
+            <w:tcW w:type="dxa" w:w="3570"/>
+            <w:shd w:fill="0B3C5D" w:color="auto" w:val="clear"/>
+            <w:tcMar>
+              <w:top w:type="dxa" w:w="60"/>
+              <w:left w:type="dxa" w:w="100"/>
+              <w:bottom w:type="dxa" w:w="60"/>
+              <w:right w:type="dxa" w:w="100"/>
+            </w:tcMar>
+            <w:vAlign w:val="center"/>
+          </w:tcPr>
+          <w:p>
+            <w:pPr>
+              <w:spacing w:after="0" w:line="260"/>
+            </w:pPr>
+            <w:r>
+              <w:rPr>
+                <w:rFonts w:ascii="Prompt" w:cs="Prompt" w:eastAsia="Prompt" w:hAnsi="Prompt"/>
+                <w:b/>
+                <w:bCs/>
+                <w:color w:val="FFFFFF"/>
+                <w:sz w:val="17"/>
+                <w:szCs w:val="17"/>
+              </w:rPr>
+              <w:t xml:space="preserve">ฝน · แม่น้ำ</w:t>
+            </w:r>
+          </w:p>
+        </w:tc>
+        <w:tc>
+          <w:tcPr>
+            <w:tcW w:type="dxa" w:w="1190"/>
+            <w:shd w:fill="0B3C5D" w:color="auto" w:val="clear"/>
+            <w:tcMar>
+              <w:top w:type="dxa" w:w="60"/>
+              <w:left w:type="dxa" w:w="100"/>
+              <w:bottom w:type="dxa" w:w="60"/>
+              <w:right w:type="dxa" w:w="100"/>
+            </w:tcMar>
+            <w:vAlign w:val="center"/>
+          </w:tcPr>
+          <w:p>
+            <w:pPr>
+              <w:spacing w:after="0" w:line="260"/>
+            </w:pPr>
+            <w:r>
+              <w:rPr>
+                <w:rFonts w:ascii="Prompt" w:cs="Prompt" w:eastAsia="Prompt" w:hAnsi="Prompt"/>
+                <w:b/>
+                <w:bCs/>
+                <w:color w:val="FFFFFF"/>
+                <w:sz w:val="17"/>
+                <w:szCs w:val="17"/>
+              </w:rPr>
+              <w:t xml:space="preserve">ท่วมสูงสุด</w:t>
+            </w:r>
+          </w:p>
+        </w:tc>
+        <w:tc>
+          <w:tcPr>
+            <w:tcW w:type="dxa" w:w="1190"/>
+            <w:shd w:fill="0B3C5D" w:color="auto" w:val="clear"/>
+            <w:tcMar>
+              <w:top w:type="dxa" w:w="60"/>
+              <w:left w:type="dxa" w:w="100"/>
+              <w:bottom w:type="dxa" w:w="60"/>
+              <w:right w:type="dxa" w:w="100"/>
+            </w:tcMar>
+            <w:vAlign w:val="center"/>
+          </w:tcPr>
+          <w:p>
+            <w:pPr>
+              <w:spacing w:after="0" w:line="260"/>
+            </w:pPr>
+            <w:r>
+              <w:rPr>
+                <w:rFonts w:ascii="Prompt" w:cs="Prompt" w:eastAsia="Prompt" w:hAnsi="Prompt"/>
+                <w:b/>
+                <w:bCs/>
+                <w:color w:val="FFFFFF"/>
+                <w:sz w:val="17"/>
+                <w:szCs w:val="17"/>
+              </w:rPr>
+              <w:t xml:space="preserve">ท่วมเป็นผืน</w:t>
+            </w:r>
+          </w:p>
+        </w:tc>
+        <w:tc>
+          <w:tcPr>
+            <w:tcW w:type="dxa" w:w="1190"/>
+            <w:shd w:fill="0B3C5D" w:color="auto" w:val="clear"/>
+            <w:tcMar>
+              <w:top w:type="dxa" w:w="60"/>
+              <w:left w:type="dxa" w:w="100"/>
+              <w:bottom w:type="dxa" w:w="60"/>
+              <w:right w:type="dxa" w:w="100"/>
+            </w:tcMar>
+            <w:vAlign w:val="center"/>
+          </w:tcPr>
+          <w:p>
+            <w:pPr>
+              <w:spacing w:after="0" w:line="260"/>
+            </w:pPr>
+            <w:r>
+              <w:rPr>
+                <w:rFonts w:ascii="Prompt" w:cs="Prompt" w:eastAsia="Prompt" w:hAnsi="Prompt"/>
+                <w:b/>
+                <w:bCs/>
+                <w:color w:val="FFFFFF"/>
+                <w:sz w:val="17"/>
+                <w:szCs w:val="17"/>
+              </w:rPr>
+              <w:t xml:space="preserve">ขัง ≥7 วัน</w:t>
+            </w:r>
+          </w:p>
+        </w:tc>
+        <w:tc>
+          <w:tcPr>
+            <w:tcW w:type="dxa" w:w="1427"/>
+            <w:shd w:fill="0B3C5D" w:color="auto" w:val="clear"/>
+            <w:tcMar>
+              <w:top w:type="dxa" w:w="60"/>
+              <w:left w:type="dxa" w:w="100"/>
+              <w:bottom w:type="dxa" w:w="60"/>
+              <w:right w:type="dxa" w:w="100"/>
+            </w:tcMar>
+            <w:vAlign w:val="center"/>
+          </w:tcPr>
+          <w:p>
+            <w:pPr>
+              <w:spacing w:after="0" w:line="260"/>
+            </w:pPr>
+            <w:r>
+              <w:rPr>
+                <w:rFonts w:ascii="Prompt" w:cs="Prompt" w:eastAsia="Prompt" w:hAnsi="Prompt"/>
+                <w:b/>
+                <w:bCs/>
+                <w:color w:val="FFFFFF"/>
+                <w:sz w:val="17"/>
+                <w:szCs w:val="17"/>
+              </w:rPr>
+              <w:t xml:space="preserve">ยังไม่ลดวันที่ 21</w:t>
+            </w:r>
+          </w:p>
+        </w:tc>
+      </w:tr>
+      <w:tr>
+        <w:trPr>
+          <w:cantSplit/>
+        </w:trPr>
+        <w:tc>
+          <w:tcPr>
+            <w:tcW w:type="dxa" w:w="1071"/>
+            <w:tcMar>
+              <w:top w:type="dxa" w:w="60"/>
+              <w:left w:type="dxa" w:w="100"/>
+              <w:bottom w:type="dxa" w:w="60"/>
+              <w:right w:type="dxa" w:w="100"/>
+            </w:tcMar>
+            <w:vAlign w:val="center"/>
+          </w:tcPr>
+          <w:p>
+            <w:pPr>
+              <w:spacing w:after="0" w:line="260"/>
+            </w:pPr>
+            <w:r>
+              <w:rPr>
+                <w:rFonts w:ascii="Prompt" w:cs="Prompt" w:eastAsia="Prompt" w:hAnsi="Prompt"/>
+                <w:sz w:val="17"/>
+                <w:szCs w:val="17"/>
+              </w:rPr>
+              <w:t xml:space="preserve">A</w:t>
+            </w:r>
+          </w:p>
+        </w:tc>
+        <w:tc>
+          <w:tcPr>
+            <w:tcW w:type="dxa" w:w="3570"/>
+            <w:tcMar>
+              <w:top w:type="dxa" w:w="60"/>
+              <w:left w:type="dxa" w:w="100"/>
+              <w:bottom w:type="dxa" w:w="60"/>
+              <w:right w:type="dxa" w:w="100"/>
+            </w:tcMar>
+            <w:vAlign w:val="center"/>
+          </w:tcPr>
+          <w:p>
+            <w:pPr>
+              <w:spacing w:after="0" w:line="260"/>
+            </w:pPr>
+            <w:r>
+              <w:rPr>
+                <w:rFonts w:ascii="Prompt" w:cs="Prompt" w:eastAsia="Prompt" w:hAnsi="Prompt"/>
+                <w:sz w:val="17"/>
+                <w:szCs w:val="17"/>
+              </w:rPr>
+              <w:t xml:space="preserve">ฝน 150 มม./3 วัน · แม่น้ำปกติ</w:t>
+            </w:r>
+          </w:p>
+        </w:tc>
+        <w:tc>
+          <w:tcPr>
+            <w:tcW w:type="dxa" w:w="1190"/>
+            <w:tcMar>
+              <w:top w:type="dxa" w:w="60"/>
+              <w:left w:type="dxa" w:w="100"/>
+              <w:bottom w:type="dxa" w:w="60"/>
+              <w:right w:type="dxa" w:w="100"/>
+            </w:tcMar>
+            <w:vAlign w:val="center"/>
+          </w:tcPr>
+          <w:p>
+            <w:pPr>
+              <w:spacing w:after="0" w:line="260"/>
+            </w:pPr>
+            <w:r>
+              <w:rPr>
+                <w:rFonts w:ascii="Prompt" w:cs="Prompt" w:eastAsia="Prompt" w:hAnsi="Prompt"/>
+                <w:sz w:val="17"/>
+                <w:szCs w:val="17"/>
+              </w:rPr>
+              <w:t xml:space="preserve">287</w:t>
+            </w:r>
+          </w:p>
+        </w:tc>
+        <w:tc>
+          <w:tcPr>
+            <w:tcW w:type="dxa" w:w="1190"/>
+            <w:tcMar>
+              <w:top w:type="dxa" w:w="60"/>
+              <w:left w:type="dxa" w:w="100"/>
+              <w:bottom w:type="dxa" w:w="60"/>
+              <w:right w:type="dxa" w:w="100"/>
+            </w:tcMar>
+            <w:vAlign w:val="center"/>
+          </w:tcPr>
+          <w:p>
+            <w:pPr>
+              <w:spacing w:after="0" w:line="260"/>
+            </w:pPr>
+            <w:r>
+              <w:rPr>
+                <w:rFonts w:ascii="Prompt" w:cs="Prompt" w:eastAsia="Prompt" w:hAnsi="Prompt"/>
+                <w:sz w:val="17"/>
+                <w:szCs w:val="17"/>
+              </w:rPr>
+              <w:t xml:space="preserve">51</w:t>
+            </w:r>
+          </w:p>
+        </w:tc>
+        <w:tc>
+          <w:tcPr>
+            <w:tcW w:type="dxa" w:w="1190"/>
+            <w:tcMar>
+              <w:top w:type="dxa" w:w="60"/>
+              <w:left w:type="dxa" w:w="100"/>
+              <w:bottom w:type="dxa" w:w="60"/>
+              <w:right w:type="dxa" w:w="100"/>
+            </w:tcMar>
+            <w:vAlign w:val="center"/>
+          </w:tcPr>
+          <w:p>
+            <w:pPr>
+              <w:spacing w:after="0" w:line="260"/>
+            </w:pPr>
+            <w:r>
+              <w:rPr>
+                <w:rFonts w:ascii="Prompt" w:cs="Prompt" w:eastAsia="Prompt" w:hAnsi="Prompt"/>
+                <w:sz w:val="17"/>
+                <w:szCs w:val="17"/>
+              </w:rPr>
+              <w:t xml:space="preserve">29</w:t>
+            </w:r>
+          </w:p>
+        </w:tc>
+        <w:tc>
+          <w:tcPr>
+            <w:tcW w:type="dxa" w:w="1427"/>
+            <w:tcMar>
+              <w:top w:type="dxa" w:w="60"/>
+              <w:left w:type="dxa" w:w="100"/>
+              <w:bottom w:type="dxa" w:w="60"/>
+              <w:right w:type="dxa" w:w="100"/>
+            </w:tcMar>
+            <w:vAlign w:val="center"/>
+          </w:tcPr>
+          <w:p>
+            <w:pPr>
+              <w:spacing w:after="0" w:line="260"/>
+            </w:pPr>
+            <w:r>
+              <w:rPr>
+                <w:rFonts w:ascii="Prompt" w:cs="Prompt" w:eastAsia="Prompt" w:hAnsi="Prompt"/>
+                <w:sz w:val="17"/>
+                <w:szCs w:val="17"/>
+              </w:rPr>
+              <w:t xml:space="preserve">39</w:t>
+            </w:r>
+          </w:p>
+        </w:tc>
+      </w:tr>
+      <w:tr>
+        <w:trPr>
+          <w:cantSplit/>
+        </w:trPr>
+        <w:tc>
+          <w:tcPr>
+            <w:tcW w:type="dxa" w:w="1071"/>
+            <w:tcMar>
+              <w:top w:type="dxa" w:w="60"/>
+              <w:left w:type="dxa" w:w="100"/>
+              <w:bottom w:type="dxa" w:w="60"/>
+              <w:right w:type="dxa" w:w="100"/>
+            </w:tcMar>
+            <w:vAlign w:val="center"/>
+          </w:tcPr>
+          <w:p>
+            <w:pPr>
+              <w:spacing w:after="0" w:line="260"/>
+            </w:pPr>
+            <w:r>
+              <w:rPr>
+                <w:rFonts w:ascii="Prompt" w:cs="Prompt" w:eastAsia="Prompt" w:hAnsi="Prompt"/>
+                <w:sz w:val="17"/>
+                <w:szCs w:val="17"/>
+              </w:rPr>
+              <w:t xml:space="preserve">C</w:t>
+            </w:r>
+          </w:p>
+        </w:tc>
+        <w:tc>
+          <w:tcPr>
+            <w:tcW w:type="dxa" w:w="3570"/>
+            <w:tcMar>
+              <w:top w:type="dxa" w:w="60"/>
+              <w:left w:type="dxa" w:w="100"/>
+              <w:bottom w:type="dxa" w:w="60"/>
+              <w:right w:type="dxa" w:w="100"/>
+            </w:tcMar>
+            <w:vAlign w:val="center"/>
+          </w:tcPr>
+          <w:p>
+            <w:pPr>
+              <w:spacing w:after="0" w:line="260"/>
+            </w:pPr>
+            <w:r>
+              <w:rPr>
+                <w:rFonts w:ascii="Prompt" w:cs="Prompt" w:eastAsia="Prompt" w:hAnsi="Prompt"/>
+                <w:sz w:val="17"/>
+                <w:szCs w:val="17"/>
+              </w:rPr>
+              <w:t xml:space="preserve">ฝน 250 มม./5 วัน · แม่น้ำปกติ</w:t>
+            </w:r>
+          </w:p>
+        </w:tc>
+        <w:tc>
+          <w:tcPr>
+            <w:tcW w:type="dxa" w:w="1190"/>
+            <w:tcMar>
+              <w:top w:type="dxa" w:w="60"/>
+              <w:left w:type="dxa" w:w="100"/>
+              <w:bottom w:type="dxa" w:w="60"/>
+              <w:right w:type="dxa" w:w="100"/>
+            </w:tcMar>
+            <w:vAlign w:val="center"/>
+          </w:tcPr>
+          <w:p>
+            <w:pPr>
+              <w:spacing w:after="0" w:line="260"/>
+            </w:pPr>
+            <w:r>
+              <w:rPr>
+                <w:rFonts w:ascii="Prompt" w:cs="Prompt" w:eastAsia="Prompt" w:hAnsi="Prompt"/>
+                <w:sz w:val="17"/>
+                <w:szCs w:val="17"/>
+              </w:rPr>
+              <w:t xml:space="preserve">549</w:t>
+            </w:r>
+          </w:p>
+        </w:tc>
+        <w:tc>
+          <w:tcPr>
+            <w:tcW w:type="dxa" w:w="1190"/>
+            <w:tcMar>
+              <w:top w:type="dxa" w:w="60"/>
+              <w:left w:type="dxa" w:w="100"/>
+              <w:bottom w:type="dxa" w:w="60"/>
+              <w:right w:type="dxa" w:w="100"/>
+            </w:tcMar>
+            <w:vAlign w:val="center"/>
+          </w:tcPr>
+          <w:p>
+            <w:pPr>
+              <w:spacing w:after="0" w:line="260"/>
+            </w:pPr>
+            <w:r>
+              <w:rPr>
+                <w:rFonts w:ascii="Prompt" w:cs="Prompt" w:eastAsia="Prompt" w:hAnsi="Prompt"/>
+                <w:sz w:val="17"/>
+                <w:szCs w:val="17"/>
+              </w:rPr>
+              <w:t xml:space="preserve">223</w:t>
+            </w:r>
+          </w:p>
+        </w:tc>
+        <w:tc>
+          <w:tcPr>
+            <w:tcW w:type="dxa" w:w="1190"/>
+            <w:tcMar>
+              <w:top w:type="dxa" w:w="60"/>
+              <w:left w:type="dxa" w:w="100"/>
+              <w:bottom w:type="dxa" w:w="60"/>
+              <w:right w:type="dxa" w:w="100"/>
+            </w:tcMar>
+            <w:vAlign w:val="center"/>
+          </w:tcPr>
+          <w:p>
+            <w:pPr>
+              <w:spacing w:after="0" w:line="260"/>
+            </w:pPr>
+            <w:r>
+              <w:rPr>
+                <w:rFonts w:ascii="Prompt" w:cs="Prompt" w:eastAsia="Prompt" w:hAnsi="Prompt"/>
+                <w:sz w:val="17"/>
+                <w:szCs w:val="17"/>
+              </w:rPr>
+              <w:t xml:space="preserve">148</w:t>
+            </w:r>
+          </w:p>
+        </w:tc>
+        <w:tc>
+          <w:tcPr>
+            <w:tcW w:type="dxa" w:w="1427"/>
+            <w:tcMar>
+              <w:top w:type="dxa" w:w="60"/>
+              <w:left w:type="dxa" w:w="100"/>
+              <w:bottom w:type="dxa" w:w="60"/>
+              <w:right w:type="dxa" w:w="100"/>
+            </w:tcMar>
+            <w:vAlign w:val="center"/>
+          </w:tcPr>
+          <w:p>
+            <w:pPr>
+              <w:spacing w:after="0" w:line="260"/>
+            </w:pPr>
+            <w:r>
+              <w:rPr>
+                <w:rFonts w:ascii="Prompt" w:cs="Prompt" w:eastAsia="Prompt" w:hAnsi="Prompt"/>
+                <w:sz w:val="17"/>
+                <w:szCs w:val="17"/>
+              </w:rPr>
+              <w:t xml:space="preserve">140</w:t>
+            </w:r>
+          </w:p>
+        </w:tc>
+      </w:tr>
+      <w:tr>
+        <w:trPr>
+          <w:cantSplit/>
+        </w:trPr>
+        <w:tc>
+          <w:tcPr>
+            <w:tcW w:type="dxa" w:w="1071"/>
+            <w:tcMar>
+              <w:top w:type="dxa" w:w="60"/>
+              <w:left w:type="dxa" w:w="100"/>
+              <w:bottom w:type="dxa" w:w="60"/>
+              <w:right w:type="dxa" w:w="100"/>
+            </w:tcMar>
+            <w:vAlign w:val="center"/>
+          </w:tcPr>
+          <w:p>
+            <w:pPr>
+              <w:spacing w:after="0" w:line="260"/>
+            </w:pPr>
+            <w:r>
+              <w:rPr>
+                <w:rFonts w:ascii="Prompt" w:cs="Prompt" w:eastAsia="Prompt" w:hAnsi="Prompt"/>
+                <w:sz w:val="17"/>
+                <w:szCs w:val="17"/>
+              </w:rPr>
+              <w:t xml:space="preserve">D</w:t>
+            </w:r>
+          </w:p>
+        </w:tc>
+        <w:tc>
+          <w:tcPr>
+            <w:tcW w:type="dxa" w:w="3570"/>
+            <w:tcMar>
+              <w:top w:type="dxa" w:w="60"/>
+              <w:left w:type="dxa" w:w="100"/>
+              <w:bottom w:type="dxa" w:w="60"/>
+              <w:right w:type="dxa" w:w="100"/>
+            </w:tcMar>
+            <w:vAlign w:val="center"/>
+          </w:tcPr>
+          <w:p>
+            <w:pPr>
+              <w:spacing w:after="0" w:line="260"/>
+            </w:pPr>
+            <w:r>
+              <w:rPr>
+                <w:rFonts w:ascii="Prompt" w:cs="Prompt" w:eastAsia="Prompt" w:hAnsi="Prompt"/>
+                <w:sz w:val="17"/>
+                <w:szCs w:val="17"/>
+              </w:rPr>
+              <w:t xml:space="preserve">ฝน 250 มม./5 วัน · แม่น้ำเต็มตลิ่ง 10 วัน</w:t>
+            </w:r>
+          </w:p>
+        </w:tc>
+        <w:tc>
+          <w:tcPr>
+            <w:tcW w:type="dxa" w:w="1190"/>
+            <w:tcMar>
+              <w:top w:type="dxa" w:w="60"/>
+              <w:left w:type="dxa" w:w="100"/>
+              <w:bottom w:type="dxa" w:w="60"/>
+              <w:right w:type="dxa" w:w="100"/>
+            </w:tcMar>
+            <w:vAlign w:val="center"/>
+          </w:tcPr>
+          <w:p>
+            <w:pPr>
+              <w:spacing w:after="0" w:line="260"/>
+            </w:pPr>
+            <w:r>
+              <w:rPr>
+                <w:rFonts w:ascii="Prompt" w:cs="Prompt" w:eastAsia="Prompt" w:hAnsi="Prompt"/>
+                <w:sz w:val="17"/>
+                <w:szCs w:val="17"/>
+              </w:rPr>
+              <w:t xml:space="preserve">1,058</w:t>
+            </w:r>
+          </w:p>
+        </w:tc>
+        <w:tc>
+          <w:tcPr>
+            <w:tcW w:type="dxa" w:w="1190"/>
+            <w:tcMar>
+              <w:top w:type="dxa" w:w="60"/>
+              <w:left w:type="dxa" w:w="100"/>
+              <w:bottom w:type="dxa" w:w="60"/>
+              <w:right w:type="dxa" w:w="100"/>
+            </w:tcMar>
+            <w:vAlign w:val="center"/>
+          </w:tcPr>
+          <w:p>
+            <w:pPr>
+              <w:spacing w:after="0" w:line="260"/>
+            </w:pPr>
+            <w:r>
+              <w:rPr>
+                <w:rFonts w:ascii="Prompt" w:cs="Prompt" w:eastAsia="Prompt" w:hAnsi="Prompt"/>
+                <w:sz w:val="17"/>
+                <w:szCs w:val="17"/>
+              </w:rPr>
+              <w:t xml:space="preserve">686</w:t>
+            </w:r>
+          </w:p>
+        </w:tc>
+        <w:tc>
+          <w:tcPr>
+            <w:tcW w:type="dxa" w:w="1190"/>
+            <w:tcMar>
+              <w:top w:type="dxa" w:w="60"/>
+              <w:left w:type="dxa" w:w="100"/>
+              <w:bottom w:type="dxa" w:w="60"/>
+              <w:right w:type="dxa" w:w="100"/>
+            </w:tcMar>
+            <w:vAlign w:val="center"/>
+          </w:tcPr>
+          <w:p>
+            <w:pPr>
+              <w:spacing w:after="0" w:line="260"/>
+            </w:pPr>
+            <w:r>
+              <w:rPr>
+                <w:rFonts w:ascii="Prompt" w:cs="Prompt" w:eastAsia="Prompt" w:hAnsi="Prompt"/>
+                <w:sz w:val="17"/>
+                <w:szCs w:val="17"/>
+              </w:rPr>
+              <w:t xml:space="preserve">532</w:t>
+            </w:r>
+          </w:p>
+        </w:tc>
+        <w:tc>
+          <w:tcPr>
+            <w:tcW w:type="dxa" w:w="1427"/>
+            <w:tcMar>
+              <w:top w:type="dxa" w:w="60"/>
+              <w:left w:type="dxa" w:w="100"/>
+              <w:bottom w:type="dxa" w:w="60"/>
+              <w:right w:type="dxa" w:w="100"/>
+            </w:tcMar>
+            <w:vAlign w:val="center"/>
+          </w:tcPr>
+          <w:p>
+            <w:pPr>
+              <w:spacing w:after="0" w:line="260"/>
+            </w:pPr>
+            <w:r>
+              <w:rPr>
+                <w:rFonts w:ascii="Prompt" w:cs="Prompt" w:eastAsia="Prompt" w:hAnsi="Prompt"/>
+                <w:sz w:val="17"/>
+                <w:szCs w:val="17"/>
+              </w:rPr>
+              <w:t xml:space="preserve">274</w:t>
+            </w:r>
+          </w:p>
+        </w:tc>
+      </w:tr>
+      <w:tr>
+        <w:trPr>
+          <w:cantSplit/>
+        </w:trPr>
+        <w:tc>
+          <w:tcPr>
+            <w:tcW w:type="dxa" w:w="1071"/>
+            <w:tcMar>
+              <w:top w:type="dxa" w:w="60"/>
+              <w:left w:type="dxa" w:w="100"/>
+              <w:bottom w:type="dxa" w:w="60"/>
+              <w:right w:type="dxa" w:w="100"/>
+            </w:tcMar>
+            <w:vAlign w:val="center"/>
+          </w:tcPr>
+          <w:p>
+            <w:pPr>
+              <w:spacing w:after="0" w:line="260"/>
+            </w:pPr>
+            <w:r>
+              <w:rPr>
+                <w:rFonts w:ascii="Prompt" w:cs="Prompt" w:eastAsia="Prompt" w:hAnsi="Prompt"/>
+                <w:sz w:val="17"/>
+                <w:szCs w:val="17"/>
+              </w:rPr>
+              <w:t xml:space="preserve">E</w:t>
+            </w:r>
+          </w:p>
+        </w:tc>
+        <w:tc>
+          <w:tcPr>
+            <w:tcW w:type="dxa" w:w="3570"/>
+            <w:tcMar>
+              <w:top w:type="dxa" w:w="60"/>
+              <w:left w:type="dxa" w:w="100"/>
+              <w:bottom w:type="dxa" w:w="60"/>
+              <w:right w:type="dxa" w:w="100"/>
+            </w:tcMar>
+            <w:vAlign w:val="center"/>
+          </w:tcPr>
+          <w:p>
+            <w:pPr>
+              <w:spacing w:after="0" w:line="260"/>
+            </w:pPr>
+            <w:r>
+              <w:rPr>
+                <w:rFonts w:ascii="Prompt" w:cs="Prompt" w:eastAsia="Prompt" w:hAnsi="Prompt"/>
+                <w:sz w:val="17"/>
+                <w:szCs w:val="17"/>
+              </w:rPr>
+              <w:t xml:space="preserve">ฝน 250 มม./5 วัน · แม่น้ำล้นตลิ่ง +0.5 ม. 7 วัน</w:t>
+            </w:r>
+          </w:p>
+        </w:tc>
+        <w:tc>
+          <w:tcPr>
+            <w:tcW w:type="dxa" w:w="1190"/>
+            <w:tcMar>
+              <w:top w:type="dxa" w:w="60"/>
+              <w:left w:type="dxa" w:w="100"/>
+              <w:bottom w:type="dxa" w:w="60"/>
+              <w:right w:type="dxa" w:w="100"/>
+            </w:tcMar>
+            <w:vAlign w:val="center"/>
+          </w:tcPr>
+          <w:p>
+            <w:pPr>
+              <w:spacing w:after="0" w:line="260"/>
+            </w:pPr>
+            <w:r>
+              <w:rPr>
+                <w:rFonts w:ascii="Prompt" w:cs="Prompt" w:eastAsia="Prompt" w:hAnsi="Prompt"/>
+                <w:sz w:val="17"/>
+                <w:szCs w:val="17"/>
+              </w:rPr>
+              <w:t xml:space="preserve">1,181</w:t>
+            </w:r>
+          </w:p>
+        </w:tc>
+        <w:tc>
+          <w:tcPr>
+            <w:tcW w:type="dxa" w:w="1190"/>
+            <w:tcMar>
+              <w:top w:type="dxa" w:w="60"/>
+              <w:left w:type="dxa" w:w="100"/>
+              <w:bottom w:type="dxa" w:w="60"/>
+              <w:right w:type="dxa" w:w="100"/>
+            </w:tcMar>
+            <w:vAlign w:val="center"/>
+          </w:tcPr>
+          <w:p>
+            <w:pPr>
+              <w:spacing w:after="0" w:line="260"/>
+            </w:pPr>
+            <w:r>
+              <w:rPr>
+                <w:rFonts w:ascii="Prompt" w:cs="Prompt" w:eastAsia="Prompt" w:hAnsi="Prompt"/>
+                <w:sz w:val="17"/>
+                <w:szCs w:val="17"/>
+              </w:rPr>
+              <w:t xml:space="preserve">828</w:t>
+            </w:r>
+          </w:p>
+        </w:tc>
+        <w:tc>
+          <w:tcPr>
+            <w:tcW w:type="dxa" w:w="1190"/>
+            <w:tcMar>
+              <w:top w:type="dxa" w:w="60"/>
+              <w:left w:type="dxa" w:w="100"/>
+              <w:bottom w:type="dxa" w:w="60"/>
+              <w:right w:type="dxa" w:w="100"/>
+            </w:tcMar>
+            <w:vAlign w:val="center"/>
+          </w:tcPr>
+          <w:p>
+            <w:pPr>
+              <w:spacing w:after="0" w:line="260"/>
+            </w:pPr>
+            <w:r>
+              <w:rPr>
+                <w:rFonts w:ascii="Prompt" w:cs="Prompt" w:eastAsia="Prompt" w:hAnsi="Prompt"/>
+                <w:sz w:val="17"/>
+                <w:szCs w:val="17"/>
+              </w:rPr>
+              <w:t xml:space="preserve">608</w:t>
+            </w:r>
+          </w:p>
+        </w:tc>
+        <w:tc>
+          <w:tcPr>
+            <w:tcW w:type="dxa" w:w="1427"/>
+            <w:tcMar>
+              <w:top w:type="dxa" w:w="60"/>
+              <w:left w:type="dxa" w:w="100"/>
+              <w:bottom w:type="dxa" w:w="60"/>
+              <w:right w:type="dxa" w:w="100"/>
+            </w:tcMar>
+            <w:vAlign w:val="center"/>
+          </w:tcPr>
+          <w:p>
+            <w:pPr>
+              <w:spacing w:after="0" w:line="260"/>
+            </w:pPr>
+            <w:r>
+              <w:rPr>
+                <w:rFonts w:ascii="Prompt" w:cs="Prompt" w:eastAsia="Prompt" w:hAnsi="Prompt"/>
+                <w:sz w:val="17"/>
+                <w:szCs w:val="17"/>
+              </w:rPr>
+              <w:t xml:space="preserve">294</w:t>
+            </w:r>
+          </w:p>
+        </w:tc>
+      </w:tr>
+    </w:tbl>
+    <w:p>
+      <w:pPr>
+        <w:spacing w:after="120"/>
+      </w:pPr>
+    </w:p>
+    <w:p>
+      <w:pPr>
+        <w:keepNext/>
+        <w:spacing w:after="60" w:before="120"/>
+        <w:jc w:val="center"/>
+      </w:pPr>
+      <w:r>
+        <w:drawing>
+          <wp:inline distT="0" distB="0" distL="0" distR="0">
+            <wp:extent cx="5760720" cy="4378147"/>
+            <wp:effectExtent t="0" r="0" b="0" l="0"/>
+            <wp:docPr id="203" name="prov_203.png" descr="prov_203.png" title=""/>
+            <wp:cNvGraphicFramePr>
+              <a:graphicFrameLocks xmlns:a="http://schemas.openxmlformats.org/drawingml/2006/main" noChangeAspect="1"/>
+            </wp:cNvGraphicFramePr>
+            <a:graphic xmlns:a="http://schemas.openxmlformats.org/drawingml/2006/main">
+              <a:graphicData uri="http://schemas.openxmlformats.org/drawingml/2006/picture">
+                <pic:pic xmlns:pic="http://schemas.openxmlformats.org/drawingml/2006/picture">
+                  <pic:nvPicPr>
+                    <pic:cNvPr id="0" name="" descr=""/>
+                    <pic:cNvPicPr>
+                      <a:picLocks noChangeAspect="1" noChangeArrowheads="1"/>
+                    </pic:cNvPicPr>
+                  </pic:nvPicPr>
+                  <pic:blipFill>
+                    <a:blip r:embed="rId203" cstate="none"/>
+                    <a:srcRect/>
+                    <a:stretch>
+                      <a:fillRect/>
+                    </a:stretch>
+                  </pic:blipFill>
+                  <pic:spPr bwMode="auto">
+                    <a:xfrm>
+                      <a:off x="0" y="0"/>
+                      <a:ext cx="5760720" cy="4378147"/>
+                    </a:xfrm>
+                    <a:prstGeom prst="rect">
+                      <a:avLst/>
+                    </a:prstGeom>
+                  </pic:spPr>
+                </pic:pic>
+              </a:graphicData>
+            </a:graphic>
+          </wp:inline>
+        </w:drawing>
+      </w:r>
+    </w:p>
+    <w:p>
+      <w:pPr>
+        <w:spacing w:after="200"/>
+        <w:jc w:val="center"/>
+      </w:pPr>
+      <w:r>
+        <w:rPr>
+          <w:rFonts w:ascii="Prompt" w:cs="Prompt" w:eastAsia="Prompt" w:hAnsi="Prompt"/>
+          <w:b/>
+          <w:bCs/>
+          <w:color w:val="64748B"/>
+          <w:sz w:val="19"/>
+          <w:szCs w:val="19"/>
+        </w:rPr>
+        <w:t xml:space="preserve">รูปที่ 17</w:t>
+      </w:r>
+      <w:r>
+        <w:rPr>
+          <w:rFonts w:ascii="Prompt" w:cs="Prompt" w:eastAsia="Prompt" w:hAnsi="Prompt"/>
+          <w:color w:val="64748B"/>
+          <w:sz w:val="19"/>
+          <w:szCs w:val="19"/>
+        </w:rPr>
+        <w:t xml:space="preserve"> เวลาที่น้ำลดนับจากฝนเริ่มตก สถานการณ์ A / C / D / E (สีเข้ม = ขังนาน)</w:t>
+      </w:r>
+    </w:p>
+    <w:p>
+      <w:pPr>
+        <w:pStyle w:val="ListParagraph"/>
+        <w:numPr>
+          <w:ilvl w:val="0"/>
+          <w:numId w:val="2"/>
+        </w:numPr>
+        <w:spacing w:after="60" w:line="290"/>
+      </w:pPr>
+      <w:r>
+        <w:rPr>
+          <w:rFonts w:ascii="Prompt" w:cs="Prompt" w:eastAsia="Prompt" w:hAnsi="Prompt"/>
+          <w:b/>
+          <w:bCs/>
+        </w:rPr>
+        <w:t xml:space="preserve">ฝนอย่างเดียวขังนานไม่มาก</w:t>
+      </w:r>
+      <w:r>
+        <w:rPr>
+          <w:rFonts w:ascii="Prompt" w:cs="Prompt" w:eastAsia="Prompt" w:hAnsi="Prompt"/>
+        </w:rPr>
+        <w:t xml:space="preserve"> ฝน 250 มม./5 วัน กับแม่น้ำปกติ (C) ขัง ≥7 วัน 148 ตร.กม. กระจายเป็นแอ่งเล็กทั่วจังหวัด (เมืองนครสวรรค์ 28 ท่าตะโก 21 บรรพตพิสัย 15 ตร.กม.)</w:t>
+      </w:r>
+    </w:p>
+    <w:p>
+      <w:pPr>
+        <w:pStyle w:val="ListParagraph"/>
+        <w:numPr>
+          <w:ilvl w:val="0"/>
+          <w:numId w:val="2"/>
+        </w:numPr>
+        <w:spacing w:after="60" w:line="290"/>
+      </w:pPr>
+      <w:r>
+        <w:rPr>
+          <w:rFonts w:ascii="Prompt" w:cs="Prompt" w:eastAsia="Prompt" w:hAnsi="Prompt"/>
+          <w:b/>
+          <w:bCs/>
+        </w:rPr>
+        <w:t xml:space="preserve">แม่น้ำสูงทำให้ท่วมนานเพิ่ม 3.6–4 เท่า</w:t>
+      </w:r>
+      <w:r>
+        <w:rPr>
+          <w:rFonts w:ascii="Prompt" w:cs="Prompt" w:eastAsia="Prompt" w:hAnsi="Prompt"/>
+        </w:rPr>
+        <w:t xml:space="preserve"> เต็มตลิ่ง (D) 532 และล้นตลิ่ง (E) 608 ตร.กม. ตามแนวน่าน–ชุมแสง–บึงบอระเพ็ด และแนวปิง–โกรกพระ ; ตำบลที่ขังนานที่สุดในกรณี E: วังมหากร 46 บางเคียน 45 พระนอน 27 ท่าตะโก 27 เกรียงไกร 26 ตร.กม.</w:t>
+      </w:r>
+    </w:p>
+    <w:p>
+      <w:pPr>
+        <w:pStyle w:val="ListParagraph"/>
+        <w:numPr>
+          <w:ilvl w:val="0"/>
+          <w:numId w:val="2"/>
+        </w:numPr>
+        <w:spacing w:after="60" w:line="290"/>
+      </w:pPr>
+      <w:r>
+        <w:rPr>
+          <w:rFonts w:ascii="Prompt" w:cs="Prompt" w:eastAsia="Prompt" w:hAnsi="Prompt"/>
+          <w:b/>
+          <w:bCs/>
+        </w:rPr>
+        <w:t xml:space="preserve">ใช้เพื่อเตรียมการ ไม่ใช่พยากรณ์</w:t>
+      </w:r>
+      <w:r>
+        <w:rPr>
+          <w:rFonts w:ascii="Prompt" w:cs="Prompt" w:eastAsia="Prompt" w:hAnsi="Prompt"/>
+        </w:rPr>
+        <w:t xml:space="preserve"> ฝนสม่ำเสมอทั้งจังหวัดและทุกลำน้ำสูงพร้อมกันเป็นกรณีรุนแรงเชิงสมมติ</w:t>
+      </w:r>
+    </w:p>
+    <w:p>
+      <w:pPr>
+        <w:pStyle w:val="Heading2"/>
+      </w:pPr>
+      <w:r>
+        <w:rPr>
+          <w:rFonts w:ascii="Prompt" w:cs="Prompt" w:eastAsia="Prompt" w:hAnsi="Prompt"/>
+        </w:rPr>
+        <w:t xml:space="preserve">13.4 พยากรณ์ 72 ชม. ทั้งจังหวัดแบบอัตโนมัติ</w:t>
+      </w:r>
+    </w:p>
+    <w:p>
+      <w:pPr>
+        <w:spacing w:after="120" w:line="300"/>
+        <w:jc w:val="left"/>
+      </w:pPr>
+      <w:r>
+        <w:rPr>
+          <w:rFonts w:ascii="Prompt" w:cs="Prompt" w:eastAsia="Prompt" w:hAnsi="Prompt"/>
+        </w:rPr>
+        <w:t xml:space="preserve">pipeline/run_province.py ใช้โดเมนเดียวกัน (300 ม.) กับฝนย้อนหลัง 48 ชม. + ฝนพยากรณ์ 72 ชม. ที่ปรับแก้ด้วยสถานีแล้ว (rain_cache) ระดับน้ำสถานีและการพยากรณ์ด้วย recession ของรอบรายชั่วโมง และความลึกเริ่มต้นจากแบบจำลอง hex ; ระดับบึงเริ่มต้นใช้ผลรอบก่อน (prov_state.json ไม่เกิน 5 วัน) หรือค่าตามเดือน ผลเป็นแผนที่ความลึก ตอนนี้ / +24 / +48 / +72 ชม. / สูงสุด 72 ชม. และสรุปรายตำบล</w:t>
+      </w:r>
+    </w:p>
+    <w:p>
+      <w:pPr>
+        <w:keepNext/>
+        <w:spacing w:after="80" w:before="120"/>
+      </w:pPr>
+      <w:r>
+        <w:rPr>
+          <w:rFonts w:ascii="Prompt" w:cs="Prompt" w:eastAsia="Prompt" w:hAnsi="Prompt"/>
+          <w:b/>
+          <w:bCs/>
+          <w:color w:val="0B3C5D"/>
+          <w:sz w:val="20"/>
+          <w:szCs w:val="20"/>
+        </w:rPr>
+        <w:t xml:space="preserve">ตารางที่ 28</w:t>
+      </w:r>
+      <w:r>
+        <w:rPr>
+          <w:rFonts w:ascii="Prompt" w:cs="Prompt" w:eastAsia="Prompt" w:hAnsi="Prompt"/>
+          <w:color w:val="0B3C5D"/>
+          <w:sz w:val="20"/>
+          <w:szCs w:val="20"/>
+        </w:rPr>
+        <w:t xml:space="preserve"> การรันพยากรณ์ 72 ชม. ทั้งจังหวัด</w:t>
+      </w:r>
+    </w:p>
+    <w:tbl>
+      <w:tblPr>
+        <w:tblW w:type="dxa" w:w="9638"/>
+        <w:tblBorders>
+          <w:top w:val="single" w:color="C9D4DE" w:sz="4"/>
+          <w:left w:val="single" w:color="C9D4DE" w:sz="4"/>
+          <w:bottom w:val="single" w:color="C9D4DE" w:sz="4"/>
+          <w:right w:val="single" w:color="C9D4DE" w:sz="4"/>
+          <w:insideH w:val="single" w:color="C9D4DE" w:sz="4"/>
+          <w:insideV w:val="single" w:color="C9D4DE" w:sz="4"/>
+        </w:tblBorders>
+      </w:tblPr>
+      <w:tblGrid>
+        <w:gridCol w:w="3614"/>
+        <w:gridCol w:w="6024"/>
+      </w:tblGrid>
+      <w:tr>
+        <w:trPr>
+          <w:cantSplit/>
+          <w:tblHeader/>
+        </w:trPr>
+        <w:tc>
+          <w:tcPr>
+            <w:tcW w:type="dxa" w:w="3614"/>
+            <w:shd w:fill="0B3C5D" w:color="auto" w:val="clear"/>
+            <w:tcMar>
+              <w:top w:type="dxa" w:w="60"/>
+              <w:left w:type="dxa" w:w="100"/>
+              <w:bottom w:type="dxa" w:w="60"/>
+              <w:right w:type="dxa" w:w="100"/>
+            </w:tcMar>
+            <w:vAlign w:val="center"/>
+          </w:tcPr>
+          <w:p>
+            <w:pPr>
+              <w:spacing w:after="0" w:line="260"/>
+            </w:pPr>
+            <w:r>
+              <w:rPr>
+                <w:rFonts w:ascii="Prompt" w:cs="Prompt" w:eastAsia="Prompt" w:hAnsi="Prompt"/>
+                <w:b/>
+                <w:bCs/>
+                <w:color w:val="FFFFFF"/>
+                <w:sz w:val="17"/>
+                <w:szCs w:val="17"/>
+              </w:rPr>
+              <w:t xml:space="preserve">รายการ</w:t>
+            </w:r>
+          </w:p>
+        </w:tc>
+        <w:tc>
+          <w:tcPr>
+            <w:tcW w:type="dxa" w:w="6024"/>
+            <w:shd w:fill="0B3C5D" w:color="auto" w:val="clear"/>
+            <w:tcMar>
+              <w:top w:type="dxa" w:w="60"/>
+              <w:left w:type="dxa" w:w="100"/>
+              <w:bottom w:type="dxa" w:w="60"/>
+              <w:right w:type="dxa" w:w="100"/>
+            </w:tcMar>
+            <w:vAlign w:val="center"/>
+          </w:tcPr>
+          <w:p>
+            <w:pPr>
+              <w:spacing w:after="0" w:line="260"/>
+            </w:pPr>
+            <w:r>
+              <w:rPr>
+                <w:rFonts w:ascii="Prompt" w:cs="Prompt" w:eastAsia="Prompt" w:hAnsi="Prompt"/>
+                <w:b/>
+                <w:bCs/>
+                <w:color w:val="FFFFFF"/>
+                <w:sz w:val="17"/>
+                <w:szCs w:val="17"/>
+              </w:rPr>
+              <w:t xml:space="preserve">ค่า</w:t>
+            </w:r>
+          </w:p>
+        </w:tc>
+      </w:tr>
+      <w:tr>
+        <w:trPr>
+          <w:cantSplit/>
+        </w:trPr>
+        <w:tc>
+          <w:tcPr>
+            <w:tcW w:type="dxa" w:w="3614"/>
+            <w:tcMar>
+              <w:top w:type="dxa" w:w="60"/>
+              <w:left w:type="dxa" w:w="100"/>
+              <w:bottom w:type="dxa" w:w="60"/>
+              <w:right w:type="dxa" w:w="100"/>
+            </w:tcMar>
+            <w:vAlign w:val="center"/>
+          </w:tcPr>
+          <w:p>
+            <w:pPr>
+              <w:spacing w:after="0" w:line="260"/>
+            </w:pPr>
+            <w:r>
+              <w:rPr>
+                <w:rFonts w:ascii="Prompt" w:cs="Prompt" w:eastAsia="Prompt" w:hAnsi="Prompt"/>
+                <w:sz w:val="17"/>
+                <w:szCs w:val="17"/>
+              </w:rPr>
+              <w:t xml:space="preserve">เวลารันที่วัดจริง (เครื่อง 2 แกน เทียบเท่า GitHub runner)</w:t>
+            </w:r>
+          </w:p>
+        </w:tc>
+        <w:tc>
+          <w:tcPr>
+            <w:tcW w:type="dxa" w:w="6024"/>
+            <w:tcMar>
+              <w:top w:type="dxa" w:w="60"/>
+              <w:left w:type="dxa" w:w="100"/>
+              <w:bottom w:type="dxa" w:w="60"/>
+              <w:right w:type="dxa" w:w="100"/>
+            </w:tcMar>
+            <w:vAlign w:val="center"/>
+          </w:tcPr>
+          <w:p>
+            <w:pPr>
+              <w:spacing w:after="0" w:line="260"/>
+            </w:pPr>
+            <w:r>
+              <w:rPr>
+                <w:rFonts w:ascii="Prompt" w:cs="Prompt" w:eastAsia="Prompt" w:hAnsi="Prompt"/>
+                <w:sz w:val="17"/>
+                <w:szCs w:val="17"/>
+              </w:rPr>
+              <w:t xml:space="preserve">9 นาที 15 วินาที (555 วินาที)</w:t>
+            </w:r>
+          </w:p>
+        </w:tc>
+      </w:tr>
+      <w:tr>
+        <w:trPr>
+          <w:cantSplit/>
+        </w:trPr>
+        <w:tc>
+          <w:tcPr>
+            <w:tcW w:type="dxa" w:w="3614"/>
+            <w:tcMar>
+              <w:top w:type="dxa" w:w="60"/>
+              <w:left w:type="dxa" w:w="100"/>
+              <w:bottom w:type="dxa" w:w="60"/>
+              <w:right w:type="dxa" w:w="100"/>
+            </w:tcMar>
+            <w:vAlign w:val="center"/>
+          </w:tcPr>
+          <w:p>
+            <w:pPr>
+              <w:spacing w:after="0" w:line="260"/>
+            </w:pPr>
+            <w:r>
+              <w:rPr>
+                <w:rFonts w:ascii="Prompt" w:cs="Prompt" w:eastAsia="Prompt" w:hAnsi="Prompt"/>
+                <w:sz w:val="17"/>
+                <w:szCs w:val="17"/>
+              </w:rPr>
+              <w:t xml:space="preserve">รอบอัตโนมัติ</w:t>
+            </w:r>
+          </w:p>
+        </w:tc>
+        <w:tc>
+          <w:tcPr>
+            <w:tcW w:type="dxa" w:w="6024"/>
+            <w:tcMar>
+              <w:top w:type="dxa" w:w="60"/>
+              <w:left w:type="dxa" w:w="100"/>
+              <w:bottom w:type="dxa" w:w="60"/>
+              <w:right w:type="dxa" w:w="100"/>
+            </w:tcMar>
+            <w:vAlign w:val="center"/>
+          </w:tcPr>
+          <w:p>
+            <w:pPr>
+              <w:spacing w:after="0" w:line="260"/>
+            </w:pPr>
+            <w:r>
+              <w:rPr>
+                <w:rFonts w:ascii="Prompt" w:cs="Prompt" w:eastAsia="Prompt" w:hAnsi="Prompt"/>
+                <w:sz w:val="17"/>
+                <w:szCs w:val="17"/>
+              </w:rPr>
+              <w:t xml:space="preserve">วันละ 4 ครั้ง 04 / 10 / 16 / 22 UTC (11 / 17 / 23 / 05 น.) — แยกจากรอบ 2D จุดวิกฤต (ทุก 6 ชม.) และ Sentinel-1 (03 / 15 UTC)</w:t>
+            </w:r>
+          </w:p>
+        </w:tc>
+      </w:tr>
+      <w:tr>
+        <w:trPr>
+          <w:cantSplit/>
+        </w:trPr>
+        <w:tc>
+          <w:tcPr>
+            <w:tcW w:type="dxa" w:w="3614"/>
+            <w:tcMar>
+              <w:top w:type="dxa" w:w="60"/>
+              <w:left w:type="dxa" w:w="100"/>
+              <w:bottom w:type="dxa" w:w="60"/>
+              <w:right w:type="dxa" w:w="100"/>
+            </w:tcMar>
+            <w:vAlign w:val="center"/>
+          </w:tcPr>
+          <w:p>
+            <w:pPr>
+              <w:spacing w:after="0" w:line="260"/>
+            </w:pPr>
+            <w:r>
+              <w:rPr>
+                <w:rFonts w:ascii="Prompt" w:cs="Prompt" w:eastAsia="Prompt" w:hAnsi="Prompt"/>
+                <w:sz w:val="17"/>
+                <w:szCs w:val="17"/>
+              </w:rPr>
+              <w:t xml:space="preserve">สั่งรันเอง</w:t>
+            </w:r>
+          </w:p>
+        </w:tc>
+        <w:tc>
+          <w:tcPr>
+            <w:tcW w:type="dxa" w:w="6024"/>
+            <w:tcMar>
+              <w:top w:type="dxa" w:w="60"/>
+              <w:left w:type="dxa" w:w="100"/>
+              <w:bottom w:type="dxa" w:w="60"/>
+              <w:right w:type="dxa" w:w="100"/>
+            </w:tcMar>
+            <w:vAlign w:val="center"/>
+          </w:tcPr>
+          <w:p>
+            <w:pPr>
+              <w:spacing w:after="0" w:line="260"/>
+            </w:pPr>
+            <w:r>
+              <w:rPr>
+                <w:rFonts w:ascii="Prompt" w:cs="Prompt" w:eastAsia="Prompt" w:hAnsi="Prompt"/>
+                <w:sz w:val="17"/>
+                <w:szCs w:val="17"/>
+              </w:rPr>
+              <w:t xml:space="preserve">Actions → update-flood-data → Run workflow → province = true</w:t>
+            </w:r>
+          </w:p>
+        </w:tc>
+      </w:tr>
+      <w:tr>
+        <w:trPr>
+          <w:cantSplit/>
+        </w:trPr>
+        <w:tc>
+          <w:tcPr>
+            <w:tcW w:type="dxa" w:w="3614"/>
+            <w:tcMar>
+              <w:top w:type="dxa" w:w="60"/>
+              <w:left w:type="dxa" w:w="100"/>
+              <w:bottom w:type="dxa" w:w="60"/>
+              <w:right w:type="dxa" w:w="100"/>
+            </w:tcMar>
+            <w:vAlign w:val="center"/>
+          </w:tcPr>
+          <w:p>
+            <w:pPr>
+              <w:spacing w:after="0" w:line="260"/>
+            </w:pPr>
+            <w:r>
+              <w:rPr>
+                <w:rFonts w:ascii="Prompt" w:cs="Prompt" w:eastAsia="Prompt" w:hAnsi="Prompt"/>
+                <w:sz w:val="17"/>
+                <w:szCs w:val="17"/>
+              </w:rPr>
+              <w:t xml:space="preserve">ตัวอย่างผล (ข้อมูล 28 ก.ย. 2569 20:00 น.)</w:t>
+            </w:r>
+          </w:p>
+        </w:tc>
+        <w:tc>
+          <w:tcPr>
+            <w:tcW w:type="dxa" w:w="6024"/>
+            <w:tcMar>
+              <w:top w:type="dxa" w:w="60"/>
+              <w:left w:type="dxa" w:w="100"/>
+              <w:bottom w:type="dxa" w:w="60"/>
+              <w:right w:type="dxa" w:w="100"/>
+            </w:tcMar>
+            <w:vAlign w:val="center"/>
+          </w:tcPr>
+          <w:p>
+            <w:pPr>
+              <w:spacing w:after="0" w:line="260"/>
+            </w:pPr>
+            <w:r>
+              <w:rPr>
+                <w:rFonts w:ascii="Prompt" w:cs="Prompt" w:eastAsia="Prompt" w:hAnsi="Prompt"/>
+                <w:sz w:val="17"/>
+                <w:szCs w:val="17"/>
+              </w:rPr>
+              <w:t xml:space="preserve">ท่วมขังตอนนี้ 160 ตร.กม. · สูงสุดใน 72 ชม. 243 ตร.กม.</w:t>
+            </w:r>
+          </w:p>
+        </w:tc>
+      </w:tr>
+      <w:tr>
+        <w:trPr>
+          <w:cantSplit/>
+        </w:trPr>
+        <w:tc>
+          <w:tcPr>
+            <w:tcW w:type="dxa" w:w="3614"/>
+            <w:tcMar>
+              <w:top w:type="dxa" w:w="60"/>
+              <w:left w:type="dxa" w:w="100"/>
+              <w:bottom w:type="dxa" w:w="60"/>
+              <w:right w:type="dxa" w:w="100"/>
+            </w:tcMar>
+            <w:vAlign w:val="center"/>
+          </w:tcPr>
+          <w:p>
+            <w:pPr>
+              <w:spacing w:after="0" w:line="260"/>
+            </w:pPr>
+            <w:r>
+              <w:rPr>
+                <w:rFonts w:ascii="Prompt" w:cs="Prompt" w:eastAsia="Prompt" w:hAnsi="Prompt"/>
+                <w:sz w:val="17"/>
+                <w:szCs w:val="17"/>
+              </w:rPr>
+              <w:t xml:space="preserve">การสอบเทียบ hex</w:t>
+            </w:r>
+          </w:p>
+        </w:tc>
+        <w:tc>
+          <w:tcPr>
+            <w:tcW w:type="dxa" w:w="6024"/>
+            <w:tcMar>
+              <w:top w:type="dxa" w:w="60"/>
+              <w:left w:type="dxa" w:w="100"/>
+              <w:bottom w:type="dxa" w:w="60"/>
+              <w:right w:type="dxa" w:w="100"/>
+            </w:tcMar>
+            <w:vAlign w:val="center"/>
+          </w:tcPr>
+          <w:p>
+            <w:pPr>
+              <w:spacing w:after="0" w:line="260"/>
+            </w:pPr>
+            <w:r>
+              <w:rPr>
+                <w:rFonts w:ascii="Prompt" w:cs="Prompt" w:eastAsia="Prompt" w:hAnsi="Prompt"/>
+                <w:sz w:val="17"/>
+                <w:szCs w:val="17"/>
+              </w:rPr>
+              <w:t xml:space="preserve">ไม่ใช้ (no_calib) — ใช้ผล 2D จุดวิกฤต 120 ม. เท่านั้น</w:t>
+            </w:r>
+          </w:p>
+        </w:tc>
+      </w:tr>
+    </w:tbl>
+    <w:p>
+      <w:pPr>
+        <w:spacing w:after="120"/>
+      </w:pPr>
+    </w:p>
+    <w:p>
+      <w:pPr>
+        <w:pStyle w:val="Heading2"/>
+      </w:pPr>
+      <w:r>
+        <w:rPr>
+          <w:rFonts w:ascii="Prompt" w:cs="Prompt" w:eastAsia="Prompt" w:hAnsi="Prompt"/>
+        </w:rPr>
+        <w:t xml:space="preserve">13.5 การแสดงผลบนเว็บ</w:t>
+      </w:r>
+    </w:p>
+    <w:p>
+      <w:pPr>
+        <w:pStyle w:val="ListParagraph"/>
+        <w:numPr>
+          <w:ilvl w:val="0"/>
+          <w:numId w:val="2"/>
+        </w:numPr>
+        <w:spacing w:after="60" w:line="290"/>
+      </w:pPr>
+      <w:r>
+        <w:rPr>
+          <w:rFonts w:ascii="Prompt" w:cs="Prompt" w:eastAsia="Prompt" w:hAnsi="Prompt"/>
+          <w:b/>
+          <w:bCs/>
+        </w:rPr>
+        <w:t xml:space="preserve">โหมดง่าย</w:t>
+      </w:r>
+      <w:r>
+        <w:rPr>
+          <w:rFonts w:ascii="Prompt" w:cs="Prompt" w:eastAsia="Prompt" w:hAnsi="Prompt"/>
+        </w:rPr>
+        <w:t xml:space="preserve"> การ์ด “ถ้าเกิดพายุใหญ่ น้ำจะขังนานที่ไหน?” แสดงพื้นที่เป็นไร่ รายอำเภอและตำบลที่ควรเตรียมตัวจากสถานการณ์ C และ E พร้อมปุ่มดูแผนที่</w:t>
+      </w:r>
+    </w:p>
+    <w:p>
+      <w:pPr>
+        <w:pStyle w:val="ListParagraph"/>
+        <w:numPr>
+          <w:ilvl w:val="0"/>
+          <w:numId w:val="2"/>
+        </w:numPr>
+        <w:spacing w:after="60" w:line="290"/>
+      </w:pPr>
+      <w:r>
+        <w:rPr>
+          <w:rFonts w:ascii="Prompt" w:cs="Prompt" w:eastAsia="Prompt" w:hAnsi="Prompt"/>
+          <w:b/>
+          <w:bCs/>
+        </w:rPr>
+        <w:t xml:space="preserve">โหมดละเอียด แท็บท่วมซ้ำ</w:t>
+      </w:r>
+      <w:r>
+        <w:rPr>
+          <w:rFonts w:ascii="Prompt" w:cs="Prompt" w:eastAsia="Prompt" w:hAnsi="Prompt"/>
+        </w:rPr>
+        <w:t xml:space="preserve"> แผนที่ความถี่ Sentinel-1 ทั้งจังหวัด ผลจำลองเหตุการณ์ 2564 / 2565 / 2567 (ทดสอบ) / 2568 เทียบดาวเทียม และตารางสถานการณ์ A / C / D / E พร้อมปุ่มดูความลึกสูงสุดหรือเวลาน้ำลด</w:t>
+      </w:r>
+    </w:p>
+    <w:p>
+      <w:pPr>
+        <w:pStyle w:val="ListParagraph"/>
+        <w:numPr>
+          <w:ilvl w:val="0"/>
+          <w:numId w:val="2"/>
+        </w:numPr>
+        <w:spacing w:after="60" w:line="290"/>
+      </w:pPr>
+      <w:r>
+        <w:rPr>
+          <w:rFonts w:ascii="Prompt" w:cs="Prompt" w:eastAsia="Prompt" w:hAnsi="Prompt"/>
+          <w:b/>
+          <w:bCs/>
+        </w:rPr>
+        <w:t xml:space="preserve">แท็บ 2D</w:t>
+      </w:r>
+      <w:r>
+        <w:rPr>
+          <w:rFonts w:ascii="Prompt" w:cs="Prompt" w:eastAsia="Prompt" w:hAnsi="Prompt"/>
+        </w:rPr>
+        <w:t xml:space="preserve"> เพิ่มโดเมน “ทั้งจังหวัด (300 ม.)” ใช้แถบเวลาเดียวกับจุดวิกฤต</w:t>
+      </w:r>
+    </w:p>
+    <w:p>
+      <w:pPr>
+        <w:pStyle w:val="Heading1"/>
+        <w:pageBreakBefore/>
+      </w:pPr>
+      <w:r>
+        <w:rPr>
+          <w:rFonts w:ascii="Prompt" w:cs="Prompt" w:eastAsia="Prompt" w:hAnsi="Prompt"/>
+        </w:rPr>
+        <w:t xml:space="preserve">14. เว็บแอปพลิเคชันและการใช้งาน</w:t>
       </w:r>
     </w:p>
     <w:p>
@@ -29391,7 +34123,7 @@
           <w:sz w:val="19"/>
           <w:szCs w:val="19"/>
         </w:rPr>
-        <w:t xml:space="preserve">รูปที่ 15</w:t>
+        <w:t xml:space="preserve">รูปที่ 18</w:t>
       </w:r>
       <w:r>
         <w:rPr>
@@ -29411,7 +34143,7 @@
         <w:rPr>
           <w:rFonts w:ascii="Prompt" w:cs="Prompt" w:eastAsia="Prompt" w:hAnsi="Prompt"/>
         </w:rPr>
-        <w:t xml:space="preserve">13.1 ฟีเจอร์</w:t>
+        <w:t xml:space="preserve">14.1 ฟีเจอร์</w:t>
       </w:r>
     </w:p>
     <w:p>
@@ -29542,7 +34274,7 @@
         <w:rPr>
           <w:rFonts w:ascii="Prompt" w:cs="Prompt" w:eastAsia="Prompt" w:hAnsi="Prompt"/>
         </w:rPr>
-        <w:t xml:space="preserve">13.2 การเผยแพร่บน GitHub (ครั้งแรก)</w:t>
+        <w:t xml:space="preserve">14.2 การเผยแพร่บน GitHub (ครั้งแรก)</w:t>
       </w:r>
     </w:p>
     <w:p>
@@ -29660,7 +34392,7 @@
         <w:rPr>
           <w:rFonts w:ascii="Prompt" w:cs="Prompt" w:eastAsia="Prompt" w:hAnsi="Prompt"/>
         </w:rPr>
-        <w:t xml:space="preserve">13.3 การดูแลรักษา</w:t>
+        <w:t xml:space="preserve">14.3 การดูแลรักษา</w:t>
       </w:r>
     </w:p>
     <w:p>
@@ -29805,7 +34537,7 @@
         <w:rPr>
           <w:rFonts w:ascii="Prompt" w:cs="Prompt" w:eastAsia="Prompt" w:hAnsi="Prompt"/>
         </w:rPr>
-        <w:t xml:space="preserve">14. ข้อจำกัดในการใช้งาน</w:t>
+        <w:t xml:space="preserve">15. ข้อจำกัดในการใช้งาน</w:t>
       </w:r>
     </w:p>
     <w:p>
@@ -29828,7 +34560,7 @@
         <w:rPr>
           <w:rFonts w:ascii="Prompt" w:cs="Prompt" w:eastAsia="Prompt" w:hAnsi="Prompt"/>
         </w:rPr>
-        <w:t xml:space="preserve">14.1 ลักษณะของแบบจำลอง</w:t>
+        <w:t xml:space="preserve">15.1 ลักษณะของแบบจำลอง</w:t>
       </w:r>
     </w:p>
     <w:p>
@@ -29890,7 +34622,7 @@
         <w:rPr>
           <w:rFonts w:ascii="Prompt" w:cs="Prompt" w:eastAsia="Prompt" w:hAnsi="Prompt"/>
         </w:rPr>
-        <w:t xml:space="preserve">แบบจำลอง 2D มีเฉพาะ 3 จุดวิกฤต (กริด 120 ม.) และแอ่งท่าตะโก (180 ม. / 300 ม. สำหรับเหตุการณ์ย้อนหลัง) คันดินและตลิ่งที่แคบกว่านี้ไม่ปรากฏใน DEM (จึงต้องใช้กฎตลิ่งแทน)</w:t>
+        <w:t xml:space="preserve">แบบจำลอง 2D ละเอียดมีเฉพาะ 3 จุดวิกฤต (กริด 120 ม.) และแอ่งท่าตะโก (180 ม.) ; ทั้งจังหวัดใช้กริด 300 ม. คันดินและตลิ่งที่แคบกว่านี้ไม่ปรากฏใน DEM (จึงต้องใช้กฎตลิ่งแทน)</w:t>
       </w:r>
     </w:p>
     <w:p>
@@ -29917,7 +34649,7 @@
         <w:rPr>
           <w:rFonts w:ascii="Prompt" w:cs="Prompt" w:eastAsia="Prompt" w:hAnsi="Prompt"/>
         </w:rPr>
-        <w:t xml:space="preserve">14.2 ข้อมูลฝน</w:t>
+        <w:t xml:space="preserve">15.2 ข้อมูลฝน</w:t>
       </w:r>
     </w:p>
     <w:p>
@@ -29976,7 +34708,7 @@
         <w:rPr>
           <w:rFonts w:ascii="Prompt" w:cs="Prompt" w:eastAsia="Prompt" w:hAnsi="Prompt"/>
         </w:rPr>
-        <w:t xml:space="preserve">14.3 แม่น้ำ เขื่อน และน้ำต้นน้ำ</w:t>
+        <w:t xml:space="preserve">15.3 แม่น้ำ เขื่อน และน้ำต้นน้ำ</w:t>
       </w:r>
     </w:p>
     <w:p>
@@ -30067,7 +34799,7 @@
         <w:rPr>
           <w:rFonts w:ascii="Prompt" w:cs="Prompt" w:eastAsia="Prompt" w:hAnsi="Prompt"/>
         </w:rPr>
-        <w:t xml:space="preserve">14.4 โครงสร้างระบายน้ำ</w:t>
+        <w:t xml:space="preserve">15.4 โครงสร้างระบายน้ำ</w:t>
       </w:r>
     </w:p>
     <w:p>
@@ -30126,7 +34858,7 @@
         <w:rPr>
           <w:rFonts w:ascii="Prompt" w:cs="Prompt" w:eastAsia="Prompt" w:hAnsi="Prompt"/>
         </w:rPr>
-        <w:t xml:space="preserve">14.5 การสอบเทียบและการตรวจสอบความถูกต้อง</w:t>
+        <w:t xml:space="preserve">15.5 การสอบเทียบและการตรวจสอบความถูกต้อง</w:t>
       </w:r>
     </w:p>
     <w:p>
@@ -30150,7 +34882,7 @@
           <w:b/>
           <w:bCs/>
         </w:rPr>
-        <w:t xml:space="preserve">ทั้งจังหวัดยังไม่ได้เทียบกับพื้นที่ท่วมจริง</w:t>
+        <w:t xml:space="preserve">แบบจำลอง 2D ทั้งจังหวัดเทียบ Sentinel-1 แล้ว (CSI 0.31–0.41) แต่ hex ยังไม่ได้สอบเทียบกับพื้นที่ท่วมจริงโดยตรง</w:t>
       </w:r>
       <w:r>
         <w:rPr>
@@ -30199,7 +34931,7 @@
         <w:rPr>
           <w:rFonts w:ascii="Prompt" w:cs="Prompt" w:eastAsia="Prompt" w:hAnsi="Prompt"/>
         </w:rPr>
-        <w:t xml:space="preserve">14.6 ระยะเวลาท่วม</w:t>
+        <w:t xml:space="preserve">15.6 ระยะเวลาท่วม</w:t>
       </w:r>
     </w:p>
     <w:p>
@@ -30258,7 +34990,7 @@
         <w:rPr>
           <w:rFonts w:ascii="Prompt" w:cs="Prompt" w:eastAsia="Prompt" w:hAnsi="Prompt"/>
         </w:rPr>
-        <w:t xml:space="preserve">14.7 จุดที่ทราบว่าผลน่าจะคลาดเคลื่อน</w:t>
+        <w:t xml:space="preserve">15.7 จุดที่ทราบว่าผลน่าจะคลาดเคลื่อน</w:t>
       </w:r>
     </w:p>
     <w:p>
@@ -30281,7 +35013,7 @@
         <w:rPr>
           <w:rFonts w:ascii="Prompt" w:cs="Prompt" w:eastAsia="Prompt" w:hAnsi="Prompt"/>
         </w:rPr>
-        <w:t xml:space="preserve">14.8 การเข้าถึงข้อมูลและโครงสร้างพื้นฐาน</w:t>
+        <w:t xml:space="preserve">15.8 การเข้าถึงข้อมูลและโครงสร้างพื้นฐาน</w:t>
       </w:r>
     </w:p>
     <w:p>
@@ -30340,7 +35072,7 @@
         <w:rPr>
           <w:rFonts w:ascii="Prompt" w:cs="Prompt" w:eastAsia="Prompt" w:hAnsi="Prompt"/>
         </w:rPr>
-        <w:t xml:space="preserve">14.9 สัญญาอนุญาตข้อมูล</w:t>
+        <w:t xml:space="preserve">15.9 สัญญาอนุญาตข้อมูล</w:t>
       </w:r>
     </w:p>
     <w:p>
@@ -30397,7 +35129,7 @@
           <w:sz w:val="20"/>
           <w:szCs w:val="20"/>
         </w:rPr>
-        <w:t xml:space="preserve">ตารางที่ 25</w:t>
+        <w:t xml:space="preserve">ตารางที่ 29</w:t>
       </w:r>
       <w:r>
         <w:rPr>
@@ -30740,7 +35472,7 @@
         <w:rPr>
           <w:rFonts w:ascii="Prompt" w:cs="Prompt" w:eastAsia="Prompt" w:hAnsi="Prompt"/>
         </w:rPr>
-        <w:t xml:space="preserve">15. ข้อเสนอแนะและแนวทางพัฒนา</w:t>
+        <w:t xml:space="preserve">16. ข้อเสนอแนะและแนวทางพัฒนา</w:t>
       </w:r>
     </w:p>
     <w:p>
@@ -30944,7 +35676,7 @@
         <w:rPr>
           <w:rFonts w:ascii="Prompt" w:cs="Prompt" w:eastAsia="Prompt" w:hAnsi="Prompt"/>
         </w:rPr>
-        <w:t xml:space="preserve">16. เอกสารอ้างอิงและแหล่งข้อมูล</w:t>
+        <w:t xml:space="preserve">17. เอกสารอ้างอิงและแหล่งข้อมูล</w:t>
       </w:r>
     </w:p>
     <w:p>
@@ -30955,7 +35687,7 @@
         <w:rPr>
           <w:rFonts w:ascii="Prompt" w:cs="Prompt" w:eastAsia="Prompt" w:hAnsi="Prompt"/>
         </w:rPr>
-        <w:t xml:space="preserve">16.1 เอกสารวิชาการและคู่มือ</w:t>
+        <w:t xml:space="preserve">17.1 เอกสารวิชาการและคู่มือ</w:t>
       </w:r>
     </w:p>
     <w:p>
@@ -31222,7 +35954,7 @@
         <w:rPr>
           <w:rFonts w:ascii="Prompt" w:cs="Prompt" w:eastAsia="Prompt" w:hAnsi="Prompt"/>
         </w:rPr>
-        <w:t xml:space="preserve">16.2 แหล่งข้อมูลและบริการ</w:t>
+        <w:t xml:space="preserve">17.2 แหล่งข้อมูลและบริการ</w:t>
       </w:r>
     </w:p>
     <w:p>
@@ -31239,7 +35971,7 @@
           <w:sz w:val="20"/>
           <w:szCs w:val="20"/>
         </w:rPr>
-        <w:t xml:space="preserve">ตารางที่ 26</w:t>
+        <w:t xml:space="preserve">ตารางที่ 30</w:t>
       </w:r>
       <w:r>
         <w:rPr>
@@ -32587,7 +37319,7 @@
           <w:sz w:val="20"/>
           <w:szCs w:val="20"/>
         </w:rPr>
-        <w:t xml:space="preserve">ตารางที่ 27</w:t>
+        <w:t xml:space="preserve">ตารางที่ 31</w:t>
       </w:r>
       <w:r>
         <w:rPr>
@@ -34109,7 +38841,7 @@
           <w:sz w:val="20"/>
           <w:szCs w:val="20"/>
         </w:rPr>
-        <w:t xml:space="preserve">ตารางที่ 28</w:t>
+        <w:t xml:space="preserve">ตารางที่ 32</w:t>
       </w:r>
       <w:r>
         <w:rPr>
@@ -34763,7 +39495,7 @@
           <w:sz w:val="20"/>
           <w:szCs w:val="20"/>
         </w:rPr>
-        <w:t xml:space="preserve">ตารางที่ 29</w:t>
+        <w:t xml:space="preserve">ตารางที่ 33</w:t>
       </w:r>
       <w:r>
         <w:rPr>
@@ -35733,6 +40465,174 @@
                 <w:szCs w:val="19"/>
               </w:rPr>
               <w:t xml:space="preserve">CSI ท่วม 30 วันขึ้นไป 0.49–0.54</w:t>
+            </w:r>
+          </w:p>
+        </w:tc>
+      </w:tr>
+      <w:tr>
+        <w:trPr>
+          <w:cantSplit/>
+          <w:tblHeader w:val="false"/>
+        </w:trPr>
+        <w:tc>
+          <w:tcPr>
+            <w:tcW w:type="dxa" w:w="1522"/>
+            <w:tcMar>
+              <w:top w:type="dxa" w:w="60"/>
+              <w:left w:type="dxa" w:w="100"/>
+              <w:bottom w:type="dxa" w:w="60"/>
+              <w:right w:type="dxa" w:w="100"/>
+            </w:tcMar>
+            <w:vAlign w:val="center"/>
+          </w:tcPr>
+          <w:p>
+            <w:pPr>
+              <w:spacing w:after="0" w:line="260"/>
+            </w:pPr>
+            <w:r>
+              <w:rPr>
+                <w:rFonts w:ascii="Prompt" w:cs="Prompt" w:eastAsia="Prompt" w:hAnsi="Prompt"/>
+                <w:b w:val="false"/>
+                <w:sz w:val="19"/>
+                <w:szCs w:val="19"/>
+              </w:rPr>
+              <w:t xml:space="preserve">v3 · ทั้งจังหวัด</w:t>
+            </w:r>
+          </w:p>
+        </w:tc>
+        <w:tc>
+          <w:tcPr>
+            <w:tcW w:type="dxa" w:w="4565"/>
+            <w:tcMar>
+              <w:top w:type="dxa" w:w="60"/>
+              <w:left w:type="dxa" w:w="100"/>
+              <w:bottom w:type="dxa" w:w="60"/>
+              <w:right w:type="dxa" w:w="100"/>
+            </w:tcMar>
+            <w:vAlign w:val="center"/>
+          </w:tcPr>
+          <w:p>
+            <w:pPr>
+              <w:spacing w:after="0" w:line="260"/>
+            </w:pPr>
+            <w:r>
+              <w:rPr>
+                <w:rFonts w:ascii="Prompt" w:cs="Prompt" w:eastAsia="Prompt" w:hAnsi="Prompt"/>
+                <w:b w:val="false"/>
+                <w:sz w:val="19"/>
+                <w:szCs w:val="19"/>
+              </w:rPr>
+              <w:t xml:space="preserve">Sentinel-1 2560–2568 ทั้งจังหวัด + 2D 300 ม. ทั้งจังหวัด 12 สถานี ตลิ่งใช้งาน/น้ำเข้าทุ่งรายลำน้ำ ความจุบึงบอระเพ็ดตามข้อมูล ชป. · ปี 2567 ทดสอบ</w:t>
+            </w:r>
+          </w:p>
+        </w:tc>
+        <w:tc>
+          <w:tcPr>
+            <w:tcW w:type="dxa" w:w="3551"/>
+            <w:tcMar>
+              <w:top w:type="dxa" w:w="60"/>
+              <w:left w:type="dxa" w:w="100"/>
+              <w:bottom w:type="dxa" w:w="60"/>
+              <w:right w:type="dxa" w:w="100"/>
+            </w:tcMar>
+            <w:vAlign w:val="center"/>
+          </w:tcPr>
+          <w:p>
+            <w:pPr>
+              <w:spacing w:after="0" w:line="260"/>
+            </w:pPr>
+            <w:r>
+              <w:rPr>
+                <w:rFonts w:ascii="Prompt" w:cs="Prompt" w:eastAsia="Prompt" w:hAnsi="Prompt"/>
+                <w:b w:val="false"/>
+                <w:sz w:val="19"/>
+                <w:szCs w:val="19"/>
+              </w:rPr>
+              <w:t xml:space="preserve">CSI ท่วม 30 วันขึ้นไป 0.38–0.41 (ทดสอบ 0.31)</w:t>
+            </w:r>
+          </w:p>
+        </w:tc>
+      </w:tr>
+      <w:tr>
+        <w:trPr>
+          <w:cantSplit/>
+          <w:tblHeader w:val="false"/>
+        </w:trPr>
+        <w:tc>
+          <w:tcPr>
+            <w:tcW w:type="dxa" w:w="1522"/>
+            <w:tcMar>
+              <w:top w:type="dxa" w:w="60"/>
+              <w:left w:type="dxa" w:w="100"/>
+              <w:bottom w:type="dxa" w:w="60"/>
+              <w:right w:type="dxa" w:w="100"/>
+            </w:tcMar>
+            <w:vAlign w:val="center"/>
+          </w:tcPr>
+          <w:p>
+            <w:pPr>
+              <w:spacing w:after="0" w:line="260"/>
+            </w:pPr>
+            <w:r>
+              <w:rPr>
+                <w:rFonts w:ascii="Prompt" w:cs="Prompt" w:eastAsia="Prompt" w:hAnsi="Prompt"/>
+                <w:b w:val="false"/>
+                <w:sz w:val="19"/>
+                <w:szCs w:val="19"/>
+              </w:rPr>
+              <w:t xml:space="preserve">v3 · สถานการณ์/พยากรณ์</w:t>
+            </w:r>
+          </w:p>
+        </w:tc>
+        <w:tc>
+          <w:tcPr>
+            <w:tcW w:type="dxa" w:w="4565"/>
+            <w:tcMar>
+              <w:top w:type="dxa" w:w="60"/>
+              <w:left w:type="dxa" w:w="100"/>
+              <w:bottom w:type="dxa" w:w="60"/>
+              <w:right w:type="dxa" w:w="100"/>
+            </w:tcMar>
+            <w:vAlign w:val="center"/>
+          </w:tcPr>
+          <w:p>
+            <w:pPr>
+              <w:spacing w:after="0" w:line="260"/>
+            </w:pPr>
+            <w:r>
+              <w:rPr>
+                <w:rFonts w:ascii="Prompt" w:cs="Prompt" w:eastAsia="Prompt" w:hAnsi="Prompt"/>
+                <w:b w:val="false"/>
+                <w:sz w:val="19"/>
+                <w:szCs w:val="19"/>
+              </w:rPr>
+              <w:t xml:space="preserve">สถานการณ์สมมติ A/C/D/E ทั้งจังหวัด (scenario_prov.py) + พยากรณ์ 72 ชม. ทั้งจังหวัดอัตโนมัติวันละ 4 ครั้ง (run_province.py)</w:t>
+            </w:r>
+          </w:p>
+        </w:tc>
+        <w:tc>
+          <w:tcPr>
+            <w:tcW w:type="dxa" w:w="3551"/>
+            <w:tcMar>
+              <w:top w:type="dxa" w:w="60"/>
+              <w:left w:type="dxa" w:w="100"/>
+              <w:bottom w:type="dxa" w:w="60"/>
+              <w:right w:type="dxa" w:w="100"/>
+            </w:tcMar>
+            <w:vAlign w:val="center"/>
+          </w:tcPr>
+          <w:p>
+            <w:pPr>
+              <w:spacing w:after="0" w:line="260"/>
+            </w:pPr>
+            <w:r>
+              <w:rPr>
+                <w:rFonts w:ascii="Prompt" w:cs="Prompt" w:eastAsia="Prompt" w:hAnsi="Prompt"/>
+                <w:b w:val="false"/>
+                <w:sz w:val="19"/>
+                <w:szCs w:val="19"/>
+              </w:rPr>
+              <w:t xml:space="preserve">9 นาที 15 วินาที (555 วินาที) ต่อรอบ</w:t>
             </w:r>
           </w:p>
         </w:tc>
